--- a/OrchestratorWorkflows/vCenter/vms/snapshots/Documentation/02_Design_Document.docx
+++ b/OrchestratorWorkflows/vCenter/vms/snapshots/Documentation/02_Design_Document.docx
@@ -4,393 +4,226 @@
   <w:body>
     <w:p>
       <w:pPr>
+        <w:spacing w:after="0"/>
+      </w:pPr>
+      <w:r>
+        <w:t xml:space="preserve"> </w:t>
+      </w:r>
+    </w:p>
+    <w:p>
+      <w:pPr>
+        <w:spacing w:after="0"/>
+      </w:pPr>
+      <w:r>
+        <w:t xml:space="preserve"> </w:t>
+      </w:r>
+    </w:p>
+    <w:p>
+      <w:pPr>
+        <w:spacing w:after="0"/>
+      </w:pPr>
+      <w:r>
+        <w:t xml:space="preserve"> </w:t>
+      </w:r>
+    </w:p>
+    <w:p>
+      <w:pPr>
+        <w:spacing w:after="0"/>
+      </w:pPr>
+      <w:r>
+        <w:t xml:space="preserve"> </w:t>
+      </w:r>
+    </w:p>
+    <w:p>
+      <w:pPr>
+        <w:spacing w:after="200"/>
+        <w:jc w:val="center"/>
+      </w:pPr>
+      <w:r>
+        <w:drawing>
+          <wp:inline distT="0" distB="0" distL="0" distR="0">
+            <wp:extent cx="5715000" cy="3219450"/>
+            <wp:effectExtent t="0" r="0" b="0" l="0"/>
+            <wp:docPr id="1" name="cover" descr="Private Cloud Operations banner" title="Cover"/>
+            <wp:cNvGraphicFramePr>
+              <a:graphicFrameLocks xmlns:a="http://schemas.openxmlformats.org/drawingml/2006/main" noChangeAspect="1"/>
+            </wp:cNvGraphicFramePr>
+            <a:graphic xmlns:a="http://schemas.openxmlformats.org/drawingml/2006/main">
+              <a:graphicData uri="http://schemas.openxmlformats.org/drawingml/2006/picture">
+                <pic:pic xmlns:pic="http://schemas.openxmlformats.org/drawingml/2006/picture">
+                  <pic:nvPicPr>
+                    <pic:cNvPr id="0" name="" descr=""/>
+                    <pic:cNvPicPr>
+                      <a:picLocks noChangeAspect="1" noChangeArrowheads="1"/>
+                    </pic:cNvPicPr>
+                  </pic:nvPicPr>
+                  <pic:blipFill>
+                    <a:blip r:embed="rId9" cstate="none"/>
+                    <a:srcRect/>
+                    <a:stretch>
+                      <a:fillRect/>
+                    </a:stretch>
+                  </pic:blipFill>
+                  <pic:spPr bwMode="auto">
+                    <a:xfrm>
+                      <a:off x="0" y="0"/>
+                      <a:ext cx="5715000" cy="3219450"/>
+                    </a:xfrm>
+                    <a:prstGeom prst="rect">
+                      <a:avLst/>
+                    </a:prstGeom>
+                  </pic:spPr>
+                </pic:pic>
+              </a:graphicData>
+            </a:graphic>
+          </wp:inline>
+        </w:drawing>
+      </w:r>
+    </w:p>
+    <w:p>
+      <w:pPr>
+        <w:spacing w:after="80"/>
+        <w:jc w:val="center"/>
+      </w:pPr>
+      <w:r>
+        <w:rPr>
+          <w:rFonts w:ascii="Arial" w:cs="Arial" w:eastAsia="Arial" w:hAnsi="Arial"/>
+          <w:b/>
+          <w:bCs/>
+          <w:color w:val="5BA3E8"/>
+          <w:sz w:val="20"/>
+          <w:szCs w:val="20"/>
+        </w:rPr>
+        <w:t xml:space="preserve">TECHNICAL ADVISORY  ·  PRIVATE CLOUD OPERATIONS</w:t>
+      </w:r>
+    </w:p>
+    <w:p>
+      <w:pPr>
+        <w:spacing w:after="60"/>
+        <w:jc w:val="center"/>
+      </w:pPr>
+      <w:r>
+        <w:rPr>
+          <w:rFonts w:ascii="Arial" w:cs="Arial" w:eastAsia="Arial" w:hAnsi="Arial"/>
+          <w:b/>
+          <w:bCs/>
+          <w:color w:val="0A1F3D"/>
+          <w:sz w:val="48"/>
+          <w:szCs w:val="48"/>
+        </w:rPr>
+        <w:t xml:space="preserve">Adaptive Snapshot Cleanup</w:t>
+      </w:r>
+    </w:p>
+    <w:p>
+      <w:pPr>
         <w:spacing w:after="120"/>
-      </w:pPr>
-      <w:r>
+        <w:jc w:val="center"/>
+      </w:pPr>
+      <w:r>
+        <w:rPr>
+          <w:rFonts w:ascii="Arial" w:cs="Arial" w:eastAsia="Arial" w:hAnsi="Arial"/>
+          <w:b/>
+          <w:bCs/>
+          <w:color w:val="1565C0"/>
+          <w:sz w:val="30"/>
+          <w:szCs w:val="30"/>
+        </w:rPr>
+        <w:t xml:space="preserve">VCF 9.0.2 / VCF Automation 9.0.2</w:t>
+      </w:r>
+    </w:p>
+    <w:p>
+      <w:pPr>
+        <w:spacing w:after="0"/>
+      </w:pPr>
+      <w:r>
+        <w:rPr>
+          <w:sz w:val="22"/>
+          <w:szCs w:val="22"/>
+        </w:rPr>
         <w:t xml:space="preserve"> </w:t>
       </w:r>
     </w:p>
     <w:p>
       <w:pPr>
-        <w:spacing w:after="120"/>
-      </w:pPr>
-      <w:r>
-        <w:t xml:space="preserve"> </w:t>
-      </w:r>
-    </w:p>
-    <w:p>
-      <w:pPr>
-        <w:spacing w:after="120"/>
-      </w:pPr>
-      <w:r>
-        <w:t xml:space="preserve"> </w:t>
-      </w:r>
-    </w:p>
-    <w:p>
-      <w:pPr>
-        <w:spacing w:after="120"/>
-      </w:pPr>
-      <w:r>
-        <w:t xml:space="preserve"> </w:t>
-      </w:r>
-    </w:p>
-    <w:p>
-      <w:pPr>
-        <w:pStyle w:val="Title"/>
-        <w:spacing w:after="60"/>
-      </w:pPr>
-      <w:r>
-        <w:t xml:space="preserve">Adaptive Snapshot Cleanup</w:t>
-      </w:r>
-    </w:p>
-    <w:p>
-      <w:pPr>
-        <w:pStyle w:val="Subtitle"/>
-      </w:pPr>
-      <w:r>
+        <w:pBdr>
+          <w:bottom w:val="single" w:color="1565C0" w:sz="18" w:space="4"/>
+        </w:pBdr>
+        <w:spacing w:after="200"/>
+        <w:jc w:val="center"/>
+      </w:pPr>
+    </w:p>
+    <w:p>
+      <w:pPr>
+        <w:spacing w:after="200"/>
+        <w:jc w:val="center"/>
+      </w:pPr>
+      <w:r>
+        <w:rPr>
+          <w:rFonts w:ascii="Arial" w:cs="Arial" w:eastAsia="Arial" w:hAnsi="Arial"/>
+          <w:i/>
+          <w:iCs/>
+          <w:color w:val="404040"/>
+          <w:sz w:val="24"/>
+          <w:szCs w:val="24"/>
+        </w:rPr>
         <w:t xml:space="preserve">Design Document</w:t>
       </w:r>
     </w:p>
     <w:p>
       <w:pPr>
-        <w:pBdr>
-          <w:bottom w:val="single" w:color="2E75B6" w:sz="18" w:space="6"/>
-        </w:pBdr>
-        <w:spacing w:after="360"/>
-      </w:pPr>
-    </w:p>
-    <w:tbl>
-      <w:tblPr>
-        <w:tblW w:type="dxa" w:w="9360"/>
-        <w:tblBorders>
-          <w:top w:val="single" w:color="auto" w:sz="4"/>
-          <w:left w:val="single" w:color="auto" w:sz="4"/>
-          <w:bottom w:val="single" w:color="auto" w:sz="4"/>
-          <w:right w:val="single" w:color="auto" w:sz="4"/>
-          <w:insideH w:val="single" w:color="auto" w:sz="4"/>
-          <w:insideV w:val="single" w:color="auto" w:sz="4"/>
-        </w:tblBorders>
-      </w:tblPr>
-      <w:tblGrid>
-        <w:gridCol w:w="2400"/>
-        <w:gridCol w:w="6960"/>
-      </w:tblGrid>
-      <w:tr>
-        <w:tc>
-          <w:tcPr>
-            <w:tcW w:type="dxa" w:w="2400"/>
-            <w:tcBorders>
-              <w:top w:val="none"/>
-              <w:left w:val="none"/>
-              <w:bottom w:val="none"/>
-              <w:right w:val="none"/>
-            </w:tcBorders>
-            <w:tcMar>
-              <w:top w:type="dxa" w:w="60"/>
-              <w:left w:type="dxa" w:w="0"/>
-              <w:bottom w:type="dxa" w:w="60"/>
-              <w:right w:type="dxa" w:w="100"/>
-            </w:tcMar>
-          </w:tcPr>
-          <w:p>
-            <w:pPr>
-              <w:spacing w:after="0"/>
-            </w:pPr>
-            <w:r>
-              <w:rPr>
-                <w:b/>
-                <w:bCs/>
-                <w:color w:val="595959"/>
-                <w:sz w:val="20"/>
-                <w:szCs w:val="20"/>
-              </w:rPr>
-              <w:t xml:space="preserve">Platform</w:t>
-            </w:r>
-          </w:p>
-        </w:tc>
-        <w:tc>
-          <w:tcPr>
-            <w:tcW w:type="dxa" w:w="6960"/>
-            <w:tcBorders>
-              <w:top w:val="none"/>
-              <w:left w:val="none"/>
-              <w:bottom w:val="none"/>
-              <w:right w:val="none"/>
-            </w:tcBorders>
-            <w:tcMar>
-              <w:top w:type="dxa" w:w="60"/>
-              <w:left w:type="dxa" w:w="0"/>
-              <w:bottom w:type="dxa" w:w="60"/>
-              <w:right w:type="dxa" w:w="0"/>
-            </w:tcMar>
-          </w:tcPr>
-          <w:p>
-            <w:pPr>
-              <w:spacing w:after="0"/>
-            </w:pPr>
-            <w:r>
-              <w:rPr>
-                <w:sz w:val="20"/>
-                <w:szCs w:val="20"/>
-              </w:rPr>
-              <w:t xml:space="preserve">VMware Cloud Foundation 9.0.2 / Embedded vRO 8.17.x</w:t>
-            </w:r>
-          </w:p>
-        </w:tc>
-      </w:tr>
-      <w:tr>
-        <w:tc>
-          <w:tcPr>
-            <w:tcW w:type="dxa" w:w="2400"/>
-            <w:tcBorders>
-              <w:top w:val="none"/>
-              <w:left w:val="none"/>
-              <w:bottom w:val="none"/>
-              <w:right w:val="none"/>
-            </w:tcBorders>
-            <w:tcMar>
-              <w:top w:type="dxa" w:w="60"/>
-              <w:left w:type="dxa" w:w="0"/>
-              <w:bottom w:type="dxa" w:w="60"/>
-              <w:right w:type="dxa" w:w="100"/>
-            </w:tcMar>
-          </w:tcPr>
-          <w:p>
-            <w:pPr>
-              <w:spacing w:after="0"/>
-            </w:pPr>
-            <w:r>
-              <w:rPr>
-                <w:b/>
-                <w:bCs/>
-                <w:color w:val="595959"/>
-                <w:sz w:val="20"/>
-                <w:szCs w:val="20"/>
-              </w:rPr>
-              <w:t xml:space="preserve">Document</w:t>
-            </w:r>
-          </w:p>
-        </w:tc>
-        <w:tc>
-          <w:tcPr>
-            <w:tcW w:type="dxa" w:w="6960"/>
-            <w:tcBorders>
-              <w:top w:val="none"/>
-              <w:left w:val="none"/>
-              <w:bottom w:val="none"/>
-              <w:right w:val="none"/>
-            </w:tcBorders>
-            <w:tcMar>
-              <w:top w:type="dxa" w:w="60"/>
-              <w:left w:type="dxa" w:w="0"/>
-              <w:bottom w:type="dxa" w:w="60"/>
-              <w:right w:type="dxa" w:w="0"/>
-            </w:tcMar>
-          </w:tcPr>
-          <w:p>
-            <w:pPr>
-              <w:spacing w:after="0"/>
-            </w:pPr>
-            <w:r>
-              <w:rPr>
-                <w:sz w:val="20"/>
-                <w:szCs w:val="20"/>
-              </w:rPr>
-              <w:t xml:space="preserve">Design Document</w:t>
-            </w:r>
-          </w:p>
-        </w:tc>
-      </w:tr>
-      <w:tr>
-        <w:tc>
-          <w:tcPr>
-            <w:tcW w:type="dxa" w:w="2400"/>
-            <w:tcBorders>
-              <w:top w:val="none"/>
-              <w:left w:val="none"/>
-              <w:bottom w:val="none"/>
-              <w:right w:val="none"/>
-            </w:tcBorders>
-            <w:tcMar>
-              <w:top w:type="dxa" w:w="60"/>
-              <w:left w:type="dxa" w:w="0"/>
-              <w:bottom w:type="dxa" w:w="60"/>
-              <w:right w:type="dxa" w:w="100"/>
-            </w:tcMar>
-          </w:tcPr>
-          <w:p>
-            <w:pPr>
-              <w:spacing w:after="0"/>
-            </w:pPr>
-            <w:r>
-              <w:rPr>
-                <w:b/>
-                <w:bCs/>
-                <w:color w:val="595959"/>
-                <w:sz w:val="20"/>
-                <w:szCs w:val="20"/>
-              </w:rPr>
-              <w:t xml:space="preserve">Audience</w:t>
-            </w:r>
-          </w:p>
-        </w:tc>
-        <w:tc>
-          <w:tcPr>
-            <w:tcW w:type="dxa" w:w="6960"/>
-            <w:tcBorders>
-              <w:top w:val="none"/>
-              <w:left w:val="none"/>
-              <w:bottom w:val="none"/>
-              <w:right w:val="none"/>
-            </w:tcBorders>
-            <w:tcMar>
-              <w:top w:type="dxa" w:w="60"/>
-              <w:left w:type="dxa" w:w="0"/>
-              <w:bottom w:type="dxa" w:w="60"/>
-              <w:right w:type="dxa" w:w="0"/>
-            </w:tcMar>
-          </w:tcPr>
-          <w:p>
-            <w:pPr>
-              <w:spacing w:after="0"/>
-            </w:pPr>
-            <w:r>
-              <w:rPr>
-                <w:sz w:val="20"/>
-                <w:szCs w:val="20"/>
-              </w:rPr>
-              <w:t xml:space="preserve">vRO Architects, Platform Engineers</w:t>
-            </w:r>
-          </w:p>
-        </w:tc>
-      </w:tr>
-      <w:tr>
-        <w:tc>
-          <w:tcPr>
-            <w:tcW w:type="dxa" w:w="2400"/>
-            <w:tcBorders>
-              <w:top w:val="none"/>
-              <w:left w:val="none"/>
-              <w:bottom w:val="none"/>
-              <w:right w:val="none"/>
-            </w:tcBorders>
-            <w:tcMar>
-              <w:top w:type="dxa" w:w="60"/>
-              <w:left w:type="dxa" w:w="0"/>
-              <w:bottom w:type="dxa" w:w="60"/>
-              <w:right w:type="dxa" w:w="100"/>
-            </w:tcMar>
-          </w:tcPr>
-          <w:p>
-            <w:pPr>
-              <w:spacing w:after="0"/>
-            </w:pPr>
-            <w:r>
-              <w:rPr>
-                <w:b/>
-                <w:bCs/>
-                <w:color w:val="595959"/>
-                <w:sz w:val="20"/>
-                <w:szCs w:val="20"/>
-              </w:rPr>
-              <w:t xml:space="preserve">Status</w:t>
-            </w:r>
-          </w:p>
-        </w:tc>
-        <w:tc>
-          <w:tcPr>
-            <w:tcW w:type="dxa" w:w="6960"/>
-            <w:tcBorders>
-              <w:top w:val="none"/>
-              <w:left w:val="none"/>
-              <w:bottom w:val="none"/>
-              <w:right w:val="none"/>
-            </w:tcBorders>
-            <w:tcMar>
-              <w:top w:type="dxa" w:w="60"/>
-              <w:left w:type="dxa" w:w="0"/>
-              <w:bottom w:type="dxa" w:w="60"/>
-              <w:right w:type="dxa" w:w="0"/>
-            </w:tcMar>
-          </w:tcPr>
-          <w:p>
-            <w:pPr>
-              <w:spacing w:after="0"/>
-            </w:pPr>
-            <w:r>
-              <w:rPr>
-                <w:sz w:val="20"/>
-                <w:szCs w:val="20"/>
-              </w:rPr>
-              <w:t xml:space="preserve">Release Candidate</w:t>
-            </w:r>
-          </w:p>
-        </w:tc>
-      </w:tr>
-      <w:tr>
-        <w:tc>
-          <w:tcPr>
-            <w:tcW w:type="dxa" w:w="2400"/>
-            <w:tcBorders>
-              <w:top w:val="none"/>
-              <w:left w:val="none"/>
-              <w:bottom w:val="none"/>
-              <w:right w:val="none"/>
-            </w:tcBorders>
-            <w:tcMar>
-              <w:top w:type="dxa" w:w="60"/>
-              <w:left w:type="dxa" w:w="0"/>
-              <w:bottom w:type="dxa" w:w="60"/>
-              <w:right w:type="dxa" w:w="100"/>
-            </w:tcMar>
-          </w:tcPr>
-          <w:p>
-            <w:pPr>
-              <w:spacing w:after="0"/>
-            </w:pPr>
-            <w:r>
-              <w:rPr>
-                <w:b/>
-                <w:bCs/>
-                <w:color w:val="595959"/>
-                <w:sz w:val="20"/>
-                <w:szCs w:val="20"/>
-              </w:rPr>
-              <w:t xml:space="preserve">Version</w:t>
-            </w:r>
-          </w:p>
-        </w:tc>
-        <w:tc>
-          <w:tcPr>
-            <w:tcW w:type="dxa" w:w="6960"/>
-            <w:tcBorders>
-              <w:top w:val="none"/>
-              <w:left w:val="none"/>
-              <w:bottom w:val="none"/>
-              <w:right w:val="none"/>
-            </w:tcBorders>
-            <w:tcMar>
-              <w:top w:type="dxa" w:w="60"/>
-              <w:left w:type="dxa" w:w="0"/>
-              <w:bottom w:type="dxa" w:w="60"/>
-              <w:right w:type="dxa" w:w="0"/>
-            </w:tcMar>
-          </w:tcPr>
-          <w:p>
-            <w:pPr>
-              <w:spacing w:after="0"/>
-            </w:pPr>
-            <w:r>
-              <w:rPr>
-                <w:sz w:val="20"/>
-                <w:szCs w:val="20"/>
-              </w:rPr>
-              <w:t xml:space="preserve">1.0</w:t>
-            </w:r>
-          </w:p>
-        </w:tc>
-      </w:tr>
-    </w:tbl>
+        <w:spacing w:after="0"/>
+        <w:jc w:val="center"/>
+      </w:pPr>
+      <w:r>
+        <w:rPr>
+          <w:rFonts w:ascii="Arial" w:cs="Arial" w:eastAsia="Arial" w:hAnsi="Arial"/>
+          <w:b/>
+          <w:bCs/>
+          <w:color w:val="404040"/>
+          <w:sz w:val="18"/>
+          <w:szCs w:val="18"/>
+        </w:rPr>
+        <w:t xml:space="preserve">PREPARED:  </w:t>
+      </w:r>
+      <w:r>
+        <w:rPr>
+          <w:rFonts w:ascii="Arial" w:cs="Arial" w:eastAsia="Arial" w:hAnsi="Arial"/>
+          <w:color w:val="707070"/>
+          <w:sz w:val="18"/>
+          <w:szCs w:val="18"/>
+        </w:rPr>
+        <w:t xml:space="preserve">April 2026</w:t>
+      </w:r>
+      <w:r>
+        <w:rPr>
+          <w:rFonts w:ascii="Arial" w:cs="Arial" w:eastAsia="Arial" w:hAnsi="Arial"/>
+          <w:color w:val="404040"/>
+          <w:sz w:val="18"/>
+          <w:szCs w:val="18"/>
+        </w:rPr>
+        <w:t xml:space="preserve">       ·       </w:t>
+      </w:r>
+      <w:r>
+        <w:rPr>
+          <w:rFonts w:ascii="Arial" w:cs="Arial" w:eastAsia="Arial" w:hAnsi="Arial"/>
+          <w:b/>
+          <w:bCs/>
+          <w:color w:val="404040"/>
+          <w:sz w:val="18"/>
+          <w:szCs w:val="18"/>
+        </w:rPr>
+        <w:t xml:space="preserve">AUDIENCE:  </w:t>
+      </w:r>
+      <w:r>
+        <w:rPr>
+          <w:rFonts w:ascii="Arial" w:cs="Arial" w:eastAsia="Arial" w:hAnsi="Arial"/>
+          <w:color w:val="707070"/>
+          <w:sz w:val="18"/>
+          <w:szCs w:val="18"/>
+        </w:rPr>
+        <w:t xml:space="preserve">Department of State, DT/EI/IM/CVS, IT Leadership, Infrastructure Management</w:t>
+      </w:r>
+    </w:p>
     <w:p>
       <w:r>
         <w:br w:type="page"/>
@@ -462,6 +295,19 @@
       </w:pPr>
       <w:r>
         <w:t xml:space="preserve">Default to dry-run so accidental scheduling cannot cause unintended deletion.</w:t>
+      </w:r>
+    </w:p>
+    <w:p>
+      <w:pPr>
+        <w:pStyle w:val="ListParagraph"/>
+        <w:numPr>
+          <w:ilvl w:val="0"/>
+          <w:numId w:val="2"/>
+        </w:numPr>
+        <w:spacing w:after="80"/>
+      </w:pPr>
+      <w:r>
+        <w:t xml:space="preserve">Support multiple description-ignore strings so different teams and tooling can independently opt their snapshots out of cleanup without coordinating on a single keyword.</w:t>
       </w:r>
     </w:p>
     <w:p>
@@ -591,7 +437,7 @@
               <w:bottom w:val="single" w:color="BFBFBF" w:sz="4"/>
               <w:right w:val="single" w:color="BFBFBF" w:sz="4"/>
             </w:tcBorders>
-            <w:shd w:fill="1F3864" w:val="clear"/>
+            <w:shd w:fill="0A1F3D" w:val="clear"/>
             <w:tcMar>
               <w:top w:type="dxa" w:w="100"/>
               <w:left w:type="dxa" w:w="140"/>
@@ -605,11 +451,12 @@
             </w:pPr>
             <w:r>
               <w:rPr>
+                <w:rFonts w:ascii="Arial" w:cs="Arial" w:eastAsia="Arial" w:hAnsi="Arial"/>
                 <w:b/>
                 <w:bCs/>
                 <w:color w:val="FFFFFF"/>
-                <w:sz w:val="22"/>
-                <w:szCs w:val="22"/>
+                <w:sz w:val="20"/>
+                <w:szCs w:val="20"/>
               </w:rPr>
               <w:t xml:space="preserve">ID</w:t>
             </w:r>
@@ -624,7 +471,7 @@
               <w:bottom w:val="single" w:color="BFBFBF" w:sz="4"/>
               <w:right w:val="single" w:color="BFBFBF" w:sz="4"/>
             </w:tcBorders>
-            <w:shd w:fill="1F3864" w:val="clear"/>
+            <w:shd w:fill="0A1F3D" w:val="clear"/>
             <w:tcMar>
               <w:top w:type="dxa" w:w="100"/>
               <w:left w:type="dxa" w:w="140"/>
@@ -638,11 +485,12 @@
             </w:pPr>
             <w:r>
               <w:rPr>
+                <w:rFonts w:ascii="Arial" w:cs="Arial" w:eastAsia="Arial" w:hAnsi="Arial"/>
                 <w:b/>
                 <w:bCs/>
                 <w:color w:val="FFFFFF"/>
-                <w:sz w:val="22"/>
-                <w:szCs w:val="22"/>
+                <w:sz w:val="20"/>
+                <w:szCs w:val="20"/>
               </w:rPr>
               <w:t xml:space="preserve">Task</w:t>
             </w:r>
@@ -657,7 +505,7 @@
               <w:bottom w:val="single" w:color="BFBFBF" w:sz="4"/>
               <w:right w:val="single" w:color="BFBFBF" w:sz="4"/>
             </w:tcBorders>
-            <w:shd w:fill="1F3864" w:val="clear"/>
+            <w:shd w:fill="0A1F3D" w:val="clear"/>
             <w:tcMar>
               <w:top w:type="dxa" w:w="100"/>
               <w:left w:type="dxa" w:w="140"/>
@@ -671,11 +519,12 @@
             </w:pPr>
             <w:r>
               <w:rPr>
+                <w:rFonts w:ascii="Arial" w:cs="Arial" w:eastAsia="Arial" w:hAnsi="Arial"/>
                 <w:b/>
                 <w:bCs/>
                 <w:color w:val="FFFFFF"/>
-                <w:sz w:val="22"/>
-                <w:szCs w:val="22"/>
+                <w:sz w:val="20"/>
+                <w:szCs w:val="20"/>
               </w:rPr>
               <w:t xml:space="preserve">Responsibility</w:t>
             </w:r>
@@ -769,7 +618,7 @@
                 <w:sz w:val="20"/>
                 <w:szCs w:val="20"/>
               </w:rPr>
-              <w:t xml:space="preserve">Generate a unique run ID (SCR-YYYY-MM-DDTHH-MM-SS), normalise human-readable input thresholds into internal units (bytes, ms), initialise the runLog accumulator.</w:t>
+              <w:t xml:space="preserve">Generate a unique run ID (SCR-YYYY-MM-DDTHH-MM-SS), normalise human-readable input thresholds into internal units (bytes, ms), initialise the runLog accumulator. Logs the active descIgnoreStrings array for traceability.</w:t>
             </w:r>
           </w:p>
         </w:tc>
@@ -953,7 +802,7 @@
                 <w:sz w:val="20"/>
                 <w:szCs w:val="20"/>
               </w:rPr>
-              <w:t xml:space="preserve">Iterate VcPlugin.allSdkConnections; for each, call _getSnapshotCandidates and merge results into a single flat array. Per-vCenter failures are isolated as enum_error log entries; they do not abort the run.</w:t>
+              <w:t xml:space="preserve">Iterate VcPlugin.allSdkConnections; for each, call _getSnapshotCandidates and merge results into a single flat array. Per-vCenter failures are isolated as enum_error log entries; they do not abort the run. The descIgnoreStrings array is passed to _getSnapshotCandidates for evaluation against each snapshot description.</w:t>
             </w:r>
           </w:p>
         </w:tc>
@@ -1505,7 +1354,7 @@
                 <w:sz w:val="20"/>
                 <w:szCs w:val="20"/>
               </w:rPr>
-              <w:t xml:space="preserve">Always-executes terminal task. Releases the lock, tallies counts, emits the SNAPSHOT CLEANUP COMPLETE result block, writes the structured runSummaryJson output.</w:t>
+              <w:t xml:space="preserve">Always-executes terminal task. Releases the lock, tallies counts, emits the SNAPSHOT CLEANUP COMPLETE result block, writes the structured runSummaryJson output including the active descIgnoreStrings array.</w:t>
             </w:r>
           </w:p>
         </w:tc>
@@ -1605,7 +1454,7 @@
     </w:tbl>
     <w:p>
       <w:pPr>
-        <w:spacing w:after="120"/>
+        <w:spacing w:after="60"/>
       </w:pPr>
       <w:r>
         <w:t xml:space="preserve"> </w:t>
@@ -1648,7 +1497,7 @@
               <w:bottom w:val="single" w:color="BFBFBF" w:sz="4"/>
               <w:right w:val="single" w:color="BFBFBF" w:sz="4"/>
             </w:tcBorders>
-            <w:shd w:fill="1F3864" w:val="clear"/>
+            <w:shd w:fill="0A1F3D" w:val="clear"/>
             <w:tcMar>
               <w:top w:type="dxa" w:w="100"/>
               <w:left w:type="dxa" w:w="140"/>
@@ -1662,11 +1511,12 @@
             </w:pPr>
             <w:r>
               <w:rPr>
+                <w:rFonts w:ascii="Arial" w:cs="Arial" w:eastAsia="Arial" w:hAnsi="Arial"/>
                 <w:b/>
                 <w:bCs/>
                 <w:color w:val="FFFFFF"/>
-                <w:sz w:val="22"/>
-                <w:szCs w:val="22"/>
+                <w:sz w:val="20"/>
+                <w:szCs w:val="20"/>
               </w:rPr>
               <w:t xml:space="preserve">Module</w:t>
             </w:r>
@@ -1681,7 +1531,7 @@
               <w:bottom w:val="single" w:color="BFBFBF" w:sz="4"/>
               <w:right w:val="single" w:color="BFBFBF" w:sz="4"/>
             </w:tcBorders>
-            <w:shd w:fill="1F3864" w:val="clear"/>
+            <w:shd w:fill="0A1F3D" w:val="clear"/>
             <w:tcMar>
               <w:top w:type="dxa" w:w="100"/>
               <w:left w:type="dxa" w:w="140"/>
@@ -1695,11 +1545,12 @@
             </w:pPr>
             <w:r>
               <w:rPr>
+                <w:rFonts w:ascii="Arial" w:cs="Arial" w:eastAsia="Arial" w:hAnsi="Arial"/>
                 <w:b/>
                 <w:bCs/>
                 <w:color w:val="FFFFFF"/>
-                <w:sz w:val="22"/>
-                <w:szCs w:val="22"/>
+                <w:sz w:val="20"/>
+                <w:szCs w:val="20"/>
               </w:rPr>
               <w:t xml:space="preserve">Actions</w:t>
             </w:r>
@@ -1763,7 +1614,7 @@
                 <w:sz w:val="20"/>
                 <w:szCs w:val="20"/>
               </w:rPr>
-              <w:t xml:space="preserve">_getSnapshotCandidates, _deleteSnapshot — VM and snapshot enumeration and deletion. Operate against VC:SdkConnection objects through the vRO inventory tree (no REST, no MoRef construction).</w:t>
+              <w:t xml:space="preserve">_getSnapshotCandidates — accepts a descIgnoreStrings array and evaluates each snapshot description against every element. _deleteSnapshot — VM and snapshot enumeration and deletion. Both operate against VC:SdkConnection objects through the vRO inventory tree (no REST, no MoRef construction).</w:t>
             </w:r>
           </w:p>
         </w:tc>
@@ -1833,7 +1684,7 @@
     </w:tbl>
     <w:p>
       <w:pPr>
-        <w:spacing w:after="120"/>
+        <w:spacing w:after="60"/>
       </w:pPr>
       <w:r>
         <w:t xml:space="preserve"> </w:t>
@@ -1907,7 +1758,6 @@
               <w:rPr>
                 <w:b/>
                 <w:bCs/>
-                <w:color w:val="1F1F1F"/>
                 <w:sz w:val="22"/>
                 <w:szCs w:val="22"/>
               </w:rPr>
@@ -1947,8 +1797,8 @@
       <w:r>
         <w:rPr>
           <w:rFonts w:ascii="Consolas" w:cs="Consolas" w:eastAsia="Consolas" w:hAnsi="Consolas"/>
-          <w:sz w:val="22"/>
-          <w:szCs w:val="22"/>
+          <w:sz w:val="20"/>
+          <w:szCs w:val="20"/>
         </w:rPr>
         <w:t xml:space="preserve">SnapshotCleanup</w:t>
       </w:r>
@@ -1966,7 +1816,7 @@
         <w:t xml:space="preserve">RuntimeState</w:t>
       </w:r>
       <w:r>
-        <w:t xml:space="preserve">. All threshold and policy values are workflow input parameters, set as defaults on the workflow Inputs tab and overridable per schedule. There is no separate file-logging configuration; all audit output goes to the vRO workflow log.</w:t>
+        <w:t xml:space="preserve">. All threshold and policy values are workflow input parameters, set as defaults on the workflow Inputs tab and overridable per schedule.</w:t>
       </w:r>
     </w:p>
     <w:p>
@@ -2007,7 +1857,7 @@
               <w:bottom w:val="single" w:color="BFBFBF" w:sz="4"/>
               <w:right w:val="single" w:color="BFBFBF" w:sz="4"/>
             </w:tcBorders>
-            <w:shd w:fill="1F3864" w:val="clear"/>
+            <w:shd w:fill="0A1F3D" w:val="clear"/>
             <w:tcMar>
               <w:top w:type="dxa" w:w="100"/>
               <w:left w:type="dxa" w:w="140"/>
@@ -2021,11 +1871,12 @@
             </w:pPr>
             <w:r>
               <w:rPr>
+                <w:rFonts w:ascii="Arial" w:cs="Arial" w:eastAsia="Arial" w:hAnsi="Arial"/>
                 <w:b/>
                 <w:bCs/>
                 <w:color w:val="FFFFFF"/>
-                <w:sz w:val="22"/>
-                <w:szCs w:val="22"/>
+                <w:sz w:val="20"/>
+                <w:szCs w:val="20"/>
               </w:rPr>
               <w:t xml:space="preserve">Attribute</w:t>
             </w:r>
@@ -2040,7 +1891,7 @@
               <w:bottom w:val="single" w:color="BFBFBF" w:sz="4"/>
               <w:right w:val="single" w:color="BFBFBF" w:sz="4"/>
             </w:tcBorders>
-            <w:shd w:fill="1F3864" w:val="clear"/>
+            <w:shd w:fill="0A1F3D" w:val="clear"/>
             <w:tcMar>
               <w:top w:type="dxa" w:w="100"/>
               <w:left w:type="dxa" w:w="140"/>
@@ -2054,11 +1905,12 @@
             </w:pPr>
             <w:r>
               <w:rPr>
+                <w:rFonts w:ascii="Arial" w:cs="Arial" w:eastAsia="Arial" w:hAnsi="Arial"/>
                 <w:b/>
                 <w:bCs/>
                 <w:color w:val="FFFFFF"/>
-                <w:sz w:val="22"/>
-                <w:szCs w:val="22"/>
+                <w:sz w:val="20"/>
+                <w:szCs w:val="20"/>
               </w:rPr>
               <w:t xml:space="preserve">Type</w:t>
             </w:r>
@@ -2073,7 +1925,7 @@
               <w:bottom w:val="single" w:color="BFBFBF" w:sz="4"/>
               <w:right w:val="single" w:color="BFBFBF" w:sz="4"/>
             </w:tcBorders>
-            <w:shd w:fill="1F3864" w:val="clear"/>
+            <w:shd w:fill="0A1F3D" w:val="clear"/>
             <w:tcMar>
               <w:top w:type="dxa" w:w="100"/>
               <w:left w:type="dxa" w:w="140"/>
@@ -2087,11 +1939,12 @@
             </w:pPr>
             <w:r>
               <w:rPr>
+                <w:rFonts w:ascii="Arial" w:cs="Arial" w:eastAsia="Arial" w:hAnsi="Arial"/>
                 <w:b/>
                 <w:bCs/>
                 <w:color w:val="FFFFFF"/>
-                <w:sz w:val="22"/>
-                <w:szCs w:val="22"/>
+                <w:sz w:val="20"/>
+                <w:szCs w:val="20"/>
               </w:rPr>
               <w:t xml:space="preserve">Purpose</w:t>
             </w:r>
@@ -2469,7 +2322,7 @@
     </w:tbl>
     <w:p>
       <w:pPr>
-        <w:spacing w:after="120"/>
+        <w:spacing w:after="60"/>
       </w:pPr>
       <w:r>
         <w:t xml:space="preserve"> </w:t>
@@ -2497,9 +2350,9 @@
       </w:tblPr>
       <w:tblGrid>
         <w:gridCol w:w="2400"/>
+        <w:gridCol w:w="1400"/>
         <w:gridCol w:w="1100"/>
-        <w:gridCol w:w="1100"/>
-        <w:gridCol w:w="4760"/>
+        <w:gridCol w:w="4460"/>
       </w:tblGrid>
       <w:tr>
         <w:trPr>
@@ -2514,7 +2367,7 @@
               <w:bottom w:val="single" w:color="BFBFBF" w:sz="4"/>
               <w:right w:val="single" w:color="BFBFBF" w:sz="4"/>
             </w:tcBorders>
-            <w:shd w:fill="1F3864" w:val="clear"/>
+            <w:shd w:fill="0A1F3D" w:val="clear"/>
             <w:tcMar>
               <w:top w:type="dxa" w:w="100"/>
               <w:left w:type="dxa" w:w="140"/>
@@ -2528,11 +2381,12 @@
             </w:pPr>
             <w:r>
               <w:rPr>
+                <w:rFonts w:ascii="Arial" w:cs="Arial" w:eastAsia="Arial" w:hAnsi="Arial"/>
                 <w:b/>
                 <w:bCs/>
                 <w:color w:val="FFFFFF"/>
-                <w:sz w:val="22"/>
-                <w:szCs w:val="22"/>
+                <w:sz w:val="20"/>
+                <w:szCs w:val="20"/>
               </w:rPr>
               <w:t xml:space="preserve">Input</w:t>
             </w:r>
@@ -2540,14 +2394,14 @@
         </w:tc>
         <w:tc>
           <w:tcPr>
-            <w:tcW w:type="dxa" w:w="1100"/>
-            <w:tcBorders>
-              <w:top w:val="single" w:color="BFBFBF" w:sz="4"/>
-              <w:left w:val="single" w:color="BFBFBF" w:sz="4"/>
-              <w:bottom w:val="single" w:color="BFBFBF" w:sz="4"/>
-              <w:right w:val="single" w:color="BFBFBF" w:sz="4"/>
-            </w:tcBorders>
-            <w:shd w:fill="1F3864" w:val="clear"/>
+            <w:tcW w:type="dxa" w:w="1400"/>
+            <w:tcBorders>
+              <w:top w:val="single" w:color="BFBFBF" w:sz="4"/>
+              <w:left w:val="single" w:color="BFBFBF" w:sz="4"/>
+              <w:bottom w:val="single" w:color="BFBFBF" w:sz="4"/>
+              <w:right w:val="single" w:color="BFBFBF" w:sz="4"/>
+            </w:tcBorders>
+            <w:shd w:fill="0A1F3D" w:val="clear"/>
             <w:tcMar>
               <w:top w:type="dxa" w:w="100"/>
               <w:left w:type="dxa" w:w="140"/>
@@ -2561,11 +2415,12 @@
             </w:pPr>
             <w:r>
               <w:rPr>
+                <w:rFonts w:ascii="Arial" w:cs="Arial" w:eastAsia="Arial" w:hAnsi="Arial"/>
                 <w:b/>
                 <w:bCs/>
                 <w:color w:val="FFFFFF"/>
-                <w:sz w:val="22"/>
-                <w:szCs w:val="22"/>
+                <w:sz w:val="20"/>
+                <w:szCs w:val="20"/>
               </w:rPr>
               <w:t xml:space="preserve">Type</w:t>
             </w:r>
@@ -2580,7 +2435,7 @@
               <w:bottom w:val="single" w:color="BFBFBF" w:sz="4"/>
               <w:right w:val="single" w:color="BFBFBF" w:sz="4"/>
             </w:tcBorders>
-            <w:shd w:fill="1F3864" w:val="clear"/>
+            <w:shd w:fill="0A1F3D" w:val="clear"/>
             <w:tcMar>
               <w:top w:type="dxa" w:w="100"/>
               <w:left w:type="dxa" w:w="140"/>
@@ -2594,11 +2449,12 @@
             </w:pPr>
             <w:r>
               <w:rPr>
+                <w:rFonts w:ascii="Arial" w:cs="Arial" w:eastAsia="Arial" w:hAnsi="Arial"/>
                 <w:b/>
                 <w:bCs/>
                 <w:color w:val="FFFFFF"/>
-                <w:sz w:val="22"/>
-                <w:szCs w:val="22"/>
+                <w:sz w:val="20"/>
+                <w:szCs w:val="20"/>
               </w:rPr>
               <w:t xml:space="preserve">Default</w:t>
             </w:r>
@@ -2606,14 +2462,14 @@
         </w:tc>
         <w:tc>
           <w:tcPr>
-            <w:tcW w:type="dxa" w:w="4760"/>
-            <w:tcBorders>
-              <w:top w:val="single" w:color="BFBFBF" w:sz="4"/>
-              <w:left w:val="single" w:color="BFBFBF" w:sz="4"/>
-              <w:bottom w:val="single" w:color="BFBFBF" w:sz="4"/>
-              <w:right w:val="single" w:color="BFBFBF" w:sz="4"/>
-            </w:tcBorders>
-            <w:shd w:fill="1F3864" w:val="clear"/>
+            <w:tcW w:type="dxa" w:w="4460"/>
+            <w:tcBorders>
+              <w:top w:val="single" w:color="BFBFBF" w:sz="4"/>
+              <w:left w:val="single" w:color="BFBFBF" w:sz="4"/>
+              <w:bottom w:val="single" w:color="BFBFBF" w:sz="4"/>
+              <w:right w:val="single" w:color="BFBFBF" w:sz="4"/>
+            </w:tcBorders>
+            <w:shd w:fill="0A1F3D" w:val="clear"/>
             <w:tcMar>
               <w:top w:type="dxa" w:w="100"/>
               <w:left w:type="dxa" w:w="140"/>
@@ -2627,11 +2483,12 @@
             </w:pPr>
             <w:r>
               <w:rPr>
+                <w:rFonts w:ascii="Arial" w:cs="Arial" w:eastAsia="Arial" w:hAnsi="Arial"/>
                 <w:b/>
                 <w:bCs/>
                 <w:color w:val="FFFFFF"/>
-                <w:sz w:val="22"/>
-                <w:szCs w:val="22"/>
+                <w:sz w:val="20"/>
+                <w:szCs w:val="20"/>
               </w:rPr>
               <w:t xml:space="preserve">Notes</w:t>
             </w:r>
@@ -2671,6 +2528,36 @@
         </w:tc>
         <w:tc>
           <w:tcPr>
+            <w:tcW w:type="dxa" w:w="1400"/>
+            <w:tcBorders>
+              <w:top w:val="single" w:color="BFBFBF" w:sz="4"/>
+              <w:left w:val="single" w:color="BFBFBF" w:sz="4"/>
+              <w:bottom w:val="single" w:color="BFBFBF" w:sz="4"/>
+              <w:right w:val="single" w:color="BFBFBF" w:sz="4"/>
+            </w:tcBorders>
+            <w:shd w:fill="FFFFFF" w:val="clear"/>
+            <w:tcMar>
+              <w:top w:type="dxa" w:w="80"/>
+              <w:left w:type="dxa" w:w="140"/>
+              <w:bottom w:type="dxa" w:w="80"/>
+              <w:right w:type="dxa" w:w="140"/>
+            </w:tcMar>
+          </w:tcPr>
+          <w:p>
+            <w:pPr>
+              <w:spacing w:after="40"/>
+            </w:pPr>
+            <w:r>
+              <w:rPr>
+                <w:sz w:val="20"/>
+                <w:szCs w:val="20"/>
+              </w:rPr>
+              <w:t xml:space="preserve">number</w:t>
+            </w:r>
+          </w:p>
+        </w:tc>
+        <w:tc>
+          <w:tcPr>
             <w:tcW w:type="dxa" w:w="1100"/>
             <w:tcBorders>
               <w:top w:val="single" w:color="BFBFBF" w:sz="4"/>
@@ -2695,43 +2582,13 @@
                 <w:sz w:val="20"/>
                 <w:szCs w:val="20"/>
               </w:rPr>
-              <w:t xml:space="preserve">number</w:t>
-            </w:r>
-          </w:p>
-        </w:tc>
-        <w:tc>
-          <w:tcPr>
-            <w:tcW w:type="dxa" w:w="1100"/>
-            <w:tcBorders>
-              <w:top w:val="single" w:color="BFBFBF" w:sz="4"/>
-              <w:left w:val="single" w:color="BFBFBF" w:sz="4"/>
-              <w:bottom w:val="single" w:color="BFBFBF" w:sz="4"/>
-              <w:right w:val="single" w:color="BFBFBF" w:sz="4"/>
-            </w:tcBorders>
-            <w:shd w:fill="FFFFFF" w:val="clear"/>
-            <w:tcMar>
-              <w:top w:type="dxa" w:w="80"/>
-              <w:left w:type="dxa" w:w="140"/>
-              <w:bottom w:type="dxa" w:w="80"/>
-              <w:right w:type="dxa" w:w="140"/>
-            </w:tcMar>
-          </w:tcPr>
-          <w:p>
-            <w:pPr>
-              <w:spacing w:after="40"/>
-            </w:pPr>
-            <w:r>
-              <w:rPr>
-                <w:sz w:val="20"/>
-                <w:szCs w:val="20"/>
-              </w:rPr>
               <w:t xml:space="preserve">10080</w:t>
             </w:r>
           </w:p>
         </w:tc>
         <w:tc>
           <w:tcPr>
-            <w:tcW w:type="dxa" w:w="4760"/>
+            <w:tcW w:type="dxa" w:w="4460"/>
             <w:tcBorders>
               <w:top w:val="single" w:color="BFBFBF" w:sz="4"/>
               <w:left w:val="single" w:color="BFBFBF" w:sz="4"/>
@@ -2793,6 +2650,36 @@
         </w:tc>
         <w:tc>
           <w:tcPr>
+            <w:tcW w:type="dxa" w:w="1400"/>
+            <w:tcBorders>
+              <w:top w:val="single" w:color="BFBFBF" w:sz="4"/>
+              <w:left w:val="single" w:color="BFBFBF" w:sz="4"/>
+              <w:bottom w:val="single" w:color="BFBFBF" w:sz="4"/>
+              <w:right w:val="single" w:color="BFBFBF" w:sz="4"/>
+            </w:tcBorders>
+            <w:shd w:fill="F2F2F2" w:val="clear"/>
+            <w:tcMar>
+              <w:top w:type="dxa" w:w="80"/>
+              <w:left w:type="dxa" w:w="140"/>
+              <w:bottom w:type="dxa" w:w="80"/>
+              <w:right w:type="dxa" w:w="140"/>
+            </w:tcMar>
+          </w:tcPr>
+          <w:p>
+            <w:pPr>
+              <w:spacing w:after="40"/>
+            </w:pPr>
+            <w:r>
+              <w:rPr>
+                <w:sz w:val="20"/>
+                <w:szCs w:val="20"/>
+              </w:rPr>
+              <w:t xml:space="preserve">string</w:t>
+            </w:r>
+          </w:p>
+        </w:tc>
+        <w:tc>
+          <w:tcPr>
             <w:tcW w:type="dxa" w:w="1100"/>
             <w:tcBorders>
               <w:top w:val="single" w:color="BFBFBF" w:sz="4"/>
@@ -2817,43 +2704,13 @@
                 <w:sz w:val="20"/>
                 <w:szCs w:val="20"/>
               </w:rPr>
-              <w:t xml:space="preserve">string</w:t>
-            </w:r>
-          </w:p>
-        </w:tc>
-        <w:tc>
-          <w:tcPr>
-            <w:tcW w:type="dxa" w:w="1100"/>
-            <w:tcBorders>
-              <w:top w:val="single" w:color="BFBFBF" w:sz="4"/>
-              <w:left w:val="single" w:color="BFBFBF" w:sz="4"/>
-              <w:bottom w:val="single" w:color="BFBFBF" w:sz="4"/>
-              <w:right w:val="single" w:color="BFBFBF" w:sz="4"/>
-            </w:tcBorders>
-            <w:shd w:fill="F2F2F2" w:val="clear"/>
-            <w:tcMar>
-              <w:top w:type="dxa" w:w="80"/>
-              <w:left w:type="dxa" w:w="140"/>
-              <w:bottom w:type="dxa" w:w="80"/>
-              <w:right w:type="dxa" w:w="140"/>
-            </w:tcMar>
-          </w:tcPr>
-          <w:p>
-            <w:pPr>
-              <w:spacing w:after="40"/>
-            </w:pPr>
-            <w:r>
-              <w:rPr>
-                <w:sz w:val="20"/>
-                <w:szCs w:val="20"/>
-              </w:rPr>
               <w:t xml:space="preserve">(empty)</w:t>
             </w:r>
           </w:p>
         </w:tc>
         <w:tc>
           <w:tcPr>
-            <w:tcW w:type="dxa" w:w="4760"/>
+            <w:tcW w:type="dxa" w:w="4460"/>
             <w:tcBorders>
               <w:top w:val="single" w:color="BFBFBF" w:sz="4"/>
               <w:left w:val="single" w:color="BFBFBF" w:sz="4"/>
@@ -2909,7 +2766,37 @@
                 <w:sz w:val="20"/>
                 <w:szCs w:val="20"/>
               </w:rPr>
-              <w:t xml:space="preserve">descIgnoreString</w:t>
+              <w:t xml:space="preserve">descIgnoreStrings</w:t>
+            </w:r>
+          </w:p>
+        </w:tc>
+        <w:tc>
+          <w:tcPr>
+            <w:tcW w:type="dxa" w:w="1400"/>
+            <w:tcBorders>
+              <w:top w:val="single" w:color="BFBFBF" w:sz="4"/>
+              <w:left w:val="single" w:color="BFBFBF" w:sz="4"/>
+              <w:bottom w:val="single" w:color="BFBFBF" w:sz="4"/>
+              <w:right w:val="single" w:color="BFBFBF" w:sz="4"/>
+            </w:tcBorders>
+            <w:shd w:fill="FFFFFF" w:val="clear"/>
+            <w:tcMar>
+              <w:top w:type="dxa" w:w="80"/>
+              <w:left w:type="dxa" w:w="140"/>
+              <w:bottom w:type="dxa" w:w="80"/>
+              <w:right w:type="dxa" w:w="140"/>
+            </w:tcMar>
+          </w:tcPr>
+          <w:p>
+            <w:pPr>
+              <w:spacing w:after="40"/>
+            </w:pPr>
+            <w:r>
+              <w:rPr>
+                <w:sz w:val="20"/>
+                <w:szCs w:val="20"/>
+              </w:rPr>
+              <w:t xml:space="preserve">Array/string</w:t>
             </w:r>
           </w:p>
         </w:tc>
@@ -2939,13 +2826,13 @@
                 <w:sz w:val="20"/>
                 <w:szCs w:val="20"/>
               </w:rPr>
-              <w:t xml:space="preserve">string</w:t>
-            </w:r>
-          </w:p>
-        </w:tc>
-        <w:tc>
-          <w:tcPr>
-            <w:tcW w:type="dxa" w:w="1100"/>
+              <w:t xml:space="preserve">[]</w:t>
+            </w:r>
+          </w:p>
+        </w:tc>
+        <w:tc>
+          <w:tcPr>
+            <w:tcW w:type="dxa" w:w="4460"/>
             <w:tcBorders>
               <w:top w:val="single" w:color="BFBFBF" w:sz="4"/>
               <w:left w:val="single" w:color="BFBFBF" w:sz="4"/>
@@ -2969,37 +2856,7 @@
                 <w:sz w:val="20"/>
                 <w:szCs w:val="20"/>
               </w:rPr>
-              <w:t xml:space="preserve">(empty)</w:t>
-            </w:r>
-          </w:p>
-        </w:tc>
-        <w:tc>
-          <w:tcPr>
-            <w:tcW w:type="dxa" w:w="4760"/>
-            <w:tcBorders>
-              <w:top w:val="single" w:color="BFBFBF" w:sz="4"/>
-              <w:left w:val="single" w:color="BFBFBF" w:sz="4"/>
-              <w:bottom w:val="single" w:color="BFBFBF" w:sz="4"/>
-              <w:right w:val="single" w:color="BFBFBF" w:sz="4"/>
-            </w:tcBorders>
-            <w:shd w:fill="FFFFFF" w:val="clear"/>
-            <w:tcMar>
-              <w:top w:type="dxa" w:w="80"/>
-              <w:left w:type="dxa" w:w="140"/>
-              <w:bottom w:type="dxa" w:w="80"/>
-              <w:right w:type="dxa" w:w="140"/>
-            </w:tcMar>
-          </w:tcPr>
-          <w:p>
-            <w:pPr>
-              <w:spacing w:after="40"/>
-            </w:pPr>
-            <w:r>
-              <w:rPr>
-                <w:sz w:val="20"/>
-                <w:szCs w:val="20"/>
-              </w:rPr>
-              <w:t xml:space="preserve">Skip filter (case-insensitive substring). Backup tools should embed this string in their snapshot descriptions to opt out.</w:t>
+              <w:t xml:space="preserve">Array of ignore keywords. A snapshot is skipped if its description contains ANY of these strings (case-insensitive substring match). Empty array = no description filter. Replaces the former descIgnoreString (single string) parameter.</w:t>
             </w:r>
           </w:p>
         </w:tc>
@@ -3037,6 +2894,36 @@
         </w:tc>
         <w:tc>
           <w:tcPr>
+            <w:tcW w:type="dxa" w:w="1400"/>
+            <w:tcBorders>
+              <w:top w:val="single" w:color="BFBFBF" w:sz="4"/>
+              <w:left w:val="single" w:color="BFBFBF" w:sz="4"/>
+              <w:bottom w:val="single" w:color="BFBFBF" w:sz="4"/>
+              <w:right w:val="single" w:color="BFBFBF" w:sz="4"/>
+            </w:tcBorders>
+            <w:shd w:fill="F2F2F2" w:val="clear"/>
+            <w:tcMar>
+              <w:top w:type="dxa" w:w="80"/>
+              <w:left w:type="dxa" w:w="140"/>
+              <w:bottom w:type="dxa" w:w="80"/>
+              <w:right w:type="dxa" w:w="140"/>
+            </w:tcMar>
+          </w:tcPr>
+          <w:p>
+            <w:pPr>
+              <w:spacing w:after="40"/>
+            </w:pPr>
+            <w:r>
+              <w:rPr>
+                <w:sz w:val="20"/>
+                <w:szCs w:val="20"/>
+              </w:rPr>
+              <w:t xml:space="preserve">boolean</w:t>
+            </w:r>
+          </w:p>
+        </w:tc>
+        <w:tc>
+          <w:tcPr>
             <w:tcW w:type="dxa" w:w="1100"/>
             <w:tcBorders>
               <w:top w:val="single" w:color="BFBFBF" w:sz="4"/>
@@ -3061,43 +2948,13 @@
                 <w:sz w:val="20"/>
                 <w:szCs w:val="20"/>
               </w:rPr>
-              <w:t xml:space="preserve">boolean</w:t>
-            </w:r>
-          </w:p>
-        </w:tc>
-        <w:tc>
-          <w:tcPr>
-            <w:tcW w:type="dxa" w:w="1100"/>
-            <w:tcBorders>
-              <w:top w:val="single" w:color="BFBFBF" w:sz="4"/>
-              <w:left w:val="single" w:color="BFBFBF" w:sz="4"/>
-              <w:bottom w:val="single" w:color="BFBFBF" w:sz="4"/>
-              <w:right w:val="single" w:color="BFBFBF" w:sz="4"/>
-            </w:tcBorders>
-            <w:shd w:fill="F2F2F2" w:val="clear"/>
-            <w:tcMar>
-              <w:top w:type="dxa" w:w="80"/>
-              <w:left w:type="dxa" w:w="140"/>
-              <w:bottom w:type="dxa" w:w="80"/>
-              <w:right w:type="dxa" w:w="140"/>
-            </w:tcMar>
-          </w:tcPr>
-          <w:p>
-            <w:pPr>
-              <w:spacing w:after="40"/>
-            </w:pPr>
-            <w:r>
-              <w:rPr>
-                <w:sz w:val="20"/>
-                <w:szCs w:val="20"/>
-              </w:rPr>
               <w:t xml:space="preserve">true</w:t>
             </w:r>
           </w:p>
         </w:tc>
         <w:tc>
           <w:tcPr>
-            <w:tcW w:type="dxa" w:w="4760"/>
+            <w:tcW w:type="dxa" w:w="4460"/>
             <w:tcBorders>
               <w:top w:val="single" w:color="BFBFBF" w:sz="4"/>
               <w:left w:val="single" w:color="BFBFBF" w:sz="4"/>
@@ -3159,6 +3016,36 @@
         </w:tc>
         <w:tc>
           <w:tcPr>
+            <w:tcW w:type="dxa" w:w="1400"/>
+            <w:tcBorders>
+              <w:top w:val="single" w:color="BFBFBF" w:sz="4"/>
+              <w:left w:val="single" w:color="BFBFBF" w:sz="4"/>
+              <w:bottom w:val="single" w:color="BFBFBF" w:sz="4"/>
+              <w:right w:val="single" w:color="BFBFBF" w:sz="4"/>
+            </w:tcBorders>
+            <w:shd w:fill="FFFFFF" w:val="clear"/>
+            <w:tcMar>
+              <w:top w:type="dxa" w:w="80"/>
+              <w:left w:type="dxa" w:w="140"/>
+              <w:bottom w:type="dxa" w:w="80"/>
+              <w:right w:type="dxa" w:w="140"/>
+            </w:tcMar>
+          </w:tcPr>
+          <w:p>
+            <w:pPr>
+              <w:spacing w:after="40"/>
+            </w:pPr>
+            <w:r>
+              <w:rPr>
+                <w:sz w:val="20"/>
+                <w:szCs w:val="20"/>
+              </w:rPr>
+              <w:t xml:space="preserve">number</w:t>
+            </w:r>
+          </w:p>
+        </w:tc>
+        <w:tc>
+          <w:tcPr>
             <w:tcW w:type="dxa" w:w="1100"/>
             <w:tcBorders>
               <w:top w:val="single" w:color="BFBFBF" w:sz="4"/>
@@ -3183,43 +3070,13 @@
                 <w:sz w:val="20"/>
                 <w:szCs w:val="20"/>
               </w:rPr>
-              <w:t xml:space="preserve">number</w:t>
-            </w:r>
-          </w:p>
-        </w:tc>
-        <w:tc>
-          <w:tcPr>
-            <w:tcW w:type="dxa" w:w="1100"/>
-            <w:tcBorders>
-              <w:top w:val="single" w:color="BFBFBF" w:sz="4"/>
-              <w:left w:val="single" w:color="BFBFBF" w:sz="4"/>
-              <w:bottom w:val="single" w:color="BFBFBF" w:sz="4"/>
-              <w:right w:val="single" w:color="BFBFBF" w:sz="4"/>
-            </w:tcBorders>
-            <w:shd w:fill="FFFFFF" w:val="clear"/>
-            <w:tcMar>
-              <w:top w:type="dxa" w:w="80"/>
-              <w:left w:type="dxa" w:w="140"/>
-              <w:bottom w:type="dxa" w:w="80"/>
-              <w:right w:type="dxa" w:w="140"/>
-            </w:tcMar>
-          </w:tcPr>
-          <w:p>
-            <w:pPr>
-              <w:spacing w:after="40"/>
-            </w:pPr>
-            <w:r>
-              <w:rPr>
-                <w:sz w:val="20"/>
-                <w:szCs w:val="20"/>
-              </w:rPr>
               <w:t xml:space="preserve">30</w:t>
             </w:r>
           </w:p>
         </w:tc>
         <w:tc>
           <w:tcPr>
-            <w:tcW w:type="dxa" w:w="4760"/>
+            <w:tcW w:type="dxa" w:w="4460"/>
             <w:tcBorders>
               <w:top w:val="single" w:color="BFBFBF" w:sz="4"/>
               <w:left w:val="single" w:color="BFBFBF" w:sz="4"/>
@@ -3281,6 +3138,36 @@
         </w:tc>
         <w:tc>
           <w:tcPr>
+            <w:tcW w:type="dxa" w:w="1400"/>
+            <w:tcBorders>
+              <w:top w:val="single" w:color="BFBFBF" w:sz="4"/>
+              <w:left w:val="single" w:color="BFBFBF" w:sz="4"/>
+              <w:bottom w:val="single" w:color="BFBFBF" w:sz="4"/>
+              <w:right w:val="single" w:color="BFBFBF" w:sz="4"/>
+            </w:tcBorders>
+            <w:shd w:fill="F2F2F2" w:val="clear"/>
+            <w:tcMar>
+              <w:top w:type="dxa" w:w="80"/>
+              <w:left w:type="dxa" w:w="140"/>
+              <w:bottom w:type="dxa" w:w="80"/>
+              <w:right w:type="dxa" w:w="140"/>
+            </w:tcMar>
+          </w:tcPr>
+          <w:p>
+            <w:pPr>
+              <w:spacing w:after="40"/>
+            </w:pPr>
+            <w:r>
+              <w:rPr>
+                <w:sz w:val="20"/>
+                <w:szCs w:val="20"/>
+              </w:rPr>
+              <w:t xml:space="preserve">number</w:t>
+            </w:r>
+          </w:p>
+        </w:tc>
+        <w:tc>
+          <w:tcPr>
             <w:tcW w:type="dxa" w:w="1100"/>
             <w:tcBorders>
               <w:top w:val="single" w:color="BFBFBF" w:sz="4"/>
@@ -3305,43 +3192,13 @@
                 <w:sz w:val="20"/>
                 <w:szCs w:val="20"/>
               </w:rPr>
-              <w:t xml:space="preserve">number</w:t>
-            </w:r>
-          </w:p>
-        </w:tc>
-        <w:tc>
-          <w:tcPr>
-            <w:tcW w:type="dxa" w:w="1100"/>
-            <w:tcBorders>
-              <w:top w:val="single" w:color="BFBFBF" w:sz="4"/>
-              <w:left w:val="single" w:color="BFBFBF" w:sz="4"/>
-              <w:bottom w:val="single" w:color="BFBFBF" w:sz="4"/>
-              <w:right w:val="single" w:color="BFBFBF" w:sz="4"/>
-            </w:tcBorders>
-            <w:shd w:fill="F2F2F2" w:val="clear"/>
-            <w:tcMar>
-              <w:top w:type="dxa" w:w="80"/>
-              <w:left w:type="dxa" w:w="140"/>
-              <w:bottom w:type="dxa" w:w="80"/>
-              <w:right w:type="dxa" w:w="140"/>
-            </w:tcMar>
-          </w:tcPr>
-          <w:p>
-            <w:pPr>
-              <w:spacing w:after="40"/>
-            </w:pPr>
-            <w:r>
-              <w:rPr>
-                <w:sz w:val="20"/>
-                <w:szCs w:val="20"/>
-              </w:rPr>
               <w:t xml:space="preserve">50</w:t>
             </w:r>
           </w:p>
         </w:tc>
         <w:tc>
           <w:tcPr>
-            <w:tcW w:type="dxa" w:w="4760"/>
+            <w:tcW w:type="dxa" w:w="4460"/>
             <w:tcBorders>
               <w:top w:val="single" w:color="BFBFBF" w:sz="4"/>
               <w:left w:val="single" w:color="BFBFBF" w:sz="4"/>
@@ -3403,6 +3260,36 @@
         </w:tc>
         <w:tc>
           <w:tcPr>
+            <w:tcW w:type="dxa" w:w="1400"/>
+            <w:tcBorders>
+              <w:top w:val="single" w:color="BFBFBF" w:sz="4"/>
+              <w:left w:val="single" w:color="BFBFBF" w:sz="4"/>
+              <w:bottom w:val="single" w:color="BFBFBF" w:sz="4"/>
+              <w:right w:val="single" w:color="BFBFBF" w:sz="4"/>
+            </w:tcBorders>
+            <w:shd w:fill="FFFFFF" w:val="clear"/>
+            <w:tcMar>
+              <w:top w:type="dxa" w:w="80"/>
+              <w:left w:type="dxa" w:w="140"/>
+              <w:bottom w:type="dxa" w:w="80"/>
+              <w:right w:type="dxa" w:w="140"/>
+            </w:tcMar>
+          </w:tcPr>
+          <w:p>
+            <w:pPr>
+              <w:spacing w:after="40"/>
+            </w:pPr>
+            <w:r>
+              <w:rPr>
+                <w:sz w:val="20"/>
+                <w:szCs w:val="20"/>
+              </w:rPr>
+              <w:t xml:space="preserve">number</w:t>
+            </w:r>
+          </w:p>
+        </w:tc>
+        <w:tc>
+          <w:tcPr>
             <w:tcW w:type="dxa" w:w="1100"/>
             <w:tcBorders>
               <w:top w:val="single" w:color="BFBFBF" w:sz="4"/>
@@ -3427,43 +3314,13 @@
                 <w:sz w:val="20"/>
                 <w:szCs w:val="20"/>
               </w:rPr>
-              <w:t xml:space="preserve">number</w:t>
-            </w:r>
-          </w:p>
-        </w:tc>
-        <w:tc>
-          <w:tcPr>
-            <w:tcW w:type="dxa" w:w="1100"/>
-            <w:tcBorders>
-              <w:top w:val="single" w:color="BFBFBF" w:sz="4"/>
-              <w:left w:val="single" w:color="BFBFBF" w:sz="4"/>
-              <w:bottom w:val="single" w:color="BFBFBF" w:sz="4"/>
-              <w:right w:val="single" w:color="BFBFBF" w:sz="4"/>
-            </w:tcBorders>
-            <w:shd w:fill="FFFFFF" w:val="clear"/>
-            <w:tcMar>
-              <w:top w:type="dxa" w:w="80"/>
-              <w:left w:type="dxa" w:w="140"/>
-              <w:bottom w:type="dxa" w:w="80"/>
-              <w:right w:type="dxa" w:w="140"/>
-            </w:tcMar>
-          </w:tcPr>
-          <w:p>
-            <w:pPr>
-              <w:spacing w:after="40"/>
-            </w:pPr>
-            <w:r>
-              <w:rPr>
-                <w:sz w:val="20"/>
-                <w:szCs w:val="20"/>
-              </w:rPr>
               <w:t xml:space="preserve">10</w:t>
             </w:r>
           </w:p>
         </w:tc>
         <w:tc>
           <w:tcPr>
-            <w:tcW w:type="dxa" w:w="4760"/>
+            <w:tcW w:type="dxa" w:w="4460"/>
             <w:tcBorders>
               <w:top w:val="single" w:color="BFBFBF" w:sz="4"/>
               <w:left w:val="single" w:color="BFBFBF" w:sz="4"/>
@@ -3525,6 +3382,36 @@
         </w:tc>
         <w:tc>
           <w:tcPr>
+            <w:tcW w:type="dxa" w:w="1400"/>
+            <w:tcBorders>
+              <w:top w:val="single" w:color="BFBFBF" w:sz="4"/>
+              <w:left w:val="single" w:color="BFBFBF" w:sz="4"/>
+              <w:bottom w:val="single" w:color="BFBFBF" w:sz="4"/>
+              <w:right w:val="single" w:color="BFBFBF" w:sz="4"/>
+            </w:tcBorders>
+            <w:shd w:fill="F2F2F2" w:val="clear"/>
+            <w:tcMar>
+              <w:top w:type="dxa" w:w="80"/>
+              <w:left w:type="dxa" w:w="140"/>
+              <w:bottom w:type="dxa" w:w="80"/>
+              <w:right w:type="dxa" w:w="140"/>
+            </w:tcMar>
+          </w:tcPr>
+          <w:p>
+            <w:pPr>
+              <w:spacing w:after="40"/>
+            </w:pPr>
+            <w:r>
+              <w:rPr>
+                <w:sz w:val="20"/>
+                <w:szCs w:val="20"/>
+              </w:rPr>
+              <w:t xml:space="preserve">number</w:t>
+            </w:r>
+          </w:p>
+        </w:tc>
+        <w:tc>
+          <w:tcPr>
             <w:tcW w:type="dxa" w:w="1100"/>
             <w:tcBorders>
               <w:top w:val="single" w:color="BFBFBF" w:sz="4"/>
@@ -3549,43 +3436,13 @@
                 <w:sz w:val="20"/>
                 <w:szCs w:val="20"/>
               </w:rPr>
-              <w:t xml:space="preserve">number</w:t>
-            </w:r>
-          </w:p>
-        </w:tc>
-        <w:tc>
-          <w:tcPr>
-            <w:tcW w:type="dxa" w:w="1100"/>
-            <w:tcBorders>
-              <w:top w:val="single" w:color="BFBFBF" w:sz="4"/>
-              <w:left w:val="single" w:color="BFBFBF" w:sz="4"/>
-              <w:bottom w:val="single" w:color="BFBFBF" w:sz="4"/>
-              <w:right w:val="single" w:color="BFBFBF" w:sz="4"/>
-            </w:tcBorders>
-            <w:shd w:fill="F2F2F2" w:val="clear"/>
-            <w:tcMar>
-              <w:top w:type="dxa" w:w="80"/>
-              <w:left w:type="dxa" w:w="140"/>
-              <w:bottom w:type="dxa" w:w="80"/>
-              <w:right w:type="dxa" w:w="140"/>
-            </w:tcMar>
-          </w:tcPr>
-          <w:p>
-            <w:pPr>
-              <w:spacing w:after="40"/>
-            </w:pPr>
-            <w:r>
-              <w:rPr>
-                <w:sz w:val="20"/>
-                <w:szCs w:val="20"/>
-              </w:rPr>
               <w:t xml:space="preserve">3</w:t>
             </w:r>
           </w:p>
         </w:tc>
         <w:tc>
           <w:tcPr>
-            <w:tcW w:type="dxa" w:w="4760"/>
+            <w:tcW w:type="dxa" w:w="4460"/>
             <w:tcBorders>
               <w:top w:val="single" w:color="BFBFBF" w:sz="4"/>
               <w:left w:val="single" w:color="BFBFBF" w:sz="4"/>
@@ -3647,6 +3504,36 @@
         </w:tc>
         <w:tc>
           <w:tcPr>
+            <w:tcW w:type="dxa" w:w="1400"/>
+            <w:tcBorders>
+              <w:top w:val="single" w:color="BFBFBF" w:sz="4"/>
+              <w:left w:val="single" w:color="BFBFBF" w:sz="4"/>
+              <w:bottom w:val="single" w:color="BFBFBF" w:sz="4"/>
+              <w:right w:val="single" w:color="BFBFBF" w:sz="4"/>
+            </w:tcBorders>
+            <w:shd w:fill="FFFFFF" w:val="clear"/>
+            <w:tcMar>
+              <w:top w:type="dxa" w:w="80"/>
+              <w:left w:type="dxa" w:w="140"/>
+              <w:bottom w:type="dxa" w:w="80"/>
+              <w:right w:type="dxa" w:w="140"/>
+            </w:tcMar>
+          </w:tcPr>
+          <w:p>
+            <w:pPr>
+              <w:spacing w:after="40"/>
+            </w:pPr>
+            <w:r>
+              <w:rPr>
+                <w:sz w:val="20"/>
+                <w:szCs w:val="20"/>
+              </w:rPr>
+              <w:t xml:space="preserve">number</w:t>
+            </w:r>
+          </w:p>
+        </w:tc>
+        <w:tc>
+          <w:tcPr>
             <w:tcW w:type="dxa" w:w="1100"/>
             <w:tcBorders>
               <w:top w:val="single" w:color="BFBFBF" w:sz="4"/>
@@ -3671,43 +3558,13 @@
                 <w:sz w:val="20"/>
                 <w:szCs w:val="20"/>
               </w:rPr>
-              <w:t xml:space="preserve">number</w:t>
-            </w:r>
-          </w:p>
-        </w:tc>
-        <w:tc>
-          <w:tcPr>
-            <w:tcW w:type="dxa" w:w="1100"/>
-            <w:tcBorders>
-              <w:top w:val="single" w:color="BFBFBF" w:sz="4"/>
-              <w:left w:val="single" w:color="BFBFBF" w:sz="4"/>
-              <w:bottom w:val="single" w:color="BFBFBF" w:sz="4"/>
-              <w:right w:val="single" w:color="BFBFBF" w:sz="4"/>
-            </w:tcBorders>
-            <w:shd w:fill="FFFFFF" w:val="clear"/>
-            <w:tcMar>
-              <w:top w:type="dxa" w:w="80"/>
-              <w:left w:type="dxa" w:w="140"/>
-              <w:bottom w:type="dxa" w:w="80"/>
-              <w:right w:type="dxa" w:w="140"/>
-            </w:tcMar>
-          </w:tcPr>
-          <w:p>
-            <w:pPr>
-              <w:spacing w:after="40"/>
-            </w:pPr>
-            <w:r>
-              <w:rPr>
-                <w:sz w:val="20"/>
-                <w:szCs w:val="20"/>
-              </w:rPr>
               <w:t xml:space="preserve">30</w:t>
             </w:r>
           </w:p>
         </w:tc>
         <w:tc>
           <w:tcPr>
-            <w:tcW w:type="dxa" w:w="4760"/>
+            <w:tcW w:type="dxa" w:w="4460"/>
             <w:tcBorders>
               <w:top w:val="single" w:color="BFBFBF" w:sz="4"/>
               <w:left w:val="single" w:color="BFBFBF" w:sz="4"/>
@@ -3769,6 +3626,36 @@
         </w:tc>
         <w:tc>
           <w:tcPr>
+            <w:tcW w:type="dxa" w:w="1400"/>
+            <w:tcBorders>
+              <w:top w:val="single" w:color="BFBFBF" w:sz="4"/>
+              <w:left w:val="single" w:color="BFBFBF" w:sz="4"/>
+              <w:bottom w:val="single" w:color="BFBFBF" w:sz="4"/>
+              <w:right w:val="single" w:color="BFBFBF" w:sz="4"/>
+            </w:tcBorders>
+            <w:shd w:fill="F2F2F2" w:val="clear"/>
+            <w:tcMar>
+              <w:top w:type="dxa" w:w="80"/>
+              <w:left w:type="dxa" w:w="140"/>
+              <w:bottom w:type="dxa" w:w="80"/>
+              <w:right w:type="dxa" w:w="140"/>
+            </w:tcMar>
+          </w:tcPr>
+          <w:p>
+            <w:pPr>
+              <w:spacing w:after="40"/>
+            </w:pPr>
+            <w:r>
+              <w:rPr>
+                <w:sz w:val="20"/>
+                <w:szCs w:val="20"/>
+              </w:rPr>
+              <w:t xml:space="preserve">number</w:t>
+            </w:r>
+          </w:p>
+        </w:tc>
+        <w:tc>
+          <w:tcPr>
             <w:tcW w:type="dxa" w:w="1100"/>
             <w:tcBorders>
               <w:top w:val="single" w:color="BFBFBF" w:sz="4"/>
@@ -3793,43 +3680,13 @@
                 <w:sz w:val="20"/>
                 <w:szCs w:val="20"/>
               </w:rPr>
-              <w:t xml:space="preserve">number</w:t>
-            </w:r>
-          </w:p>
-        </w:tc>
-        <w:tc>
-          <w:tcPr>
-            <w:tcW w:type="dxa" w:w="1100"/>
-            <w:tcBorders>
-              <w:top w:val="single" w:color="BFBFBF" w:sz="4"/>
-              <w:left w:val="single" w:color="BFBFBF" w:sz="4"/>
-              <w:bottom w:val="single" w:color="BFBFBF" w:sz="4"/>
-              <w:right w:val="single" w:color="BFBFBF" w:sz="4"/>
-            </w:tcBorders>
-            <w:shd w:fill="F2F2F2" w:val="clear"/>
-            <w:tcMar>
-              <w:top w:type="dxa" w:w="80"/>
-              <w:left w:type="dxa" w:w="140"/>
-              <w:bottom w:type="dxa" w:w="80"/>
-              <w:right w:type="dxa" w:w="140"/>
-            </w:tcMar>
-          </w:tcPr>
-          <w:p>
-            <w:pPr>
-              <w:spacing w:after="40"/>
-            </w:pPr>
-            <w:r>
-              <w:rPr>
-                <w:sz w:val="20"/>
-                <w:szCs w:val="20"/>
-              </w:rPr>
               <w:t xml:space="preserve">1800</w:t>
             </w:r>
           </w:p>
         </w:tc>
         <w:tc>
           <w:tcPr>
-            <w:tcW w:type="dxa" w:w="4760"/>
+            <w:tcW w:type="dxa" w:w="4460"/>
             <w:tcBorders>
               <w:top w:val="single" w:color="BFBFBF" w:sz="4"/>
               <w:left w:val="single" w:color="BFBFBF" w:sz="4"/>
@@ -3861,40 +3718,231 @@
     </w:tbl>
     <w:p>
       <w:pPr>
+        <w:spacing w:after="60"/>
+      </w:pPr>
+      <w:r>
+        <w:t xml:space="preserve"> </w:t>
+      </w:r>
+    </w:p>
+    <w:p>
+      <w:pPr>
+        <w:pStyle w:val="Heading1"/>
+      </w:pPr>
+      <w:r>
+        <w:t xml:space="preserve">4. Multi-Value Description-Ignore Filter</w:t>
+      </w:r>
+    </w:p>
+    <w:p>
+      <w:pPr>
         <w:spacing w:after="120"/>
       </w:pPr>
       <w:r>
-        <w:t xml:space="preserve"> </w:t>
-      </w:r>
-    </w:p>
-    <w:p>
-      <w:pPr>
-        <w:pStyle w:val="Heading1"/>
-      </w:pPr>
-      <w:r>
-        <w:t xml:space="preserve">4. Concurrency and Locking</w:t>
-      </w:r>
-    </w:p>
-    <w:p>
-      <w:pPr>
-        <w:pStyle w:val="Heading2"/>
-      </w:pPr>
-      <w:r>
-        <w:t xml:space="preserve">4.1 Distributed mutex</w:t>
-      </w:r>
-    </w:p>
-    <w:p>
-      <w:pPr>
-        <w:spacing w:after="120"/>
-      </w:pPr>
-      <w:r>
-        <w:t xml:space="preserve">Two scheduled runs must never execute concurrently — they would both try to consolidate the same chains and corrupt the calibration state. The mutex is implemented as the </w:t>
+        <w:t xml:space="preserve">The </w:t>
       </w:r>
       <w:r>
         <w:rPr>
           <w:rFonts w:ascii="Consolas" w:cs="Consolas" w:eastAsia="Consolas" w:hAnsi="Consolas"/>
-          <w:sz w:val="22"/>
-          <w:szCs w:val="22"/>
+          <w:sz w:val="20"/>
+          <w:szCs w:val="20"/>
+        </w:rPr>
+        <w:t xml:space="preserve">descIgnoreStrings</w:t>
+      </w:r>
+      <w:r>
+        <w:t xml:space="preserve"> input parameter is a vRO </w:t>
+      </w:r>
+      <w:r>
+        <w:rPr>
+          <w:rFonts w:ascii="Consolas" w:cs="Consolas" w:eastAsia="Consolas" w:hAnsi="Consolas"/>
+          <w:sz w:val="20"/>
+          <w:szCs w:val="20"/>
+        </w:rPr>
+        <w:t xml:space="preserve">Array/string</w:t>
+      </w:r>
+      <w:r>
+        <w:t xml:space="preserve">. Each element represents an independent opt-out keyword. During the inventory scan (ST-03 / _getSnapshotCandidates), every snapshot’s description is evaluated against the full array. If the description contains any one of the array elements as a case-insensitive substring, the snapshot is excluded from the candidate list and is never considered for deletion.</w:t>
+      </w:r>
+    </w:p>
+    <w:p>
+      <w:pPr>
+        <w:pStyle w:val="Heading2"/>
+      </w:pPr>
+      <w:r>
+        <w:t xml:space="preserve">4.1 Matching semantics</w:t>
+      </w:r>
+    </w:p>
+    <w:p>
+      <w:pPr>
+        <w:pStyle w:val="ListParagraph"/>
+        <w:numPr>
+          <w:ilvl w:val="0"/>
+          <w:numId w:val="2"/>
+        </w:numPr>
+        <w:spacing w:after="80"/>
+      </w:pPr>
+      <w:r>
+        <w:t xml:space="preserve">The check is case-insensitive: an array element of "BACKUP" matches a description of "Veeam backup checkpoint 2026-04-21".</w:t>
+      </w:r>
+    </w:p>
+    <w:p>
+      <w:pPr>
+        <w:pStyle w:val="ListParagraph"/>
+        <w:numPr>
+          <w:ilvl w:val="0"/>
+          <w:numId w:val="2"/>
+        </w:numPr>
+        <w:spacing w:after="80"/>
+      </w:pPr>
+      <w:r>
+        <w:t xml:space="preserve">The check is substring-based: "KEEP" matches "KEEP-30-DAYS" as well as "do-not-delete-KEEP".</w:t>
+      </w:r>
+    </w:p>
+    <w:p>
+      <w:pPr>
+        <w:pStyle w:val="ListParagraph"/>
+        <w:numPr>
+          <w:ilvl w:val="0"/>
+          <w:numId w:val="2"/>
+        </w:numPr>
+        <w:spacing w:after="80"/>
+      </w:pPr>
+      <w:r>
+        <w:t xml:space="preserve">Each element is evaluated independently. A match on any single element is sufficient to skip the snapshot.</w:t>
+      </w:r>
+    </w:p>
+    <w:p>
+      <w:pPr>
+        <w:pStyle w:val="ListParagraph"/>
+        <w:numPr>
+          <w:ilvl w:val="0"/>
+          <w:numId w:val="2"/>
+        </w:numPr>
+        <w:spacing w:after="80"/>
+      </w:pPr>
+      <w:r>
+        <w:t xml:space="preserve">An empty array (the default) disables the filter entirely — no descriptions are checked.</w:t>
+      </w:r>
+    </w:p>
+    <w:p>
+      <w:pPr>
+        <w:pStyle w:val="ListParagraph"/>
+        <w:numPr>
+          <w:ilvl w:val="0"/>
+          <w:numId w:val="2"/>
+        </w:numPr>
+        <w:spacing w:after="80"/>
+      </w:pPr>
+      <w:r>
+        <w:t xml:space="preserve">Whitespace within each array element is significant. Leading and trailing whitespace is trimmed before comparison.</w:t>
+      </w:r>
+    </w:p>
+    <w:p>
+      <w:pPr>
+        <w:pStyle w:val="Heading2"/>
+      </w:pPr>
+      <w:r>
+        <w:t xml:space="preserve">4.2 Example array</w:t>
+      </w:r>
+    </w:p>
+    <w:p>
+      <w:pPr>
+        <w:shd w:fill="F2F2F2" w:val="clear"/>
+        <w:spacing w:after="0" w:before="0"/>
+        <w:ind w:left="360"/>
+      </w:pPr>
+      <w:r>
+        <w:rPr>
+          <w:rFonts w:ascii="Consolas" w:cs="Consolas" w:eastAsia="Consolas" w:hAnsi="Consolas"/>
+          <w:sz w:val="18"/>
+          <w:szCs w:val="18"/>
+        </w:rPr>
+        <w:t xml:space="preserve">["BACKUP-DO-NOT-DELETE", "DR-HOLD", "KEEP", "SRM-PROTECTED"]</w:t>
+      </w:r>
+    </w:p>
+    <w:p>
+      <w:pPr>
+        <w:spacing w:after="120"/>
+      </w:pPr>
+      <w:r>
+        <w:t xml:space="preserve">With this array, a snapshot whose description is "pre-upgrade DR-hold checkpoint" would be skipped (substring match on "DR-HOLD", case-insensitive). A snapshot with description "pre-upgrade restore point" would not be skipped and would be removed once it ages out.</w:t>
+      </w:r>
+    </w:p>
+    <w:p>
+      <w:pPr>
+        <w:pStyle w:val="Heading2"/>
+      </w:pPr>
+      <w:r>
+        <w:t xml:space="preserve">4.3 Migration from descIgnoreString</w:t>
+      </w:r>
+    </w:p>
+    <w:p>
+      <w:pPr>
+        <w:spacing w:after="120"/>
+      </w:pPr>
+      <w:r>
+        <w:t xml:space="preserve">The former </w:t>
+      </w:r>
+      <w:r>
+        <w:rPr>
+          <w:rFonts w:ascii="Consolas" w:cs="Consolas" w:eastAsia="Consolas" w:hAnsi="Consolas"/>
+          <w:sz w:val="20"/>
+          <w:szCs w:val="20"/>
+        </w:rPr>
+        <w:t xml:space="preserve">descIgnoreString</w:t>
+      </w:r>
+      <w:r>
+        <w:t xml:space="preserve"> (singular, type string) parameter has been replaced. Existing schedules that set a single ignore string must be updated to pass a one-element array instead. For example, if the old schedule set </w:t>
+      </w:r>
+      <w:r>
+        <w:rPr>
+          <w:rFonts w:ascii="Consolas" w:cs="Consolas" w:eastAsia="Consolas" w:hAnsi="Consolas"/>
+          <w:sz w:val="20"/>
+          <w:szCs w:val="20"/>
+        </w:rPr>
+        <w:t xml:space="preserve">descIgnoreString = "BACKUP-DO-NOT-DELETE"</w:t>
+      </w:r>
+      <w:r>
+        <w:t xml:space="preserve">, the new schedule should set </w:t>
+      </w:r>
+      <w:r>
+        <w:rPr>
+          <w:rFonts w:ascii="Consolas" w:cs="Consolas" w:eastAsia="Consolas" w:hAnsi="Consolas"/>
+          <w:sz w:val="20"/>
+          <w:szCs w:val="20"/>
+        </w:rPr>
+        <w:t xml:space="preserve">descIgnoreStrings = ["BACKUP-DO-NOT-DELETE"]</w:t>
+      </w:r>
+      <w:r>
+        <w:t xml:space="preserve">.</w:t>
+      </w:r>
+    </w:p>
+    <w:p>
+      <w:pPr>
+        <w:pStyle w:val="Heading1"/>
+      </w:pPr>
+      <w:r>
+        <w:t xml:space="preserve">5. Concurrency and Locking</w:t>
+      </w:r>
+    </w:p>
+    <w:p>
+      <w:pPr>
+        <w:pStyle w:val="Heading2"/>
+      </w:pPr>
+      <w:r>
+        <w:t xml:space="preserve">5.1 Distributed mutex</w:t>
+      </w:r>
+    </w:p>
+    <w:p>
+      <w:pPr>
+        <w:spacing w:after="120"/>
+      </w:pPr>
+      <w:r>
+        <w:t xml:space="preserve">Two scheduled runs must never execute concurrently — they would both try to consolidate the same chains and corrupt the calibration state. The mutex is implemented as the </w:t>
+      </w:r>
+      <w:r>
+        <w:rPr>
+          <w:rFonts w:ascii="Consolas" w:cs="Consolas" w:eastAsia="Consolas" w:hAnsi="Consolas"/>
+          <w:sz w:val="20"/>
+          <w:szCs w:val="20"/>
         </w:rPr>
         <w:t xml:space="preserve">runLock</w:t>
       </w:r>
@@ -3904,26 +3952,18 @@
     </w:p>
     <w:p>
       <w:pPr>
+        <w:pStyle w:val="Heading2"/>
+      </w:pPr>
+      <w:r>
+        <w:t xml:space="preserve">5.2 Per-vCenter dispatch</w:t>
+      </w:r>
+    </w:p>
+    <w:p>
+      <w:pPr>
         <w:spacing w:after="120"/>
       </w:pPr>
       <w:r>
-        <w:t xml:space="preserve">Configuration elements are global to the vRO instance and persist across workflow restarts, so the lock survives appliance reboots. The downside is that an abnormal exit that bypasses both ST-09 and the Exception Handler (for example, vRO process kill) will leave the lock set; recovery is documented in the User Documentation.</w:t>
-      </w:r>
-    </w:p>
-    <w:p>
-      <w:pPr>
-        <w:pStyle w:val="Heading2"/>
-      </w:pPr>
-      <w:r>
-        <w:t xml:space="preserve">4.2 Per-vCenter dispatch</w:t>
-      </w:r>
-    </w:p>
-    <w:p>
-      <w:pPr>
-        <w:spacing w:after="120"/>
-      </w:pPr>
-      <w:r>
-        <w:t xml:space="preserve">ST-06 implements adaptive dispatch within each vCenter. The behaviour is:</w:t>
+        <w:t xml:space="preserve">ST-06 implements adaptive dispatch within each vCenter:</w:t>
       </w:r>
     </w:p>
     <w:p>
@@ -3975,7 +4015,7 @@
         <w:spacing w:after="80"/>
       </w:pPr>
       <w:r>
-        <w:t xml:space="preserve">After each task completes, harvest its result and re-evaluate: if the next candidate’s projected impact (current latency + observed delta) stays within threshold, ramp currentConcurrency by 1, capped at maxParallel.</w:t>
+        <w:t xml:space="preserve">After each task completes, harvest its result and re-evaluate: if the next candidate’s projected impact stays within threshold, ramp currentConcurrency by 1, capped at maxParallel.</w:t>
       </w:r>
     </w:p>
     <w:p>
@@ -3988,7 +4028,7 @@
         <w:spacing w:after="80"/>
       </w:pPr>
       <w:r>
-        <w:t xml:space="preserve">If projected impact would breach threshold, hold currentConcurrency at its current level and wait for an active task to complete.</w:t>
+        <w:t xml:space="preserve">If projected impact would breach threshold, hold currentConcurrency at its current level.</w:t>
       </w:r>
     </w:p>
     <w:p>
@@ -4001,7 +4041,7 @@
         <w:spacing w:after="80"/>
       </w:pPr>
       <w:r>
-        <w:t xml:space="preserve">Hard constraint: never dispatch a second task for a VM that is already in flight (per-VM serialisation, regardless of concurrency level).</w:t>
+        <w:t xml:space="preserve">Hard constraint: never dispatch a second task for a VM that is already in flight.</w:t>
       </w:r>
     </w:p>
     <w:p>
@@ -4009,7 +4049,7 @@
         <w:pStyle w:val="Heading2"/>
       </w:pPr>
       <w:r>
-        <w:t xml:space="preserve">4.3 Hold and defer</w:t>
+        <w:t xml:space="preserve">5.3 Hold and defer</w:t>
       </w:r>
     </w:p>
     <w:p>
@@ -4017,18 +4057,18 @@
         <w:spacing w:after="120"/>
       </w:pPr>
       <w:r>
-        <w:t xml:space="preserve">If the governor denies dispatch and there are no other tasks running, ST-06 polls every governorPollIntervalSec (default 30s) up to a hard cap of 120 attempts (one hour by default). After the cap is exhausted the candidate is logged as </w:t>
+        <w:t xml:space="preserve">If the governor denies dispatch and there are no other tasks running, ST-06 polls every governorPollIntervalSec (default 30s) up to 120 attempts (one hour). After the cap, the candidate is logged as </w:t>
       </w:r>
       <w:r>
         <w:rPr>
           <w:rFonts w:ascii="Consolas" w:cs="Consolas" w:eastAsia="Consolas" w:hAnsi="Consolas"/>
-          <w:sz w:val="22"/>
-          <w:szCs w:val="22"/>
+          <w:sz w:val="20"/>
+          <w:szCs w:val="20"/>
         </w:rPr>
         <w:t xml:space="preserve">deferred</w:t>
       </w:r>
       <w:r>
-        <w:t xml:space="preserve"> and the next candidate is attempted. Deferred snapshots are picked up automatically on the next scheduled run.</w:t>
+        <w:t xml:space="preserve"> and the next candidate is attempted. Deferred snapshots are picked up on the next scheduled run.</w:t>
       </w:r>
     </w:p>
     <w:p>
@@ -4036,7 +4076,7 @@
         <w:pStyle w:val="Heading1"/>
       </w:pPr>
       <w:r>
-        <w:t xml:space="preserve">5. Adaptive I/O Governor</w:t>
+        <w:t xml:space="preserve">6. Adaptive I/O Governor</w:t>
       </w:r>
     </w:p>
     <w:p>
@@ -4044,7 +4084,7 @@
         <w:spacing w:after="120"/>
       </w:pPr>
       <w:r>
-        <w:t xml:space="preserve">The governor is the heart of the design. It exists because consolidation cost is unknown until it has actually happened on this datastore: a 10 MB snapshot can take milliseconds; a 500 GB snapshot on a busy NFS array can take minutes and saturate the wire. Static thresholds always either underuse the available headroom or breach it.</w:t>
+        <w:t xml:space="preserve">The governor exists because consolidation cost is unknown until it has actually happened on this datastore: a 10 MB snapshot can take milliseconds; a 500 GB snapshot on a busy NFS array can take minutes.</w:t>
       </w:r>
     </w:p>
     <w:p>
@@ -4052,7 +4092,7 @@
         <w:pStyle w:val="Heading2"/>
       </w:pPr>
       <w:r>
-        <w:t xml:space="preserve">5.1 Decision rule</w:t>
+        <w:t xml:space="preserve">6.1 Decision rule</w:t>
       </w:r>
     </w:p>
     <w:p>
@@ -4065,9 +4105,9 @@
     </w:p>
     <w:p>
       <w:pPr>
-        <w:pStyle w:val="Code"/>
         <w:shd w:fill="F2F2F2" w:val="clear"/>
         <w:spacing w:after="0" w:before="0"/>
+        <w:ind w:left="360"/>
       </w:pPr>
       <w:r>
         <w:rPr>
@@ -4080,9 +4120,9 @@
     </w:p>
     <w:p>
       <w:pPr>
-        <w:pStyle w:val="Code"/>
         <w:shd w:fill="F2F2F2" w:val="clear"/>
         <w:spacing w:after="0" w:before="0"/>
+        <w:ind w:left="360"/>
       </w:pPr>
       <w:r>
         <w:rPr>
@@ -4098,7 +4138,7 @@
         <w:spacing w:after="120"/>
       </w:pPr>
       <w:r>
-        <w:t xml:space="preserve">For vSAN, the same rule is applied to congestion and (when available) resync queue depth, against vsanCongestionThresh and vsanResyncThresholdGB respectively.</w:t>
+        <w:t xml:space="preserve">For vSAN, the same rule is applied to congestion and resync queue depth.</w:t>
       </w:r>
     </w:p>
     <w:p>
@@ -4106,7 +4146,7 @@
         <w:pStyle w:val="Heading2"/>
       </w:pPr>
       <w:r>
-        <w:t xml:space="preserve">5.2 Calibration</w:t>
+        <w:t xml:space="preserve">6.2 Calibration and lane inheritance</w:t>
       </w:r>
     </w:p>
     <w:p>
@@ -4114,7 +4154,7 @@
         <w:spacing w:after="120"/>
       </w:pPr>
       <w:r>
-        <w:t xml:space="preserve">The first task on any datastore has no calibration data. The governor approves automatically in this case (logged as “First task on these datastores”) because denying every first task would create a chicken-and-egg deadlock. After the first task completes, _deleteSnapshot writes pre/post metric snapshots into datastoreStateJson, and the governor uses the observed delta on every subsequent task targeting that datastore.</w:t>
+        <w:t xml:space="preserve">The first task on any datastore is always approved (no calibration data). After it completes, _deleteSnapshot writes pre/post metric snapshots into datastoreStateJson. ST-07 (powered-off lane) inherits this state from ST-06 so shared datastores do not start blind.</w:t>
       </w:r>
     </w:p>
     <w:p>
@@ -4122,7 +4162,7 @@
         <w:pStyle w:val="Heading2"/>
       </w:pPr>
       <w:r>
-        <w:t xml:space="preserve">5.3 Lane inheritance</w:t>
+        <w:t xml:space="preserve">6.3 Metric collection</w:t>
       </w:r>
     </w:p>
     <w:p>
@@ -4130,289 +4170,15 @@
         <w:spacing w:after="120"/>
       </w:pPr>
       <w:r>
-        <w:t xml:space="preserve">ST-07 (powered-off lane) inherits datastoreStateJson from ST-06. This matters because shared datastores are common: a powered-off VM may live on the same vSAN cluster as a powered-on VM whose consolidation just completed. Inheriting the calibration means ST-07 does not start blind on those datastores.</w:t>
-      </w:r>
-    </w:p>
-    <w:p>
-      <w:pPr>
-        <w:pStyle w:val="Heading2"/>
-      </w:pPr>
-      <w:r>
-        <w:t xml:space="preserve">5.4 Metric collection</w:t>
-      </w:r>
-    </w:p>
-    <w:p>
-      <w:pPr>
-        <w:spacing w:after="120"/>
-      </w:pPr>
-      <w:r>
-        <w:t xml:space="preserve">VMFS and NFS metrics are read via PerformanceManager.queryPerf with intervalId=20 (real-time, 20-second buckets), falling back to intervalId=300 (5-minute aggregated) if real-time is unavailable. The counters used are:</w:t>
-      </w:r>
-    </w:p>
-    <w:p>
-      <w:pPr>
-        <w:pStyle w:val="ListParagraph"/>
-        <w:numPr>
-          <w:ilvl w:val="0"/>
-          <w:numId w:val="2"/>
-        </w:numPr>
-        <w:spacing w:after="80"/>
-      </w:pPr>
-      <w:r>
-        <w:t xml:space="preserve">datastore:totalReadLatency:average (→ readLatencyMs)</w:t>
-      </w:r>
-    </w:p>
-    <w:p>
-      <w:pPr>
-        <w:pStyle w:val="ListParagraph"/>
-        <w:numPr>
-          <w:ilvl w:val="0"/>
-          <w:numId w:val="2"/>
-        </w:numPr>
-        <w:spacing w:after="80"/>
-      </w:pPr>
-      <w:r>
-        <w:t xml:space="preserve">datastore:totalWriteLatency:average (→ writeLatencyMs)</w:t>
-      </w:r>
-    </w:p>
-    <w:p>
-      <w:pPr>
-        <w:pStyle w:val="ListParagraph"/>
-        <w:numPr>
-          <w:ilvl w:val="0"/>
-          <w:numId w:val="2"/>
-        </w:numPr>
-        <w:spacing w:after="80"/>
-      </w:pPr>
-      <w:r>
-        <w:t xml:space="preserve">datastore:numberReadAveraged:average (→ iopsRead)</w:t>
-      </w:r>
-    </w:p>
-    <w:p>
-      <w:pPr>
-        <w:pStyle w:val="ListParagraph"/>
-        <w:numPr>
-          <w:ilvl w:val="0"/>
-          <w:numId w:val="2"/>
-        </w:numPr>
-        <w:spacing w:after="80"/>
-      </w:pPr>
-      <w:r>
-        <w:t xml:space="preserve">datastore:numberWriteAveraged:average (→ iopsWrite)</w:t>
-      </w:r>
-    </w:p>
-    <w:p>
-      <w:pPr>
-        <w:spacing w:after="120"/>
-      </w:pPr>
-      <w:r>
-        <w:t xml:space="preserve">vSAN counters cannot be queried via queryPerf in vCenter 9. The action instead calls </w:t>
-      </w:r>
-      <w:r>
-        <w:rPr>
-          <w:rFonts w:ascii="Consolas" w:cs="Consolas" w:eastAsia="Consolas" w:hAnsi="Consolas"/>
-          <w:sz w:val="22"/>
-          <w:szCs w:val="22"/>
-        </w:rPr>
-        <w:t xml:space="preserve">HostVsanInternalSystem.queryVsanStatistics(["dom"])</w:t>
-      </w:r>
-      <w:r>
-        <w:t xml:space="preserve"> on every host in the vSAN cluster, parses dom.owner.stats, takes two snapshots two seconds apart, and computes deltas to derive a point-in-time rate. Latency is high-depth duration divided by high-depth count; congestion is the sum of readCachedCongestionSum and proxyWriteCongestionSum delta, normalised by host count.</w:t>
-      </w:r>
-    </w:p>
-    <w:tbl>
-      <w:tblPr>
-        <w:tblW w:type="dxa" w:w="9360"/>
-        <w:tblBorders>
-          <w:top w:val="single" w:color="auto" w:sz="4"/>
-          <w:left w:val="single" w:color="auto" w:sz="4"/>
-          <w:bottom w:val="single" w:color="auto" w:sz="4"/>
-          <w:right w:val="single" w:color="auto" w:sz="4"/>
-          <w:insideH w:val="single" w:color="auto" w:sz="4"/>
-          <w:insideV w:val="single" w:color="auto" w:sz="4"/>
-        </w:tblBorders>
-      </w:tblPr>
-      <w:tblGrid>
-        <w:gridCol w:w="120"/>
-        <w:gridCol w:w="9240"/>
-      </w:tblGrid>
-      <w:tr>
-        <w:tc>
-          <w:tcPr>
-            <w:tcW w:type="dxa" w:w="120"/>
-            <w:tcBorders>
-              <w:top w:val="none"/>
-              <w:left w:val="none"/>
-              <w:bottom w:val="none"/>
-              <w:right w:val="none"/>
-            </w:tcBorders>
-            <w:shd w:fill="2E75B6" w:val="clear"/>
-            <w:tcMar>
-              <w:top w:type="dxa" w:w="0"/>
-              <w:left w:type="dxa" w:w="0"/>
-              <w:bottom w:type="dxa" w:w="0"/>
-              <w:right w:type="dxa" w:w="0"/>
-            </w:tcMar>
-          </w:tcPr>
-          <w:p>
-            <w:pPr>
-              <w:spacing w:after="0"/>
-            </w:pPr>
-            <w:r>
-              <w:t xml:space="preserve"> </w:t>
-            </w:r>
-          </w:p>
-        </w:tc>
-        <w:tc>
-          <w:tcPr>
-            <w:tcW w:type="dxa" w:w="9240"/>
-            <w:tcBorders>
-              <w:top w:val="none"/>
-              <w:left w:val="none"/>
-              <w:bottom w:val="none"/>
-              <w:right w:val="none"/>
-            </w:tcBorders>
-            <w:shd w:fill="D5E8F0" w:val="clear"/>
-            <w:tcMar>
-              <w:top w:type="dxa" w:w="140"/>
-              <w:left w:type="dxa" w:w="200"/>
-              <w:bottom w:type="dxa" w:w="140"/>
-              <w:right w:type="dxa" w:w="200"/>
-            </w:tcMar>
-          </w:tcPr>
-          <w:p>
-            <w:pPr>
-              <w:spacing w:after="60"/>
-            </w:pPr>
-            <w:r>
-              <w:rPr>
-                <w:b/>
-                <w:bCs/>
-                <w:color w:val="1F1F1F"/>
-                <w:sz w:val="22"/>
-                <w:szCs w:val="22"/>
-              </w:rPr>
-              <w:t xml:space="preserve">Why "first sample is null"</w:t>
-            </w:r>
-          </w:p>
-          <w:p>
-            <w:pPr>
-              <w:spacing w:after="0"/>
-            </w:pPr>
-            <w:r>
-              <w:rPr>
-                <w:sz w:val="22"/>
-                <w:szCs w:val="22"/>
-              </w:rPr>
-              <w:t xml:space="preserve">When there is no recent vSAN load, the high-depth counters do not increment between snapshots, so latency is reported as null (uncalibrated) rather than zero. The governor explicitly skips null fields rather than treating them as healthy. This is intentional: “no data” is not the same as “no load.”</w:t>
-            </w:r>
-          </w:p>
-        </w:tc>
-      </w:tr>
-    </w:tbl>
+        <w:t xml:space="preserve">VMFS/NFS: PerformanceManager.queryPerf with intervalId=20 (real-time), fallback to 300. vSAN: HostVsanInternalSystem.queryVsanStatistics(["dom"]) on every cluster host, two snapshots two seconds apart, delta-based rate derivation.</w:t>
+      </w:r>
+    </w:p>
     <w:p>
       <w:pPr>
         <w:pStyle w:val="Heading1"/>
       </w:pPr>
       <w:r>
-        <w:t xml:space="preserve">6. Snapshot Chain Ordering</w:t>
-      </w:r>
-    </w:p>
-    <w:p>
-      <w:pPr>
-        <w:spacing w:after="120"/>
-      </w:pPr>
-      <w:r>
-        <w:t xml:space="preserve">vCenter rejects deletion of a snapshot if it has live children, so the workflow must always remove leaves first. ST-05 implements this as a topological sort over each VM’s candidate set:</w:t>
-      </w:r>
-    </w:p>
-    <w:p>
-      <w:pPr>
-        <w:pStyle w:val="ListParagraph"/>
-        <w:numPr>
-          <w:ilvl w:val="0"/>
-          <w:numId w:val="3"/>
-        </w:numPr>
-        <w:spacing w:after="80"/>
-      </w:pPr>
-      <w:r>
-        <w:t xml:space="preserve">Group candidates by vmMoRef.</w:t>
-      </w:r>
-    </w:p>
-    <w:p>
-      <w:pPr>
-        <w:pStyle w:val="ListParagraph"/>
-        <w:numPr>
-          <w:ilvl w:val="0"/>
-          <w:numId w:val="3"/>
-        </w:numPr>
-        <w:spacing w:after="80"/>
-      </w:pPr>
-      <w:r>
-        <w:t xml:space="preserve">For each group, build a set of “is a parent of another candidate” references. Crucially, only consider parent links pointing to other candidates in this group — filtered-out snapshots are invisible to the sort, which prevents the sort from getting stuck when a filtered snapshot sits in the middle of a chain.</w:t>
-      </w:r>
-    </w:p>
-    <w:p>
-      <w:pPr>
-        <w:pStyle w:val="ListParagraph"/>
-        <w:numPr>
-          <w:ilvl w:val="0"/>
-          <w:numId w:val="3"/>
-        </w:numPr>
-        <w:spacing w:after="80"/>
-      </w:pPr>
-      <w:r>
-        <w:t xml:space="preserve">Apply Kahn’s algorithm: emit leaves (no remaining children), then unmark their parents. Repeat until the set is empty.</w:t>
-      </w:r>
-    </w:p>
-    <w:p>
-      <w:pPr>
-        <w:pStyle w:val="ListParagraph"/>
-        <w:numPr>
-          <w:ilvl w:val="0"/>
-          <w:numId w:val="3"/>
-        </w:numPr>
-        <w:spacing w:after="80"/>
-      </w:pPr>
-      <w:r>
-        <w:t xml:space="preserve">Within each “leaves” batch, sort by ageMinutes ascending (newest first) so the deepest snapshot in the chain is the first one removed.</w:t>
-      </w:r>
-    </w:p>
-    <w:p>
-      <w:pPr>
-        <w:pStyle w:val="ListParagraph"/>
-        <w:numPr>
-          <w:ilvl w:val="0"/>
-          <w:numId w:val="3"/>
-        </w:numPr>
-        <w:spacing w:after="80"/>
-      </w:pPr>
-      <w:r>
-        <w:t xml:space="preserve">If a cycle is detected (which should be impossible for a real snapshot chain), emit the remainder unsorted with a warning rather than hanging.</w:t>
-      </w:r>
-    </w:p>
-    <w:p>
-      <w:pPr>
-        <w:spacing w:after="120"/>
-      </w:pPr>
-      <w:r>
-        <w:t xml:space="preserve">After ordering, the result is split by power state into two lanes (onCandidatesJson and offCandidatesJson) for the dispatcher.</w:t>
-      </w:r>
-    </w:p>
-    <w:p>
-      <w:pPr>
-        <w:pStyle w:val="Heading1"/>
-      </w:pPr>
-      <w:r>
         <w:t xml:space="preserve">7. Per-Snapshot Safety Checks</w:t>
-      </w:r>
-    </w:p>
-    <w:p>
-      <w:pPr>
-        <w:spacing w:after="120"/>
-      </w:pPr>
-      <w:r>
-        <w:t xml:space="preserve">_deleteSnapshot performs a sequence of safety checks before submitting the removeSnapshot_Task call. Any check that fails causes the candidate to be skipped (not failed) and logged with a skipReason:</w:t>
       </w:r>
     </w:p>
     <w:tbl>
@@ -4444,7 +4210,7 @@
               <w:bottom w:val="single" w:color="BFBFBF" w:sz="4"/>
               <w:right w:val="single" w:color="BFBFBF" w:sz="4"/>
             </w:tcBorders>
-            <w:shd w:fill="1F3864" w:val="clear"/>
+            <w:shd w:fill="0A1F3D" w:val="clear"/>
             <w:tcMar>
               <w:top w:type="dxa" w:w="100"/>
               <w:left w:type="dxa" w:w="140"/>
@@ -4458,11 +4224,12 @@
             </w:pPr>
             <w:r>
               <w:rPr>
+                <w:rFonts w:ascii="Arial" w:cs="Arial" w:eastAsia="Arial" w:hAnsi="Arial"/>
                 <w:b/>
                 <w:bCs/>
                 <w:color w:val="FFFFFF"/>
-                <w:sz w:val="22"/>
-                <w:szCs w:val="22"/>
+                <w:sz w:val="20"/>
+                <w:szCs w:val="20"/>
               </w:rPr>
               <w:t xml:space="preserve">Check</w:t>
             </w:r>
@@ -4477,7 +4244,7 @@
               <w:bottom w:val="single" w:color="BFBFBF" w:sz="4"/>
               <w:right w:val="single" w:color="BFBFBF" w:sz="4"/>
             </w:tcBorders>
-            <w:shd w:fill="1F3864" w:val="clear"/>
+            <w:shd w:fill="0A1F3D" w:val="clear"/>
             <w:tcMar>
               <w:top w:type="dxa" w:w="100"/>
               <w:left w:type="dxa" w:w="140"/>
@@ -4491,11 +4258,12 @@
             </w:pPr>
             <w:r>
               <w:rPr>
+                <w:rFonts w:ascii="Arial" w:cs="Arial" w:eastAsia="Arial" w:hAnsi="Arial"/>
                 <w:b/>
                 <w:bCs/>
                 <w:color w:val="FFFFFF"/>
-                <w:sz w:val="22"/>
-                <w:szCs w:val="22"/>
+                <w:sz w:val="20"/>
+                <w:szCs w:val="20"/>
               </w:rPr>
               <w:t xml:space="preserve">Skip reason</w:t>
             </w:r>
@@ -4559,7 +4327,7 @@
                 <w:sz w:val="20"/>
                 <w:szCs w:val="20"/>
               </w:rPr>
-              <w:t xml:space="preserve">Resolves the vmMoRef (which is vm.id from vRO inventory) by traversing the same tree used during enumeration. If not found, the VM was deleted or moved since the scan.</w:t>
+              <w:t xml:space="preserve">Resolves vmMoRef by traversing the same inventory tree used during enumeration. If not found, the VM was deleted or moved since the scan.</w:t>
             </w:r>
           </w:p>
         </w:tc>
@@ -4621,7 +4389,7 @@
                 <w:sz w:val="20"/>
                 <w:szCs w:val="20"/>
               </w:rPr>
-              <w:t xml:space="preserve">Templates are never modified. Belt-and-braces; the enumerator already filters templates.</w:t>
+              <w:t xml:space="preserve">Templates are never modified.</w:t>
             </w:r>
           </w:p>
         </w:tc>
@@ -4745,7 +4513,7 @@
                 <w:sz w:val="20"/>
                 <w:szCs w:val="20"/>
               </w:rPr>
-              <w:t xml:space="preserve">If vm.runtime.host.runtime.connectionState is disconnected or notResponding, the action skips to avoid data loss during a possible HA event.</w:t>
+              <w:t xml:space="preserve">Skips if host connectionState is disconnected or notResponding to avoid data loss during a possible HA event.</w:t>
             </w:r>
           </w:p>
         </w:tc>
@@ -4807,7 +4575,7 @@
                 <w:sz w:val="20"/>
                 <w:szCs w:val="20"/>
               </w:rPr>
-              <w:t xml:space="preserve">Primary lookup by MoRef. If the MoRef is stale (vCenter sometimes reorganises chains during consolidation), falls back to matching on snapshot name and createTime within a 60-second tolerance.</w:t>
+              <w:t xml:space="preserve">Primary lookup by MoRef. Fallback: match on snapshot name and createTime within a 60-second tolerance if MoRef is stale after chain reorganisation.</w:t>
             </w:r>
           </w:p>
         </w:tc>
@@ -4815,7 +4583,7 @@
     </w:tbl>
     <w:p>
       <w:pPr>
-        <w:spacing w:after="120"/>
+        <w:spacing w:after="60"/>
       </w:pPr>
       <w:r>
         <w:t xml:space="preserve"> </w:t>
@@ -4839,17 +4607,9 @@
     </w:p>
     <w:p>
       <w:pPr>
-        <w:spacing w:after="120"/>
-      </w:pPr>
-      <w:r>
-        <w:t xml:space="preserve">Every log line emitted by the workflow uses the format:</w:t>
-      </w:r>
-    </w:p>
-    <w:p>
-      <w:pPr>
-        <w:pStyle w:val="Code"/>
         <w:shd w:fill="F2F2F2" w:val="clear"/>
         <w:spacing w:after="0" w:before="0"/>
+        <w:ind w:left="360"/>
       </w:pPr>
       <w:r>
         <w:rPr>
@@ -4865,18 +4625,7 @@
         <w:spacing w:after="120"/>
       </w:pPr>
       <w:r>
-        <w:t xml:space="preserve">Phase markers are STARTUP, INVENTORY, PROCESSING, FINALISE, ERROR. Status markers are OK, SKIP, DONE, DRY-RUN, HOLD, WARN, FAIL, RESULT. A single text search in Aria Operations for Logs for </w:t>
-      </w:r>
-      <w:r>
-        <w:rPr>
-          <w:rFonts w:ascii="Consolas" w:cs="Consolas" w:eastAsia="Consolas" w:hAnsi="Consolas"/>
-          <w:sz w:val="22"/>
-          <w:szCs w:val="22"/>
-        </w:rPr>
-        <w:t xml:space="preserve">[SNAPSHOT-CLEANUP]</w:t>
-      </w:r>
-      <w:r>
-        <w:t xml:space="preserve"> returns every line from every run.</w:t>
+        <w:t xml:space="preserve">Phase markers: STARTUP, INVENTORY, PROCESSING, FINALISE, ERROR. Status markers: OK, SKIP, DONE, DRY-RUN, HOLD, WARN, FAIL, RESULT.</w:t>
       </w:r>
     </w:p>
     <w:p>
@@ -4884,38 +4633,14 @@
         <w:pStyle w:val="Heading2"/>
       </w:pPr>
       <w:r>
-        <w:t xml:space="preserve">8.2 Run ID correlation</w:t>
-      </w:r>
-    </w:p>
-    <w:p>
-      <w:pPr>
-        <w:spacing w:after="120"/>
-      </w:pPr>
-      <w:r>
-        <w:t xml:space="preserve">Every log entry written to the runLog accumulator carries the runId. The final result block (RESULT marker) prints the runId in its header, so any line in the log can be traced back to the originating run.</w:t>
-      </w:r>
-    </w:p>
-    <w:p>
-      <w:pPr>
-        <w:pStyle w:val="Heading2"/>
-      </w:pPr>
-      <w:r>
-        <w:t xml:space="preserve">8.3 Structured output</w:t>
-      </w:r>
-    </w:p>
-    <w:p>
-      <w:pPr>
-        <w:spacing w:after="120"/>
-      </w:pPr>
-      <w:r>
-        <w:t xml:space="preserve">ST-09 writes runSummaryJson to a workflow output attribute. This is a machine-readable summary suitable for downstream automation:</w:t>
-      </w:r>
-    </w:p>
-    <w:p>
-      <w:pPr>
-        <w:pStyle w:val="Code"/>
+        <w:t xml:space="preserve">8.2 Structured output (runSummaryJson)</w:t>
+      </w:r>
+    </w:p>
+    <w:p>
+      <w:pPr>
         <w:shd w:fill="F2F2F2" w:val="clear"/>
         <w:spacing w:after="0" w:before="0"/>
+        <w:ind w:left="360"/>
       </w:pPr>
       <w:r>
         <w:rPr>
@@ -4928,9 +4653,9 @@
     </w:p>
     <w:p>
       <w:pPr>
-        <w:pStyle w:val="Code"/>
         <w:shd w:fill="F2F2F2" w:val="clear"/>
         <w:spacing w:after="0" w:before="0"/>
+        <w:ind w:left="360"/>
       </w:pPr>
       <w:r>
         <w:rPr>
@@ -4943,9 +4668,9 @@
     </w:p>
     <w:p>
       <w:pPr>
-        <w:pStyle w:val="Code"/>
         <w:shd w:fill="F2F2F2" w:val="clear"/>
         <w:spacing w:after="0" w:before="0"/>
+        <w:ind w:left="360"/>
       </w:pPr>
       <w:r>
         <w:rPr>
@@ -4958,9 +4683,9 @@
     </w:p>
     <w:p>
       <w:pPr>
-        <w:pStyle w:val="Code"/>
         <w:shd w:fill="F2F2F2" w:val="clear"/>
         <w:spacing w:after="0" w:before="0"/>
+        <w:ind w:left="360"/>
       </w:pPr>
       <w:r>
         <w:rPr>
@@ -4973,9 +4698,9 @@
     </w:p>
     <w:p>
       <w:pPr>
-        <w:pStyle w:val="Code"/>
         <w:shd w:fill="F2F2F2" w:val="clear"/>
         <w:spacing w:after="0" w:before="0"/>
+        <w:ind w:left="360"/>
       </w:pPr>
       <w:r>
         <w:rPr>
@@ -4988,9 +4713,9 @@
     </w:p>
     <w:p>
       <w:pPr>
-        <w:pStyle w:val="Code"/>
         <w:shd w:fill="F2F2F2" w:val="clear"/>
         <w:spacing w:after="0" w:before="0"/>
+        <w:ind w:left="360"/>
       </w:pPr>
       <w:r>
         <w:rPr>
@@ -5003,9 +4728,9 @@
     </w:p>
     <w:p>
       <w:pPr>
-        <w:pStyle w:val="Code"/>
         <w:shd w:fill="F2F2F2" w:val="clear"/>
         <w:spacing w:after="0" w:before="0"/>
+        <w:ind w:left="360"/>
       </w:pPr>
       <w:r>
         <w:rPr>
@@ -5018,9 +4743,9 @@
     </w:p>
     <w:p>
       <w:pPr>
-        <w:pStyle w:val="Code"/>
         <w:shd w:fill="F2F2F2" w:val="clear"/>
         <w:spacing w:after="0" w:before="0"/>
+        <w:ind w:left="360"/>
       </w:pPr>
       <w:r>
         <w:rPr>
@@ -5033,9 +4758,9 @@
     </w:p>
     <w:p>
       <w:pPr>
-        <w:pStyle w:val="Code"/>
         <w:shd w:fill="F2F2F2" w:val="clear"/>
         <w:spacing w:after="0" w:before="0"/>
+        <w:ind w:left="360"/>
       </w:pPr>
       <w:r>
         <w:rPr>
@@ -5048,9 +4773,9 @@
     </w:p>
     <w:p>
       <w:pPr>
-        <w:pStyle w:val="Code"/>
         <w:shd w:fill="F2F2F2" w:val="clear"/>
         <w:spacing w:after="0" w:before="0"/>
+        <w:ind w:left="360"/>
       </w:pPr>
       <w:r>
         <w:rPr>
@@ -5058,14 +4783,14 @@
           <w:sz w:val="18"/>
           <w:szCs w:val="18"/>
         </w:rPr>
-        <w:t xml:space="preserve">    "descIgnoreFilter": "BACKUP-DO-NOT-DELETE"</w:t>
-      </w:r>
-    </w:p>
-    <w:p>
-      <w:pPr>
-        <w:pStyle w:val="Code"/>
+        <w:t xml:space="preserve">    "descIgnoreStrings": ["BACKUP-DO-NOT-DELETE", "DR-HOLD", "KEEP"]</w:t>
+      </w:r>
+    </w:p>
+    <w:p>
+      <w:pPr>
         <w:shd w:fill="F2F2F2" w:val="clear"/>
         <w:spacing w:after="0" w:before="0"/>
+        <w:ind w:left="360"/>
       </w:pPr>
       <w:r>
         <w:rPr>
@@ -5078,9 +4803,9 @@
     </w:p>
     <w:p>
       <w:pPr>
-        <w:pStyle w:val="Code"/>
         <w:shd w:fill="F2F2F2" w:val="clear"/>
         <w:spacing w:after="0" w:before="0"/>
+        <w:ind w:left="360"/>
       </w:pPr>
       <w:r>
         <w:rPr>
@@ -5093,9 +4818,9 @@
     </w:p>
     <w:p>
       <w:pPr>
-        <w:pStyle w:val="Code"/>
         <w:shd w:fill="F2F2F2" w:val="clear"/>
         <w:spacing w:after="0" w:before="0"/>
+        <w:ind w:left="360"/>
       </w:pPr>
       <w:r>
         <w:rPr>
@@ -5108,9 +4833,9 @@
     </w:p>
     <w:p>
       <w:pPr>
-        <w:pStyle w:val="Code"/>
         <w:shd w:fill="F2F2F2" w:val="clear"/>
         <w:spacing w:after="0" w:before="0"/>
+        <w:ind w:left="360"/>
       </w:pPr>
       <w:r>
         <w:rPr>
@@ -5123,9 +4848,9 @@
     </w:p>
     <w:p>
       <w:pPr>
-        <w:pStyle w:val="Code"/>
         <w:shd w:fill="F2F2F2" w:val="clear"/>
         <w:spacing w:after="0" w:before="0"/>
+        <w:ind w:left="360"/>
       </w:pPr>
       <w:r>
         <w:rPr>
@@ -5138,9 +4863,9 @@
     </w:p>
     <w:p>
       <w:pPr>
-        <w:pStyle w:val="Code"/>
         <w:shd w:fill="F2F2F2" w:val="clear"/>
         <w:spacing w:after="0" w:before="0"/>
+        <w:ind w:left="360"/>
       </w:pPr>
       <w:r>
         <w:rPr>
@@ -5153,9 +4878,9 @@
     </w:p>
     <w:p>
       <w:pPr>
-        <w:pStyle w:val="Code"/>
         <w:shd w:fill="F2F2F2" w:val="clear"/>
         <w:spacing w:after="0" w:before="0"/>
+        <w:ind w:left="360"/>
       </w:pPr>
       <w:r>
         <w:rPr>
@@ -5168,9 +4893,9 @@
     </w:p>
     <w:p>
       <w:pPr>
-        <w:pStyle w:val="Code"/>
         <w:shd w:fill="F2F2F2" w:val="clear"/>
         <w:spacing w:after="0" w:before="0"/>
+        <w:ind w:left="360"/>
       </w:pPr>
       <w:r>
         <w:rPr>
@@ -5183,9 +4908,9 @@
     </w:p>
     <w:p>
       <w:pPr>
-        <w:pStyle w:val="Code"/>
         <w:shd w:fill="F2F2F2" w:val="clear"/>
         <w:spacing w:after="0" w:before="0"/>
+        <w:ind w:left="360"/>
       </w:pPr>
       <w:r>
         <w:rPr>
@@ -5234,7 +4959,7 @@
               <w:bottom w:val="single" w:color="BFBFBF" w:sz="4"/>
               <w:right w:val="single" w:color="BFBFBF" w:sz="4"/>
             </w:tcBorders>
-            <w:shd w:fill="1F3864" w:val="clear"/>
+            <w:shd w:fill="0A1F3D" w:val="clear"/>
             <w:tcMar>
               <w:top w:type="dxa" w:w="100"/>
               <w:left w:type="dxa" w:w="140"/>
@@ -5248,11 +4973,12 @@
             </w:pPr>
             <w:r>
               <w:rPr>
+                <w:rFonts w:ascii="Arial" w:cs="Arial" w:eastAsia="Arial" w:hAnsi="Arial"/>
                 <w:b/>
                 <w:bCs/>
                 <w:color w:val="FFFFFF"/>
-                <w:sz w:val="22"/>
-                <w:szCs w:val="22"/>
+                <w:sz w:val="20"/>
+                <w:szCs w:val="20"/>
               </w:rPr>
               <w:t xml:space="preserve">#</w:t>
             </w:r>
@@ -5267,7 +4993,7 @@
               <w:bottom w:val="single" w:color="BFBFBF" w:sz="4"/>
               <w:right w:val="single" w:color="BFBFBF" w:sz="4"/>
             </w:tcBorders>
-            <w:shd w:fill="1F3864" w:val="clear"/>
+            <w:shd w:fill="0A1F3D" w:val="clear"/>
             <w:tcMar>
               <w:top w:type="dxa" w:w="100"/>
               <w:left w:type="dxa" w:w="140"/>
@@ -5281,11 +5007,12 @@
             </w:pPr>
             <w:r>
               <w:rPr>
+                <w:rFonts w:ascii="Arial" w:cs="Arial" w:eastAsia="Arial" w:hAnsi="Arial"/>
                 <w:b/>
                 <w:bCs/>
                 <w:color w:val="FFFFFF"/>
-                <w:sz w:val="22"/>
-                <w:szCs w:val="22"/>
+                <w:sz w:val="20"/>
+                <w:szCs w:val="20"/>
               </w:rPr>
               <w:t xml:space="preserve">Item</w:t>
             </w:r>
@@ -5300,7 +5027,7 @@
               <w:bottom w:val="single" w:color="BFBFBF" w:sz="4"/>
               <w:right w:val="single" w:color="BFBFBF" w:sz="4"/>
             </w:tcBorders>
-            <w:shd w:fill="1F3864" w:val="clear"/>
+            <w:shd w:fill="0A1F3D" w:val="clear"/>
             <w:tcMar>
               <w:top w:type="dxa" w:w="100"/>
               <w:left w:type="dxa" w:w="140"/>
@@ -5314,11 +5041,12 @@
             </w:pPr>
             <w:r>
               <w:rPr>
+                <w:rFonts w:ascii="Arial" w:cs="Arial" w:eastAsia="Arial" w:hAnsi="Arial"/>
                 <w:b/>
                 <w:bCs/>
                 <w:color w:val="FFFFFF"/>
-                <w:sz w:val="22"/>
-                <w:szCs w:val="22"/>
+                <w:sz w:val="20"/>
+                <w:szCs w:val="20"/>
               </w:rPr>
               <w:t xml:space="preserve">Description</w:t>
             </w:r>
@@ -5412,7 +5140,7 @@
                 <w:sz w:val="20"/>
                 <w:szCs w:val="20"/>
               </w:rPr>
-              <w:t xml:space="preserve">ST-07_ProcessPoweredOffVMs.js and adaptiveGovernorCheck.js reference module name "com.company.snapshotcleanup". The canonical names are "com.broadcom.pso.vc.vm.snapshots" (snapshot actions) and "com.broadcom.pso.vc.storage" (storage actions). As shipped, ST-07’s System.getModule calls will fail at runtime. Resolution: rename references in ST-07 to the canonical names before deployment. ST-06 already uses the correct names; use it as the reference.</w:t>
+              <w:t xml:space="preserve">ST-07 and adaptiveGovernorCheck.js reference "com.company.snapshotcleanup". Canonical names are "com.broadcom.pso.vc.vm.snapshots" and "com.broadcom.pso.vc.storage". Must be corrected before deployment.</w:t>
             </w:r>
           </w:p>
         </w:tc>
@@ -5504,7 +5232,7 @@
                 <w:sz w:val="20"/>
                 <w:szCs w:val="20"/>
               </w:rPr>
-              <w:t xml:space="preserve">The action references a configuration element "SnapshotCleanup/FileLogging" which the configuration model explicitly states has been removed. The action is not invoked by any workflow task. Recommendation: delete the file from the action library to avoid confusion, or document it as deprecated.</w:t>
+              <w:t xml:space="preserve">References a removed FileLogging configuration element. Not invoked by any task. Delete or archive.</w:t>
             </w:r>
           </w:p>
         </w:tc>
@@ -5596,7 +5324,7 @@
                 <w:sz w:val="20"/>
                 <w:szCs w:val="20"/>
               </w:rPr>
-              <w:t xml:space="preserve">The pipeline jumps from ST-07 to ST-09 with no ST-08. This is intentional (slot reserved for a future post-processing step such as capacity reporting) but should be either populated or the gap formally closed.</w:t>
+              <w:t xml:space="preserve">Pipeline jumps from ST-07 to ST-09. Intentional placeholder for future post-processing.</w:t>
             </w:r>
           </w:p>
         </w:tc>
@@ -5688,7 +5416,7 @@
                 <w:sz w:val="20"/>
                 <w:szCs w:val="20"/>
               </w:rPr>
-              <w:t xml:space="preserve">Both ST-06 and ST-07 cap governor wait at 120 attempts. With the default 30-second poll interval this is one hour. The cap is hard-coded rather than derived from a workflow input. Consider exposing maxGovernorWaitMinutes as an input.</w:t>
+              <w:t xml:space="preserve">Governor wait capped at 120 attempts. Consider exposing maxGovernorWaitMinutes as an input.</w:t>
             </w:r>
           </w:p>
         </w:tc>
@@ -5780,7 +5508,7 @@
                 <w:sz w:val="20"/>
                 <w:szCs w:val="20"/>
               </w:rPr>
-              <w:t xml:space="preserve">If vRO is killed mid-run, the runLock attribute is left non-empty and all subsequent runs abort. Recovery is a manual edit of the configuration element. Consider adding a TTL stamp (lockAcquiredAt) so the lock can be self-healed if older than a configurable timeout.</w:t>
+              <w:t xml:space="preserve">Consider adding a TTL stamp (lockAcquiredAt) for self-healing.</w:t>
             </w:r>
           </w:p>
         </w:tc>
@@ -5842,7 +5570,7 @@
                 <w:sz w:val="20"/>
                 <w:szCs w:val="20"/>
               </w:rPr>
-              <w:t xml:space="preserve">MoRef matching includes substring fallback</w:t>
+              <w:t xml:space="preserve">MoRef matching workaround</w:t>
             </w:r>
           </w:p>
         </w:tc>
@@ -5872,7 +5600,7 @@
                 <w:sz w:val="20"/>
                 <w:szCs w:val="20"/>
               </w:rPr>
-              <w:t xml:space="preserve">findSnapshot in deleteSnapshot.js attempts several MoRef coercions (string equality, then dash-suffix matching) to handle Polyglot serialisation differences. This is a workaround for a vRO 8.17 behaviour and should be revisited if the runtime is upgraded.</w:t>
+              <w:t xml:space="preserve">findSnapshot includes dash-suffix fallback for Polyglot serialisation. Revisit if vRO runtime is upgraded.</w:t>
             </w:r>
           </w:p>
         </w:tc>
@@ -5880,7 +5608,7 @@
     </w:tbl>
     <w:p>
       <w:pPr>
-        <w:spacing w:after="120"/>
+        <w:spacing w:after="60"/>
       </w:pPr>
       <w:r>
         <w:t xml:space="preserve"> </w:t>
@@ -5907,9 +5635,9 @@
         </w:tblBorders>
       </w:tblPr>
       <w:tblGrid>
-        <w:gridCol w:w="2400"/>
+        <w:gridCol w:w="2600"/>
         <w:gridCol w:w="1500"/>
-        <w:gridCol w:w="5460"/>
+        <w:gridCol w:w="5260"/>
       </w:tblGrid>
       <w:tr>
         <w:trPr>
@@ -5917,14 +5645,14 @@
         </w:trPr>
         <w:tc>
           <w:tcPr>
-            <w:tcW w:type="dxa" w:w="2400"/>
-            <w:tcBorders>
-              <w:top w:val="single" w:color="BFBFBF" w:sz="4"/>
-              <w:left w:val="single" w:color="BFBFBF" w:sz="4"/>
-              <w:bottom w:val="single" w:color="BFBFBF" w:sz="4"/>
-              <w:right w:val="single" w:color="BFBFBF" w:sz="4"/>
-            </w:tcBorders>
-            <w:shd w:fill="1F3864" w:val="clear"/>
+            <w:tcW w:type="dxa" w:w="2600"/>
+            <w:tcBorders>
+              <w:top w:val="single" w:color="BFBFBF" w:sz="4"/>
+              <w:left w:val="single" w:color="BFBFBF" w:sz="4"/>
+              <w:bottom w:val="single" w:color="BFBFBF" w:sz="4"/>
+              <w:right w:val="single" w:color="BFBFBF" w:sz="4"/>
+            </w:tcBorders>
+            <w:shd w:fill="0A1F3D" w:val="clear"/>
             <w:tcMar>
               <w:top w:type="dxa" w:w="100"/>
               <w:left w:type="dxa" w:w="140"/>
@@ -5938,11 +5666,12 @@
             </w:pPr>
             <w:r>
               <w:rPr>
+                <w:rFonts w:ascii="Arial" w:cs="Arial" w:eastAsia="Arial" w:hAnsi="Arial"/>
                 <w:b/>
                 <w:bCs/>
                 <w:color w:val="FFFFFF"/>
-                <w:sz w:val="22"/>
-                <w:szCs w:val="22"/>
+                <w:sz w:val="20"/>
+                <w:szCs w:val="20"/>
               </w:rPr>
               <w:t xml:space="preserve">Outcome</w:t>
             </w:r>
@@ -5957,7 +5686,7 @@
               <w:bottom w:val="single" w:color="BFBFBF" w:sz="4"/>
               <w:right w:val="single" w:color="BFBFBF" w:sz="4"/>
             </w:tcBorders>
-            <w:shd w:fill="1F3864" w:val="clear"/>
+            <w:shd w:fill="0A1F3D" w:val="clear"/>
             <w:tcMar>
               <w:top w:type="dxa" w:w="100"/>
               <w:left w:type="dxa" w:w="140"/>
@@ -5971,11 +5700,12 @@
             </w:pPr>
             <w:r>
               <w:rPr>
+                <w:rFonts w:ascii="Arial" w:cs="Arial" w:eastAsia="Arial" w:hAnsi="Arial"/>
                 <w:b/>
                 <w:bCs/>
                 <w:color w:val="FFFFFF"/>
-                <w:sz w:val="22"/>
-                <w:szCs w:val="22"/>
+                <w:sz w:val="20"/>
+                <w:szCs w:val="20"/>
               </w:rPr>
               <w:t xml:space="preserve">Set by</w:t>
             </w:r>
@@ -5983,14 +5713,14 @@
         </w:tc>
         <w:tc>
           <w:tcPr>
-            <w:tcW w:type="dxa" w:w="5460"/>
-            <w:tcBorders>
-              <w:top w:val="single" w:color="BFBFBF" w:sz="4"/>
-              <w:left w:val="single" w:color="BFBFBF" w:sz="4"/>
-              <w:bottom w:val="single" w:color="BFBFBF" w:sz="4"/>
-              <w:right w:val="single" w:color="BFBFBF" w:sz="4"/>
-            </w:tcBorders>
-            <w:shd w:fill="1F3864" w:val="clear"/>
+            <w:tcW w:type="dxa" w:w="5260"/>
+            <w:tcBorders>
+              <w:top w:val="single" w:color="BFBFBF" w:sz="4"/>
+              <w:left w:val="single" w:color="BFBFBF" w:sz="4"/>
+              <w:bottom w:val="single" w:color="BFBFBF" w:sz="4"/>
+              <w:right w:val="single" w:color="BFBFBF" w:sz="4"/>
+            </w:tcBorders>
+            <w:shd w:fill="0A1F3D" w:val="clear"/>
             <w:tcMar>
               <w:top w:type="dxa" w:w="100"/>
               <w:left w:type="dxa" w:w="140"/>
@@ -6004,11 +5734,12 @@
             </w:pPr>
             <w:r>
               <w:rPr>
+                <w:rFonts w:ascii="Arial" w:cs="Arial" w:eastAsia="Arial" w:hAnsi="Arial"/>
                 <w:b/>
                 <w:bCs/>
                 <w:color w:val="FFFFFF"/>
-                <w:sz w:val="22"/>
-                <w:szCs w:val="22"/>
+                <w:sz w:val="20"/>
+                <w:szCs w:val="20"/>
               </w:rPr>
               <w:t xml:space="preserve">Meaning</w:t>
             </w:r>
@@ -6018,7 +5749,7 @@
       <w:tr>
         <w:tc>
           <w:tcPr>
-            <w:tcW w:type="dxa" w:w="2400"/>
+            <w:tcW w:type="dxa" w:w="2600"/>
             <w:tcBorders>
               <w:top w:val="single" w:color="BFBFBF" w:sz="4"/>
               <w:left w:val="single" w:color="BFBFBF" w:sz="4"/>
@@ -6078,7 +5809,7 @@
         </w:tc>
         <w:tc>
           <w:tcPr>
-            <w:tcW w:type="dxa" w:w="5460"/>
+            <w:tcW w:type="dxa" w:w="5260"/>
             <w:tcBorders>
               <w:top w:val="single" w:color="BFBFBF" w:sz="4"/>
               <w:left w:val="single" w:color="BFBFBF" w:sz="4"/>
@@ -6110,7 +5841,7 @@
       <w:tr>
         <w:tc>
           <w:tcPr>
-            <w:tcW w:type="dxa" w:w="2400"/>
+            <w:tcW w:type="dxa" w:w="2600"/>
             <w:tcBorders>
               <w:top w:val="single" w:color="BFBFBF" w:sz="4"/>
               <w:left w:val="single" w:color="BFBFBF" w:sz="4"/>
@@ -6170,7 +5901,7 @@
         </w:tc>
         <w:tc>
           <w:tcPr>
-            <w:tcW w:type="dxa" w:w="5460"/>
+            <w:tcW w:type="dxa" w:w="5260"/>
             <w:tcBorders>
               <w:top w:val="single" w:color="BFBFBF" w:sz="4"/>
               <w:left w:val="single" w:color="BFBFBF" w:sz="4"/>
@@ -6194,7 +5925,7 @@
                 <w:sz w:val="20"/>
                 <w:szCs w:val="20"/>
               </w:rPr>
-              <w:t xml:space="preserve">Live mode disabled; no deletions performed; counts reflect what would have been done.</w:t>
+              <w:t xml:space="preserve">Live mode disabled; no deletions performed.</w:t>
             </w:r>
           </w:p>
         </w:tc>
@@ -6202,7 +5933,7 @@
       <w:tr>
         <w:tc>
           <w:tcPr>
-            <w:tcW w:type="dxa" w:w="2400"/>
+            <w:tcW w:type="dxa" w:w="2600"/>
             <w:tcBorders>
               <w:top w:val="single" w:color="BFBFBF" w:sz="4"/>
               <w:left w:val="single" w:color="BFBFBF" w:sz="4"/>
@@ -6262,7 +5993,7 @@
         </w:tc>
         <w:tc>
           <w:tcPr>
-            <w:tcW w:type="dxa" w:w="5460"/>
+            <w:tcW w:type="dxa" w:w="5260"/>
             <w:tcBorders>
               <w:top w:val="single" w:color="BFBFBF" w:sz="4"/>
               <w:left w:val="single" w:color="BFBFBF" w:sz="4"/>
@@ -6286,7 +6017,7 @@
                 <w:sz w:val="20"/>
                 <w:szCs w:val="20"/>
               </w:rPr>
-              <w:t xml:space="preserve">Some snapshots could not be processed within the governor wait cap. They will be retried on the next run.</w:t>
+              <w:t xml:space="preserve">Some snapshots could not be processed within the governor wait cap.</w:t>
             </w:r>
           </w:p>
         </w:tc>
@@ -6294,7 +6025,7 @@
       <w:tr>
         <w:tc>
           <w:tcPr>
-            <w:tcW w:type="dxa" w:w="2400"/>
+            <w:tcW w:type="dxa" w:w="2600"/>
             <w:tcBorders>
               <w:top w:val="single" w:color="BFBFBF" w:sz="4"/>
               <w:left w:val="single" w:color="BFBFBF" w:sz="4"/>
@@ -6354,7 +6085,7 @@
         </w:tc>
         <w:tc>
           <w:tcPr>
-            <w:tcW w:type="dxa" w:w="5460"/>
+            <w:tcW w:type="dxa" w:w="5260"/>
             <w:tcBorders>
               <w:top w:val="single" w:color="BFBFBF" w:sz="4"/>
               <w:left w:val="single" w:color="BFBFBF" w:sz="4"/>
@@ -6378,7 +6109,7 @@
                 <w:sz w:val="20"/>
                 <w:szCs w:val="20"/>
               </w:rPr>
-              <w:t xml:space="preserve">One or more deletions returned an error from vCenter. See [FAIL] entries for detail.</w:t>
+              <w:t xml:space="preserve">One or more deletions returned an error from vCenter.</w:t>
             </w:r>
           </w:p>
         </w:tc>
@@ -6386,7 +6117,7 @@
       <w:tr>
         <w:tc>
           <w:tcPr>
-            <w:tcW w:type="dxa" w:w="2400"/>
+            <w:tcW w:type="dxa" w:w="2600"/>
             <w:tcBorders>
               <w:top w:val="single" w:color="BFBFBF" w:sz="4"/>
               <w:left w:val="single" w:color="BFBFBF" w:sz="4"/>
@@ -6446,7 +6177,7 @@
         </w:tc>
         <w:tc>
           <w:tcPr>
-            <w:tcW w:type="dxa" w:w="5460"/>
+            <w:tcW w:type="dxa" w:w="5260"/>
             <w:tcBorders>
               <w:top w:val="single" w:color="BFBFBF" w:sz="4"/>
               <w:left w:val="single" w:color="BFBFBF" w:sz="4"/>
@@ -6470,7 +6201,7 @@
                 <w:sz w:val="20"/>
                 <w:szCs w:val="20"/>
               </w:rPr>
-              <w:t xml:space="preserve">No candidates found; lock released; clean exit via the false branch of the candidates Decision element.</w:t>
+              <w:t xml:space="preserve">No candidates found.</w:t>
             </w:r>
           </w:p>
         </w:tc>
@@ -6478,7 +6209,7 @@
       <w:tr>
         <w:tc>
           <w:tcPr>
-            <w:tcW w:type="dxa" w:w="2400"/>
+            <w:tcW w:type="dxa" w:w="2600"/>
             <w:tcBorders>
               <w:top w:val="single" w:color="BFBFBF" w:sz="4"/>
               <w:left w:val="single" w:color="BFBFBF" w:sz="4"/>
@@ -6538,7 +6269,7 @@
         </w:tc>
         <w:tc>
           <w:tcPr>
-            <w:tcW w:type="dxa" w:w="5460"/>
+            <w:tcW w:type="dxa" w:w="5260"/>
             <w:tcBorders>
               <w:top w:val="single" w:color="BFBFBF" w:sz="4"/>
               <w:left w:val="single" w:color="BFBFBF" w:sz="4"/>
@@ -6562,7 +6293,7 @@
                 <w:sz w:val="20"/>
                 <w:szCs w:val="20"/>
               </w:rPr>
-              <w:t xml:space="preserve">Another run held the lock when this run started. This run took no action and the lock is preserved.</w:t>
+              <w:t xml:space="preserve">Another run held the lock. No action taken.</w:t>
             </w:r>
           </w:p>
         </w:tc>
@@ -6570,7 +6301,7 @@
       <w:tr>
         <w:tc>
           <w:tcPr>
-            <w:tcW w:type="dxa" w:w="2400"/>
+            <w:tcW w:type="dxa" w:w="2600"/>
             <w:tcBorders>
               <w:top w:val="single" w:color="BFBFBF" w:sz="4"/>
               <w:left w:val="single" w:color="BFBFBF" w:sz="4"/>
@@ -6630,7 +6361,7 @@
         </w:tc>
         <w:tc>
           <w:tcPr>
-            <w:tcW w:type="dxa" w:w="5460"/>
+            <w:tcW w:type="dxa" w:w="5260"/>
             <w:tcBorders>
               <w:top w:val="single" w:color="BFBFBF" w:sz="4"/>
               <w:left w:val="single" w:color="BFBFBF" w:sz="4"/>
@@ -6654,7 +6385,7 @@
                 <w:sz w:val="20"/>
                 <w:szCs w:val="20"/>
               </w:rPr>
-              <w:t xml:space="preserve">Sentinel for the no-candidates exit path. ST-04 already wrote the result and released the lock.</w:t>
+              <w:t xml:space="preserve">No-candidates sentinel.</w:t>
             </w:r>
           </w:p>
         </w:tc>
@@ -6662,7 +6393,7 @@
       <w:tr>
         <w:tc>
           <w:tcPr>
-            <w:tcW w:type="dxa" w:w="2400"/>
+            <w:tcW w:type="dxa" w:w="2600"/>
             <w:tcBorders>
               <w:top w:val="single" w:color="BFBFBF" w:sz="4"/>
               <w:left w:val="single" w:color="BFBFBF" w:sz="4"/>
@@ -6722,7 +6453,7 @@
         </w:tc>
         <w:tc>
           <w:tcPr>
-            <w:tcW w:type="dxa" w:w="5460"/>
+            <w:tcW w:type="dxa" w:w="5260"/>
             <w:tcBorders>
               <w:top w:val="single" w:color="BFBFBF" w:sz="4"/>
               <w:left w:val="single" w:color="BFBFBF" w:sz="4"/>
@@ -6746,7 +6477,7 @@
                 <w:sz w:val="20"/>
                 <w:szCs w:val="20"/>
               </w:rPr>
-              <w:t xml:space="preserve">Unexpected exception during execution. Lock released if held by this run; partial results logged; vRO marks run as failed.</w:t>
+              <w:t xml:space="preserve">Unexpected exception. Lock released if held; partial results logged.</w:t>
             </w:r>
           </w:p>
         </w:tc>
@@ -6754,18 +6485,34 @@
     </w:tbl>
     <w:p>
       <w:pPr>
+        <w:spacing w:after="60"/>
+      </w:pPr>
+      <w:r>
+        <w:t xml:space="preserve"> </w:t>
+      </w:r>
+    </w:p>
+    <w:p>
+      <w:pPr>
+        <w:pStyle w:val="Heading1"/>
+      </w:pPr>
+      <w:r>
+        <w:t xml:space="preserve">11. Design Trade-offs</w:t>
+      </w:r>
+    </w:p>
+    <w:p>
+      <w:pPr>
+        <w:pStyle w:val="Heading3"/>
+      </w:pPr>
+      <w:r>
+        <w:t xml:space="preserve">Single workflow vs. one per vCenter</w:t>
+      </w:r>
+    </w:p>
+    <w:p>
+      <w:pPr>
         <w:spacing w:after="120"/>
       </w:pPr>
       <w:r>
-        <w:t xml:space="preserve"> </w:t>
-      </w:r>
-    </w:p>
-    <w:p>
-      <w:pPr>
-        <w:pStyle w:val="Heading1"/>
-      </w:pPr>
-      <w:r>
-        <w:t xml:space="preserve">11. Design Trade-offs</w:t>
+        <w:t xml:space="preserve">A single workflow with a global mutex was chosen over per-vCenter workflows because shared datastores make per-vCenter isolation insufficient.</w:t>
       </w:r>
     </w:p>
     <w:p>
@@ -6773,7 +6520,7 @@
         <w:pStyle w:val="Heading3"/>
       </w:pPr>
       <w:r>
-        <w:t xml:space="preserve">Single workflow vs. one workflow per vCenter</w:t>
+        <w:t xml:space="preserve">Array vs. comma-separated string for descIgnoreStrings</w:t>
       </w:r>
     </w:p>
     <w:p>
@@ -6781,7 +6528,7 @@
         <w:spacing w:after="120"/>
       </w:pPr>
       <w:r>
-        <w:t xml:space="preserve">A single workflow with a global mutex was chosen over per-vCenter workflows because shared datastores (notably stretched vSAN clusters) make per-vCenter isolation insufficient. A run on vc01 could still saturate a datastore that vc02 is also using. The single workflow with cross-lane state inheritance (Section 5.3) is the correct boundary.</w:t>
+        <w:t xml:space="preserve">A native vRO Array/string was chosen over a comma-separated string because array elements can contain commas and special characters, the vRO schedule editor natively supports array inputs, and no parsing or splitting logic is needed at runtime.</w:t>
       </w:r>
     </w:p>
     <w:p>
@@ -6797,7 +6544,7 @@
         <w:spacing w:after="120"/>
       </w:pPr>
       <w:r>
-        <w:t xml:space="preserve">Both ST-06’s harvest loop and _deleteSnapshot’s task wait use polling. vRO 8.17 Polyglot does not expose a reliable VcTask.update() or Server.getTask() API. Polling delTask.info every 5 seconds (which re-fetches transparently in Polyglot) was chosen over a more elaborate event subscription, with confirmation via VM snapshot list as a backstop if delTask.info access fails.</w:t>
+        <w:t xml:space="preserve">vRO 8.17 Polyglot does not expose a reliable VcTask.update() API. Polling delTask.info every 5 seconds was chosen with confirmation via VM snapshot list as a backstop.</w:t>
       </w:r>
     </w:p>
     <w:p>
@@ -6805,7 +6552,7 @@
         <w:pStyle w:val="Heading3"/>
       </w:pPr>
       <w:r>
-        <w:t xml:space="preserve">Hold-and-defer vs. retry-with-backoff</w:t>
+        <w:t xml:space="preserve">All thresholds as workflow inputs</w:t>
       </w:r>
     </w:p>
     <w:p>
@@ -6813,23 +6560,7 @@
         <w:spacing w:after="120"/>
       </w:pPr>
       <w:r>
-        <w:t xml:space="preserve">When the governor times out a candidate is logged as deferred and skipped for this run, rather than retried with exponential backoff later in the same run. Reasons: keeps each run’s wall-clock bounded; surfaces persistent storage problems immediately rather than masking them; and the next scheduled run will retry naturally.</w:t>
-      </w:r>
-    </w:p>
-    <w:p>
-      <w:pPr>
-        <w:pStyle w:val="Heading3"/>
-      </w:pPr>
-      <w:r>
-        <w:t xml:space="preserve">All thresholds as workflow inputs</w:t>
-      </w:r>
-    </w:p>
-    <w:p>
-      <w:pPr>
-        <w:spacing w:after="120"/>
-      </w:pPr>
-      <w:r>
-        <w:t xml:space="preserve">An earlier draft used a separate Thresholds configuration element. This was dropped in favour of workflow inputs with defaults on the Inputs tab so the entire policy is visible inside the workflow itself. It also lets schedules override defaults per environment without editing a global config element.</w:t>
+        <w:t xml:space="preserve">Keeps the entire policy visible inside the workflow. Lets schedules override defaults per environment without editing a global config element.</w:t>
       </w:r>
     </w:p>
     <w:p>
@@ -6863,7 +6594,7 @@
         <w:spacing w:after="80"/>
       </w:pPr>
       <w:r>
-        <w:t xml:space="preserve">ST-08: optional capacity reclamation summary that diffs datastore free space against the previous run.</w:t>
+        <w:t xml:space="preserve">ST-08: optional capacity reclamation summary.</w:t>
       </w:r>
     </w:p>
     <w:p>
@@ -6876,7 +6607,7 @@
         <w:spacing w:after="80"/>
       </w:pPr>
       <w:r>
-        <w:t xml:space="preserve">Self-healing lock via TTL timestamp (see issue 9.5).</w:t>
+        <w:t xml:space="preserve">Self-healing lock via TTL timestamp.</w:t>
       </w:r>
     </w:p>
     <w:p>
@@ -6889,20 +6620,7 @@
         <w:spacing w:after="80"/>
       </w:pPr>
       <w:r>
-        <w:t xml:space="preserve">Slack/Teams notification action wired into ST-09 result emission.</w:t>
-      </w:r>
-    </w:p>
-    <w:p>
-      <w:pPr>
-        <w:pStyle w:val="ListParagraph"/>
-        <w:numPr>
-          <w:ilvl w:val="0"/>
-          <w:numId w:val="2"/>
-        </w:numPr>
-        <w:spacing w:after="80"/>
-      </w:pPr>
-      <w:r>
-        <w:t xml:space="preserve">Address the issues catalogued in Section 9 before each release.</w:t>
+        <w:t xml:space="preserve">Slack/Teams notification action wired into ST-09.</w:t>
       </w:r>
     </w:p>
     <w:sectPr>
@@ -6966,7 +6684,8 @@
     </w:pPr>
     <w:r>
       <w:rPr>
-        <w:color w:val="595959"/>
+        <w:rFonts w:ascii="Arial" w:cs="Arial" w:eastAsia="Arial" w:hAnsi="Arial"/>
+        <w:color w:val="404040"/>
         <w:sz w:val="18"/>
         <w:szCs w:val="18"/>
       </w:rPr>
@@ -6974,7 +6693,7 @@
     </w:r>
     <w:r>
       <w:rPr>
-        <w:color w:val="595959"/>
+        <w:color w:val="404040"/>
         <w:sz w:val="18"/>
         <w:szCs w:val="18"/>
       </w:rPr>
@@ -6985,7 +6704,8 @@
     </w:r>
     <w:r>
       <w:rPr>
-        <w:color w:val="595959"/>
+        <w:rFonts w:ascii="Arial" w:cs="Arial" w:eastAsia="Arial" w:hAnsi="Arial"/>
+        <w:color w:val="404040"/>
         <w:sz w:val="18"/>
         <w:szCs w:val="18"/>
       </w:rPr>
@@ -6993,7 +6713,7 @@
     </w:r>
     <w:r>
       <w:rPr>
-        <w:color w:val="595959"/>
+        <w:color w:val="404040"/>
         <w:sz w:val="18"/>
         <w:szCs w:val="18"/>
       </w:rPr>
@@ -7048,7 +6768,7 @@
   <w:p>
     <w:pPr>
       <w:pBdr>
-        <w:bottom w:val="single" w:color="2E75B6" w:sz="6" w:space="4"/>
+        <w:bottom w:val="single" w:color="BFBFBF" w:sz="4" w:space="4"/>
       </w:pBdr>
       <w:tabs>
         <w:tab w:val="right" w:pos="9026"/>
@@ -7056,7 +6776,8 @@
     </w:pPr>
     <w:r>
       <w:rPr>
-        <w:color w:val="595959"/>
+        <w:rFonts w:ascii="Arial" w:cs="Arial" w:eastAsia="Arial" w:hAnsi="Arial"/>
+        <w:color w:val="404040"/>
         <w:sz w:val="18"/>
         <w:szCs w:val="18"/>
       </w:rPr>
@@ -7064,9 +6785,10 @@
     </w:r>
     <w:r>
       <w:rPr>
+        <w:rFonts w:ascii="Arial" w:cs="Arial" w:eastAsia="Arial" w:hAnsi="Arial"/>
         <w:i/>
         <w:iCs/>
-        <w:color w:val="595959"/>
+        <w:color w:val="404040"/>
         <w:sz w:val="18"/>
         <w:szCs w:val="18"/>
       </w:rPr>
@@ -7221,7 +6943,8 @@
   <w:docDefaults>
     <w:rPrDefault>
       <w:rPr>
-        <w:rFonts w:ascii="Calibri" w:cs="Calibri" w:eastAsia="Calibri" w:hAnsi="Calibri"/>
+        <w:rFonts w:ascii="Arial" w:cs="Arial" w:eastAsia="Arial" w:hAnsi="Arial"/>
+        <w:color w:val="1F1F1F"/>
         <w:sz w:val="22"/>
         <w:szCs w:val="22"/>
       </w:rPr>
@@ -7399,39 +7122,6 @@
       <w:szCs w:val="20"/>
     </w:rPr>
   </w:style>
-  <w:style w:type="paragraph" w:styleId="Title">
-    <w:name w:val="Title"/>
-    <w:basedOn w:val="Normal"/>
-    <w:next w:val="Normal"/>
-    <w:qFormat/>
-    <w:pPr>
-      <w:spacing w:after="120" w:before="0"/>
-    </w:pPr>
-    <w:rPr>
-      <w:rFonts w:ascii="Calibri" w:cs="Calibri" w:eastAsia="Calibri" w:hAnsi="Calibri"/>
-      <w:b/>
-      <w:bCs/>
-      <w:color w:val="1F3864"/>
-      <w:sz w:val="56"/>
-      <w:szCs w:val="56"/>
-    </w:rPr>
-  </w:style>
-  <w:style w:type="paragraph" w:styleId="Subtitle">
-    <w:name w:val="Subtitle"/>
-    <w:basedOn w:val="Normal"/>
-    <w:next w:val="Normal"/>
-    <w:pPr>
-      <w:spacing w:after="480" w:before="0"/>
-    </w:pPr>
-    <w:rPr>
-      <w:rFonts w:ascii="Calibri" w:cs="Calibri" w:eastAsia="Calibri" w:hAnsi="Calibri"/>
-      <w:i/>
-      <w:iCs/>
-      <w:color w:val="595959"/>
-      <w:sz w:val="28"/>
-      <w:szCs w:val="28"/>
-    </w:rPr>
-  </w:style>
   <w:style w:type="paragraph" w:styleId="Heading1">
     <w:name w:val="Heading 1"/>
     <w:basedOn w:val="Normal"/>
@@ -7439,18 +7129,18 @@
     <w:qFormat/>
     <w:pPr>
       <w:pBdr>
-        <w:bottom w:val="single" w:color="2E75B6" w:sz="8" w:space="4"/>
+        <w:bottom w:val="single" w:color="1565C0" w:sz="6" w:space="4"/>
       </w:pBdr>
       <w:spacing w:after="180" w:before="360"/>
       <w:outlineLvl w:val="0"/>
     </w:pPr>
     <w:rPr>
-      <w:rFonts w:ascii="Calibri" w:cs="Calibri" w:eastAsia="Calibri" w:hAnsi="Calibri"/>
+      <w:rFonts w:ascii="Arial" w:cs="Arial" w:eastAsia="Arial" w:hAnsi="Arial"/>
       <w:b/>
       <w:bCs/>
-      <w:color w:val="1F3864"/>
-      <w:sz w:val="36"/>
-      <w:szCs w:val="36"/>
+      <w:color w:val="0A1F3D"/>
+      <w:sz w:val="32"/>
+      <w:szCs w:val="32"/>
     </w:rPr>
   </w:style>
   <w:style w:type="paragraph" w:styleId="Heading2">
@@ -7463,12 +7153,12 @@
       <w:outlineLvl w:val="1"/>
     </w:pPr>
     <w:rPr>
-      <w:rFonts w:ascii="Calibri" w:cs="Calibri" w:eastAsia="Calibri" w:hAnsi="Calibri"/>
+      <w:rFonts w:ascii="Arial" w:cs="Arial" w:eastAsia="Arial" w:hAnsi="Arial"/>
       <w:b/>
       <w:bCs/>
-      <w:color w:val="1F3864"/>
-      <w:sz w:val="28"/>
-      <w:szCs w:val="28"/>
+      <w:color w:val="0A1F3D"/>
+      <w:sz w:val="26"/>
+      <w:szCs w:val="26"/>
     </w:rPr>
   </w:style>
   <w:style w:type="paragraph" w:styleId="Heading3">
@@ -7481,26 +7171,12 @@
       <w:outlineLvl w:val="2"/>
     </w:pPr>
     <w:rPr>
-      <w:rFonts w:ascii="Calibri" w:cs="Calibri" w:eastAsia="Calibri" w:hAnsi="Calibri"/>
+      <w:rFonts w:ascii="Arial" w:cs="Arial" w:eastAsia="Arial" w:hAnsi="Arial"/>
       <w:b/>
       <w:bCs/>
-      <w:color w:val="2E75B6"/>
-      <w:sz w:val="24"/>
-      <w:szCs w:val="24"/>
-    </w:rPr>
-  </w:style>
-  <w:style w:type="paragraph" w:styleId="Code">
-    <w:name w:val="Code"/>
-    <w:basedOn w:val="Normal"/>
-    <w:next w:val="Normal"/>
-    <w:pPr>
-      <w:spacing w:after="80" w:before="80"/>
-    </w:pPr>
-    <w:rPr>
-      <w:rFonts w:ascii="Consolas" w:cs="Consolas" w:eastAsia="Consolas" w:hAnsi="Consolas"/>
-      <w:color w:val="1F1F1F"/>
-      <w:sz w:val="18"/>
-      <w:szCs w:val="18"/>
+      <w:color w:val="1565C0"/>
+      <w:sz w:val="22"/>
+      <w:szCs w:val="22"/>
     </w:rPr>
   </w:style>
 </w:styles>

--- a/OrchestratorWorkflows/vCenter/vms/snapshots/Documentation/02_Design_Document.docx
+++ b/OrchestratorWorkflows/vCenter/vms/snapshots/Documentation/02_Design_Document.docx
@@ -1,42 +1,36 @@
 
 <file path=word/document.xml><?xml version="1.0" encoding="utf-8"?>
-<w:document xmlns:wpc="http://schemas.microsoft.com/office/word/2010/wordprocessingCanvas" xmlns:cx="http://schemas.microsoft.com/office/drawing/2014/chartex" xmlns:cx1="http://schemas.microsoft.com/office/drawing/2015/9/8/chartex" xmlns:cx2="http://schemas.microsoft.com/office/drawing/2015/10/21/chartex" xmlns:cx3="http://schemas.microsoft.com/office/drawing/2016/5/9/chartex" xmlns:cx4="http://schemas.microsoft.com/office/drawing/2016/5/10/chartex" xmlns:cx5="http://schemas.microsoft.com/office/drawing/2016/5/11/chartex" xmlns:cx6="http://schemas.microsoft.com/office/drawing/2016/5/12/chartex" xmlns:cx7="http://schemas.microsoft.com/office/drawing/2016/5/13/chartex" xmlns:cx8="http://schemas.microsoft.com/office/drawing/2016/5/14/chartex" xmlns:mc="http://schemas.openxmlformats.org/markup-compatibility/2006" xmlns:aink="http://schemas.microsoft.com/office/drawing/2016/ink" xmlns:am3d="http://schemas.microsoft.com/office/drawing/2017/model3d" xmlns:o="urn:schemas-microsoft-com:office:office" xmlns:oel="http://schemas.microsoft.com/office/2019/extlst" xmlns:r="http://schemas.openxmlformats.org/officeDocument/2006/relationships" xmlns:m="http://schemas.openxmlformats.org/officeDocument/2006/math" xmlns:v="urn:schemas-microsoft-com:vml" xmlns:wp14="http://schemas.microsoft.com/office/word/2010/wordprocessingDrawing" xmlns:wp="http://schemas.openxmlformats.org/drawingml/2006/wordprocessingDrawing" xmlns:w10="urn:schemas-microsoft-com:office:word" xmlns:w="http://schemas.openxmlformats.org/wordprocessingml/2006/main" xmlns:w14="http://schemas.microsoft.com/office/word/2010/wordml" xmlns:w15="http://schemas.microsoft.com/office/word/2012/wordml" xmlns:w16cex="http://schemas.microsoft.com/office/word/2018/wordml/cex" xmlns:w16cid="http://schemas.microsoft.com/office/word/2016/wordml/cid" xmlns:w16="http://schemas.microsoft.com/office/word/2018/wordml" xmlns:w16du="http://schemas.microsoft.com/office/word/2023/wordml/word16du" xmlns:w16sdtdh="http://schemas.microsoft.com/office/word/2020/wordml/sdtdatahash" xmlns:w16sdtfl="http://schemas.microsoft.com/office/word/2024/wordml/sdtformatlock" xmlns:w16se="http://schemas.microsoft.com/office/word/2015/wordml/symex" xmlns:wpg="http://schemas.microsoft.com/office/word/2010/wordprocessingGroup" xmlns:wpi="http://schemas.microsoft.com/office/word/2010/wordprocessingInk" xmlns:wne="http://schemas.microsoft.com/office/word/2006/wordml" xmlns:wps="http://schemas.microsoft.com/office/word/2010/wordprocessingShape" xmlns:a="http://schemas.openxmlformats.org/drawingml/2006/main" xmlns:pic="http://schemas.openxmlformats.org/drawingml/2006/picture" xmlns:a14="http://schemas.microsoft.com/office/drawing/2010/main" mc:Ignorable="w14 w15 w16se w16cid w16 w16cex w16sdtdh w16sdtfl w16du wp14">
+<w:document xmlns:wpc="http://schemas.microsoft.com/office/word/2010/wordprocessingCanvas" xmlns:cx="http://schemas.microsoft.com/office/drawing/2014/chartex" xmlns:cx1="http://schemas.microsoft.com/office/drawing/2015/9/8/chartex" xmlns:cx2="http://schemas.microsoft.com/office/drawing/2015/10/21/chartex" xmlns:cx3="http://schemas.microsoft.com/office/drawing/2016/5/9/chartex" xmlns:cx4="http://schemas.microsoft.com/office/drawing/2016/5/10/chartex" xmlns:cx5="http://schemas.microsoft.com/office/drawing/2016/5/11/chartex" xmlns:cx6="http://schemas.microsoft.com/office/drawing/2016/5/12/chartex" xmlns:cx7="http://schemas.microsoft.com/office/drawing/2016/5/13/chartex" xmlns:cx8="http://schemas.microsoft.com/office/drawing/2016/5/14/chartex" xmlns:mc="http://schemas.openxmlformats.org/markup-compatibility/2006" xmlns:aink="http://schemas.microsoft.com/office/drawing/2016/ink" xmlns:am3d="http://schemas.microsoft.com/office/drawing/2017/model3d" xmlns:o="urn:schemas-microsoft-com:office:office" xmlns:oel="http://schemas.microsoft.com/office/2019/extlst" xmlns:r="http://schemas.openxmlformats.org/officeDocument/2006/relationships" xmlns:m="http://schemas.openxmlformats.org/officeDocument/2006/math" xmlns:v="urn:schemas-microsoft-com:vml" xmlns:wp14="http://schemas.microsoft.com/office/word/2010/wordprocessingDrawing" xmlns:wp="http://schemas.openxmlformats.org/drawingml/2006/wordprocessingDrawing" xmlns:w10="urn:schemas-microsoft-com:office:word" xmlns:w="http://schemas.openxmlformats.org/wordprocessingml/2006/main" xmlns:w14="http://schemas.microsoft.com/office/word/2010/wordml" xmlns:w15="http://schemas.microsoft.com/office/word/2012/wordml" xmlns:w16cex="http://schemas.microsoft.com/office/word/2018/wordml/cex" xmlns:w16cid="http://schemas.microsoft.com/office/word/2016/wordml/cid" xmlns:w16="http://schemas.microsoft.com/office/word/2018/wordml" xmlns:w16du="http://schemas.microsoft.com/office/word/2023/wordml/word16du" xmlns:w16sdtdh="http://schemas.microsoft.com/office/word/2020/wordml/sdtdatahash" xmlns:w16sdtfl="http://schemas.microsoft.com/office/word/2024/wordml/sdtformatlock" xmlns:w16se="http://schemas.microsoft.com/office/word/2015/wordml/symex" xmlns:wpg="http://schemas.microsoft.com/office/word/2010/wordprocessingGroup" xmlns:wpi="http://schemas.microsoft.com/office/word/2010/wordprocessingInk" xmlns:wne="http://schemas.microsoft.com/office/word/2006/wordml" xmlns:wps="http://schemas.microsoft.com/office/word/2010/wordprocessingShape" mc:Ignorable="w14 w15 w16se w16cid w16 w16cex w16sdtdh w16sdtfl w16du wp14">
   <w:body>
     <w:p>
       <w:pPr>
-        <w:spacing w:before="0" w:beforeAutospacing="off" w:after="360" w:afterAutospacing="off"/>
+        <w:spacing w:after="360"/>
         <w:jc w:val="center"/>
         <w:rPr>
-          <w:rFonts w:ascii="Calibri" w:hAnsi="Calibri" w:eastAsia="Calibri" w:cs="Calibri"/>
-          <w:b w:val="0"/>
-          <w:bCs w:val="0"/>
-          <w:i w:val="0"/>
-          <w:iCs w:val="0"/>
-          <w:caps w:val="0"/>
-          <w:smallCaps w:val="0"/>
-          <w:color w:val="000000" w:themeColor="text1" w:themeTint="FF" w:themeShade="FF"/>
-          <w:sz w:val="22"/>
-          <w:szCs w:val="22"/>
+          <w:color w:val="000000" w:themeColor="text1"/>
         </w:rPr>
       </w:pPr>
       <w:r>
+        <w:rPr>
+          <w:noProof/>
+        </w:rPr>
         <w:drawing>
-          <wp:inline wp14:editId="2652F520" wp14:anchorId="29FAC1E5">
+          <wp:inline distT="0" distB="0" distL="0" distR="0" wp14:anchorId="29FAC1E5" wp14:editId="2652F520">
             <wp:extent cx="5715000" cy="3219450"/>
             <wp:effectExtent l="0" t="0" r="0" b="0"/>
             <wp:docPr id="738427389" name="drawing"/>
             <wp:cNvGraphicFramePr>
-              <a:graphicFrameLocks noChangeAspect="1"/>
+              <a:graphicFrameLocks xmlns:a="http://schemas.openxmlformats.org/drawingml/2006/main" noChangeAspect="1"/>
             </wp:cNvGraphicFramePr>
-            <a:graphic>
-              <a:graphicData xmlns:a="http://schemas.openxmlformats.org/drawingml/2006/main" uri="http://schemas.openxmlformats.org/drawingml/2006/picture">
+            <a:graphic xmlns:a="http://schemas.openxmlformats.org/drawingml/2006/main">
+              <a:graphicData uri="http://schemas.openxmlformats.org/drawingml/2006/picture">
                 <pic:pic xmlns:pic="http://schemas.openxmlformats.org/drawingml/2006/picture">
                   <pic:nvPicPr>
                     <pic:cNvPr id="738427389" name="Picture 738427389"/>
                     <pic:cNvPicPr/>
                   </pic:nvPicPr>
                   <pic:blipFill>
-                    <a:blip xmlns:r="http://schemas.openxmlformats.org/officeDocument/2006/relationships" r:embed="rId763695975">
+                    <a:blip r:embed="rId10">
                       <a:extLst>
                         <a:ext uri="{28A0092B-C50C-407E-A947-70E740481C1C}">
                           <a14:useLocalDpi xmlns:a14="http://schemas.microsoft.com/office/drawing/2010/main"/>
@@ -65,84 +59,57 @@
     </w:p>
     <w:p>
       <w:pPr>
-        <w:spacing w:before="0" w:beforeAutospacing="off" w:after="160" w:afterAutospacing="off"/>
+        <w:spacing w:after="160"/>
         <w:jc w:val="center"/>
         <w:rPr>
-          <w:rFonts w:ascii="Arial" w:hAnsi="Arial" w:eastAsia="Arial" w:cs="Arial"/>
-          <w:b w:val="0"/>
-          <w:bCs w:val="0"/>
-          <w:i w:val="0"/>
-          <w:iCs w:val="0"/>
-          <w:caps w:val="0"/>
-          <w:smallCaps w:val="0"/>
+          <w:rFonts w:ascii="Arial" w:eastAsia="Arial" w:hAnsi="Arial" w:cs="Arial"/>
           <w:color w:val="5BA3E8"/>
           <w:sz w:val="20"/>
           <w:szCs w:val="20"/>
-          <w:lang w:val="en-US"/>
         </w:rPr>
       </w:pPr>
       <w:r>
         <w:rPr>
-          <w:rFonts w:ascii="Arial" w:hAnsi="Arial" w:eastAsia="Arial" w:cs="Arial"/>
-          <w:b w:val="1"/>
-          <w:bCs w:val="1"/>
-          <w:i w:val="0"/>
-          <w:iCs w:val="0"/>
-          <w:caps w:val="0"/>
-          <w:smallCaps w:val="0"/>
+          <w:rFonts w:ascii="Arial" w:eastAsia="Arial" w:hAnsi="Arial" w:cs="Arial"/>
+          <w:b/>
+          <w:bCs/>
           <w:color w:val="5BA3E8"/>
           <w:sz w:val="20"/>
           <w:szCs w:val="20"/>
-          <w:lang w:val="en-US"/>
         </w:rPr>
         <w:t xml:space="preserve">TECHNICAL </w:t>
       </w:r>
+      <w:proofErr w:type="gramStart"/>
       <w:r>
         <w:rPr>
-          <w:rFonts w:ascii="Arial" w:hAnsi="Arial" w:eastAsia="Arial" w:cs="Arial"/>
-          <w:b w:val="1"/>
-          <w:bCs w:val="1"/>
-          <w:i w:val="0"/>
-          <w:iCs w:val="0"/>
-          <w:caps w:val="0"/>
-          <w:smallCaps w:val="0"/>
+          <w:rFonts w:ascii="Arial" w:eastAsia="Arial" w:hAnsi="Arial" w:cs="Arial"/>
+          <w:b/>
+          <w:bCs/>
           <w:color w:val="5BA3E8"/>
           <w:sz w:val="20"/>
           <w:szCs w:val="20"/>
-          <w:lang w:val="en-US"/>
         </w:rPr>
         <w:t>ADVISORY  ·</w:t>
       </w:r>
+      <w:proofErr w:type="gramEnd"/>
       <w:r>
         <w:rPr>
-          <w:rFonts w:ascii="Arial" w:hAnsi="Arial" w:eastAsia="Arial" w:cs="Arial"/>
-          <w:b w:val="1"/>
-          <w:bCs w:val="1"/>
-          <w:i w:val="0"/>
-          <w:iCs w:val="0"/>
-          <w:caps w:val="0"/>
-          <w:smallCaps w:val="0"/>
+          <w:rFonts w:ascii="Arial" w:eastAsia="Arial" w:hAnsi="Arial" w:cs="Arial"/>
+          <w:b/>
+          <w:bCs/>
           <w:color w:val="5BA3E8"/>
           <w:sz w:val="20"/>
           <w:szCs w:val="20"/>
-          <w:lang w:val="en-US"/>
         </w:rPr>
         <w:t xml:space="preserve">  PRIVATE CLOUD OPERATIONS</w:t>
       </w:r>
     </w:p>
     <w:p>
       <w:pPr>
-        <w:spacing w:before="0" w:beforeAutospacing="off" w:after="80" w:afterAutospacing="off" w:line="259" w:lineRule="auto"/>
-        <w:ind w:left="0" w:right="0"/>
+        <w:spacing w:after="80" w:line="259" w:lineRule="auto"/>
         <w:jc w:val="center"/>
         <w:rPr>
-          <w:rFonts w:ascii="Arial" w:hAnsi="Arial" w:eastAsia="Arial" w:cs="Arial"/>
-          <w:b w:val="0"/>
-          <w:bCs w:val="0"/>
-          <w:i w:val="0"/>
-          <w:iCs w:val="0"/>
-          <w:caps w:val="0"/>
-          <w:smallCaps w:val="0"/>
+          <w:rFonts w:ascii="Arial" w:eastAsia="Arial" w:hAnsi="Arial" w:cs="Arial"/>
           <w:color w:val="0A1F3D"/>
           <w:sz w:val="48"/>
           <w:szCs w:val="48"/>
@@ -150,34 +117,22 @@
       </w:pPr>
       <w:r>
         <w:rPr>
-          <w:rFonts w:ascii="Arial" w:hAnsi="Arial" w:eastAsia="Arial" w:cs="Arial"/>
-          <w:b w:val="1"/>
-          <w:bCs w:val="1"/>
-          <w:i w:val="0"/>
-          <w:iCs w:val="0"/>
-          <w:caps w:val="0"/>
-          <w:smallCaps w:val="0"/>
+          <w:rFonts w:ascii="Arial" w:eastAsia="Arial" w:hAnsi="Arial" w:cs="Arial"/>
+          <w:b/>
+          <w:bCs/>
           <w:color w:val="0A1F3D"/>
           <w:sz w:val="48"/>
           <w:szCs w:val="48"/>
-          <w:lang w:val="en-US"/>
         </w:rPr>
         <w:t>Adaptive Snapshot Cleanup</w:t>
       </w:r>
     </w:p>
     <w:p>
       <w:pPr>
-        <w:spacing w:before="0" w:beforeAutospacing="off" w:after="240" w:afterAutospacing="off" w:line="259" w:lineRule="auto"/>
-        <w:ind w:left="0" w:right="0"/>
+        <w:spacing w:after="240" w:line="259" w:lineRule="auto"/>
         <w:jc w:val="center"/>
         <w:rPr>
-          <w:rFonts w:ascii="Arial" w:hAnsi="Arial" w:eastAsia="Arial" w:cs="Arial"/>
-          <w:b w:val="0"/>
-          <w:bCs w:val="0"/>
-          <w:i w:val="0"/>
-          <w:iCs w:val="0"/>
-          <w:caps w:val="0"/>
-          <w:smallCaps w:val="0"/>
+          <w:rFonts w:ascii="Arial" w:eastAsia="Arial" w:hAnsi="Arial" w:cs="Arial"/>
           <w:color w:val="1565C0"/>
           <w:sz w:val="30"/>
           <w:szCs w:val="30"/>
@@ -185,17 +140,12 @@
       </w:pPr>
       <w:r>
         <w:rPr>
-          <w:rFonts w:ascii="Arial" w:hAnsi="Arial" w:eastAsia="Arial" w:cs="Arial"/>
-          <w:b w:val="1"/>
-          <w:bCs w:val="1"/>
-          <w:i w:val="0"/>
-          <w:iCs w:val="0"/>
-          <w:caps w:val="0"/>
-          <w:smallCaps w:val="0"/>
+          <w:rFonts w:ascii="Arial" w:eastAsia="Arial" w:hAnsi="Arial" w:cs="Arial"/>
+          <w:b/>
+          <w:bCs/>
           <w:color w:val="1565C0"/>
           <w:sz w:val="30"/>
           <w:szCs w:val="30"/>
-          <w:lang w:val="en-US"/>
         </w:rPr>
         <w:t>VCF 9.0.2 / VCF Automation 9.0.2</w:t>
       </w:r>
@@ -203,177 +153,132 @@
     <w:p>
       <w:pPr>
         <w:pBdr>
-          <w:bottom w:val="single" w:color="1565C0" w:sz="18" w:space="4"/>
+          <w:bottom w:val="single" w:sz="18" w:space="4" w:color="1565C0"/>
         </w:pBdr>
-        <w:spacing w:before="0" w:beforeAutospacing="off" w:after="240" w:afterAutospacing="off"/>
+        <w:spacing w:after="240"/>
         <w:jc w:val="center"/>
         <w:rPr>
-          <w:rFonts w:ascii="Arial" w:hAnsi="Arial" w:eastAsia="Arial" w:cs="Arial"/>
-          <w:b w:val="0"/>
-          <w:bCs w:val="0"/>
-          <w:i w:val="0"/>
-          <w:iCs w:val="0"/>
-          <w:caps w:val="0"/>
-          <w:smallCaps w:val="0"/>
-          <w:color w:val="000000" w:themeColor="text1" w:themeTint="FF" w:themeShade="FF"/>
-          <w:sz w:val="22"/>
-          <w:szCs w:val="22"/>
+          <w:rFonts w:ascii="Arial" w:eastAsia="Arial" w:hAnsi="Arial" w:cs="Arial"/>
+          <w:color w:val="000000" w:themeColor="text1"/>
         </w:rPr>
       </w:pPr>
       <w:r>
         <w:rPr>
-          <w:rFonts w:ascii="Arial" w:hAnsi="Arial" w:eastAsia="Arial" w:cs="Arial"/>
-          <w:b w:val="0"/>
-          <w:bCs w:val="0"/>
-          <w:i w:val="0"/>
-          <w:iCs w:val="0"/>
-          <w:caps w:val="0"/>
-          <w:smallCaps w:val="0"/>
-          <w:color w:val="000000" w:themeColor="text1" w:themeTint="FF" w:themeShade="FF"/>
-          <w:sz w:val="22"/>
-          <w:szCs w:val="22"/>
-          <w:lang w:val="en-US"/>
+          <w:rFonts w:ascii="Arial" w:eastAsia="Arial" w:hAnsi="Arial" w:cs="Arial"/>
+          <w:color w:val="000000" w:themeColor="text1"/>
         </w:rPr>
         <w:t xml:space="preserve"> </w:t>
       </w:r>
     </w:p>
     <w:p>
       <w:pPr>
-        <w:spacing w:before="0" w:beforeAutospacing="off" w:after="480" w:afterAutospacing="off" w:line="259" w:lineRule="auto"/>
-        <w:ind w:left="0" w:right="0"/>
+        <w:spacing w:after="480" w:line="259" w:lineRule="auto"/>
         <w:jc w:val="center"/>
         <w:rPr>
-          <w:rFonts w:ascii="Arial" w:hAnsi="Arial" w:eastAsia="Arial" w:cs="Arial"/>
-          <w:b w:val="0"/>
-          <w:bCs w:val="0"/>
-          <w:i w:val="0"/>
-          <w:iCs w:val="0"/>
-          <w:caps w:val="0"/>
-          <w:smallCaps w:val="0"/>
-          <w:color w:val="000000" w:themeColor="text1" w:themeTint="FF" w:themeShade="FF"/>
+          <w:rFonts w:ascii="Arial" w:eastAsia="Arial" w:hAnsi="Arial" w:cs="Arial"/>
+          <w:color w:val="000000" w:themeColor="text1"/>
           <w:sz w:val="24"/>
           <w:szCs w:val="24"/>
         </w:rPr>
       </w:pPr>
       <w:r>
         <w:rPr>
-          <w:rFonts w:ascii="Arial" w:hAnsi="Arial" w:eastAsia="Arial" w:cs="Arial"/>
-          <w:b w:val="0"/>
-          <w:bCs w:val="0"/>
-          <w:i w:val="1"/>
-          <w:iCs w:val="1"/>
-          <w:caps w:val="0"/>
-          <w:smallCaps w:val="0"/>
-          <w:color w:val="000000" w:themeColor="text1" w:themeTint="FF" w:themeShade="FF"/>
+          <w:rFonts w:ascii="Arial" w:eastAsia="Arial" w:hAnsi="Arial" w:cs="Arial"/>
+          <w:i/>
+          <w:iCs/>
+          <w:color w:val="000000" w:themeColor="text1"/>
           <w:sz w:val="24"/>
           <w:szCs w:val="24"/>
-          <w:lang w:val="en-US"/>
         </w:rPr>
         <w:t>Design Document</w:t>
       </w:r>
     </w:p>
     <w:p>
       <w:pPr>
-        <w:spacing w:before="0" w:beforeAutospacing="off" w:after="0" w:afterAutospacing="off"/>
         <w:jc w:val="center"/>
         <w:rPr>
-          <w:rFonts w:ascii="Arial" w:hAnsi="Arial" w:eastAsia="Arial" w:cs="Arial"/>
-          <w:b w:val="0"/>
-          <w:bCs w:val="0"/>
-          <w:i w:val="0"/>
-          <w:iCs w:val="0"/>
-          <w:caps w:val="0"/>
-          <w:smallCaps w:val="0"/>
-          <w:color w:val="000000" w:themeColor="text1" w:themeTint="FF" w:themeShade="FF"/>
+          <w:rFonts w:ascii="Arial" w:eastAsia="Arial" w:hAnsi="Arial" w:cs="Arial"/>
+          <w:color w:val="000000" w:themeColor="text1"/>
           <w:sz w:val="18"/>
           <w:szCs w:val="18"/>
         </w:rPr>
       </w:pPr>
       <w:r>
         <w:rPr>
-          <w:rFonts w:ascii="Arial" w:hAnsi="Arial" w:eastAsia="Arial" w:cs="Arial"/>
-          <w:b w:val="1"/>
-          <w:bCs w:val="1"/>
-          <w:i w:val="0"/>
-          <w:iCs w:val="0"/>
-          <w:caps w:val="0"/>
-          <w:smallCaps w:val="0"/>
+          <w:rFonts w:ascii="Arial" w:eastAsia="Arial" w:hAnsi="Arial" w:cs="Arial"/>
+          <w:b/>
+          <w:bCs/>
           <w:color w:val="707070"/>
           <w:sz w:val="18"/>
           <w:szCs w:val="18"/>
-          <w:lang w:val="en-US"/>
         </w:rPr>
         <w:t xml:space="preserve">PREPARED:  </w:t>
       </w:r>
       <w:r>
         <w:rPr>
-          <w:rFonts w:ascii="Arial" w:hAnsi="Arial" w:eastAsia="Arial" w:cs="Arial"/>
-          <w:b w:val="0"/>
-          <w:bCs w:val="0"/>
-          <w:i w:val="0"/>
-          <w:iCs w:val="0"/>
-          <w:caps w:val="0"/>
-          <w:smallCaps w:val="0"/>
-          <w:color w:val="000000" w:themeColor="text1" w:themeTint="FF" w:themeShade="FF"/>
+          <w:rFonts w:ascii="Arial" w:eastAsia="Arial" w:hAnsi="Arial" w:cs="Arial"/>
+          <w:color w:val="000000" w:themeColor="text1"/>
           <w:sz w:val="18"/>
           <w:szCs w:val="18"/>
-          <w:lang w:val="en-US"/>
         </w:rPr>
         <w:t>April 2026</w:t>
       </w:r>
       <w:r>
         <w:rPr>
-          <w:rFonts w:ascii="Arial" w:hAnsi="Arial" w:eastAsia="Arial" w:cs="Arial"/>
-          <w:b w:val="0"/>
-          <w:bCs w:val="0"/>
-          <w:i w:val="0"/>
-          <w:iCs w:val="0"/>
-          <w:caps w:val="0"/>
-          <w:smallCaps w:val="0"/>
+          <w:rFonts w:ascii="Arial" w:eastAsia="Arial" w:hAnsi="Arial" w:cs="Arial"/>
           <w:color w:val="707070"/>
           <w:sz w:val="18"/>
           <w:szCs w:val="18"/>
-          <w:lang w:val="en-US"/>
         </w:rPr>
         <w:t xml:space="preserve">       ·       </w:t>
       </w:r>
       <w:r>
         <w:rPr>
-          <w:rFonts w:ascii="Arial" w:hAnsi="Arial" w:eastAsia="Arial" w:cs="Arial"/>
-          <w:b w:val="1"/>
-          <w:bCs w:val="1"/>
-          <w:i w:val="0"/>
-          <w:iCs w:val="0"/>
-          <w:caps w:val="0"/>
-          <w:smallCaps w:val="0"/>
+          <w:rFonts w:ascii="Arial" w:eastAsia="Arial" w:hAnsi="Arial" w:cs="Arial"/>
+          <w:b/>
+          <w:bCs/>
           <w:color w:val="707070"/>
           <w:sz w:val="18"/>
           <w:szCs w:val="18"/>
-          <w:lang w:val="en-US"/>
         </w:rPr>
-        <w:t xml:space="preserve">AUDIENCE:  </w:t>
-      </w:r>
+        <w:t>AUDIENCE</w:t>
+      </w:r>
+      <w:proofErr w:type="gramStart"/>
       <w:r>
         <w:rPr>
-          <w:rFonts w:ascii="Arial" w:hAnsi="Arial" w:eastAsia="Arial" w:cs="Arial"/>
-          <w:b w:val="0"/>
-          <w:bCs w:val="0"/>
-          <w:i w:val="0"/>
-          <w:iCs w:val="0"/>
-          <w:caps w:val="0"/>
-          <w:smallCaps w:val="0"/>
-          <w:color w:val="000000" w:themeColor="text1" w:themeTint="FF" w:themeShade="FF"/>
+          <w:rFonts w:ascii="Arial" w:eastAsia="Arial" w:hAnsi="Arial" w:cs="Arial"/>
+          <w:b/>
+          <w:bCs/>
+          <w:color w:val="707070"/>
           <w:sz w:val="18"/>
           <w:szCs w:val="18"/>
-          <w:lang w:val="en-US"/>
         </w:rPr>
-        <w:t>Department of State, DT/EI/IM/CVS, IT Leadership, Infrastructure Management</w:t>
+        <w:t xml:space="preserve">:  </w:t>
+      </w:r>
+      <w:r>
+        <w:rPr>
+          <w:rFonts w:ascii="Arial" w:eastAsia="Arial" w:hAnsi="Arial" w:cs="Arial"/>
+          <w:color w:val="000000" w:themeColor="text1"/>
+          <w:sz w:val="18"/>
+          <w:szCs w:val="18"/>
+        </w:rPr>
+        <w:t>Department</w:t>
+      </w:r>
+      <w:proofErr w:type="gramEnd"/>
+      <w:r>
+        <w:rPr>
+          <w:rFonts w:ascii="Arial" w:eastAsia="Arial" w:hAnsi="Arial" w:cs="Arial"/>
+          <w:color w:val="000000" w:themeColor="text1"/>
+          <w:sz w:val="18"/>
+          <w:szCs w:val="18"/>
+        </w:rPr>
+        <w:t xml:space="preserve"> of State, DT/EI/IM/CVS, IT Leadership, Infrastructure Management</w:t>
       </w:r>
     </w:p>
     <w:p>
       <w:pPr>
         <w:pBdr>
-          <w:bottom w:val="single" w:color="2E75B6" w:sz="18" w:space="6"/>
+          <w:bottom w:val="single" w:sz="18" w:space="6" w:color="2E75B6"/>
         </w:pBdr>
         <w:spacing w:after="360"/>
       </w:pPr>
@@ -388,8 +293,14 @@
         <w:pStyle w:val="heading10"/>
       </w:pPr>
       <w:r>
-        <w:t>1. Goals and Non-Goals</w:t>
-      </w:r>
+        <w:lastRenderedPageBreak/>
+        <w:t xml:space="preserve">1. Goals and </w:t>
+      </w:r>
+      <w:proofErr w:type="gramStart"/>
+      <w:r>
+        <w:t>Non-Goals</w:t>
+      </w:r>
+      <w:proofErr w:type="gramEnd"/>
     </w:p>
     <w:p>
       <w:pPr>
@@ -407,18 +318,14 @@
           <w:numId w:val="2"/>
         </w:numPr>
         <w:spacing w:after="80"/>
-        <w:rPr/>
-      </w:pPr>
-      <w:r>
-        <w:rPr/>
+      </w:pPr>
+      <w:r>
         <w:t xml:space="preserve">Periodically remove VM snapshots that exceed a configurable age across every vCenter registered with the embedded </w:t>
       </w:r>
       <w:r>
-        <w:rPr/>
         <w:t>VCF Orchestrator</w:t>
       </w:r>
       <w:r>
-        <w:rPr/>
         <w:t xml:space="preserve"> appliance.</w:t>
       </w:r>
     </w:p>
@@ -443,18 +350,14 @@
           <w:numId w:val="2"/>
         </w:numPr>
         <w:spacing w:after="80"/>
-        <w:rPr/>
-      </w:pPr>
-      <w:r>
-        <w:rPr/>
+      </w:pPr>
+      <w:r>
         <w:t xml:space="preserve">Preserve a per-snapshot audit trail in the </w:t>
       </w:r>
       <w:r>
-        <w:rPr/>
         <w:t>VCF Orchestrator</w:t>
       </w:r>
       <w:r>
-        <w:rPr/>
         <w:t xml:space="preserve"> workflow log, ingestible by Aria Operations for Logs.</w:t>
       </w:r>
     </w:p>
@@ -479,18 +382,14 @@
           <w:numId w:val="2"/>
         </w:numPr>
         <w:spacing w:after="80"/>
-        <w:rPr/>
-      </w:pPr>
-      <w:r>
-        <w:rPr/>
+      </w:pPr>
+      <w:r>
         <w:t xml:space="preserve">Single workflow per environment, with the embedded </w:t>
       </w:r>
       <w:r>
-        <w:rPr/>
         <w:t>VCF Orchestrator</w:t>
       </w:r>
       <w:r>
-        <w:rPr/>
         <w:t xml:space="preserve"> instance as the only execution platform. No external services, no network shares, no separate credential stores.</w:t>
       </w:r>
     </w:p>
@@ -499,8 +398,13 @@
         <w:pStyle w:val="heading20"/>
       </w:pPr>
       <w:r>
-        <w:t>1.2 Non-Goals</w:t>
-      </w:r>
+        <w:t xml:space="preserve">1.2 </w:t>
+      </w:r>
+      <w:proofErr w:type="gramStart"/>
+      <w:r>
+        <w:t>Non-Goals</w:t>
+      </w:r>
+      <w:proofErr w:type="gramEnd"/>
     </w:p>
     <w:p>
       <w:pPr>
@@ -565,50 +469,34 @@
     <w:p>
       <w:pPr>
         <w:spacing w:after="120"/>
-        <w:rPr>
-          <w:lang w:val="en-US"/>
-        </w:rPr>
-      </w:pPr>
-      <w:r>
-        <w:rPr>
-          <w:lang w:val="en-US"/>
-        </w:rPr>
+      </w:pPr>
+      <w:r>
         <w:t xml:space="preserve">The solution is implemented as a single </w:t>
       </w:r>
       <w:r>
-        <w:rPr>
-          <w:lang w:val="en-US"/>
-        </w:rPr>
         <w:t>VCF Orchestrator</w:t>
       </w:r>
       <w:r>
-        <w:rPr>
-          <w:lang w:val="en-US"/>
-        </w:rPr>
-        <w:t xml:space="preserve"> workflow composed of nine scriptable tasks (ST-01 through ST-09) and one exception handler. Each scriptable task is a self-contained JavaScript program that reads workflow attributes, performs one logical step, and writes attributes for the next task to consume. Three of the steps </w:t>
-      </w:r>
-      <w:r>
-        <w:rPr>
-          <w:lang w:val="en-US"/>
-        </w:rPr>
+        <w:t xml:space="preserve"> workflow composed of nine scriptable tasks (ST-01 through </w:t>
+      </w:r>
+      <w:r>
+        <w:t>ST-08</w:t>
+      </w:r>
+      <w:r>
+        <w:t xml:space="preserve">) and one exception handler. Each scriptable task is a self-contained JavaScript program that reads workflow attributes, performs one logical step, and writes attributes for the next task to consume. Three of the steps </w:t>
+      </w:r>
+      <w:proofErr w:type="gramStart"/>
+      <w:r>
         <w:t>delegate</w:t>
       </w:r>
-      <w:r>
-        <w:rPr>
-          <w:lang w:val="en-US"/>
-        </w:rPr>
+      <w:proofErr w:type="gramEnd"/>
+      <w:r>
         <w:t xml:space="preserve"> to </w:t>
       </w:r>
       <w:r>
-        <w:rPr>
-          <w:lang w:val="en-US"/>
-        </w:rPr>
         <w:t>VCF Orchestrator</w:t>
       </w:r>
       <w:r>
-        <w:rPr>
-          <w:lang w:val="en-US"/>
-        </w:rPr>
         <w:t xml:space="preserve"> actions packaged in two action modules.</w:t>
       </w:r>
     </w:p>
@@ -625,12 +513,12 @@
         <w:tblW w:w="9360" w:type="dxa"/>
         <w:tblInd w:w="-3" w:type="dxa"/>
         <w:tblBorders>
-          <w:top w:val="single" w:color="auto" w:sz="4" w:space="0"/>
-          <w:left w:val="single" w:color="auto" w:sz="4" w:space="0"/>
-          <w:bottom w:val="single" w:color="auto" w:sz="4" w:space="0"/>
-          <w:right w:val="single" w:color="auto" w:sz="4" w:space="0"/>
-          <w:insideH w:val="single" w:color="auto" w:sz="4" w:space="0"/>
-          <w:insideV w:val="single" w:color="auto" w:sz="4" w:space="0"/>
+          <w:top w:val="single" w:sz="4" w:space="0" w:color="auto"/>
+          <w:left w:val="single" w:sz="4" w:space="0" w:color="auto"/>
+          <w:bottom w:val="single" w:sz="4" w:space="0" w:color="auto"/>
+          <w:right w:val="single" w:sz="4" w:space="0" w:color="auto"/>
+          <w:insideH w:val="single" w:sz="4" w:space="0" w:color="auto"/>
+          <w:insideV w:val="single" w:sz="4" w:space="0" w:color="auto"/>
         </w:tblBorders>
         <w:tblCellMar>
           <w:left w:w="10" w:type="dxa"/>
@@ -644,12 +532,6 @@
         <w:gridCol w:w="6060"/>
       </w:tblGrid>
       <w:tr>
-        <w:tblPrEx>
-          <w:tblCellMar>
-            <w:top w:w="0" w:type="dxa"/>
-            <w:bottom w:w="0" w:type="dxa"/>
-          </w:tblCellMar>
-        </w:tblPrEx>
         <w:trPr>
           <w:tblHeader/>
         </w:trPr>
@@ -657,10 +539,10 @@
           <w:tcPr>
             <w:tcW w:w="1000" w:type="dxa"/>
             <w:tcBorders>
-              <w:top w:val="single" w:color="BFBFBF" w:themeColor="background1" w:themeShade="BF" w:sz="4" w:space="0"/>
-              <w:left w:val="single" w:color="BFBFBF" w:themeColor="background1" w:themeShade="BF" w:sz="4" w:space="0"/>
-              <w:bottom w:val="single" w:color="BFBFBF" w:themeColor="background1" w:themeShade="BF" w:sz="4" w:space="0"/>
-              <w:right w:val="single" w:color="BFBFBF" w:themeColor="background1" w:themeShade="BF" w:sz="4" w:space="0"/>
+              <w:top w:val="single" w:sz="4" w:space="0" w:color="BFBFBF" w:themeColor="background1" w:themeShade="BF"/>
+              <w:left w:val="single" w:sz="4" w:space="0" w:color="BFBFBF" w:themeColor="background1" w:themeShade="BF"/>
+              <w:bottom w:val="single" w:sz="4" w:space="0" w:color="BFBFBF" w:themeColor="background1" w:themeShade="BF"/>
+              <w:right w:val="single" w:sz="4" w:space="0" w:color="BFBFBF" w:themeColor="background1" w:themeShade="BF"/>
             </w:tcBorders>
             <w:shd w:val="clear" w:color="auto" w:fill="1F3864" w:themeFill="accent1" w:themeFillShade="80"/>
             <w:tcMar>
@@ -685,10 +567,10 @@
           <w:tcPr>
             <w:tcW w:w="2300" w:type="dxa"/>
             <w:tcBorders>
-              <w:top w:val="single" w:color="BFBFBF" w:themeColor="background1" w:themeShade="BF" w:sz="4" w:space="0"/>
-              <w:left w:val="single" w:color="BFBFBF" w:themeColor="background1" w:themeShade="BF" w:sz="4" w:space="0"/>
-              <w:bottom w:val="single" w:color="BFBFBF" w:themeColor="background1" w:themeShade="BF" w:sz="4" w:space="0"/>
-              <w:right w:val="single" w:color="BFBFBF" w:themeColor="background1" w:themeShade="BF" w:sz="4" w:space="0"/>
+              <w:top w:val="single" w:sz="4" w:space="0" w:color="BFBFBF" w:themeColor="background1" w:themeShade="BF"/>
+              <w:left w:val="single" w:sz="4" w:space="0" w:color="BFBFBF" w:themeColor="background1" w:themeShade="BF"/>
+              <w:bottom w:val="single" w:sz="4" w:space="0" w:color="BFBFBF" w:themeColor="background1" w:themeShade="BF"/>
+              <w:right w:val="single" w:sz="4" w:space="0" w:color="BFBFBF" w:themeColor="background1" w:themeShade="BF"/>
             </w:tcBorders>
             <w:shd w:val="clear" w:color="auto" w:fill="1F3864" w:themeFill="accent1" w:themeFillShade="80"/>
             <w:tcMar>
@@ -713,10 +595,10 @@
           <w:tcPr>
             <w:tcW w:w="6060" w:type="dxa"/>
             <w:tcBorders>
-              <w:top w:val="single" w:color="BFBFBF" w:themeColor="background1" w:themeShade="BF" w:sz="4" w:space="0"/>
-              <w:left w:val="single" w:color="BFBFBF" w:themeColor="background1" w:themeShade="BF" w:sz="4" w:space="0"/>
-              <w:bottom w:val="single" w:color="BFBFBF" w:themeColor="background1" w:themeShade="BF" w:sz="4" w:space="0"/>
-              <w:right w:val="single" w:color="BFBFBF" w:themeColor="background1" w:themeShade="BF" w:sz="4" w:space="0"/>
+              <w:top w:val="single" w:sz="4" w:space="0" w:color="BFBFBF" w:themeColor="background1" w:themeShade="BF"/>
+              <w:left w:val="single" w:sz="4" w:space="0" w:color="BFBFBF" w:themeColor="background1" w:themeShade="BF"/>
+              <w:bottom w:val="single" w:sz="4" w:space="0" w:color="BFBFBF" w:themeColor="background1" w:themeShade="BF"/>
+              <w:right w:val="single" w:sz="4" w:space="0" w:color="BFBFBF" w:themeColor="background1" w:themeShade="BF"/>
             </w:tcBorders>
             <w:shd w:val="clear" w:color="auto" w:fill="1F3864" w:themeFill="accent1" w:themeFillShade="80"/>
             <w:tcMar>
@@ -739,20 +621,14 @@
         </w:tc>
       </w:tr>
       <w:tr>
-        <w:tblPrEx>
-          <w:tblCellMar>
-            <w:top w:w="0" w:type="dxa"/>
-            <w:bottom w:w="0" w:type="dxa"/>
-          </w:tblCellMar>
-        </w:tblPrEx>
         <w:tc>
           <w:tcPr>
             <w:tcW w:w="1000" w:type="dxa"/>
             <w:tcBorders>
-              <w:top w:val="single" w:color="BFBFBF" w:themeColor="background1" w:themeShade="BF" w:sz="4" w:space="0"/>
-              <w:left w:val="single" w:color="BFBFBF" w:themeColor="background1" w:themeShade="BF" w:sz="4" w:space="0"/>
-              <w:bottom w:val="single" w:color="BFBFBF" w:themeColor="background1" w:themeShade="BF" w:sz="4" w:space="0"/>
-              <w:right w:val="single" w:color="BFBFBF" w:themeColor="background1" w:themeShade="BF" w:sz="4" w:space="0"/>
+              <w:top w:val="single" w:sz="4" w:space="0" w:color="BFBFBF" w:themeColor="background1" w:themeShade="BF"/>
+              <w:left w:val="single" w:sz="4" w:space="0" w:color="BFBFBF" w:themeColor="background1" w:themeShade="BF"/>
+              <w:bottom w:val="single" w:sz="4" w:space="0" w:color="BFBFBF" w:themeColor="background1" w:themeShade="BF"/>
+              <w:right w:val="single" w:sz="4" w:space="0" w:color="BFBFBF" w:themeColor="background1" w:themeShade="BF"/>
             </w:tcBorders>
             <w:shd w:val="clear" w:color="auto" w:fill="FFFFFF" w:themeFill="background1"/>
             <w:tcMar>
@@ -779,10 +655,10 @@
           <w:tcPr>
             <w:tcW w:w="2300" w:type="dxa"/>
             <w:tcBorders>
-              <w:top w:val="single" w:color="BFBFBF" w:themeColor="background1" w:themeShade="BF" w:sz="4" w:space="0"/>
-              <w:left w:val="single" w:color="BFBFBF" w:themeColor="background1" w:themeShade="BF" w:sz="4" w:space="0"/>
-              <w:bottom w:val="single" w:color="BFBFBF" w:themeColor="background1" w:themeShade="BF" w:sz="4" w:space="0"/>
-              <w:right w:val="single" w:color="BFBFBF" w:themeColor="background1" w:themeShade="BF" w:sz="4" w:space="0"/>
+              <w:top w:val="single" w:sz="4" w:space="0" w:color="BFBFBF" w:themeColor="background1" w:themeShade="BF"/>
+              <w:left w:val="single" w:sz="4" w:space="0" w:color="BFBFBF" w:themeColor="background1" w:themeShade="BF"/>
+              <w:bottom w:val="single" w:sz="4" w:space="0" w:color="BFBFBF" w:themeColor="background1" w:themeShade="BF"/>
+              <w:right w:val="single" w:sz="4" w:space="0" w:color="BFBFBF" w:themeColor="background1" w:themeShade="BF"/>
             </w:tcBorders>
             <w:shd w:val="clear" w:color="auto" w:fill="FFFFFF" w:themeFill="background1"/>
             <w:tcMar>
@@ -820,10 +696,10 @@
           <w:tcPr>
             <w:tcW w:w="6060" w:type="dxa"/>
             <w:tcBorders>
-              <w:top w:val="single" w:color="BFBFBF" w:themeColor="background1" w:themeShade="BF" w:sz="4" w:space="0"/>
-              <w:left w:val="single" w:color="BFBFBF" w:themeColor="background1" w:themeShade="BF" w:sz="4" w:space="0"/>
-              <w:bottom w:val="single" w:color="BFBFBF" w:themeColor="background1" w:themeShade="BF" w:sz="4" w:space="0"/>
-              <w:right w:val="single" w:color="BFBFBF" w:themeColor="background1" w:themeShade="BF" w:sz="4" w:space="0"/>
+              <w:top w:val="single" w:sz="4" w:space="0" w:color="BFBFBF" w:themeColor="background1" w:themeShade="BF"/>
+              <w:left w:val="single" w:sz="4" w:space="0" w:color="BFBFBF" w:themeColor="background1" w:themeShade="BF"/>
+              <w:bottom w:val="single" w:sz="4" w:space="0" w:color="BFBFBF" w:themeColor="background1" w:themeShade="BF"/>
+              <w:right w:val="single" w:sz="4" w:space="0" w:color="BFBFBF" w:themeColor="background1" w:themeShade="BF"/>
             </w:tcBorders>
             <w:shd w:val="clear" w:color="auto" w:fill="FFFFFF" w:themeFill="background1"/>
             <w:tcMar>
@@ -839,14 +715,12 @@
               <w:rPr>
                 <w:sz w:val="20"/>
                 <w:szCs w:val="20"/>
-                <w:lang w:val="en-US"/>
-              </w:rPr>
-            </w:pPr>
-            <w:r>
-              <w:rPr>
-                <w:sz w:val="20"/>
-                <w:szCs w:val="20"/>
-                <w:lang w:val="en-US"/>
+              </w:rPr>
+            </w:pPr>
+            <w:r>
+              <w:rPr>
+                <w:sz w:val="20"/>
+                <w:szCs w:val="20"/>
               </w:rPr>
               <w:t xml:space="preserve">Generate a unique run ID (SCR-YYYY-MM-DDTHH-MM-SS), </w:t>
             </w:r>
@@ -854,7 +728,6 @@
               <w:rPr>
                 <w:sz w:val="20"/>
                 <w:szCs w:val="20"/>
-                <w:lang w:val="en-US"/>
               </w:rPr>
               <w:t>normalize</w:t>
             </w:r>
@@ -862,23 +735,22 @@
               <w:rPr>
                 <w:sz w:val="20"/>
                 <w:szCs w:val="20"/>
-                <w:lang w:val="en-US"/>
               </w:rPr>
               <w:t xml:space="preserve"> human-readable input thresholds into internal units (bytes, </w:t>
             </w:r>
-            <w:r>
-              <w:rPr>
-                <w:sz w:val="20"/>
-                <w:szCs w:val="20"/>
-                <w:lang w:val="en-US"/>
+            <w:proofErr w:type="spellStart"/>
+            <w:r>
+              <w:rPr>
+                <w:sz w:val="20"/>
+                <w:szCs w:val="20"/>
               </w:rPr>
               <w:t>ms</w:t>
             </w:r>
-            <w:r>
-              <w:rPr>
-                <w:sz w:val="20"/>
-                <w:szCs w:val="20"/>
-                <w:lang w:val="en-US"/>
+            <w:proofErr w:type="spellEnd"/>
+            <w:r>
+              <w:rPr>
+                <w:sz w:val="20"/>
+                <w:szCs w:val="20"/>
               </w:rPr>
               <w:t xml:space="preserve">), </w:t>
             </w:r>
@@ -886,7 +758,6 @@
               <w:rPr>
                 <w:sz w:val="20"/>
                 <w:szCs w:val="20"/>
-                <w:lang w:val="en-US"/>
               </w:rPr>
               <w:t>Initialize</w:t>
             </w:r>
@@ -894,23 +765,22 @@
               <w:rPr>
                 <w:sz w:val="20"/>
                 <w:szCs w:val="20"/>
-                <w:lang w:val="en-US"/>
               </w:rPr>
               <w:t xml:space="preserve"> the </w:t>
             </w:r>
-            <w:r>
-              <w:rPr>
-                <w:sz w:val="20"/>
-                <w:szCs w:val="20"/>
-                <w:lang w:val="en-US"/>
+            <w:proofErr w:type="spellStart"/>
+            <w:r>
+              <w:rPr>
+                <w:sz w:val="20"/>
+                <w:szCs w:val="20"/>
               </w:rPr>
               <w:t>runLog</w:t>
             </w:r>
-            <w:r>
-              <w:rPr>
-                <w:sz w:val="20"/>
-                <w:szCs w:val="20"/>
-                <w:lang w:val="en-US"/>
+            <w:proofErr w:type="spellEnd"/>
+            <w:r>
+              <w:rPr>
+                <w:sz w:val="20"/>
+                <w:szCs w:val="20"/>
               </w:rPr>
               <w:t xml:space="preserve"> accumulator.</w:t>
             </w:r>
@@ -918,20 +788,14 @@
         </w:tc>
       </w:tr>
       <w:tr>
-        <w:tblPrEx>
-          <w:tblCellMar>
-            <w:top w:w="0" w:type="dxa"/>
-            <w:bottom w:w="0" w:type="dxa"/>
-          </w:tblCellMar>
-        </w:tblPrEx>
         <w:tc>
           <w:tcPr>
             <w:tcW w:w="1000" w:type="dxa"/>
             <w:tcBorders>
-              <w:top w:val="single" w:color="BFBFBF" w:themeColor="background1" w:themeShade="BF" w:sz="4" w:space="0"/>
-              <w:left w:val="single" w:color="BFBFBF" w:themeColor="background1" w:themeShade="BF" w:sz="4" w:space="0"/>
-              <w:bottom w:val="single" w:color="BFBFBF" w:themeColor="background1" w:themeShade="BF" w:sz="4" w:space="0"/>
-              <w:right w:val="single" w:color="BFBFBF" w:themeColor="background1" w:themeShade="BF" w:sz="4" w:space="0"/>
+              <w:top w:val="single" w:sz="4" w:space="0" w:color="BFBFBF" w:themeColor="background1" w:themeShade="BF"/>
+              <w:left w:val="single" w:sz="4" w:space="0" w:color="BFBFBF" w:themeColor="background1" w:themeShade="BF"/>
+              <w:bottom w:val="single" w:sz="4" w:space="0" w:color="BFBFBF" w:themeColor="background1" w:themeShade="BF"/>
+              <w:right w:val="single" w:sz="4" w:space="0" w:color="BFBFBF" w:themeColor="background1" w:themeShade="BF"/>
             </w:tcBorders>
             <w:shd w:val="clear" w:color="auto" w:fill="F2F2F2" w:themeFill="background1" w:themeFillShade="F2"/>
             <w:tcMar>
@@ -958,10 +822,10 @@
           <w:tcPr>
             <w:tcW w:w="2300" w:type="dxa"/>
             <w:tcBorders>
-              <w:top w:val="single" w:color="BFBFBF" w:themeColor="background1" w:themeShade="BF" w:sz="4" w:space="0"/>
-              <w:left w:val="single" w:color="BFBFBF" w:themeColor="background1" w:themeShade="BF" w:sz="4" w:space="0"/>
-              <w:bottom w:val="single" w:color="BFBFBF" w:themeColor="background1" w:themeShade="BF" w:sz="4" w:space="0"/>
-              <w:right w:val="single" w:color="BFBFBF" w:themeColor="background1" w:themeShade="BF" w:sz="4" w:space="0"/>
+              <w:top w:val="single" w:sz="4" w:space="0" w:color="BFBFBF" w:themeColor="background1" w:themeShade="BF"/>
+              <w:left w:val="single" w:sz="4" w:space="0" w:color="BFBFBF" w:themeColor="background1" w:themeShade="BF"/>
+              <w:bottom w:val="single" w:sz="4" w:space="0" w:color="BFBFBF" w:themeColor="background1" w:themeShade="BF"/>
+              <w:right w:val="single" w:sz="4" w:space="0" w:color="BFBFBF" w:themeColor="background1" w:themeShade="BF"/>
             </w:tcBorders>
             <w:shd w:val="clear" w:color="auto" w:fill="F2F2F2" w:themeFill="background1" w:themeFillShade="F2"/>
             <w:tcMar>
@@ -988,10 +852,10 @@
           <w:tcPr>
             <w:tcW w:w="6060" w:type="dxa"/>
             <w:tcBorders>
-              <w:top w:val="single" w:color="BFBFBF" w:themeColor="background1" w:themeShade="BF" w:sz="4" w:space="0"/>
-              <w:left w:val="single" w:color="BFBFBF" w:themeColor="background1" w:themeShade="BF" w:sz="4" w:space="0"/>
-              <w:bottom w:val="single" w:color="BFBFBF" w:themeColor="background1" w:themeShade="BF" w:sz="4" w:space="0"/>
-              <w:right w:val="single" w:color="BFBFBF" w:themeColor="background1" w:themeShade="BF" w:sz="4" w:space="0"/>
+              <w:top w:val="single" w:sz="4" w:space="0" w:color="BFBFBF" w:themeColor="background1" w:themeShade="BF"/>
+              <w:left w:val="single" w:sz="4" w:space="0" w:color="BFBFBF" w:themeColor="background1" w:themeShade="BF"/>
+              <w:bottom w:val="single" w:sz="4" w:space="0" w:color="BFBFBF" w:themeColor="background1" w:themeShade="BF"/>
+              <w:right w:val="single" w:sz="4" w:space="0" w:color="BFBFBF" w:themeColor="background1" w:themeShade="BF"/>
             </w:tcBorders>
             <w:shd w:val="clear" w:color="auto" w:fill="F2F2F2" w:themeFill="background1" w:themeFillShade="F2"/>
             <w:tcMar>
@@ -1010,26 +874,84 @@
                 <w:sz w:val="20"/>
                 <w:szCs w:val="20"/>
               </w:rPr>
-              <w:t>Read the runLock attribute from the RuntimeState configuration element. If non-empty, throw to route via the Exception Handler as MUTEX_ABORT. Otherwise write runId into runLock to claim it.</w:t>
+              <w:t xml:space="preserve">Read the </w:t>
+            </w:r>
+            <w:proofErr w:type="spellStart"/>
+            <w:r>
+              <w:rPr>
+                <w:sz w:val="20"/>
+                <w:szCs w:val="20"/>
+              </w:rPr>
+              <w:t>runLock</w:t>
+            </w:r>
+            <w:proofErr w:type="spellEnd"/>
+            <w:r>
+              <w:rPr>
+                <w:sz w:val="20"/>
+                <w:szCs w:val="20"/>
+              </w:rPr>
+              <w:t xml:space="preserve"> attribute from the </w:t>
+            </w:r>
+            <w:proofErr w:type="spellStart"/>
+            <w:r>
+              <w:rPr>
+                <w:sz w:val="20"/>
+                <w:szCs w:val="20"/>
+              </w:rPr>
+              <w:t>RuntimeState</w:t>
+            </w:r>
+            <w:proofErr w:type="spellEnd"/>
+            <w:r>
+              <w:rPr>
+                <w:sz w:val="20"/>
+                <w:szCs w:val="20"/>
+              </w:rPr>
+              <w:t xml:space="preserve"> configuration element. If non-empty, throw to route via the Exception Handler as MUTEX_ABORT. Otherwise write </w:t>
+            </w:r>
+            <w:proofErr w:type="spellStart"/>
+            <w:r>
+              <w:rPr>
+                <w:sz w:val="20"/>
+                <w:szCs w:val="20"/>
+              </w:rPr>
+              <w:t>runId</w:t>
+            </w:r>
+            <w:proofErr w:type="spellEnd"/>
+            <w:r>
+              <w:rPr>
+                <w:sz w:val="20"/>
+                <w:szCs w:val="20"/>
+              </w:rPr>
+              <w:t xml:space="preserve"> into </w:t>
+            </w:r>
+            <w:proofErr w:type="spellStart"/>
+            <w:r>
+              <w:rPr>
+                <w:sz w:val="20"/>
+                <w:szCs w:val="20"/>
+              </w:rPr>
+              <w:t>runLock</w:t>
+            </w:r>
+            <w:proofErr w:type="spellEnd"/>
+            <w:r>
+              <w:rPr>
+                <w:sz w:val="20"/>
+                <w:szCs w:val="20"/>
+              </w:rPr>
+              <w:t xml:space="preserve"> to claim it.</w:t>
             </w:r>
           </w:p>
         </w:tc>
       </w:tr>
       <w:tr>
-        <w:tblPrEx>
-          <w:tblCellMar>
-            <w:top w:w="0" w:type="dxa"/>
-            <w:bottom w:w="0" w:type="dxa"/>
-          </w:tblCellMar>
-        </w:tblPrEx>
         <w:tc>
           <w:tcPr>
             <w:tcW w:w="1000" w:type="dxa"/>
             <w:tcBorders>
-              <w:top w:val="single" w:color="BFBFBF" w:themeColor="background1" w:themeShade="BF" w:sz="4" w:space="0"/>
-              <w:left w:val="single" w:color="BFBFBF" w:themeColor="background1" w:themeShade="BF" w:sz="4" w:space="0"/>
-              <w:bottom w:val="single" w:color="BFBFBF" w:themeColor="background1" w:themeShade="BF" w:sz="4" w:space="0"/>
-              <w:right w:val="single" w:color="BFBFBF" w:themeColor="background1" w:themeShade="BF" w:sz="4" w:space="0"/>
+              <w:top w:val="single" w:sz="4" w:space="0" w:color="BFBFBF" w:themeColor="background1" w:themeShade="BF"/>
+              <w:left w:val="single" w:sz="4" w:space="0" w:color="BFBFBF" w:themeColor="background1" w:themeShade="BF"/>
+              <w:bottom w:val="single" w:sz="4" w:space="0" w:color="BFBFBF" w:themeColor="background1" w:themeShade="BF"/>
+              <w:right w:val="single" w:sz="4" w:space="0" w:color="BFBFBF" w:themeColor="background1" w:themeShade="BF"/>
             </w:tcBorders>
             <w:shd w:val="clear" w:color="auto" w:fill="FFFFFF" w:themeFill="background1"/>
             <w:tcMar>
@@ -1048,6 +970,7 @@
                 <w:sz w:val="20"/>
                 <w:szCs w:val="20"/>
               </w:rPr>
+              <w:lastRenderedPageBreak/>
               <w:t>ST-03</w:t>
             </w:r>
           </w:p>
@@ -1056,10 +979,10 @@
           <w:tcPr>
             <w:tcW w:w="2300" w:type="dxa"/>
             <w:tcBorders>
-              <w:top w:val="single" w:color="BFBFBF" w:themeColor="background1" w:themeShade="BF" w:sz="4" w:space="0"/>
-              <w:left w:val="single" w:color="BFBFBF" w:themeColor="background1" w:themeShade="BF" w:sz="4" w:space="0"/>
-              <w:bottom w:val="single" w:color="BFBFBF" w:themeColor="background1" w:themeShade="BF" w:sz="4" w:space="0"/>
-              <w:right w:val="single" w:color="BFBFBF" w:themeColor="background1" w:themeShade="BF" w:sz="4" w:space="0"/>
+              <w:top w:val="single" w:sz="4" w:space="0" w:color="BFBFBF" w:themeColor="background1" w:themeShade="BF"/>
+              <w:left w:val="single" w:sz="4" w:space="0" w:color="BFBFBF" w:themeColor="background1" w:themeShade="BF"/>
+              <w:bottom w:val="single" w:sz="4" w:space="0" w:color="BFBFBF" w:themeColor="background1" w:themeShade="BF"/>
+              <w:right w:val="single" w:sz="4" w:space="0" w:color="BFBFBF" w:themeColor="background1" w:themeShade="BF"/>
             </w:tcBorders>
             <w:shd w:val="clear" w:color="auto" w:fill="FFFFFF" w:themeFill="background1"/>
             <w:tcMar>
@@ -1082,18 +1005,27 @@
                 <w:sz w:val="20"/>
                 <w:szCs w:val="20"/>
               </w:rPr>
-              <w:t>Enumerate vCenters</w:t>
-            </w:r>
+              <w:t xml:space="preserve">Enumerate </w:t>
+            </w:r>
+            <w:proofErr w:type="spellStart"/>
+            <w:r>
+              <w:rPr>
+                <w:sz w:val="20"/>
+                <w:szCs w:val="20"/>
+              </w:rPr>
+              <w:t>vCenters</w:t>
+            </w:r>
+            <w:proofErr w:type="spellEnd"/>
           </w:p>
         </w:tc>
         <w:tc>
           <w:tcPr>
             <w:tcW w:w="6060" w:type="dxa"/>
             <w:tcBorders>
-              <w:top w:val="single" w:color="BFBFBF" w:themeColor="background1" w:themeShade="BF" w:sz="4" w:space="0"/>
-              <w:left w:val="single" w:color="BFBFBF" w:themeColor="background1" w:themeShade="BF" w:sz="4" w:space="0"/>
-              <w:bottom w:val="single" w:color="BFBFBF" w:themeColor="background1" w:themeShade="BF" w:sz="4" w:space="0"/>
-              <w:right w:val="single" w:color="BFBFBF" w:themeColor="background1" w:themeShade="BF" w:sz="4" w:space="0"/>
+              <w:top w:val="single" w:sz="4" w:space="0" w:color="BFBFBF" w:themeColor="background1" w:themeShade="BF"/>
+              <w:left w:val="single" w:sz="4" w:space="0" w:color="BFBFBF" w:themeColor="background1" w:themeShade="BF"/>
+              <w:bottom w:val="single" w:sz="4" w:space="0" w:color="BFBFBF" w:themeColor="background1" w:themeShade="BF"/>
+              <w:right w:val="single" w:sz="4" w:space="0" w:color="BFBFBF" w:themeColor="background1" w:themeShade="BF"/>
             </w:tcBorders>
             <w:shd w:val="clear" w:color="auto" w:fill="FFFFFF" w:themeFill="background1"/>
             <w:tcMar>
@@ -1112,26 +1044,68 @@
                 <w:sz w:val="20"/>
                 <w:szCs w:val="20"/>
               </w:rPr>
-              <w:t>Iterate VcPlugin.allSdkConnections; for each, call _getSnapshotCandidates and merge results into a single flat array. Per-vCenter failures are isolated as enum_error log entries; they do not abort the run.</w:t>
+              <w:t xml:space="preserve">Iterate </w:t>
+            </w:r>
+            <w:proofErr w:type="spellStart"/>
+            <w:r>
+              <w:rPr>
+                <w:sz w:val="20"/>
+                <w:szCs w:val="20"/>
+              </w:rPr>
+              <w:t>VcPlugin.allSdkConnections</w:t>
+            </w:r>
+            <w:proofErr w:type="spellEnd"/>
+            <w:r>
+              <w:rPr>
+                <w:sz w:val="20"/>
+                <w:szCs w:val="20"/>
+              </w:rPr>
+              <w:t>; for each, call _</w:t>
+            </w:r>
+            <w:proofErr w:type="spellStart"/>
+            <w:r>
+              <w:rPr>
+                <w:sz w:val="20"/>
+                <w:szCs w:val="20"/>
+              </w:rPr>
+              <w:t>getSnapshotCandidates</w:t>
+            </w:r>
+            <w:proofErr w:type="spellEnd"/>
+            <w:r>
+              <w:rPr>
+                <w:sz w:val="20"/>
+                <w:szCs w:val="20"/>
+              </w:rPr>
+              <w:t xml:space="preserve"> and merge results into a single flat array. Per-vCenter failures are isolated as </w:t>
+            </w:r>
+            <w:proofErr w:type="spellStart"/>
+            <w:r>
+              <w:rPr>
+                <w:sz w:val="20"/>
+                <w:szCs w:val="20"/>
+              </w:rPr>
+              <w:t>enum_error</w:t>
+            </w:r>
+            <w:proofErr w:type="spellEnd"/>
+            <w:r>
+              <w:rPr>
+                <w:sz w:val="20"/>
+                <w:szCs w:val="20"/>
+              </w:rPr>
+              <w:t xml:space="preserve"> log entries; they do not abort the run.</w:t>
             </w:r>
           </w:p>
         </w:tc>
       </w:tr>
       <w:tr>
-        <w:tblPrEx>
-          <w:tblCellMar>
-            <w:top w:w="0" w:type="dxa"/>
-            <w:bottom w:w="0" w:type="dxa"/>
-          </w:tblCellMar>
-        </w:tblPrEx>
         <w:tc>
           <w:tcPr>
             <w:tcW w:w="1000" w:type="dxa"/>
             <w:tcBorders>
-              <w:top w:val="single" w:color="BFBFBF" w:themeColor="background1" w:themeShade="BF" w:sz="4" w:space="0"/>
-              <w:left w:val="single" w:color="BFBFBF" w:themeColor="background1" w:themeShade="BF" w:sz="4" w:space="0"/>
-              <w:bottom w:val="single" w:color="BFBFBF" w:themeColor="background1" w:themeShade="BF" w:sz="4" w:space="0"/>
-              <w:right w:val="single" w:color="BFBFBF" w:themeColor="background1" w:themeShade="BF" w:sz="4" w:space="0"/>
+              <w:top w:val="single" w:sz="4" w:space="0" w:color="BFBFBF" w:themeColor="background1" w:themeShade="BF"/>
+              <w:left w:val="single" w:sz="4" w:space="0" w:color="BFBFBF" w:themeColor="background1" w:themeShade="BF"/>
+              <w:bottom w:val="single" w:sz="4" w:space="0" w:color="BFBFBF" w:themeColor="background1" w:themeShade="BF"/>
+              <w:right w:val="single" w:sz="4" w:space="0" w:color="BFBFBF" w:themeColor="background1" w:themeShade="BF"/>
             </w:tcBorders>
             <w:shd w:val="clear" w:color="auto" w:fill="F2F2F2" w:themeFill="background1" w:themeFillShade="F2"/>
             <w:tcMar>
@@ -1158,10 +1132,10 @@
           <w:tcPr>
             <w:tcW w:w="2300" w:type="dxa"/>
             <w:tcBorders>
-              <w:top w:val="single" w:color="BFBFBF" w:themeColor="background1" w:themeShade="BF" w:sz="4" w:space="0"/>
-              <w:left w:val="single" w:color="BFBFBF" w:themeColor="background1" w:themeShade="BF" w:sz="4" w:space="0"/>
-              <w:bottom w:val="single" w:color="BFBFBF" w:themeColor="background1" w:themeShade="BF" w:sz="4" w:space="0"/>
-              <w:right w:val="single" w:color="BFBFBF" w:themeColor="background1" w:themeShade="BF" w:sz="4" w:space="0"/>
+              <w:top w:val="single" w:sz="4" w:space="0" w:color="BFBFBF" w:themeColor="background1" w:themeShade="BF"/>
+              <w:left w:val="single" w:sz="4" w:space="0" w:color="BFBFBF" w:themeColor="background1" w:themeShade="BF"/>
+              <w:bottom w:val="single" w:sz="4" w:space="0" w:color="BFBFBF" w:themeColor="background1" w:themeShade="BF"/>
+              <w:right w:val="single" w:sz="4" w:space="0" w:color="BFBFBF" w:themeColor="background1" w:themeShade="BF"/>
             </w:tcBorders>
             <w:shd w:val="clear" w:color="auto" w:fill="F2F2F2" w:themeFill="background1" w:themeFillShade="F2"/>
             <w:tcMar>
@@ -1188,10 +1162,10 @@
           <w:tcPr>
             <w:tcW w:w="6060" w:type="dxa"/>
             <w:tcBorders>
-              <w:top w:val="single" w:color="BFBFBF" w:themeColor="background1" w:themeShade="BF" w:sz="4" w:space="0"/>
-              <w:left w:val="single" w:color="BFBFBF" w:themeColor="background1" w:themeShade="BF" w:sz="4" w:space="0"/>
-              <w:bottom w:val="single" w:color="BFBFBF" w:themeColor="background1" w:themeShade="BF" w:sz="4" w:space="0"/>
-              <w:right w:val="single" w:color="BFBFBF" w:themeColor="background1" w:themeShade="BF" w:sz="4" w:space="0"/>
+              <w:top w:val="single" w:sz="4" w:space="0" w:color="BFBFBF" w:themeColor="background1" w:themeShade="BF"/>
+              <w:left w:val="single" w:sz="4" w:space="0" w:color="BFBFBF" w:themeColor="background1" w:themeShade="BF"/>
+              <w:bottom w:val="single" w:sz="4" w:space="0" w:color="BFBFBF" w:themeColor="background1" w:themeShade="BF"/>
+              <w:right w:val="single" w:sz="4" w:space="0" w:color="BFBFBF" w:themeColor="background1" w:themeShade="BF"/>
             </w:tcBorders>
             <w:shd w:val="clear" w:color="auto" w:fill="F2F2F2" w:themeFill="background1" w:themeFillShade="F2"/>
             <w:tcMar>
@@ -1210,26 +1184,50 @@
                 <w:sz w:val="20"/>
                 <w:szCs w:val="20"/>
               </w:rPr>
-              <w:t>Early-exit gate. Sets candidatesFound=true/false. A Decision element after this task routes false directly to ST-09.</w:t>
+              <w:t xml:space="preserve">Early-exit gate. Sets </w:t>
+            </w:r>
+            <w:proofErr w:type="spellStart"/>
+            <w:r>
+              <w:rPr>
+                <w:sz w:val="20"/>
+                <w:szCs w:val="20"/>
+              </w:rPr>
+              <w:t>candidatesFound</w:t>
+            </w:r>
+            <w:proofErr w:type="spellEnd"/>
+            <w:r>
+              <w:rPr>
+                <w:sz w:val="20"/>
+                <w:szCs w:val="20"/>
+              </w:rPr>
+              <w:t>=true/false. A Decision element after this task routes false directly to ST-0</w:t>
+            </w:r>
+            <w:r>
+              <w:rPr>
+                <w:sz w:val="20"/>
+                <w:szCs w:val="20"/>
+              </w:rPr>
+              <w:t>8</w:t>
+            </w:r>
+            <w:r>
+              <w:rPr>
+                <w:sz w:val="20"/>
+                <w:szCs w:val="20"/>
+              </w:rPr>
+              <w:t>.</w:t>
             </w:r>
           </w:p>
         </w:tc>
       </w:tr>
       <w:tr>
-        <w:tblPrEx>
-          <w:tblCellMar>
-            <w:top w:w="0" w:type="dxa"/>
-            <w:bottom w:w="0" w:type="dxa"/>
-          </w:tblCellMar>
-        </w:tblPrEx>
         <w:tc>
           <w:tcPr>
             <w:tcW w:w="1000" w:type="dxa"/>
             <w:tcBorders>
-              <w:top w:val="single" w:color="BFBFBF" w:themeColor="background1" w:themeShade="BF" w:sz="4" w:space="0"/>
-              <w:left w:val="single" w:color="BFBFBF" w:themeColor="background1" w:themeShade="BF" w:sz="4" w:space="0"/>
-              <w:bottom w:val="single" w:color="BFBFBF" w:themeColor="background1" w:themeShade="BF" w:sz="4" w:space="0"/>
-              <w:right w:val="single" w:color="BFBFBF" w:themeColor="background1" w:themeShade="BF" w:sz="4" w:space="0"/>
+              <w:top w:val="single" w:sz="4" w:space="0" w:color="BFBFBF" w:themeColor="background1" w:themeShade="BF"/>
+              <w:left w:val="single" w:sz="4" w:space="0" w:color="BFBFBF" w:themeColor="background1" w:themeShade="BF"/>
+              <w:bottom w:val="single" w:sz="4" w:space="0" w:color="BFBFBF" w:themeColor="background1" w:themeShade="BF"/>
+              <w:right w:val="single" w:sz="4" w:space="0" w:color="BFBFBF" w:themeColor="background1" w:themeShade="BF"/>
             </w:tcBorders>
             <w:shd w:val="clear" w:color="auto" w:fill="FFFFFF" w:themeFill="background1"/>
             <w:tcMar>
@@ -1256,10 +1254,10 @@
           <w:tcPr>
             <w:tcW w:w="2300" w:type="dxa"/>
             <w:tcBorders>
-              <w:top w:val="single" w:color="BFBFBF" w:themeColor="background1" w:themeShade="BF" w:sz="4" w:space="0"/>
-              <w:left w:val="single" w:color="BFBFBF" w:themeColor="background1" w:themeShade="BF" w:sz="4" w:space="0"/>
-              <w:bottom w:val="single" w:color="BFBFBF" w:themeColor="background1" w:themeShade="BF" w:sz="4" w:space="0"/>
-              <w:right w:val="single" w:color="BFBFBF" w:themeColor="background1" w:themeShade="BF" w:sz="4" w:space="0"/>
+              <w:top w:val="single" w:sz="4" w:space="0" w:color="BFBFBF" w:themeColor="background1" w:themeShade="BF"/>
+              <w:left w:val="single" w:sz="4" w:space="0" w:color="BFBFBF" w:themeColor="background1" w:themeShade="BF"/>
+              <w:bottom w:val="single" w:sz="4" w:space="0" w:color="BFBFBF" w:themeColor="background1" w:themeShade="BF"/>
+              <w:right w:val="single" w:sz="4" w:space="0" w:color="BFBFBF" w:themeColor="background1" w:themeShade="BF"/>
             </w:tcBorders>
             <w:shd w:val="clear" w:color="auto" w:fill="FFFFFF" w:themeFill="background1"/>
             <w:tcMar>
@@ -1286,10 +1284,10 @@
           <w:tcPr>
             <w:tcW w:w="6060" w:type="dxa"/>
             <w:tcBorders>
-              <w:top w:val="single" w:color="BFBFBF" w:themeColor="background1" w:themeShade="BF" w:sz="4" w:space="0"/>
-              <w:left w:val="single" w:color="BFBFBF" w:themeColor="background1" w:themeShade="BF" w:sz="4" w:space="0"/>
-              <w:bottom w:val="single" w:color="BFBFBF" w:themeColor="background1" w:themeShade="BF" w:sz="4" w:space="0"/>
-              <w:right w:val="single" w:color="BFBFBF" w:themeColor="background1" w:themeShade="BF" w:sz="4" w:space="0"/>
+              <w:top w:val="single" w:sz="4" w:space="0" w:color="BFBFBF" w:themeColor="background1" w:themeShade="BF"/>
+              <w:left w:val="single" w:sz="4" w:space="0" w:color="BFBFBF" w:themeColor="background1" w:themeShade="BF"/>
+              <w:bottom w:val="single" w:sz="4" w:space="0" w:color="BFBFBF" w:themeColor="background1" w:themeShade="BF"/>
+              <w:right w:val="single" w:sz="4" w:space="0" w:color="BFBFBF" w:themeColor="background1" w:themeShade="BF"/>
             </w:tcBorders>
             <w:shd w:val="clear" w:color="auto" w:fill="FFFFFF" w:themeFill="background1"/>
             <w:tcMar>
@@ -1314,20 +1312,14 @@
         </w:tc>
       </w:tr>
       <w:tr>
-        <w:tblPrEx>
-          <w:tblCellMar>
-            <w:top w:w="0" w:type="dxa"/>
-            <w:bottom w:w="0" w:type="dxa"/>
-          </w:tblCellMar>
-        </w:tblPrEx>
         <w:tc>
           <w:tcPr>
             <w:tcW w:w="1000" w:type="dxa"/>
             <w:tcBorders>
-              <w:top w:val="single" w:color="BFBFBF" w:themeColor="background1" w:themeShade="BF" w:sz="4" w:space="0"/>
-              <w:left w:val="single" w:color="BFBFBF" w:themeColor="background1" w:themeShade="BF" w:sz="4" w:space="0"/>
-              <w:bottom w:val="single" w:color="BFBFBF" w:themeColor="background1" w:themeShade="BF" w:sz="4" w:space="0"/>
-              <w:right w:val="single" w:color="BFBFBF" w:themeColor="background1" w:themeShade="BF" w:sz="4" w:space="0"/>
+              <w:top w:val="single" w:sz="4" w:space="0" w:color="BFBFBF" w:themeColor="background1" w:themeShade="BF"/>
+              <w:left w:val="single" w:sz="4" w:space="0" w:color="BFBFBF" w:themeColor="background1" w:themeShade="BF"/>
+              <w:bottom w:val="single" w:sz="4" w:space="0" w:color="BFBFBF" w:themeColor="background1" w:themeShade="BF"/>
+              <w:right w:val="single" w:sz="4" w:space="0" w:color="BFBFBF" w:themeColor="background1" w:themeShade="BF"/>
             </w:tcBorders>
             <w:shd w:val="clear" w:color="auto" w:fill="F2F2F2" w:themeFill="background1" w:themeFillShade="F2"/>
             <w:tcMar>
@@ -1354,10 +1346,10 @@
           <w:tcPr>
             <w:tcW w:w="2300" w:type="dxa"/>
             <w:tcBorders>
-              <w:top w:val="single" w:color="BFBFBF" w:themeColor="background1" w:themeShade="BF" w:sz="4" w:space="0"/>
-              <w:left w:val="single" w:color="BFBFBF" w:themeColor="background1" w:themeShade="BF" w:sz="4" w:space="0"/>
-              <w:bottom w:val="single" w:color="BFBFBF" w:themeColor="background1" w:themeShade="BF" w:sz="4" w:space="0"/>
-              <w:right w:val="single" w:color="BFBFBF" w:themeColor="background1" w:themeShade="BF" w:sz="4" w:space="0"/>
+              <w:top w:val="single" w:sz="4" w:space="0" w:color="BFBFBF" w:themeColor="background1" w:themeShade="BF"/>
+              <w:left w:val="single" w:sz="4" w:space="0" w:color="BFBFBF" w:themeColor="background1" w:themeShade="BF"/>
+              <w:bottom w:val="single" w:sz="4" w:space="0" w:color="BFBFBF" w:themeColor="background1" w:themeShade="BF"/>
+              <w:right w:val="single" w:sz="4" w:space="0" w:color="BFBFBF" w:themeColor="background1" w:themeShade="BF"/>
             </w:tcBorders>
             <w:shd w:val="clear" w:color="auto" w:fill="F2F2F2" w:themeFill="background1" w:themeFillShade="F2"/>
             <w:tcMar>
@@ -1384,10 +1376,10 @@
           <w:tcPr>
             <w:tcW w:w="6060" w:type="dxa"/>
             <w:tcBorders>
-              <w:top w:val="single" w:color="BFBFBF" w:themeColor="background1" w:themeShade="BF" w:sz="4" w:space="0"/>
-              <w:left w:val="single" w:color="BFBFBF" w:themeColor="background1" w:themeShade="BF" w:sz="4" w:space="0"/>
-              <w:bottom w:val="single" w:color="BFBFBF" w:themeColor="background1" w:themeShade="BF" w:sz="4" w:space="0"/>
-              <w:right w:val="single" w:color="BFBFBF" w:themeColor="background1" w:themeShade="BF" w:sz="4" w:space="0"/>
+              <w:top w:val="single" w:sz="4" w:space="0" w:color="BFBFBF" w:themeColor="background1" w:themeShade="BF"/>
+              <w:left w:val="single" w:sz="4" w:space="0" w:color="BFBFBF" w:themeColor="background1" w:themeShade="BF"/>
+              <w:bottom w:val="single" w:sz="4" w:space="0" w:color="BFBFBF" w:themeColor="background1" w:themeShade="BF"/>
+              <w:right w:val="single" w:sz="4" w:space="0" w:color="BFBFBF" w:themeColor="background1" w:themeShade="BF"/>
             </w:tcBorders>
             <w:shd w:val="clear" w:color="auto" w:fill="F2F2F2" w:themeFill="background1" w:themeFillShade="F2"/>
             <w:tcMar>
@@ -1406,26 +1398,52 @@
                 <w:sz w:val="20"/>
                 <w:szCs w:val="20"/>
               </w:rPr>
-              <w:t>Adaptive dispatch: start with concurrency 1, ramp up to maxParallel as the governor approves. Hard constraint: at most one task per VM at a time. Captures pre/post metrics into datastoreStateJson for governor calibration.</w:t>
+              <w:t xml:space="preserve">Adaptive dispatch: start with concurrency 1, ramp up to </w:t>
+            </w:r>
+            <w:proofErr w:type="spellStart"/>
+            <w:r>
+              <w:rPr>
+                <w:sz w:val="20"/>
+                <w:szCs w:val="20"/>
+              </w:rPr>
+              <w:t>maxParallel</w:t>
+            </w:r>
+            <w:proofErr w:type="spellEnd"/>
+            <w:r>
+              <w:rPr>
+                <w:sz w:val="20"/>
+                <w:szCs w:val="20"/>
+              </w:rPr>
+              <w:t xml:space="preserve"> as the governor approves. Hard constraint: at most one task per VM at a time. Captures pre/post metrics into </w:t>
+            </w:r>
+            <w:proofErr w:type="spellStart"/>
+            <w:r>
+              <w:rPr>
+                <w:sz w:val="20"/>
+                <w:szCs w:val="20"/>
+              </w:rPr>
+              <w:t>datastoreStateJson</w:t>
+            </w:r>
+            <w:proofErr w:type="spellEnd"/>
+            <w:r>
+              <w:rPr>
+                <w:sz w:val="20"/>
+                <w:szCs w:val="20"/>
+              </w:rPr>
+              <w:t xml:space="preserve"> for governor calibration.</w:t>
             </w:r>
           </w:p>
         </w:tc>
       </w:tr>
       <w:tr>
-        <w:tblPrEx>
-          <w:tblCellMar>
-            <w:top w:w="0" w:type="dxa"/>
-            <w:bottom w:w="0" w:type="dxa"/>
-          </w:tblCellMar>
-        </w:tblPrEx>
         <w:tc>
           <w:tcPr>
             <w:tcW w:w="1000" w:type="dxa"/>
             <w:tcBorders>
-              <w:top w:val="single" w:color="BFBFBF" w:themeColor="background1" w:themeShade="BF" w:sz="4" w:space="0"/>
-              <w:left w:val="single" w:color="BFBFBF" w:themeColor="background1" w:themeShade="BF" w:sz="4" w:space="0"/>
-              <w:bottom w:val="single" w:color="BFBFBF" w:themeColor="background1" w:themeShade="BF" w:sz="4" w:space="0"/>
-              <w:right w:val="single" w:color="BFBFBF" w:themeColor="background1" w:themeShade="BF" w:sz="4" w:space="0"/>
+              <w:top w:val="single" w:sz="4" w:space="0" w:color="BFBFBF" w:themeColor="background1" w:themeShade="BF"/>
+              <w:left w:val="single" w:sz="4" w:space="0" w:color="BFBFBF" w:themeColor="background1" w:themeShade="BF"/>
+              <w:bottom w:val="single" w:sz="4" w:space="0" w:color="BFBFBF" w:themeColor="background1" w:themeShade="BF"/>
+              <w:right w:val="single" w:sz="4" w:space="0" w:color="BFBFBF" w:themeColor="background1" w:themeShade="BF"/>
             </w:tcBorders>
             <w:shd w:val="clear" w:color="auto" w:fill="FFFFFF" w:themeFill="background1"/>
             <w:tcMar>
@@ -1452,10 +1470,10 @@
           <w:tcPr>
             <w:tcW w:w="2300" w:type="dxa"/>
             <w:tcBorders>
-              <w:top w:val="single" w:color="BFBFBF" w:themeColor="background1" w:themeShade="BF" w:sz="4" w:space="0"/>
-              <w:left w:val="single" w:color="BFBFBF" w:themeColor="background1" w:themeShade="BF" w:sz="4" w:space="0"/>
-              <w:bottom w:val="single" w:color="BFBFBF" w:themeColor="background1" w:themeShade="BF" w:sz="4" w:space="0"/>
-              <w:right w:val="single" w:color="BFBFBF" w:themeColor="background1" w:themeShade="BF" w:sz="4" w:space="0"/>
+              <w:top w:val="single" w:sz="4" w:space="0" w:color="BFBFBF" w:themeColor="background1" w:themeShade="BF"/>
+              <w:left w:val="single" w:sz="4" w:space="0" w:color="BFBFBF" w:themeColor="background1" w:themeShade="BF"/>
+              <w:bottom w:val="single" w:sz="4" w:space="0" w:color="BFBFBF" w:themeColor="background1" w:themeShade="BF"/>
+              <w:right w:val="single" w:sz="4" w:space="0" w:color="BFBFBF" w:themeColor="background1" w:themeShade="BF"/>
             </w:tcBorders>
             <w:shd w:val="clear" w:color="auto" w:fill="FFFFFF" w:themeFill="background1"/>
             <w:tcMar>
@@ -1482,10 +1500,10 @@
           <w:tcPr>
             <w:tcW w:w="6060" w:type="dxa"/>
             <w:tcBorders>
-              <w:top w:val="single" w:color="BFBFBF" w:themeColor="background1" w:themeShade="BF" w:sz="4" w:space="0"/>
-              <w:left w:val="single" w:color="BFBFBF" w:themeColor="background1" w:themeShade="BF" w:sz="4" w:space="0"/>
-              <w:bottom w:val="single" w:color="BFBFBF" w:themeColor="background1" w:themeShade="BF" w:sz="4" w:space="0"/>
-              <w:right w:val="single" w:color="BFBFBF" w:themeColor="background1" w:themeShade="BF" w:sz="4" w:space="0"/>
+              <w:top w:val="single" w:sz="4" w:space="0" w:color="BFBFBF" w:themeColor="background1" w:themeShade="BF"/>
+              <w:left w:val="single" w:sz="4" w:space="0" w:color="BFBFBF" w:themeColor="background1" w:themeShade="BF"/>
+              <w:bottom w:val="single" w:sz="4" w:space="0" w:color="BFBFBF" w:themeColor="background1" w:themeShade="BF"/>
+              <w:right w:val="single" w:sz="4" w:space="0" w:color="BFBFBF" w:themeColor="background1" w:themeShade="BF"/>
             </w:tcBorders>
             <w:shd w:val="clear" w:color="auto" w:fill="FFFFFF" w:themeFill="background1"/>
             <w:tcMar>
@@ -1504,26 +1522,36 @@
                 <w:sz w:val="20"/>
                 <w:szCs w:val="20"/>
               </w:rPr>
-              <w:t>Sequential processing with no per-VM concurrency limit (no stun risk on powered-off VMs). Inherits dsState calibration from ST-06 so shared datastores do not start blind.</w:t>
+              <w:t xml:space="preserve">Sequential processing with no per-VM concurrency limit (no stun risk on powered-off VMs). Inherits </w:t>
+            </w:r>
+            <w:proofErr w:type="spellStart"/>
+            <w:r>
+              <w:rPr>
+                <w:sz w:val="20"/>
+                <w:szCs w:val="20"/>
+              </w:rPr>
+              <w:t>dsState</w:t>
+            </w:r>
+            <w:proofErr w:type="spellEnd"/>
+            <w:r>
+              <w:rPr>
+                <w:sz w:val="20"/>
+                <w:szCs w:val="20"/>
+              </w:rPr>
+              <w:t xml:space="preserve"> calibration from ST-06 so shared datastores do not start blind.</w:t>
             </w:r>
           </w:p>
         </w:tc>
       </w:tr>
       <w:tr>
-        <w:tblPrEx>
-          <w:tblCellMar>
-            <w:top w:w="0" w:type="dxa"/>
-            <w:bottom w:w="0" w:type="dxa"/>
-          </w:tblCellMar>
-        </w:tblPrEx>
         <w:tc>
           <w:tcPr>
             <w:tcW w:w="1000" w:type="dxa"/>
             <w:tcBorders>
-              <w:top w:val="single" w:color="BFBFBF" w:themeColor="background1" w:themeShade="BF" w:sz="4" w:space="0"/>
-              <w:left w:val="single" w:color="BFBFBF" w:themeColor="background1" w:themeShade="BF" w:sz="4" w:space="0"/>
-              <w:bottom w:val="single" w:color="BFBFBF" w:themeColor="background1" w:themeShade="BF" w:sz="4" w:space="0"/>
-              <w:right w:val="single" w:color="BFBFBF" w:themeColor="background1" w:themeShade="BF" w:sz="4" w:space="0"/>
+              <w:top w:val="single" w:sz="4" w:space="0" w:color="BFBFBF" w:themeColor="background1" w:themeShade="BF"/>
+              <w:left w:val="single" w:sz="4" w:space="0" w:color="BFBFBF" w:themeColor="background1" w:themeShade="BF"/>
+              <w:bottom w:val="single" w:sz="4" w:space="0" w:color="BFBFBF" w:themeColor="background1" w:themeShade="BF"/>
+              <w:right w:val="single" w:sz="4" w:space="0" w:color="BFBFBF" w:themeColor="background1" w:themeShade="BF"/>
             </w:tcBorders>
             <w:shd w:val="clear" w:color="auto" w:fill="F2F2F2" w:themeFill="background1" w:themeFillShade="F2"/>
             <w:tcMar>
@@ -1542,7 +1570,14 @@
                 <w:sz w:val="20"/>
                 <w:szCs w:val="20"/>
               </w:rPr>
-              <w:t>ST-08</w:t>
+              <w:t>ST-0</w:t>
+            </w:r>
+            <w:r>
+              <w:rPr>
+                <w:sz w:val="20"/>
+                <w:szCs w:val="20"/>
+              </w:rPr>
+              <w:t>8</w:t>
             </w:r>
           </w:p>
         </w:tc>
@@ -1550,10 +1585,10 @@
           <w:tcPr>
             <w:tcW w:w="2300" w:type="dxa"/>
             <w:tcBorders>
-              <w:top w:val="single" w:color="BFBFBF" w:themeColor="background1" w:themeShade="BF" w:sz="4" w:space="0"/>
-              <w:left w:val="single" w:color="BFBFBF" w:themeColor="background1" w:themeShade="BF" w:sz="4" w:space="0"/>
-              <w:bottom w:val="single" w:color="BFBFBF" w:themeColor="background1" w:themeShade="BF" w:sz="4" w:space="0"/>
-              <w:right w:val="single" w:color="BFBFBF" w:themeColor="background1" w:themeShade="BF" w:sz="4" w:space="0"/>
+              <w:top w:val="single" w:sz="4" w:space="0" w:color="BFBFBF" w:themeColor="background1" w:themeShade="BF"/>
+              <w:left w:val="single" w:sz="4" w:space="0" w:color="BFBFBF" w:themeColor="background1" w:themeShade="BF"/>
+              <w:bottom w:val="single" w:sz="4" w:space="0" w:color="BFBFBF" w:themeColor="background1" w:themeShade="BF"/>
+              <w:right w:val="single" w:sz="4" w:space="0" w:color="BFBFBF" w:themeColor="background1" w:themeShade="BF"/>
             </w:tcBorders>
             <w:shd w:val="clear" w:color="auto" w:fill="F2F2F2" w:themeFill="background1" w:themeFillShade="F2"/>
             <w:tcMar>
@@ -1572,18 +1607,27 @@
                 <w:sz w:val="20"/>
                 <w:szCs w:val="20"/>
               </w:rPr>
-              <w:t>(reserved)</w:t>
-            </w:r>
+              <w:t xml:space="preserve">Release Mutex &amp; </w:t>
+            </w:r>
+            <w:proofErr w:type="spellStart"/>
+            <w:r>
+              <w:rPr>
+                <w:sz w:val="20"/>
+                <w:szCs w:val="20"/>
+              </w:rPr>
+              <w:t>Finalise</w:t>
+            </w:r>
+            <w:proofErr w:type="spellEnd"/>
           </w:p>
         </w:tc>
         <w:tc>
           <w:tcPr>
             <w:tcW w:w="6060" w:type="dxa"/>
             <w:tcBorders>
-              <w:top w:val="single" w:color="BFBFBF" w:themeColor="background1" w:themeShade="BF" w:sz="4" w:space="0"/>
-              <w:left w:val="single" w:color="BFBFBF" w:themeColor="background1" w:themeShade="BF" w:sz="4" w:space="0"/>
-              <w:bottom w:val="single" w:color="BFBFBF" w:themeColor="background1" w:themeShade="BF" w:sz="4" w:space="0"/>
-              <w:right w:val="single" w:color="BFBFBF" w:themeColor="background1" w:themeShade="BF" w:sz="4" w:space="0"/>
+              <w:top w:val="single" w:sz="4" w:space="0" w:color="BFBFBF" w:themeColor="background1" w:themeShade="BF"/>
+              <w:left w:val="single" w:sz="4" w:space="0" w:color="BFBFBF" w:themeColor="background1" w:themeShade="BF"/>
+              <w:bottom w:val="single" w:sz="4" w:space="0" w:color="BFBFBF" w:themeColor="background1" w:themeShade="BF"/>
+              <w:right w:val="single" w:sz="4" w:space="0" w:color="BFBFBF" w:themeColor="background1" w:themeShade="BF"/>
             </w:tcBorders>
             <w:shd w:val="clear" w:color="auto" w:fill="F2F2F2" w:themeFill="background1" w:themeFillShade="F2"/>
             <w:tcMar>
@@ -1596,32 +1640,62 @@
           <w:p>
             <w:pPr>
               <w:spacing w:after="40"/>
-            </w:pPr>
-            <w:r>
-              <w:rPr>
-                <w:sz w:val="20"/>
-                <w:szCs w:val="20"/>
-              </w:rPr>
-              <w:t>Slot intentionally left for a future post-processing step. Not currently present in the workflow canvas.</w:t>
+              <w:rPr>
+                <w:sz w:val="20"/>
+                <w:szCs w:val="20"/>
+              </w:rPr>
+            </w:pPr>
+            <w:r>
+              <w:rPr>
+                <w:sz w:val="20"/>
+                <w:szCs w:val="20"/>
+              </w:rPr>
+              <w:t xml:space="preserve">Always-executes terminal task. Releases the lock, tallies </w:t>
+            </w:r>
+            <w:proofErr w:type="gramStart"/>
+            <w:r>
+              <w:rPr>
+                <w:sz w:val="20"/>
+                <w:szCs w:val="20"/>
+              </w:rPr>
+              <w:t>counts</w:t>
+            </w:r>
+            <w:proofErr w:type="gramEnd"/>
+            <w:r>
+              <w:rPr>
+                <w:sz w:val="20"/>
+                <w:szCs w:val="20"/>
+              </w:rPr>
+              <w:t xml:space="preserve">, emits the SNAPSHOT CLEANUP COMPLETE result block, writes the structured </w:t>
+            </w:r>
+            <w:proofErr w:type="spellStart"/>
+            <w:r>
+              <w:rPr>
+                <w:sz w:val="20"/>
+                <w:szCs w:val="20"/>
+              </w:rPr>
+              <w:t>runSummaryJson</w:t>
+            </w:r>
+            <w:proofErr w:type="spellEnd"/>
+            <w:r>
+              <w:rPr>
+                <w:sz w:val="20"/>
+                <w:szCs w:val="20"/>
+              </w:rPr>
+              <w:t xml:space="preserve"> output.</w:t>
             </w:r>
           </w:p>
         </w:tc>
       </w:tr>
       <w:tr>
-        <w:tblPrEx>
-          <w:tblCellMar>
-            <w:top w:w="0" w:type="dxa"/>
-            <w:bottom w:w="0" w:type="dxa"/>
-          </w:tblCellMar>
-        </w:tblPrEx>
         <w:tc>
           <w:tcPr>
             <w:tcW w:w="1000" w:type="dxa"/>
             <w:tcBorders>
-              <w:top w:val="single" w:color="BFBFBF" w:themeColor="background1" w:themeShade="BF" w:sz="4" w:space="0"/>
-              <w:left w:val="single" w:color="BFBFBF" w:themeColor="background1" w:themeShade="BF" w:sz="4" w:space="0"/>
-              <w:bottom w:val="single" w:color="BFBFBF" w:themeColor="background1" w:themeShade="BF" w:sz="4" w:space="0"/>
-              <w:right w:val="single" w:color="BFBFBF" w:themeColor="background1" w:themeShade="BF" w:sz="4" w:space="0"/>
+              <w:top w:val="single" w:sz="4" w:space="0" w:color="BFBFBF" w:themeColor="background1" w:themeShade="BF"/>
+              <w:left w:val="single" w:sz="4" w:space="0" w:color="BFBFBF" w:themeColor="background1" w:themeShade="BF"/>
+              <w:bottom w:val="single" w:sz="4" w:space="0" w:color="BFBFBF" w:themeColor="background1" w:themeShade="BF"/>
+              <w:right w:val="single" w:sz="4" w:space="0" w:color="BFBFBF" w:themeColor="background1" w:themeShade="BF"/>
             </w:tcBorders>
             <w:shd w:val="clear" w:color="auto" w:fill="FFFFFF" w:themeFill="background1"/>
             <w:tcMar>
@@ -1640,7 +1714,7 @@
                 <w:sz w:val="20"/>
                 <w:szCs w:val="20"/>
               </w:rPr>
-              <w:t>ST-09</w:t>
+              <w:t>EH</w:t>
             </w:r>
           </w:p>
         </w:tc>
@@ -1648,10 +1722,10 @@
           <w:tcPr>
             <w:tcW w:w="2300" w:type="dxa"/>
             <w:tcBorders>
-              <w:top w:val="single" w:color="BFBFBF" w:themeColor="background1" w:themeShade="BF" w:sz="4" w:space="0"/>
-              <w:left w:val="single" w:color="BFBFBF" w:themeColor="background1" w:themeShade="BF" w:sz="4" w:space="0"/>
-              <w:bottom w:val="single" w:color="BFBFBF" w:themeColor="background1" w:themeShade="BF" w:sz="4" w:space="0"/>
-              <w:right w:val="single" w:color="BFBFBF" w:themeColor="background1" w:themeShade="BF" w:sz="4" w:space="0"/>
+              <w:top w:val="single" w:sz="4" w:space="0" w:color="BFBFBF" w:themeColor="background1" w:themeShade="BF"/>
+              <w:left w:val="single" w:sz="4" w:space="0" w:color="BFBFBF" w:themeColor="background1" w:themeShade="BF"/>
+              <w:bottom w:val="single" w:sz="4" w:space="0" w:color="BFBFBF" w:themeColor="background1" w:themeShade="BF"/>
+              <w:right w:val="single" w:sz="4" w:space="0" w:color="BFBFBF" w:themeColor="background1" w:themeShade="BF"/>
             </w:tcBorders>
             <w:shd w:val="clear" w:color="auto" w:fill="FFFFFF" w:themeFill="background1"/>
             <w:tcMar>
@@ -1665,16 +1739,18 @@
             <w:pPr>
               <w:spacing w:after="40"/>
               <w:rPr>
-                <w:sz w:val="20"/>
-                <w:szCs w:val="20"/>
-              </w:rPr>
-            </w:pPr>
-            <w:r>
-              <w:rPr>
-                <w:sz w:val="20"/>
-                <w:szCs w:val="20"/>
-              </w:rPr>
-              <w:t>Release Mutex &amp; Finalise</w:t>
+                <w:b/>
+                <w:bCs/>
+                <w:sz w:val="20"/>
+                <w:szCs w:val="20"/>
+              </w:rPr>
+            </w:pPr>
+            <w:r>
+              <w:rPr>
+                <w:sz w:val="20"/>
+                <w:szCs w:val="20"/>
+              </w:rPr>
+              <w:t>Exception Handler</w:t>
             </w:r>
           </w:p>
         </w:tc>
@@ -1682,10 +1758,10 @@
           <w:tcPr>
             <w:tcW w:w="6060" w:type="dxa"/>
             <w:tcBorders>
-              <w:top w:val="single" w:color="BFBFBF" w:themeColor="background1" w:themeShade="BF" w:sz="4" w:space="0"/>
-              <w:left w:val="single" w:color="BFBFBF" w:themeColor="background1" w:themeShade="BF" w:sz="4" w:space="0"/>
-              <w:bottom w:val="single" w:color="BFBFBF" w:themeColor="background1" w:themeShade="BF" w:sz="4" w:space="0"/>
-              <w:right w:val="single" w:color="BFBFBF" w:themeColor="background1" w:themeShade="BF" w:sz="4" w:space="0"/>
+              <w:top w:val="single" w:sz="4" w:space="0" w:color="BFBFBF" w:themeColor="background1" w:themeShade="BF"/>
+              <w:left w:val="single" w:sz="4" w:space="0" w:color="BFBFBF" w:themeColor="background1" w:themeShade="BF"/>
+              <w:bottom w:val="single" w:sz="4" w:space="0" w:color="BFBFBF" w:themeColor="background1" w:themeShade="BF"/>
+              <w:right w:val="single" w:sz="4" w:space="0" w:color="BFBFBF" w:themeColor="background1" w:themeShade="BF"/>
             </w:tcBorders>
             <w:shd w:val="clear" w:color="auto" w:fill="FFFFFF" w:themeFill="background1"/>
             <w:tcMar>
@@ -1704,123 +1780,55 @@
                 <w:sz w:val="20"/>
                 <w:szCs w:val="20"/>
               </w:rPr>
-              <w:t>Always-executes terminal task. Releases the lock, tallies counts, emits the SNAPSHOT CLEANUP COMPLETE result block, writes the structured runSummaryJson output.</w:t>
-            </w:r>
-          </w:p>
-        </w:tc>
-      </w:tr>
-      <w:tr>
-        <w:tblPrEx>
-          <w:tblCellMar>
-            <w:top w:w="0" w:type="dxa"/>
-            <w:bottom w:w="0" w:type="dxa"/>
-          </w:tblCellMar>
-        </w:tblPrEx>
-        <w:tc>
-          <w:tcPr>
-            <w:tcW w:w="1000" w:type="dxa"/>
-            <w:tcBorders>
-              <w:top w:val="single" w:color="BFBFBF" w:themeColor="background1" w:themeShade="BF" w:sz="4" w:space="0"/>
-              <w:left w:val="single" w:color="BFBFBF" w:themeColor="background1" w:themeShade="BF" w:sz="4" w:space="0"/>
-              <w:bottom w:val="single" w:color="BFBFBF" w:themeColor="background1" w:themeShade="BF" w:sz="4" w:space="0"/>
-              <w:right w:val="single" w:color="BFBFBF" w:themeColor="background1" w:themeShade="BF" w:sz="4" w:space="0"/>
-            </w:tcBorders>
-            <w:shd w:val="clear" w:color="auto" w:fill="F2F2F2" w:themeFill="background1" w:themeFillShade="F2"/>
-            <w:tcMar>
-              <w:top w:w="80" w:type="dxa"/>
-              <w:left w:w="140" w:type="dxa"/>
-              <w:bottom w:w="80" w:type="dxa"/>
-              <w:right w:w="140" w:type="dxa"/>
-            </w:tcMar>
-          </w:tcPr>
-          <w:p>
-            <w:pPr>
-              <w:spacing w:after="40"/>
-            </w:pPr>
-            <w:r>
-              <w:rPr>
-                <w:sz w:val="20"/>
-                <w:szCs w:val="20"/>
-              </w:rPr>
-              <w:t>EH</w:t>
-            </w:r>
-          </w:p>
-        </w:tc>
-        <w:tc>
-          <w:tcPr>
-            <w:tcW w:w="2300" w:type="dxa"/>
-            <w:tcBorders>
-              <w:top w:val="single" w:color="BFBFBF" w:themeColor="background1" w:themeShade="BF" w:sz="4" w:space="0"/>
-              <w:left w:val="single" w:color="BFBFBF" w:themeColor="background1" w:themeShade="BF" w:sz="4" w:space="0"/>
-              <w:bottom w:val="single" w:color="BFBFBF" w:themeColor="background1" w:themeShade="BF" w:sz="4" w:space="0"/>
-              <w:right w:val="single" w:color="BFBFBF" w:themeColor="background1" w:themeShade="BF" w:sz="4" w:space="0"/>
-            </w:tcBorders>
-            <w:shd w:val="clear" w:color="auto" w:fill="F2F2F2" w:themeFill="background1" w:themeFillShade="F2"/>
-            <w:tcMar>
-              <w:top w:w="80" w:type="dxa"/>
-              <w:left w:w="140" w:type="dxa"/>
-              <w:bottom w:w="80" w:type="dxa"/>
-              <w:right w:w="140" w:type="dxa"/>
-            </w:tcMar>
-          </w:tcPr>
-          <w:p>
-            <w:pPr>
-              <w:spacing w:after="40"/>
-            </w:pPr>
-            <w:r>
-              <w:rPr>
-                <w:sz w:val="20"/>
-                <w:szCs w:val="20"/>
-              </w:rPr>
-              <w:t>Exception Handler</w:t>
-            </w:r>
-          </w:p>
-        </w:tc>
-        <w:tc>
-          <w:tcPr>
-            <w:tcW w:w="6060" w:type="dxa"/>
-            <w:tcBorders>
-              <w:top w:val="single" w:color="BFBFBF" w:themeColor="background1" w:themeShade="BF" w:sz="4" w:space="0"/>
-              <w:left w:val="single" w:color="BFBFBF" w:themeColor="background1" w:themeShade="BF" w:sz="4" w:space="0"/>
-              <w:bottom w:val="single" w:color="BFBFBF" w:themeColor="background1" w:themeShade="BF" w:sz="4" w:space="0"/>
-              <w:right w:val="single" w:color="BFBFBF" w:themeColor="background1" w:themeShade="BF" w:sz="4" w:space="0"/>
-            </w:tcBorders>
-            <w:shd w:val="clear" w:color="auto" w:fill="F2F2F2" w:themeFill="background1" w:themeFillShade="F2"/>
-            <w:tcMar>
-              <w:top w:w="80" w:type="dxa"/>
-              <w:left w:w="140" w:type="dxa"/>
-              <w:bottom w:w="80" w:type="dxa"/>
-              <w:right w:w="140" w:type="dxa"/>
-            </w:tcMar>
-          </w:tcPr>
-          <w:p>
-            <w:pPr>
-              <w:spacing w:after="40"/>
-              <w:rPr>
-                <w:sz w:val="20"/>
-                <w:szCs w:val="20"/>
-              </w:rPr>
-            </w:pPr>
-            <w:r>
-              <w:rPr>
-                <w:sz w:val="20"/>
-                <w:szCs w:val="20"/>
-              </w:rPr>
-              <w:t xml:space="preserve">Connected to the error output of every scriptable task. Classifies errors as MUTEX_ABORT, CLEAN_EXIT, or ERROR. Releases the lock if it was held by this run; re-throws real errors so </w:t>
-            </w:r>
-            <w:r>
-              <w:rPr>
-                <w:sz w:val="20"/>
-                <w:szCs w:val="20"/>
-              </w:rPr>
-              <w:t>VCF Orchestrator</w:t>
-            </w:r>
-            <w:r>
-              <w:rPr>
-                <w:sz w:val="20"/>
-                <w:szCs w:val="20"/>
-              </w:rPr>
-              <w:t xml:space="preserve"> marks the run failed.</w:t>
+              <w:t xml:space="preserve">Connected to the error output of every scriptable task. </w:t>
+            </w:r>
+            <w:proofErr w:type="gramStart"/>
+            <w:r>
+              <w:rPr>
+                <w:sz w:val="20"/>
+                <w:szCs w:val="20"/>
+              </w:rPr>
+              <w:t>Classifies</w:t>
+            </w:r>
+            <w:proofErr w:type="gramEnd"/>
+            <w:r>
+              <w:rPr>
+                <w:sz w:val="20"/>
+                <w:szCs w:val="20"/>
+              </w:rPr>
+              <w:t xml:space="preserve"> </w:t>
+            </w:r>
+            <w:proofErr w:type="gramStart"/>
+            <w:r>
+              <w:rPr>
+                <w:sz w:val="20"/>
+                <w:szCs w:val="20"/>
+              </w:rPr>
+              <w:t>errors</w:t>
+            </w:r>
+            <w:proofErr w:type="gramEnd"/>
+            <w:r>
+              <w:rPr>
+                <w:sz w:val="20"/>
+                <w:szCs w:val="20"/>
+              </w:rPr>
+              <w:t xml:space="preserve"> as MUTEX_ABORT, CLEAN_EXIT, or ERROR. </w:t>
+            </w:r>
+            <w:proofErr w:type="gramStart"/>
+            <w:r>
+              <w:rPr>
+                <w:sz w:val="20"/>
+                <w:szCs w:val="20"/>
+              </w:rPr>
+              <w:t>Releases</w:t>
+            </w:r>
+            <w:proofErr w:type="gramEnd"/>
+            <w:r>
+              <w:rPr>
+                <w:sz w:val="20"/>
+                <w:szCs w:val="20"/>
+              </w:rPr>
+              <w:t xml:space="preserve"> the lock if it was held by this run; re-throws real errors so VCF Orchestrator marks the run failed.</w:t>
             </w:r>
           </w:p>
         </w:tc>
@@ -1847,12 +1855,12 @@
         <w:tblW w:w="9360" w:type="dxa"/>
         <w:tblInd w:w="-3" w:type="dxa"/>
         <w:tblBorders>
-          <w:top w:val="single" w:color="auto" w:sz="4" w:space="0"/>
-          <w:left w:val="single" w:color="auto" w:sz="4" w:space="0"/>
-          <w:bottom w:val="single" w:color="auto" w:sz="4" w:space="0"/>
-          <w:right w:val="single" w:color="auto" w:sz="4" w:space="0"/>
-          <w:insideH w:val="single" w:color="auto" w:sz="4" w:space="0"/>
-          <w:insideV w:val="single" w:color="auto" w:sz="4" w:space="0"/>
+          <w:top w:val="single" w:sz="4" w:space="0" w:color="auto"/>
+          <w:left w:val="single" w:sz="4" w:space="0" w:color="auto"/>
+          <w:bottom w:val="single" w:sz="4" w:space="0" w:color="auto"/>
+          <w:right w:val="single" w:sz="4" w:space="0" w:color="auto"/>
+          <w:insideH w:val="single" w:sz="4" w:space="0" w:color="auto"/>
+          <w:insideV w:val="single" w:sz="4" w:space="0" w:color="auto"/>
         </w:tblBorders>
         <w:tblCellMar>
           <w:left w:w="10" w:type="dxa"/>
@@ -1865,12 +1873,6 @@
         <w:gridCol w:w="5860"/>
       </w:tblGrid>
       <w:tr>
-        <w:tblPrEx>
-          <w:tblCellMar>
-            <w:top w:w="0" w:type="dxa"/>
-            <w:bottom w:w="0" w:type="dxa"/>
-          </w:tblCellMar>
-        </w:tblPrEx>
         <w:trPr>
           <w:tblHeader/>
         </w:trPr>
@@ -1878,10 +1880,10 @@
           <w:tcPr>
             <w:tcW w:w="3500" w:type="dxa"/>
             <w:tcBorders>
-              <w:top w:val="single" w:color="BFBFBF" w:themeColor="background1" w:themeShade="BF" w:sz="4" w:space="0"/>
-              <w:left w:val="single" w:color="BFBFBF" w:themeColor="background1" w:themeShade="BF" w:sz="4" w:space="0"/>
-              <w:bottom w:val="single" w:color="BFBFBF" w:themeColor="background1" w:themeShade="BF" w:sz="4" w:space="0"/>
-              <w:right w:val="single" w:color="BFBFBF" w:themeColor="background1" w:themeShade="BF" w:sz="4" w:space="0"/>
+              <w:top w:val="single" w:sz="4" w:space="0" w:color="BFBFBF" w:themeColor="background1" w:themeShade="BF"/>
+              <w:left w:val="single" w:sz="4" w:space="0" w:color="BFBFBF" w:themeColor="background1" w:themeShade="BF"/>
+              <w:bottom w:val="single" w:sz="4" w:space="0" w:color="BFBFBF" w:themeColor="background1" w:themeShade="BF"/>
+              <w:right w:val="single" w:sz="4" w:space="0" w:color="BFBFBF" w:themeColor="background1" w:themeShade="BF"/>
             </w:tcBorders>
             <w:shd w:val="clear" w:color="auto" w:fill="1F3864" w:themeFill="accent1" w:themeFillShade="80"/>
             <w:tcMar>
@@ -1906,10 +1908,10 @@
           <w:tcPr>
             <w:tcW w:w="5860" w:type="dxa"/>
             <w:tcBorders>
-              <w:top w:val="single" w:color="BFBFBF" w:themeColor="background1" w:themeShade="BF" w:sz="4" w:space="0"/>
-              <w:left w:val="single" w:color="BFBFBF" w:themeColor="background1" w:themeShade="BF" w:sz="4" w:space="0"/>
-              <w:bottom w:val="single" w:color="BFBFBF" w:themeColor="background1" w:themeShade="BF" w:sz="4" w:space="0"/>
-              <w:right w:val="single" w:color="BFBFBF" w:themeColor="background1" w:themeShade="BF" w:sz="4" w:space="0"/>
+              <w:top w:val="single" w:sz="4" w:space="0" w:color="BFBFBF" w:themeColor="background1" w:themeShade="BF"/>
+              <w:left w:val="single" w:sz="4" w:space="0" w:color="BFBFBF" w:themeColor="background1" w:themeShade="BF"/>
+              <w:bottom w:val="single" w:sz="4" w:space="0" w:color="BFBFBF" w:themeColor="background1" w:themeShade="BF"/>
+              <w:right w:val="single" w:sz="4" w:space="0" w:color="BFBFBF" w:themeColor="background1" w:themeShade="BF"/>
             </w:tcBorders>
             <w:shd w:val="clear" w:color="auto" w:fill="1F3864" w:themeFill="accent1" w:themeFillShade="80"/>
             <w:tcMar>
@@ -1932,20 +1934,14 @@
         </w:tc>
       </w:tr>
       <w:tr>
-        <w:tblPrEx>
-          <w:tblCellMar>
-            <w:top w:w="0" w:type="dxa"/>
-            <w:bottom w:w="0" w:type="dxa"/>
-          </w:tblCellMar>
-        </w:tblPrEx>
         <w:tc>
           <w:tcPr>
             <w:tcW w:w="3500" w:type="dxa"/>
             <w:tcBorders>
-              <w:top w:val="single" w:color="BFBFBF" w:themeColor="background1" w:themeShade="BF" w:sz="4" w:space="0"/>
-              <w:left w:val="single" w:color="BFBFBF" w:themeColor="background1" w:themeShade="BF" w:sz="4" w:space="0"/>
-              <w:bottom w:val="single" w:color="BFBFBF" w:themeColor="background1" w:themeShade="BF" w:sz="4" w:space="0"/>
-              <w:right w:val="single" w:color="BFBFBF" w:themeColor="background1" w:themeShade="BF" w:sz="4" w:space="0"/>
+              <w:top w:val="single" w:sz="4" w:space="0" w:color="BFBFBF" w:themeColor="background1" w:themeShade="BF"/>
+              <w:left w:val="single" w:sz="4" w:space="0" w:color="BFBFBF" w:themeColor="background1" w:themeShade="BF"/>
+              <w:bottom w:val="single" w:sz="4" w:space="0" w:color="BFBFBF" w:themeColor="background1" w:themeShade="BF"/>
+              <w:right w:val="single" w:sz="4" w:space="0" w:color="BFBFBF" w:themeColor="background1" w:themeShade="BF"/>
             </w:tcBorders>
             <w:shd w:val="clear" w:color="auto" w:fill="FFFFFF" w:themeFill="background1"/>
             <w:tcMar>
@@ -1963,6 +1959,8 @@
                 <w:szCs w:val="20"/>
               </w:rPr>
             </w:pPr>
+            <w:proofErr w:type="spellStart"/>
+            <w:proofErr w:type="gramStart"/>
             <w:r>
               <w:rPr>
                 <w:sz w:val="20"/>
@@ -1970,16 +1968,18 @@
               </w:rPr>
               <w:t>com.broadcom.pso.vc.vm.snapshots</w:t>
             </w:r>
+            <w:proofErr w:type="spellEnd"/>
+            <w:proofErr w:type="gramEnd"/>
           </w:p>
         </w:tc>
         <w:tc>
           <w:tcPr>
             <w:tcW w:w="5860" w:type="dxa"/>
             <w:tcBorders>
-              <w:top w:val="single" w:color="BFBFBF" w:themeColor="background1" w:themeShade="BF" w:sz="4" w:space="0"/>
-              <w:left w:val="single" w:color="BFBFBF" w:themeColor="background1" w:themeShade="BF" w:sz="4" w:space="0"/>
-              <w:bottom w:val="single" w:color="BFBFBF" w:themeColor="background1" w:themeShade="BF" w:sz="4" w:space="0"/>
-              <w:right w:val="single" w:color="BFBFBF" w:themeColor="background1" w:themeShade="BF" w:sz="4" w:space="0"/>
+              <w:top w:val="single" w:sz="4" w:space="0" w:color="BFBFBF" w:themeColor="background1" w:themeShade="BF"/>
+              <w:left w:val="single" w:sz="4" w:space="0" w:color="BFBFBF" w:themeColor="background1" w:themeShade="BF"/>
+              <w:bottom w:val="single" w:sz="4" w:space="0" w:color="BFBFBF" w:themeColor="background1" w:themeShade="BF"/>
+              <w:right w:val="single" w:sz="4" w:space="0" w:color="BFBFBF" w:themeColor="background1" w:themeShade="BF"/>
             </w:tcBorders>
             <w:shd w:val="clear" w:color="auto" w:fill="FFFFFF" w:themeFill="background1"/>
             <w:tcMar>
@@ -1995,62 +1995,62 @@
               <w:rPr>
                 <w:sz w:val="20"/>
                 <w:szCs w:val="20"/>
-                <w:lang w:val="en-US"/>
-              </w:rPr>
-            </w:pPr>
-            <w:r>
-              <w:rPr>
-                <w:sz w:val="20"/>
-                <w:szCs w:val="20"/>
-                <w:lang w:val="en-US"/>
+              </w:rPr>
+            </w:pPr>
+            <w:r>
+              <w:rPr>
+                <w:sz w:val="20"/>
+                <w:szCs w:val="20"/>
               </w:rPr>
               <w:t>_</w:t>
             </w:r>
-            <w:r>
-              <w:rPr>
-                <w:sz w:val="20"/>
-                <w:szCs w:val="20"/>
-                <w:lang w:val="en-US"/>
+            <w:proofErr w:type="spellStart"/>
+            <w:r>
+              <w:rPr>
+                <w:sz w:val="20"/>
+                <w:szCs w:val="20"/>
               </w:rPr>
               <w:t>getSnapshotCandidates</w:t>
             </w:r>
-            <w:r>
-              <w:rPr>
-                <w:sz w:val="20"/>
-                <w:szCs w:val="20"/>
-                <w:lang w:val="en-US"/>
+            <w:proofErr w:type="spellEnd"/>
+            <w:r>
+              <w:rPr>
+                <w:sz w:val="20"/>
+                <w:szCs w:val="20"/>
               </w:rPr>
               <w:t>, _</w:t>
             </w:r>
-            <w:r>
-              <w:rPr>
-                <w:sz w:val="20"/>
-                <w:szCs w:val="20"/>
-                <w:lang w:val="en-US"/>
+            <w:proofErr w:type="spellStart"/>
+            <w:r>
+              <w:rPr>
+                <w:sz w:val="20"/>
+                <w:szCs w:val="20"/>
               </w:rPr>
               <w:t>deleteSnapshot</w:t>
             </w:r>
-            <w:r>
-              <w:rPr>
-                <w:sz w:val="20"/>
-                <w:szCs w:val="20"/>
-                <w:lang w:val="en-US"/>
+            <w:proofErr w:type="spellEnd"/>
+            <w:r>
+              <w:rPr>
+                <w:sz w:val="20"/>
+                <w:szCs w:val="20"/>
               </w:rPr>
               <w:t xml:space="preserve"> — VM and snapshot enumeration and deletion. Operate against </w:t>
             </w:r>
-            <w:r>
-              <w:rPr>
-                <w:sz w:val="20"/>
-                <w:szCs w:val="20"/>
-                <w:lang w:val="en-US"/>
+            <w:proofErr w:type="spellStart"/>
+            <w:proofErr w:type="gramStart"/>
+            <w:r>
+              <w:rPr>
+                <w:sz w:val="20"/>
+                <w:szCs w:val="20"/>
               </w:rPr>
               <w:t>VC:SdkConnection</w:t>
             </w:r>
-            <w:r>
-              <w:rPr>
-                <w:sz w:val="20"/>
-                <w:szCs w:val="20"/>
-                <w:lang w:val="en-US"/>
+            <w:proofErr w:type="spellEnd"/>
+            <w:proofErr w:type="gramEnd"/>
+            <w:r>
+              <w:rPr>
+                <w:sz w:val="20"/>
+                <w:szCs w:val="20"/>
               </w:rPr>
               <w:t xml:space="preserve"> objects through the </w:t>
             </w:r>
@@ -2058,7 +2058,6 @@
               <w:rPr>
                 <w:sz w:val="20"/>
                 <w:szCs w:val="20"/>
-                <w:lang w:val="en-US"/>
               </w:rPr>
               <w:t>VCF Orchestrator</w:t>
             </w:r>
@@ -2066,23 +2065,22 @@
               <w:rPr>
                 <w:sz w:val="20"/>
                 <w:szCs w:val="20"/>
-                <w:lang w:val="en-US"/>
               </w:rPr>
               <w:t xml:space="preserve"> inventory tree (no REST, no </w:t>
             </w:r>
-            <w:r>
-              <w:rPr>
-                <w:sz w:val="20"/>
-                <w:szCs w:val="20"/>
-                <w:lang w:val="en-US"/>
+            <w:proofErr w:type="spellStart"/>
+            <w:r>
+              <w:rPr>
+                <w:sz w:val="20"/>
+                <w:szCs w:val="20"/>
               </w:rPr>
               <w:t>MoRef</w:t>
             </w:r>
-            <w:r>
-              <w:rPr>
-                <w:sz w:val="20"/>
-                <w:szCs w:val="20"/>
-                <w:lang w:val="en-US"/>
+            <w:proofErr w:type="spellEnd"/>
+            <w:r>
+              <w:rPr>
+                <w:sz w:val="20"/>
+                <w:szCs w:val="20"/>
               </w:rPr>
               <w:t xml:space="preserve"> construction).</w:t>
             </w:r>
@@ -2090,20 +2088,14 @@
         </w:tc>
       </w:tr>
       <w:tr>
-        <w:tblPrEx>
-          <w:tblCellMar>
-            <w:top w:w="0" w:type="dxa"/>
-            <w:bottom w:w="0" w:type="dxa"/>
-          </w:tblCellMar>
-        </w:tblPrEx>
         <w:tc>
           <w:tcPr>
             <w:tcW w:w="3500" w:type="dxa"/>
             <w:tcBorders>
-              <w:top w:val="single" w:color="BFBFBF" w:themeColor="background1" w:themeShade="BF" w:sz="4" w:space="0"/>
-              <w:left w:val="single" w:color="BFBFBF" w:themeColor="background1" w:themeShade="BF" w:sz="4" w:space="0"/>
-              <w:bottom w:val="single" w:color="BFBFBF" w:themeColor="background1" w:themeShade="BF" w:sz="4" w:space="0"/>
-              <w:right w:val="single" w:color="BFBFBF" w:themeColor="background1" w:themeShade="BF" w:sz="4" w:space="0"/>
+              <w:top w:val="single" w:sz="4" w:space="0" w:color="BFBFBF" w:themeColor="background1" w:themeShade="BF"/>
+              <w:left w:val="single" w:sz="4" w:space="0" w:color="BFBFBF" w:themeColor="background1" w:themeShade="BF"/>
+              <w:bottom w:val="single" w:sz="4" w:space="0" w:color="BFBFBF" w:themeColor="background1" w:themeShade="BF"/>
+              <w:right w:val="single" w:sz="4" w:space="0" w:color="BFBFBF" w:themeColor="background1" w:themeShade="BF"/>
             </w:tcBorders>
             <w:shd w:val="clear" w:color="auto" w:fill="F2F2F2" w:themeFill="background1" w:themeFillShade="F2"/>
             <w:tcMar>
@@ -2121,6 +2113,8 @@
                 <w:szCs w:val="20"/>
               </w:rPr>
             </w:pPr>
+            <w:proofErr w:type="spellStart"/>
+            <w:proofErr w:type="gramStart"/>
             <w:r>
               <w:rPr>
                 <w:sz w:val="20"/>
@@ -2128,16 +2122,18 @@
               </w:rPr>
               <w:t>com.broadcom.pso.vc.storage</w:t>
             </w:r>
+            <w:proofErr w:type="spellEnd"/>
+            <w:proofErr w:type="gramEnd"/>
           </w:p>
         </w:tc>
         <w:tc>
           <w:tcPr>
             <w:tcW w:w="5860" w:type="dxa"/>
             <w:tcBorders>
-              <w:top w:val="single" w:color="BFBFBF" w:themeColor="background1" w:themeShade="BF" w:sz="4" w:space="0"/>
-              <w:left w:val="single" w:color="BFBFBF" w:themeColor="background1" w:themeShade="BF" w:sz="4" w:space="0"/>
-              <w:bottom w:val="single" w:color="BFBFBF" w:themeColor="background1" w:themeShade="BF" w:sz="4" w:space="0"/>
-              <w:right w:val="single" w:color="BFBFBF" w:themeColor="background1" w:themeShade="BF" w:sz="4" w:space="0"/>
+              <w:top w:val="single" w:sz="4" w:space="0" w:color="BFBFBF" w:themeColor="background1" w:themeShade="BF"/>
+              <w:left w:val="single" w:sz="4" w:space="0" w:color="BFBFBF" w:themeColor="background1" w:themeShade="BF"/>
+              <w:bottom w:val="single" w:sz="4" w:space="0" w:color="BFBFBF" w:themeColor="background1" w:themeShade="BF"/>
+              <w:right w:val="single" w:sz="4" w:space="0" w:color="BFBFBF" w:themeColor="background1" w:themeShade="BF"/>
             </w:tcBorders>
             <w:shd w:val="clear" w:color="auto" w:fill="F2F2F2" w:themeFill="background1" w:themeFillShade="F2"/>
             <w:tcMar>
@@ -2153,30 +2149,28 @@
               <w:rPr>
                 <w:sz w:val="20"/>
                 <w:szCs w:val="20"/>
-                <w:lang w:val="en-US"/>
-              </w:rPr>
-            </w:pPr>
-            <w:r>
-              <w:rPr>
-                <w:sz w:val="20"/>
-                <w:szCs w:val="20"/>
-                <w:lang w:val="en-US"/>
+              </w:rPr>
+            </w:pPr>
+            <w:r>
+              <w:rPr>
+                <w:sz w:val="20"/>
+                <w:szCs w:val="20"/>
               </w:rPr>
               <w:t>_</w:t>
             </w:r>
-            <w:r>
-              <w:rPr>
-                <w:sz w:val="20"/>
-                <w:szCs w:val="20"/>
-                <w:lang w:val="en-US"/>
+            <w:proofErr w:type="spellStart"/>
+            <w:r>
+              <w:rPr>
+                <w:sz w:val="20"/>
+                <w:szCs w:val="20"/>
               </w:rPr>
               <w:t>getDatastoreMetrics</w:t>
             </w:r>
-            <w:r>
-              <w:rPr>
-                <w:sz w:val="20"/>
-                <w:szCs w:val="20"/>
-                <w:lang w:val="en-US"/>
+            <w:proofErr w:type="spellEnd"/>
+            <w:r>
+              <w:rPr>
+                <w:sz w:val="20"/>
+                <w:szCs w:val="20"/>
               </w:rPr>
               <w:t xml:space="preserve">, </w:t>
             </w:r>
@@ -2184,71 +2178,54 @@
               <w:rPr>
                 <w:sz w:val="20"/>
                 <w:szCs w:val="20"/>
-                <w:lang w:val="en-US"/>
               </w:rPr>
               <w:t>_</w:t>
             </w:r>
-            <w:r>
-              <w:rPr>
-                <w:sz w:val="20"/>
-                <w:szCs w:val="20"/>
-                <w:lang w:val="en-US"/>
+            <w:proofErr w:type="spellStart"/>
+            <w:r>
+              <w:rPr>
+                <w:sz w:val="20"/>
+                <w:szCs w:val="20"/>
               </w:rPr>
               <w:t>adaptiveGovernorCheck</w:t>
             </w:r>
-            <w:r>
-              <w:rPr>
-                <w:sz w:val="20"/>
-                <w:szCs w:val="20"/>
-                <w:lang w:val="en-US"/>
+            <w:proofErr w:type="spellEnd"/>
+            <w:r>
+              <w:rPr>
+                <w:sz w:val="20"/>
+                <w:szCs w:val="20"/>
               </w:rPr>
               <w:t xml:space="preserve"> — datastore performance sampling (VMFS/NFS via </w:t>
             </w:r>
-            <w:r>
-              <w:rPr>
-                <w:sz w:val="20"/>
-                <w:szCs w:val="20"/>
-                <w:lang w:val="en-US"/>
+            <w:proofErr w:type="spellStart"/>
+            <w:r>
+              <w:rPr>
+                <w:sz w:val="20"/>
+                <w:szCs w:val="20"/>
               </w:rPr>
               <w:t>PerformanceManager.queryPerf</w:t>
             </w:r>
-            <w:r>
-              <w:rPr>
-                <w:sz w:val="20"/>
-                <w:szCs w:val="20"/>
-                <w:lang w:val="en-US"/>
-              </w:rPr>
-              <w:t xml:space="preserve">, </w:t>
-            </w:r>
-            <w:r>
-              <w:rPr>
-                <w:sz w:val="20"/>
-                <w:szCs w:val="20"/>
-                <w:lang w:val="en-US"/>
-              </w:rPr>
-              <w:t>vSAN</w:t>
-            </w:r>
-            <w:r>
-              <w:rPr>
-                <w:sz w:val="20"/>
-                <w:szCs w:val="20"/>
-                <w:lang w:val="en-US"/>
-              </w:rPr>
-              <w:t xml:space="preserve"> via </w:t>
-            </w:r>
-            <w:r>
-              <w:rPr>
-                <w:sz w:val="20"/>
-                <w:szCs w:val="20"/>
-                <w:lang w:val="en-US"/>
+            <w:proofErr w:type="spellEnd"/>
+            <w:r>
+              <w:rPr>
+                <w:sz w:val="20"/>
+                <w:szCs w:val="20"/>
+              </w:rPr>
+              <w:t xml:space="preserve">, vSAN via </w:t>
+            </w:r>
+            <w:proofErr w:type="spellStart"/>
+            <w:r>
+              <w:rPr>
+                <w:sz w:val="20"/>
+                <w:szCs w:val="20"/>
               </w:rPr>
               <w:t>HostVsanInternalSystem.queryVsanStatistics</w:t>
             </w:r>
-            <w:r>
-              <w:rPr>
-                <w:sz w:val="20"/>
-                <w:szCs w:val="20"/>
-                <w:lang w:val="en-US"/>
+            <w:proofErr w:type="spellEnd"/>
+            <w:r>
+              <w:rPr>
+                <w:sz w:val="20"/>
+                <w:szCs w:val="20"/>
               </w:rPr>
               <w:t>) and the governor decision engine.</w:t>
             </w:r>
@@ -2261,7 +2238,6 @@
         <w:spacing w:after="120"/>
       </w:pPr>
       <w:r>
-        <w:rPr/>
         <w:t xml:space="preserve"> </w:t>
       </w:r>
     </w:p>
@@ -2276,66 +2252,45 @@
     <w:p>
       <w:pPr>
         <w:spacing w:after="120"/>
+      </w:pPr>
+      <w:r>
+        <w:lastRenderedPageBreak/>
+        <w:t xml:space="preserve">There is exactly one </w:t>
+      </w:r>
+      <w:r>
+        <w:t>VCF Orchestrator</w:t>
+      </w:r>
+      <w:r>
+        <w:t xml:space="preserve"> Configuration Element required by this solution, under category </w:t>
+      </w:r>
+      <w:proofErr w:type="spellStart"/>
+      <w:r>
         <w:rPr>
-          <w:lang w:val="en-US"/>
-        </w:rPr>
-      </w:pPr>
-      <w:r>
-        <w:rPr>
-          <w:lang w:val="en-US"/>
-        </w:rPr>
-        <w:t xml:space="preserve">There is exactly one </w:t>
-      </w:r>
-      <w:r>
-        <w:rPr>
-          <w:lang w:val="en-US"/>
-        </w:rPr>
-        <w:t>VCF Orchestrator</w:t>
-      </w:r>
-      <w:r>
-        <w:rPr>
-          <w:lang w:val="en-US"/>
-        </w:rPr>
-        <w:t xml:space="preserve"> Configuration Element required by this solution, under category </w:t>
-      </w:r>
-      <w:r>
-        <w:rPr>
-          <w:rFonts w:ascii="Consolas" w:hAnsi="Consolas" w:eastAsia="Consolas" w:cs="Consolas"/>
-          <w:lang w:val="en-US"/>
+          <w:rFonts w:ascii="Consolas" w:eastAsia="Consolas" w:hAnsi="Consolas" w:cs="Consolas"/>
         </w:rPr>
         <w:t>SnapshotCleanup</w:t>
       </w:r>
+      <w:proofErr w:type="spellEnd"/>
+      <w:r>
+        <w:t xml:space="preserve">: </w:t>
+      </w:r>
+      <w:proofErr w:type="spellStart"/>
       <w:r>
         <w:rPr>
-          <w:lang w:val="en-US"/>
-        </w:rPr>
-        <w:t xml:space="preserve">: </w:t>
-      </w:r>
-      <w:r>
-        <w:rPr>
-          <w:rFonts w:ascii="Consolas" w:hAnsi="Consolas" w:eastAsia="Consolas" w:cs="Consolas"/>
-          <w:b w:val="1"/>
-          <w:bCs w:val="1"/>
-          <w:lang w:val="en-US"/>
+          <w:rFonts w:ascii="Consolas" w:eastAsia="Consolas" w:hAnsi="Consolas" w:cs="Consolas"/>
+          <w:b/>
+          <w:bCs/>
         </w:rPr>
         <w:t>RuntimeState</w:t>
       </w:r>
-      <w:r>
-        <w:rPr>
-          <w:lang w:val="en-US"/>
-        </w:rPr>
+      <w:proofErr w:type="spellEnd"/>
+      <w:r>
         <w:t xml:space="preserve">. All threshold and policy values are workflow input parameters, set as defaults on the workflow Inputs tab and overridable per schedule. There is no separate file-logging configuration; all audit output goes to the </w:t>
       </w:r>
       <w:r>
-        <w:rPr>
-          <w:lang w:val="en-US"/>
-        </w:rPr>
         <w:t>VCF Orchestrator</w:t>
       </w:r>
       <w:r>
-        <w:rPr>
-          <w:lang w:val="en-US"/>
-        </w:rPr>
         <w:t xml:space="preserve"> workflow log.</w:t>
       </w:r>
     </w:p>
@@ -2344,7 +2299,15 @@
         <w:pStyle w:val="heading20"/>
       </w:pPr>
       <w:r>
-        <w:t>3.1 RuntimeState attributes</w:t>
+        <w:t xml:space="preserve">3.1 </w:t>
+      </w:r>
+      <w:proofErr w:type="spellStart"/>
+      <w:r>
+        <w:t>RuntimeState</w:t>
+      </w:r>
+      <w:proofErr w:type="spellEnd"/>
+      <w:r>
+        <w:t xml:space="preserve"> attributes</w:t>
       </w:r>
     </w:p>
     <w:tbl>
@@ -2352,12 +2315,12 @@
         <w:tblW w:w="9360" w:type="dxa"/>
         <w:tblInd w:w="-3" w:type="dxa"/>
         <w:tblBorders>
-          <w:top w:val="single" w:color="auto" w:sz="4" w:space="0"/>
-          <w:left w:val="single" w:color="auto" w:sz="4" w:space="0"/>
-          <w:bottom w:val="single" w:color="auto" w:sz="4" w:space="0"/>
-          <w:right w:val="single" w:color="auto" w:sz="4" w:space="0"/>
-          <w:insideH w:val="single" w:color="auto" w:sz="4" w:space="0"/>
-          <w:insideV w:val="single" w:color="auto" w:sz="4" w:space="0"/>
+          <w:top w:val="single" w:sz="4" w:space="0" w:color="auto"/>
+          <w:left w:val="single" w:sz="4" w:space="0" w:color="auto"/>
+          <w:bottom w:val="single" w:sz="4" w:space="0" w:color="auto"/>
+          <w:right w:val="single" w:sz="4" w:space="0" w:color="auto"/>
+          <w:insideH w:val="single" w:sz="4" w:space="0" w:color="auto"/>
+          <w:insideV w:val="single" w:sz="4" w:space="0" w:color="auto"/>
         </w:tblBorders>
         <w:tblCellMar>
           <w:left w:w="10" w:type="dxa"/>
@@ -2371,12 +2334,6 @@
         <w:gridCol w:w="6160"/>
       </w:tblGrid>
       <w:tr>
-        <w:tblPrEx>
-          <w:tblCellMar>
-            <w:top w:w="0" w:type="dxa"/>
-            <w:bottom w:w="0" w:type="dxa"/>
-          </w:tblCellMar>
-        </w:tblPrEx>
         <w:trPr>
           <w:tblHeader/>
         </w:trPr>
@@ -2384,10 +2341,10 @@
           <w:tcPr>
             <w:tcW w:w="2000" w:type="dxa"/>
             <w:tcBorders>
-              <w:top w:val="single" w:color="BFBFBF" w:themeColor="background1" w:themeShade="BF" w:sz="4" w:space="0"/>
-              <w:left w:val="single" w:color="BFBFBF" w:themeColor="background1" w:themeShade="BF" w:sz="4" w:space="0"/>
-              <w:bottom w:val="single" w:color="BFBFBF" w:themeColor="background1" w:themeShade="BF" w:sz="4" w:space="0"/>
-              <w:right w:val="single" w:color="BFBFBF" w:themeColor="background1" w:themeShade="BF" w:sz="4" w:space="0"/>
+              <w:top w:val="single" w:sz="4" w:space="0" w:color="BFBFBF" w:themeColor="background1" w:themeShade="BF"/>
+              <w:left w:val="single" w:sz="4" w:space="0" w:color="BFBFBF" w:themeColor="background1" w:themeShade="BF"/>
+              <w:bottom w:val="single" w:sz="4" w:space="0" w:color="BFBFBF" w:themeColor="background1" w:themeShade="BF"/>
+              <w:right w:val="single" w:sz="4" w:space="0" w:color="BFBFBF" w:themeColor="background1" w:themeShade="BF"/>
             </w:tcBorders>
             <w:shd w:val="clear" w:color="auto" w:fill="1F3864" w:themeFill="accent1" w:themeFillShade="80"/>
             <w:tcMar>
@@ -2412,10 +2369,10 @@
           <w:tcPr>
             <w:tcW w:w="1200" w:type="dxa"/>
             <w:tcBorders>
-              <w:top w:val="single" w:color="BFBFBF" w:themeColor="background1" w:themeShade="BF" w:sz="4" w:space="0"/>
-              <w:left w:val="single" w:color="BFBFBF" w:themeColor="background1" w:themeShade="BF" w:sz="4" w:space="0"/>
-              <w:bottom w:val="single" w:color="BFBFBF" w:themeColor="background1" w:themeShade="BF" w:sz="4" w:space="0"/>
-              <w:right w:val="single" w:color="BFBFBF" w:themeColor="background1" w:themeShade="BF" w:sz="4" w:space="0"/>
+              <w:top w:val="single" w:sz="4" w:space="0" w:color="BFBFBF" w:themeColor="background1" w:themeShade="BF"/>
+              <w:left w:val="single" w:sz="4" w:space="0" w:color="BFBFBF" w:themeColor="background1" w:themeShade="BF"/>
+              <w:bottom w:val="single" w:sz="4" w:space="0" w:color="BFBFBF" w:themeColor="background1" w:themeShade="BF"/>
+              <w:right w:val="single" w:sz="4" w:space="0" w:color="BFBFBF" w:themeColor="background1" w:themeShade="BF"/>
             </w:tcBorders>
             <w:shd w:val="clear" w:color="auto" w:fill="1F3864" w:themeFill="accent1" w:themeFillShade="80"/>
             <w:tcMar>
@@ -2440,10 +2397,10 @@
           <w:tcPr>
             <w:tcW w:w="6160" w:type="dxa"/>
             <w:tcBorders>
-              <w:top w:val="single" w:color="BFBFBF" w:themeColor="background1" w:themeShade="BF" w:sz="4" w:space="0"/>
-              <w:left w:val="single" w:color="BFBFBF" w:themeColor="background1" w:themeShade="BF" w:sz="4" w:space="0"/>
-              <w:bottom w:val="single" w:color="BFBFBF" w:themeColor="background1" w:themeShade="BF" w:sz="4" w:space="0"/>
-              <w:right w:val="single" w:color="BFBFBF" w:themeColor="background1" w:themeShade="BF" w:sz="4" w:space="0"/>
+              <w:top w:val="single" w:sz="4" w:space="0" w:color="BFBFBF" w:themeColor="background1" w:themeShade="BF"/>
+              <w:left w:val="single" w:sz="4" w:space="0" w:color="BFBFBF" w:themeColor="background1" w:themeShade="BF"/>
+              <w:bottom w:val="single" w:sz="4" w:space="0" w:color="BFBFBF" w:themeColor="background1" w:themeShade="BF"/>
+              <w:right w:val="single" w:sz="4" w:space="0" w:color="BFBFBF" w:themeColor="background1" w:themeShade="BF"/>
             </w:tcBorders>
             <w:shd w:val="clear" w:color="auto" w:fill="1F3864" w:themeFill="accent1" w:themeFillShade="80"/>
             <w:tcMar>
@@ -2466,20 +2423,14 @@
         </w:tc>
       </w:tr>
       <w:tr>
-        <w:tblPrEx>
-          <w:tblCellMar>
-            <w:top w:w="0" w:type="dxa"/>
-            <w:bottom w:w="0" w:type="dxa"/>
-          </w:tblCellMar>
-        </w:tblPrEx>
         <w:tc>
           <w:tcPr>
             <w:tcW w:w="2000" w:type="dxa"/>
             <w:tcBorders>
-              <w:top w:val="single" w:color="BFBFBF" w:themeColor="background1" w:themeShade="BF" w:sz="4" w:space="0"/>
-              <w:left w:val="single" w:color="BFBFBF" w:themeColor="background1" w:themeShade="BF" w:sz="4" w:space="0"/>
-              <w:bottom w:val="single" w:color="BFBFBF" w:themeColor="background1" w:themeShade="BF" w:sz="4" w:space="0"/>
-              <w:right w:val="single" w:color="BFBFBF" w:themeColor="background1" w:themeShade="BF" w:sz="4" w:space="0"/>
+              <w:top w:val="single" w:sz="4" w:space="0" w:color="BFBFBF" w:themeColor="background1" w:themeShade="BF"/>
+              <w:left w:val="single" w:sz="4" w:space="0" w:color="BFBFBF" w:themeColor="background1" w:themeShade="BF"/>
+              <w:bottom w:val="single" w:sz="4" w:space="0" w:color="BFBFBF" w:themeColor="background1" w:themeShade="BF"/>
+              <w:right w:val="single" w:sz="4" w:space="0" w:color="BFBFBF" w:themeColor="background1" w:themeShade="BF"/>
             </w:tcBorders>
             <w:shd w:val="clear" w:color="auto" w:fill="FFFFFF" w:themeFill="background1"/>
             <w:tcMar>
@@ -2497,6 +2448,7 @@
                 <w:szCs w:val="20"/>
               </w:rPr>
             </w:pPr>
+            <w:proofErr w:type="spellStart"/>
             <w:r>
               <w:rPr>
                 <w:sz w:val="20"/>
@@ -2504,16 +2456,17 @@
               </w:rPr>
               <w:t>runLock</w:t>
             </w:r>
+            <w:proofErr w:type="spellEnd"/>
           </w:p>
         </w:tc>
         <w:tc>
           <w:tcPr>
             <w:tcW w:w="1200" w:type="dxa"/>
             <w:tcBorders>
-              <w:top w:val="single" w:color="BFBFBF" w:themeColor="background1" w:themeShade="BF" w:sz="4" w:space="0"/>
-              <w:left w:val="single" w:color="BFBFBF" w:themeColor="background1" w:themeShade="BF" w:sz="4" w:space="0"/>
-              <w:bottom w:val="single" w:color="BFBFBF" w:themeColor="background1" w:themeShade="BF" w:sz="4" w:space="0"/>
-              <w:right w:val="single" w:color="BFBFBF" w:themeColor="background1" w:themeShade="BF" w:sz="4" w:space="0"/>
+              <w:top w:val="single" w:sz="4" w:space="0" w:color="BFBFBF" w:themeColor="background1" w:themeShade="BF"/>
+              <w:left w:val="single" w:sz="4" w:space="0" w:color="BFBFBF" w:themeColor="background1" w:themeShade="BF"/>
+              <w:bottom w:val="single" w:sz="4" w:space="0" w:color="BFBFBF" w:themeColor="background1" w:themeShade="BF"/>
+              <w:right w:val="single" w:sz="4" w:space="0" w:color="BFBFBF" w:themeColor="background1" w:themeShade="BF"/>
             </w:tcBorders>
             <w:shd w:val="clear" w:color="auto" w:fill="FFFFFF" w:themeFill="background1"/>
             <w:tcMar>
@@ -2540,10 +2493,10 @@
           <w:tcPr>
             <w:tcW w:w="6160" w:type="dxa"/>
             <w:tcBorders>
-              <w:top w:val="single" w:color="BFBFBF" w:themeColor="background1" w:themeShade="BF" w:sz="4" w:space="0"/>
-              <w:left w:val="single" w:color="BFBFBF" w:themeColor="background1" w:themeShade="BF" w:sz="4" w:space="0"/>
-              <w:bottom w:val="single" w:color="BFBFBF" w:themeColor="background1" w:themeShade="BF" w:sz="4" w:space="0"/>
-              <w:right w:val="single" w:color="BFBFBF" w:themeColor="background1" w:themeShade="BF" w:sz="4" w:space="0"/>
+              <w:top w:val="single" w:sz="4" w:space="0" w:color="BFBFBF" w:themeColor="background1" w:themeShade="BF"/>
+              <w:left w:val="single" w:sz="4" w:space="0" w:color="BFBFBF" w:themeColor="background1" w:themeShade="BF"/>
+              <w:bottom w:val="single" w:sz="4" w:space="0" w:color="BFBFBF" w:themeColor="background1" w:themeShade="BF"/>
+              <w:right w:val="single" w:sz="4" w:space="0" w:color="BFBFBF" w:themeColor="background1" w:themeShade="BF"/>
             </w:tcBorders>
             <w:shd w:val="clear" w:color="auto" w:fill="FFFFFF" w:themeFill="background1"/>
             <w:tcMar>
@@ -2566,21 +2519,21 @@
                 <w:sz w:val="20"/>
                 <w:szCs w:val="20"/>
               </w:rPr>
-              <w:t xml:space="preserve">Active run ID while a workflow run is in progress, format SCR-YYYY-MM-DDTHH-MM-SS. Empty string when no run is active. Written by ST-02 on </w:t>
-            </w:r>
-            <w:r>
-              <w:rPr>
-                <w:sz w:val="20"/>
-                <w:szCs w:val="20"/>
-              </w:rPr>
-              <w:t>acquire</w:t>
-            </w:r>
-            <w:r>
-              <w:rPr>
-                <w:sz w:val="20"/>
-                <w:szCs w:val="20"/>
-              </w:rPr>
-              <w:t xml:space="preserve">, cleared by ST-09 and the Exception Handler on release. </w:t>
+              <w:t>Active run ID while a workflow run is in progress, format SCR-YYYY-MM-DDTHH-MM-SS. Empty string when no run is active. Written by ST-02 on acquire, cleared by ST-0</w:t>
+            </w:r>
+            <w:r>
+              <w:rPr>
+                <w:sz w:val="20"/>
+                <w:szCs w:val="20"/>
+              </w:rPr>
+              <w:t>8</w:t>
+            </w:r>
+            <w:r>
+              <w:rPr>
+                <w:sz w:val="20"/>
+                <w:szCs w:val="20"/>
+              </w:rPr>
+              <w:t xml:space="preserve"> and the Exception Handler on release. </w:t>
             </w:r>
             <w:r>
               <w:rPr>
@@ -2600,20 +2553,14 @@
         </w:tc>
       </w:tr>
       <w:tr>
-        <w:tblPrEx>
-          <w:tblCellMar>
-            <w:top w:w="0" w:type="dxa"/>
-            <w:bottom w:w="0" w:type="dxa"/>
-          </w:tblCellMar>
-        </w:tblPrEx>
         <w:tc>
           <w:tcPr>
             <w:tcW w:w="2000" w:type="dxa"/>
             <w:tcBorders>
-              <w:top w:val="single" w:color="BFBFBF" w:themeColor="background1" w:themeShade="BF" w:sz="4" w:space="0"/>
-              <w:left w:val="single" w:color="BFBFBF" w:themeColor="background1" w:themeShade="BF" w:sz="4" w:space="0"/>
-              <w:bottom w:val="single" w:color="BFBFBF" w:themeColor="background1" w:themeShade="BF" w:sz="4" w:space="0"/>
-              <w:right w:val="single" w:color="BFBFBF" w:themeColor="background1" w:themeShade="BF" w:sz="4" w:space="0"/>
+              <w:top w:val="single" w:sz="4" w:space="0" w:color="BFBFBF" w:themeColor="background1" w:themeShade="BF"/>
+              <w:left w:val="single" w:sz="4" w:space="0" w:color="BFBFBF" w:themeColor="background1" w:themeShade="BF"/>
+              <w:bottom w:val="single" w:sz="4" w:space="0" w:color="BFBFBF" w:themeColor="background1" w:themeShade="BF"/>
+              <w:right w:val="single" w:sz="4" w:space="0" w:color="BFBFBF" w:themeColor="background1" w:themeShade="BF"/>
             </w:tcBorders>
             <w:shd w:val="clear" w:color="auto" w:fill="F2F2F2" w:themeFill="background1" w:themeFillShade="F2"/>
             <w:tcMar>
@@ -2631,6 +2578,7 @@
                 <w:szCs w:val="20"/>
               </w:rPr>
             </w:pPr>
+            <w:proofErr w:type="spellStart"/>
             <w:r>
               <w:rPr>
                 <w:sz w:val="20"/>
@@ -2638,16 +2586,17 @@
               </w:rPr>
               <w:t>lastRunId</w:t>
             </w:r>
+            <w:proofErr w:type="spellEnd"/>
           </w:p>
         </w:tc>
         <w:tc>
           <w:tcPr>
             <w:tcW w:w="1200" w:type="dxa"/>
             <w:tcBorders>
-              <w:top w:val="single" w:color="BFBFBF" w:themeColor="background1" w:themeShade="BF" w:sz="4" w:space="0"/>
-              <w:left w:val="single" w:color="BFBFBF" w:themeColor="background1" w:themeShade="BF" w:sz="4" w:space="0"/>
-              <w:bottom w:val="single" w:color="BFBFBF" w:themeColor="background1" w:themeShade="BF" w:sz="4" w:space="0"/>
-              <w:right w:val="single" w:color="BFBFBF" w:themeColor="background1" w:themeShade="BF" w:sz="4" w:space="0"/>
+              <w:top w:val="single" w:sz="4" w:space="0" w:color="BFBFBF" w:themeColor="background1" w:themeShade="BF"/>
+              <w:left w:val="single" w:sz="4" w:space="0" w:color="BFBFBF" w:themeColor="background1" w:themeShade="BF"/>
+              <w:bottom w:val="single" w:sz="4" w:space="0" w:color="BFBFBF" w:themeColor="background1" w:themeShade="BF"/>
+              <w:right w:val="single" w:sz="4" w:space="0" w:color="BFBFBF" w:themeColor="background1" w:themeShade="BF"/>
             </w:tcBorders>
             <w:shd w:val="clear" w:color="auto" w:fill="F2F2F2" w:themeFill="background1" w:themeFillShade="F2"/>
             <w:tcMar>
@@ -2674,10 +2623,10 @@
           <w:tcPr>
             <w:tcW w:w="6160" w:type="dxa"/>
             <w:tcBorders>
-              <w:top w:val="single" w:color="BFBFBF" w:themeColor="background1" w:themeShade="BF" w:sz="4" w:space="0"/>
-              <w:left w:val="single" w:color="BFBFBF" w:themeColor="background1" w:themeShade="BF" w:sz="4" w:space="0"/>
-              <w:bottom w:val="single" w:color="BFBFBF" w:themeColor="background1" w:themeShade="BF" w:sz="4" w:space="0"/>
-              <w:right w:val="single" w:color="BFBFBF" w:themeColor="background1" w:themeShade="BF" w:sz="4" w:space="0"/>
+              <w:top w:val="single" w:sz="4" w:space="0" w:color="BFBFBF" w:themeColor="background1" w:themeShade="BF"/>
+              <w:left w:val="single" w:sz="4" w:space="0" w:color="BFBFBF" w:themeColor="background1" w:themeShade="BF"/>
+              <w:bottom w:val="single" w:sz="4" w:space="0" w:color="BFBFBF" w:themeColor="background1" w:themeShade="BF"/>
+              <w:right w:val="single" w:sz="4" w:space="0" w:color="BFBFBF" w:themeColor="background1" w:themeShade="BF"/>
             </w:tcBorders>
             <w:shd w:val="clear" w:color="auto" w:fill="F2F2F2" w:themeFill="background1" w:themeFillShade="F2"/>
             <w:tcMar>
@@ -2702,20 +2651,14 @@
         </w:tc>
       </w:tr>
       <w:tr>
-        <w:tblPrEx>
-          <w:tblCellMar>
-            <w:top w:w="0" w:type="dxa"/>
-            <w:bottom w:w="0" w:type="dxa"/>
-          </w:tblCellMar>
-        </w:tblPrEx>
         <w:tc>
           <w:tcPr>
             <w:tcW w:w="2000" w:type="dxa"/>
             <w:tcBorders>
-              <w:top w:val="single" w:color="BFBFBF" w:themeColor="background1" w:themeShade="BF" w:sz="4" w:space="0"/>
-              <w:left w:val="single" w:color="BFBFBF" w:themeColor="background1" w:themeShade="BF" w:sz="4" w:space="0"/>
-              <w:bottom w:val="single" w:color="BFBFBF" w:themeColor="background1" w:themeShade="BF" w:sz="4" w:space="0"/>
-              <w:right w:val="single" w:color="BFBFBF" w:themeColor="background1" w:themeShade="BF" w:sz="4" w:space="0"/>
+              <w:top w:val="single" w:sz="4" w:space="0" w:color="BFBFBF" w:themeColor="background1" w:themeShade="BF"/>
+              <w:left w:val="single" w:sz="4" w:space="0" w:color="BFBFBF" w:themeColor="background1" w:themeShade="BF"/>
+              <w:bottom w:val="single" w:sz="4" w:space="0" w:color="BFBFBF" w:themeColor="background1" w:themeShade="BF"/>
+              <w:right w:val="single" w:sz="4" w:space="0" w:color="BFBFBF" w:themeColor="background1" w:themeShade="BF"/>
             </w:tcBorders>
             <w:shd w:val="clear" w:color="auto" w:fill="FFFFFF" w:themeFill="background1"/>
             <w:tcMar>
@@ -2733,6 +2676,7 @@
                 <w:szCs w:val="20"/>
               </w:rPr>
             </w:pPr>
+            <w:proofErr w:type="spellStart"/>
             <w:r>
               <w:rPr>
                 <w:sz w:val="20"/>
@@ -2740,16 +2684,17 @@
               </w:rPr>
               <w:t>lastRunCompletedAt</w:t>
             </w:r>
+            <w:proofErr w:type="spellEnd"/>
           </w:p>
         </w:tc>
         <w:tc>
           <w:tcPr>
             <w:tcW w:w="1200" w:type="dxa"/>
             <w:tcBorders>
-              <w:top w:val="single" w:color="BFBFBF" w:themeColor="background1" w:themeShade="BF" w:sz="4" w:space="0"/>
-              <w:left w:val="single" w:color="BFBFBF" w:themeColor="background1" w:themeShade="BF" w:sz="4" w:space="0"/>
-              <w:bottom w:val="single" w:color="BFBFBF" w:themeColor="background1" w:themeShade="BF" w:sz="4" w:space="0"/>
-              <w:right w:val="single" w:color="BFBFBF" w:themeColor="background1" w:themeShade="BF" w:sz="4" w:space="0"/>
+              <w:top w:val="single" w:sz="4" w:space="0" w:color="BFBFBF" w:themeColor="background1" w:themeShade="BF"/>
+              <w:left w:val="single" w:sz="4" w:space="0" w:color="BFBFBF" w:themeColor="background1" w:themeShade="BF"/>
+              <w:bottom w:val="single" w:sz="4" w:space="0" w:color="BFBFBF" w:themeColor="background1" w:themeShade="BF"/>
+              <w:right w:val="single" w:sz="4" w:space="0" w:color="BFBFBF" w:themeColor="background1" w:themeShade="BF"/>
             </w:tcBorders>
             <w:shd w:val="clear" w:color="auto" w:fill="FFFFFF" w:themeFill="background1"/>
             <w:tcMar>
@@ -2776,10 +2721,10 @@
           <w:tcPr>
             <w:tcW w:w="6160" w:type="dxa"/>
             <w:tcBorders>
-              <w:top w:val="single" w:color="BFBFBF" w:themeColor="background1" w:themeShade="BF" w:sz="4" w:space="0"/>
-              <w:left w:val="single" w:color="BFBFBF" w:themeColor="background1" w:themeShade="BF" w:sz="4" w:space="0"/>
-              <w:bottom w:val="single" w:color="BFBFBF" w:themeColor="background1" w:themeShade="BF" w:sz="4" w:space="0"/>
-              <w:right w:val="single" w:color="BFBFBF" w:themeColor="background1" w:themeShade="BF" w:sz="4" w:space="0"/>
+              <w:top w:val="single" w:sz="4" w:space="0" w:color="BFBFBF" w:themeColor="background1" w:themeShade="BF"/>
+              <w:left w:val="single" w:sz="4" w:space="0" w:color="BFBFBF" w:themeColor="background1" w:themeShade="BF"/>
+              <w:bottom w:val="single" w:sz="4" w:space="0" w:color="BFBFBF" w:themeColor="background1" w:themeShade="BF"/>
+              <w:right w:val="single" w:sz="4" w:space="0" w:color="BFBFBF" w:themeColor="background1" w:themeShade="BF"/>
             </w:tcBorders>
             <w:shd w:val="clear" w:color="auto" w:fill="FFFFFF" w:themeFill="background1"/>
             <w:tcMar>
@@ -2804,20 +2749,14 @@
         </w:tc>
       </w:tr>
       <w:tr>
-        <w:tblPrEx>
-          <w:tblCellMar>
-            <w:top w:w="0" w:type="dxa"/>
-            <w:bottom w:w="0" w:type="dxa"/>
-          </w:tblCellMar>
-        </w:tblPrEx>
         <w:tc>
           <w:tcPr>
             <w:tcW w:w="2000" w:type="dxa"/>
             <w:tcBorders>
-              <w:top w:val="single" w:color="BFBFBF" w:themeColor="background1" w:themeShade="BF" w:sz="4" w:space="0"/>
-              <w:left w:val="single" w:color="BFBFBF" w:themeColor="background1" w:themeShade="BF" w:sz="4" w:space="0"/>
-              <w:bottom w:val="single" w:color="BFBFBF" w:themeColor="background1" w:themeShade="BF" w:sz="4" w:space="0"/>
-              <w:right w:val="single" w:color="BFBFBF" w:themeColor="background1" w:themeShade="BF" w:sz="4" w:space="0"/>
+              <w:top w:val="single" w:sz="4" w:space="0" w:color="BFBFBF" w:themeColor="background1" w:themeShade="BF"/>
+              <w:left w:val="single" w:sz="4" w:space="0" w:color="BFBFBF" w:themeColor="background1" w:themeShade="BF"/>
+              <w:bottom w:val="single" w:sz="4" w:space="0" w:color="BFBFBF" w:themeColor="background1" w:themeShade="BF"/>
+              <w:right w:val="single" w:sz="4" w:space="0" w:color="BFBFBF" w:themeColor="background1" w:themeShade="BF"/>
             </w:tcBorders>
             <w:shd w:val="clear" w:color="auto" w:fill="F2F2F2" w:themeFill="background1" w:themeFillShade="F2"/>
             <w:tcMar>
@@ -2835,6 +2774,7 @@
                 <w:szCs w:val="20"/>
               </w:rPr>
             </w:pPr>
+            <w:proofErr w:type="spellStart"/>
             <w:r>
               <w:rPr>
                 <w:sz w:val="20"/>
@@ -2842,16 +2782,17 @@
               </w:rPr>
               <w:t>lastRunOutcome</w:t>
             </w:r>
+            <w:proofErr w:type="spellEnd"/>
           </w:p>
         </w:tc>
         <w:tc>
           <w:tcPr>
             <w:tcW w:w="1200" w:type="dxa"/>
             <w:tcBorders>
-              <w:top w:val="single" w:color="BFBFBF" w:themeColor="background1" w:themeShade="BF" w:sz="4" w:space="0"/>
-              <w:left w:val="single" w:color="BFBFBF" w:themeColor="background1" w:themeShade="BF" w:sz="4" w:space="0"/>
-              <w:bottom w:val="single" w:color="BFBFBF" w:themeColor="background1" w:themeShade="BF" w:sz="4" w:space="0"/>
-              <w:right w:val="single" w:color="BFBFBF" w:themeColor="background1" w:themeShade="BF" w:sz="4" w:space="0"/>
+              <w:top w:val="single" w:sz="4" w:space="0" w:color="BFBFBF" w:themeColor="background1" w:themeShade="BF"/>
+              <w:left w:val="single" w:sz="4" w:space="0" w:color="BFBFBF" w:themeColor="background1" w:themeShade="BF"/>
+              <w:bottom w:val="single" w:sz="4" w:space="0" w:color="BFBFBF" w:themeColor="background1" w:themeShade="BF"/>
+              <w:right w:val="single" w:sz="4" w:space="0" w:color="BFBFBF" w:themeColor="background1" w:themeShade="BF"/>
             </w:tcBorders>
             <w:shd w:val="clear" w:color="auto" w:fill="F2F2F2" w:themeFill="background1" w:themeFillShade="F2"/>
             <w:tcMar>
@@ -2878,10 +2819,10 @@
           <w:tcPr>
             <w:tcW w:w="6160" w:type="dxa"/>
             <w:tcBorders>
-              <w:top w:val="single" w:color="BFBFBF" w:themeColor="background1" w:themeShade="BF" w:sz="4" w:space="0"/>
-              <w:left w:val="single" w:color="BFBFBF" w:themeColor="background1" w:themeShade="BF" w:sz="4" w:space="0"/>
-              <w:bottom w:val="single" w:color="BFBFBF" w:themeColor="background1" w:themeShade="BF" w:sz="4" w:space="0"/>
-              <w:right w:val="single" w:color="BFBFBF" w:themeColor="background1" w:themeShade="BF" w:sz="4" w:space="0"/>
+              <w:top w:val="single" w:sz="4" w:space="0" w:color="BFBFBF" w:themeColor="background1" w:themeShade="BF"/>
+              <w:left w:val="single" w:sz="4" w:space="0" w:color="BFBFBF" w:themeColor="background1" w:themeShade="BF"/>
+              <w:bottom w:val="single" w:sz="4" w:space="0" w:color="BFBFBF" w:themeColor="background1" w:themeShade="BF"/>
+              <w:right w:val="single" w:sz="4" w:space="0" w:color="BFBFBF" w:themeColor="background1" w:themeShade="BF"/>
             </w:tcBorders>
             <w:shd w:val="clear" w:color="auto" w:fill="F2F2F2" w:themeFill="background1" w:themeFillShade="F2"/>
             <w:tcMar>
@@ -2919,15 +2860,12 @@
         <w:pStyle w:val="heading20"/>
       </w:pPr>
       <w:r>
-        <w:rPr/>
         <w:t xml:space="preserve">3.2 Workflow </w:t>
       </w:r>
       <w:r>
-        <w:rPr/>
         <w:t>Variable</w:t>
       </w:r>
       <w:r>
-        <w:rPr/>
         <w:t>s</w:t>
       </w:r>
     </w:p>
@@ -2936,12 +2874,12 @@
         <w:tblW w:w="9360" w:type="dxa"/>
         <w:tblInd w:w="-3" w:type="dxa"/>
         <w:tblBorders>
-          <w:top w:val="single" w:color="auto" w:sz="4" w:space="0"/>
-          <w:left w:val="single" w:color="auto" w:sz="4" w:space="0"/>
-          <w:bottom w:val="single" w:color="auto" w:sz="4" w:space="0"/>
-          <w:right w:val="single" w:color="auto" w:sz="4" w:space="0"/>
-          <w:insideH w:val="single" w:color="auto" w:sz="4" w:space="0"/>
-          <w:insideV w:val="single" w:color="auto" w:sz="4" w:space="0"/>
+          <w:top w:val="single" w:sz="4" w:space="0" w:color="auto"/>
+          <w:left w:val="single" w:sz="4" w:space="0" w:color="auto"/>
+          <w:bottom w:val="single" w:sz="4" w:space="0" w:color="auto"/>
+          <w:right w:val="single" w:sz="4" w:space="0" w:color="auto"/>
+          <w:insideH w:val="single" w:sz="4" w:space="0" w:color="auto"/>
+          <w:insideV w:val="single" w:sz="4" w:space="0" w:color="auto"/>
         </w:tblBorders>
         <w:tblCellMar>
           <w:left w:w="10" w:type="dxa"/>
@@ -2956,12 +2894,6 @@
         <w:gridCol w:w="4760"/>
       </w:tblGrid>
       <w:tr>
-        <w:tblPrEx>
-          <w:tblCellMar>
-            <w:top w:w="0" w:type="dxa"/>
-            <w:bottom w:w="0" w:type="dxa"/>
-          </w:tblCellMar>
-        </w:tblPrEx>
         <w:trPr>
           <w:tblHeader/>
         </w:trPr>
@@ -2969,10 +2901,10 @@
           <w:tcPr>
             <w:tcW w:w="2400" w:type="dxa"/>
             <w:tcBorders>
-              <w:top w:val="single" w:color="BFBFBF" w:themeColor="background1" w:themeShade="BF" w:sz="4" w:space="0"/>
-              <w:left w:val="single" w:color="BFBFBF" w:themeColor="background1" w:themeShade="BF" w:sz="4" w:space="0"/>
-              <w:bottom w:val="single" w:color="BFBFBF" w:themeColor="background1" w:themeShade="BF" w:sz="4" w:space="0"/>
-              <w:right w:val="single" w:color="BFBFBF" w:themeColor="background1" w:themeShade="BF" w:sz="4" w:space="0"/>
+              <w:top w:val="single" w:sz="4" w:space="0" w:color="BFBFBF" w:themeColor="background1" w:themeShade="BF"/>
+              <w:left w:val="single" w:sz="4" w:space="0" w:color="BFBFBF" w:themeColor="background1" w:themeShade="BF"/>
+              <w:bottom w:val="single" w:sz="4" w:space="0" w:color="BFBFBF" w:themeColor="background1" w:themeShade="BF"/>
+              <w:right w:val="single" w:sz="4" w:space="0" w:color="BFBFBF" w:themeColor="background1" w:themeShade="BF"/>
             </w:tcBorders>
             <w:shd w:val="clear" w:color="auto" w:fill="1F3864" w:themeFill="accent1" w:themeFillShade="80"/>
             <w:tcMar>
@@ -2997,10 +2929,10 @@
           <w:tcPr>
             <w:tcW w:w="1100" w:type="dxa"/>
             <w:tcBorders>
-              <w:top w:val="single" w:color="BFBFBF" w:themeColor="background1" w:themeShade="BF" w:sz="4" w:space="0"/>
-              <w:left w:val="single" w:color="BFBFBF" w:themeColor="background1" w:themeShade="BF" w:sz="4" w:space="0"/>
-              <w:bottom w:val="single" w:color="BFBFBF" w:themeColor="background1" w:themeShade="BF" w:sz="4" w:space="0"/>
-              <w:right w:val="single" w:color="BFBFBF" w:themeColor="background1" w:themeShade="BF" w:sz="4" w:space="0"/>
+              <w:top w:val="single" w:sz="4" w:space="0" w:color="BFBFBF" w:themeColor="background1" w:themeShade="BF"/>
+              <w:left w:val="single" w:sz="4" w:space="0" w:color="BFBFBF" w:themeColor="background1" w:themeShade="BF"/>
+              <w:bottom w:val="single" w:sz="4" w:space="0" w:color="BFBFBF" w:themeColor="background1" w:themeShade="BF"/>
+              <w:right w:val="single" w:sz="4" w:space="0" w:color="BFBFBF" w:themeColor="background1" w:themeShade="BF"/>
             </w:tcBorders>
             <w:shd w:val="clear" w:color="auto" w:fill="1F3864" w:themeFill="accent1" w:themeFillShade="80"/>
             <w:tcMar>
@@ -3025,10 +2957,10 @@
           <w:tcPr>
             <w:tcW w:w="1100" w:type="dxa"/>
             <w:tcBorders>
-              <w:top w:val="single" w:color="BFBFBF" w:themeColor="background1" w:themeShade="BF" w:sz="4" w:space="0"/>
-              <w:left w:val="single" w:color="BFBFBF" w:themeColor="background1" w:themeShade="BF" w:sz="4" w:space="0"/>
-              <w:bottom w:val="single" w:color="BFBFBF" w:themeColor="background1" w:themeShade="BF" w:sz="4" w:space="0"/>
-              <w:right w:val="single" w:color="BFBFBF" w:themeColor="background1" w:themeShade="BF" w:sz="4" w:space="0"/>
+              <w:top w:val="single" w:sz="4" w:space="0" w:color="BFBFBF" w:themeColor="background1" w:themeShade="BF"/>
+              <w:left w:val="single" w:sz="4" w:space="0" w:color="BFBFBF" w:themeColor="background1" w:themeShade="BF"/>
+              <w:bottom w:val="single" w:sz="4" w:space="0" w:color="BFBFBF" w:themeColor="background1" w:themeShade="BF"/>
+              <w:right w:val="single" w:sz="4" w:space="0" w:color="BFBFBF" w:themeColor="background1" w:themeShade="BF"/>
             </w:tcBorders>
             <w:shd w:val="clear" w:color="auto" w:fill="1F3864" w:themeFill="accent1" w:themeFillShade="80"/>
             <w:tcMar>
@@ -3053,10 +2985,10 @@
           <w:tcPr>
             <w:tcW w:w="4760" w:type="dxa"/>
             <w:tcBorders>
-              <w:top w:val="single" w:color="BFBFBF" w:themeColor="background1" w:themeShade="BF" w:sz="4" w:space="0"/>
-              <w:left w:val="single" w:color="BFBFBF" w:themeColor="background1" w:themeShade="BF" w:sz="4" w:space="0"/>
-              <w:bottom w:val="single" w:color="BFBFBF" w:themeColor="background1" w:themeShade="BF" w:sz="4" w:space="0"/>
-              <w:right w:val="single" w:color="BFBFBF" w:themeColor="background1" w:themeShade="BF" w:sz="4" w:space="0"/>
+              <w:top w:val="single" w:sz="4" w:space="0" w:color="BFBFBF" w:themeColor="background1" w:themeShade="BF"/>
+              <w:left w:val="single" w:sz="4" w:space="0" w:color="BFBFBF" w:themeColor="background1" w:themeShade="BF"/>
+              <w:bottom w:val="single" w:sz="4" w:space="0" w:color="BFBFBF" w:themeColor="background1" w:themeShade="BF"/>
+              <w:right w:val="single" w:sz="4" w:space="0" w:color="BFBFBF" w:themeColor="background1" w:themeShade="BF"/>
             </w:tcBorders>
             <w:shd w:val="clear" w:color="auto" w:fill="1F3864" w:themeFill="accent1" w:themeFillShade="80"/>
             <w:tcMar>
@@ -3079,20 +3011,14 @@
         </w:tc>
       </w:tr>
       <w:tr>
-        <w:tblPrEx>
-          <w:tblCellMar>
-            <w:top w:w="0" w:type="dxa"/>
-            <w:bottom w:w="0" w:type="dxa"/>
-          </w:tblCellMar>
-        </w:tblPrEx>
         <w:tc>
           <w:tcPr>
             <w:tcW w:w="2400" w:type="dxa"/>
             <w:tcBorders>
-              <w:top w:val="single" w:color="BFBFBF" w:themeColor="background1" w:themeShade="BF" w:sz="4" w:space="0"/>
-              <w:left w:val="single" w:color="BFBFBF" w:themeColor="background1" w:themeShade="BF" w:sz="4" w:space="0"/>
-              <w:bottom w:val="single" w:color="BFBFBF" w:themeColor="background1" w:themeShade="BF" w:sz="4" w:space="0"/>
-              <w:right w:val="single" w:color="BFBFBF" w:themeColor="background1" w:themeShade="BF" w:sz="4" w:space="0"/>
+              <w:top w:val="single" w:sz="4" w:space="0" w:color="BFBFBF" w:themeColor="background1" w:themeShade="BF"/>
+              <w:left w:val="single" w:sz="4" w:space="0" w:color="BFBFBF" w:themeColor="background1" w:themeShade="BF"/>
+              <w:bottom w:val="single" w:sz="4" w:space="0" w:color="BFBFBF" w:themeColor="background1" w:themeShade="BF"/>
+              <w:right w:val="single" w:sz="4" w:space="0" w:color="BFBFBF" w:themeColor="background1" w:themeShade="BF"/>
             </w:tcBorders>
             <w:shd w:val="clear" w:color="auto" w:fill="FFFFFF" w:themeFill="background1"/>
             <w:tcMar>
@@ -3110,6 +3036,7 @@
                 <w:szCs w:val="20"/>
               </w:rPr>
             </w:pPr>
+            <w:proofErr w:type="spellStart"/>
             <w:r>
               <w:rPr>
                 <w:sz w:val="20"/>
@@ -3117,16 +3044,17 @@
               </w:rPr>
               <w:t>maxAgeMinutes</w:t>
             </w:r>
+            <w:proofErr w:type="spellEnd"/>
           </w:p>
         </w:tc>
         <w:tc>
           <w:tcPr>
             <w:tcW w:w="1100" w:type="dxa"/>
             <w:tcBorders>
-              <w:top w:val="single" w:color="BFBFBF" w:themeColor="background1" w:themeShade="BF" w:sz="4" w:space="0"/>
-              <w:left w:val="single" w:color="BFBFBF" w:themeColor="background1" w:themeShade="BF" w:sz="4" w:space="0"/>
-              <w:bottom w:val="single" w:color="BFBFBF" w:themeColor="background1" w:themeShade="BF" w:sz="4" w:space="0"/>
-              <w:right w:val="single" w:color="BFBFBF" w:themeColor="background1" w:themeShade="BF" w:sz="4" w:space="0"/>
+              <w:top w:val="single" w:sz="4" w:space="0" w:color="BFBFBF" w:themeColor="background1" w:themeShade="BF"/>
+              <w:left w:val="single" w:sz="4" w:space="0" w:color="BFBFBF" w:themeColor="background1" w:themeShade="BF"/>
+              <w:bottom w:val="single" w:sz="4" w:space="0" w:color="BFBFBF" w:themeColor="background1" w:themeShade="BF"/>
+              <w:right w:val="single" w:sz="4" w:space="0" w:color="BFBFBF" w:themeColor="background1" w:themeShade="BF"/>
             </w:tcBorders>
             <w:shd w:val="clear" w:color="auto" w:fill="FFFFFF" w:themeFill="background1"/>
             <w:tcMar>
@@ -3153,10 +3081,10 @@
           <w:tcPr>
             <w:tcW w:w="1100" w:type="dxa"/>
             <w:tcBorders>
-              <w:top w:val="single" w:color="BFBFBF" w:themeColor="background1" w:themeShade="BF" w:sz="4" w:space="0"/>
-              <w:left w:val="single" w:color="BFBFBF" w:themeColor="background1" w:themeShade="BF" w:sz="4" w:space="0"/>
-              <w:bottom w:val="single" w:color="BFBFBF" w:themeColor="background1" w:themeShade="BF" w:sz="4" w:space="0"/>
-              <w:right w:val="single" w:color="BFBFBF" w:themeColor="background1" w:themeShade="BF" w:sz="4" w:space="0"/>
+              <w:top w:val="single" w:sz="4" w:space="0" w:color="BFBFBF" w:themeColor="background1" w:themeShade="BF"/>
+              <w:left w:val="single" w:sz="4" w:space="0" w:color="BFBFBF" w:themeColor="background1" w:themeShade="BF"/>
+              <w:bottom w:val="single" w:sz="4" w:space="0" w:color="BFBFBF" w:themeColor="background1" w:themeShade="BF"/>
+              <w:right w:val="single" w:sz="4" w:space="0" w:color="BFBFBF" w:themeColor="background1" w:themeShade="BF"/>
             </w:tcBorders>
             <w:shd w:val="clear" w:color="auto" w:fill="FFFFFF" w:themeFill="background1"/>
             <w:tcMar>
@@ -3183,10 +3111,10 @@
           <w:tcPr>
             <w:tcW w:w="4760" w:type="dxa"/>
             <w:tcBorders>
-              <w:top w:val="single" w:color="BFBFBF" w:themeColor="background1" w:themeShade="BF" w:sz="4" w:space="0"/>
-              <w:left w:val="single" w:color="BFBFBF" w:themeColor="background1" w:themeShade="BF" w:sz="4" w:space="0"/>
-              <w:bottom w:val="single" w:color="BFBFBF" w:themeColor="background1" w:themeShade="BF" w:sz="4" w:space="0"/>
-              <w:right w:val="single" w:color="BFBFBF" w:themeColor="background1" w:themeShade="BF" w:sz="4" w:space="0"/>
+              <w:top w:val="single" w:sz="4" w:space="0" w:color="BFBFBF" w:themeColor="background1" w:themeShade="BF"/>
+              <w:left w:val="single" w:sz="4" w:space="0" w:color="BFBFBF" w:themeColor="background1" w:themeShade="BF"/>
+              <w:bottom w:val="single" w:sz="4" w:space="0" w:color="BFBFBF" w:themeColor="background1" w:themeShade="BF"/>
+              <w:right w:val="single" w:sz="4" w:space="0" w:color="BFBFBF" w:themeColor="background1" w:themeShade="BF"/>
             </w:tcBorders>
             <w:shd w:val="clear" w:color="auto" w:fill="FFFFFF" w:themeFill="background1"/>
             <w:tcMar>
@@ -3211,20 +3139,14 @@
         </w:tc>
       </w:tr>
       <w:tr>
-        <w:tblPrEx>
-          <w:tblCellMar>
-            <w:top w:w="0" w:type="dxa"/>
-            <w:bottom w:w="0" w:type="dxa"/>
-          </w:tblCellMar>
-        </w:tblPrEx>
         <w:tc>
           <w:tcPr>
             <w:tcW w:w="2400" w:type="dxa"/>
             <w:tcBorders>
-              <w:top w:val="single" w:color="BFBFBF" w:themeColor="background1" w:themeShade="BF" w:sz="4" w:space="0"/>
-              <w:left w:val="single" w:color="BFBFBF" w:themeColor="background1" w:themeShade="BF" w:sz="4" w:space="0"/>
-              <w:bottom w:val="single" w:color="BFBFBF" w:themeColor="background1" w:themeShade="BF" w:sz="4" w:space="0"/>
-              <w:right w:val="single" w:color="BFBFBF" w:themeColor="background1" w:themeShade="BF" w:sz="4" w:space="0"/>
+              <w:top w:val="single" w:sz="4" w:space="0" w:color="BFBFBF" w:themeColor="background1" w:themeShade="BF"/>
+              <w:left w:val="single" w:sz="4" w:space="0" w:color="BFBFBF" w:themeColor="background1" w:themeShade="BF"/>
+              <w:bottom w:val="single" w:sz="4" w:space="0" w:color="BFBFBF" w:themeColor="background1" w:themeShade="BF"/>
+              <w:right w:val="single" w:sz="4" w:space="0" w:color="BFBFBF" w:themeColor="background1" w:themeShade="BF"/>
             </w:tcBorders>
             <w:shd w:val="clear" w:color="auto" w:fill="FFFFFF" w:themeFill="background1"/>
             <w:tcMar>
@@ -3242,6 +3164,7 @@
                 <w:szCs w:val="20"/>
               </w:rPr>
             </w:pPr>
+            <w:proofErr w:type="spellStart"/>
             <w:r>
               <w:rPr>
                 <w:sz w:val="20"/>
@@ -3249,16 +3172,17 @@
               </w:rPr>
               <w:t>descIgnoreString</w:t>
             </w:r>
+            <w:proofErr w:type="spellEnd"/>
           </w:p>
         </w:tc>
         <w:tc>
           <w:tcPr>
             <w:tcW w:w="1100" w:type="dxa"/>
             <w:tcBorders>
-              <w:top w:val="single" w:color="BFBFBF" w:themeColor="background1" w:themeShade="BF" w:sz="4" w:space="0"/>
-              <w:left w:val="single" w:color="BFBFBF" w:themeColor="background1" w:themeShade="BF" w:sz="4" w:space="0"/>
-              <w:bottom w:val="single" w:color="BFBFBF" w:themeColor="background1" w:themeShade="BF" w:sz="4" w:space="0"/>
-              <w:right w:val="single" w:color="BFBFBF" w:themeColor="background1" w:themeShade="BF" w:sz="4" w:space="0"/>
+              <w:top w:val="single" w:sz="4" w:space="0" w:color="BFBFBF" w:themeColor="background1" w:themeShade="BF"/>
+              <w:left w:val="single" w:sz="4" w:space="0" w:color="BFBFBF" w:themeColor="background1" w:themeShade="BF"/>
+              <w:bottom w:val="single" w:sz="4" w:space="0" w:color="BFBFBF" w:themeColor="background1" w:themeShade="BF"/>
+              <w:right w:val="single" w:sz="4" w:space="0" w:color="BFBFBF" w:themeColor="background1" w:themeShade="BF"/>
             </w:tcBorders>
             <w:shd w:val="clear" w:color="auto" w:fill="FFFFFF" w:themeFill="background1"/>
             <w:tcMar>
@@ -3285,10 +3209,10 @@
           <w:tcPr>
             <w:tcW w:w="1100" w:type="dxa"/>
             <w:tcBorders>
-              <w:top w:val="single" w:color="BFBFBF" w:themeColor="background1" w:themeShade="BF" w:sz="4" w:space="0"/>
-              <w:left w:val="single" w:color="BFBFBF" w:themeColor="background1" w:themeShade="BF" w:sz="4" w:space="0"/>
-              <w:bottom w:val="single" w:color="BFBFBF" w:themeColor="background1" w:themeShade="BF" w:sz="4" w:space="0"/>
-              <w:right w:val="single" w:color="BFBFBF" w:themeColor="background1" w:themeShade="BF" w:sz="4" w:space="0"/>
+              <w:top w:val="single" w:sz="4" w:space="0" w:color="BFBFBF" w:themeColor="background1" w:themeShade="BF"/>
+              <w:left w:val="single" w:sz="4" w:space="0" w:color="BFBFBF" w:themeColor="background1" w:themeShade="BF"/>
+              <w:bottom w:val="single" w:sz="4" w:space="0" w:color="BFBFBF" w:themeColor="background1" w:themeShade="BF"/>
+              <w:right w:val="single" w:sz="4" w:space="0" w:color="BFBFBF" w:themeColor="background1" w:themeShade="BF"/>
             </w:tcBorders>
             <w:shd w:val="clear" w:color="auto" w:fill="FFFFFF" w:themeFill="background1"/>
             <w:tcMar>
@@ -3315,10 +3239,10 @@
           <w:tcPr>
             <w:tcW w:w="4760" w:type="dxa"/>
             <w:tcBorders>
-              <w:top w:val="single" w:color="BFBFBF" w:themeColor="background1" w:themeShade="BF" w:sz="4" w:space="0"/>
-              <w:left w:val="single" w:color="BFBFBF" w:themeColor="background1" w:themeShade="BF" w:sz="4" w:space="0"/>
-              <w:bottom w:val="single" w:color="BFBFBF" w:themeColor="background1" w:themeShade="BF" w:sz="4" w:space="0"/>
-              <w:right w:val="single" w:color="BFBFBF" w:themeColor="background1" w:themeShade="BF" w:sz="4" w:space="0"/>
+              <w:top w:val="single" w:sz="4" w:space="0" w:color="BFBFBF" w:themeColor="background1" w:themeShade="BF"/>
+              <w:left w:val="single" w:sz="4" w:space="0" w:color="BFBFBF" w:themeColor="background1" w:themeShade="BF"/>
+              <w:bottom w:val="single" w:sz="4" w:space="0" w:color="BFBFBF" w:themeColor="background1" w:themeShade="BF"/>
+              <w:right w:val="single" w:sz="4" w:space="0" w:color="BFBFBF" w:themeColor="background1" w:themeShade="BF"/>
             </w:tcBorders>
             <w:shd w:val="clear" w:color="auto" w:fill="FFFFFF" w:themeFill="background1"/>
             <w:tcMar>
@@ -3343,20 +3267,14 @@
         </w:tc>
       </w:tr>
       <w:tr>
-        <w:tblPrEx>
-          <w:tblCellMar>
-            <w:top w:w="0" w:type="dxa"/>
-            <w:bottom w:w="0" w:type="dxa"/>
-          </w:tblCellMar>
-        </w:tblPrEx>
         <w:tc>
           <w:tcPr>
             <w:tcW w:w="2400" w:type="dxa"/>
             <w:tcBorders>
-              <w:top w:val="single" w:color="BFBFBF" w:themeColor="background1" w:themeShade="BF" w:sz="4" w:space="0"/>
-              <w:left w:val="single" w:color="BFBFBF" w:themeColor="background1" w:themeShade="BF" w:sz="4" w:space="0"/>
-              <w:bottom w:val="single" w:color="BFBFBF" w:themeColor="background1" w:themeShade="BF" w:sz="4" w:space="0"/>
-              <w:right w:val="single" w:color="BFBFBF" w:themeColor="background1" w:themeShade="BF" w:sz="4" w:space="0"/>
+              <w:top w:val="single" w:sz="4" w:space="0" w:color="BFBFBF" w:themeColor="background1" w:themeShade="BF"/>
+              <w:left w:val="single" w:sz="4" w:space="0" w:color="BFBFBF" w:themeColor="background1" w:themeShade="BF"/>
+              <w:bottom w:val="single" w:sz="4" w:space="0" w:color="BFBFBF" w:themeColor="background1" w:themeShade="BF"/>
+              <w:right w:val="single" w:sz="4" w:space="0" w:color="BFBFBF" w:themeColor="background1" w:themeShade="BF"/>
             </w:tcBorders>
             <w:shd w:val="clear" w:color="auto" w:fill="FFFFFF" w:themeFill="background1"/>
             <w:tcMar>
@@ -3374,6 +3292,7 @@
                 <w:szCs w:val="20"/>
               </w:rPr>
             </w:pPr>
+            <w:proofErr w:type="spellStart"/>
             <w:r>
               <w:rPr>
                 <w:sz w:val="20"/>
@@ -3381,16 +3300,17 @@
               </w:rPr>
               <w:t>latencyThresholdMs</w:t>
             </w:r>
+            <w:proofErr w:type="spellEnd"/>
           </w:p>
         </w:tc>
         <w:tc>
           <w:tcPr>
             <w:tcW w:w="1100" w:type="dxa"/>
             <w:tcBorders>
-              <w:top w:val="single" w:color="BFBFBF" w:themeColor="background1" w:themeShade="BF" w:sz="4" w:space="0"/>
-              <w:left w:val="single" w:color="BFBFBF" w:themeColor="background1" w:themeShade="BF" w:sz="4" w:space="0"/>
-              <w:bottom w:val="single" w:color="BFBFBF" w:themeColor="background1" w:themeShade="BF" w:sz="4" w:space="0"/>
-              <w:right w:val="single" w:color="BFBFBF" w:themeColor="background1" w:themeShade="BF" w:sz="4" w:space="0"/>
+              <w:top w:val="single" w:sz="4" w:space="0" w:color="BFBFBF" w:themeColor="background1" w:themeShade="BF"/>
+              <w:left w:val="single" w:sz="4" w:space="0" w:color="BFBFBF" w:themeColor="background1" w:themeShade="BF"/>
+              <w:bottom w:val="single" w:sz="4" w:space="0" w:color="BFBFBF" w:themeColor="background1" w:themeShade="BF"/>
+              <w:right w:val="single" w:sz="4" w:space="0" w:color="BFBFBF" w:themeColor="background1" w:themeShade="BF"/>
             </w:tcBorders>
             <w:shd w:val="clear" w:color="auto" w:fill="FFFFFF" w:themeFill="background1"/>
             <w:tcMar>
@@ -3417,10 +3337,10 @@
           <w:tcPr>
             <w:tcW w:w="1100" w:type="dxa"/>
             <w:tcBorders>
-              <w:top w:val="single" w:color="BFBFBF" w:themeColor="background1" w:themeShade="BF" w:sz="4" w:space="0"/>
-              <w:left w:val="single" w:color="BFBFBF" w:themeColor="background1" w:themeShade="BF" w:sz="4" w:space="0"/>
-              <w:bottom w:val="single" w:color="BFBFBF" w:themeColor="background1" w:themeShade="BF" w:sz="4" w:space="0"/>
-              <w:right w:val="single" w:color="BFBFBF" w:themeColor="background1" w:themeShade="BF" w:sz="4" w:space="0"/>
+              <w:top w:val="single" w:sz="4" w:space="0" w:color="BFBFBF" w:themeColor="background1" w:themeShade="BF"/>
+              <w:left w:val="single" w:sz="4" w:space="0" w:color="BFBFBF" w:themeColor="background1" w:themeShade="BF"/>
+              <w:bottom w:val="single" w:sz="4" w:space="0" w:color="BFBFBF" w:themeColor="background1" w:themeShade="BF"/>
+              <w:right w:val="single" w:sz="4" w:space="0" w:color="BFBFBF" w:themeColor="background1" w:themeShade="BF"/>
             </w:tcBorders>
             <w:shd w:val="clear" w:color="auto" w:fill="FFFFFF" w:themeFill="background1"/>
             <w:tcMar>
@@ -3447,10 +3367,10 @@
           <w:tcPr>
             <w:tcW w:w="4760" w:type="dxa"/>
             <w:tcBorders>
-              <w:top w:val="single" w:color="BFBFBF" w:themeColor="background1" w:themeShade="BF" w:sz="4" w:space="0"/>
-              <w:left w:val="single" w:color="BFBFBF" w:themeColor="background1" w:themeShade="BF" w:sz="4" w:space="0"/>
-              <w:bottom w:val="single" w:color="BFBFBF" w:themeColor="background1" w:themeShade="BF" w:sz="4" w:space="0"/>
-              <w:right w:val="single" w:color="BFBFBF" w:themeColor="background1" w:themeShade="BF" w:sz="4" w:space="0"/>
+              <w:top w:val="single" w:sz="4" w:space="0" w:color="BFBFBF" w:themeColor="background1" w:themeShade="BF"/>
+              <w:left w:val="single" w:sz="4" w:space="0" w:color="BFBFBF" w:themeColor="background1" w:themeShade="BF"/>
+              <w:bottom w:val="single" w:sz="4" w:space="0" w:color="BFBFBF" w:themeColor="background1" w:themeShade="BF"/>
+              <w:right w:val="single" w:sz="4" w:space="0" w:color="BFBFBF" w:themeColor="background1" w:themeShade="BF"/>
             </w:tcBorders>
             <w:shd w:val="clear" w:color="auto" w:fill="FFFFFF" w:themeFill="background1"/>
             <w:tcMar>
@@ -3475,20 +3395,14 @@
         </w:tc>
       </w:tr>
       <w:tr>
-        <w:tblPrEx>
-          <w:tblCellMar>
-            <w:top w:w="0" w:type="dxa"/>
-            <w:bottom w:w="0" w:type="dxa"/>
-          </w:tblCellMar>
-        </w:tblPrEx>
         <w:tc>
           <w:tcPr>
             <w:tcW w:w="2400" w:type="dxa"/>
             <w:tcBorders>
-              <w:top w:val="single" w:color="BFBFBF" w:themeColor="background1" w:themeShade="BF" w:sz="4" w:space="0"/>
-              <w:left w:val="single" w:color="BFBFBF" w:themeColor="background1" w:themeShade="BF" w:sz="4" w:space="0"/>
-              <w:bottom w:val="single" w:color="BFBFBF" w:themeColor="background1" w:themeShade="BF" w:sz="4" w:space="0"/>
-              <w:right w:val="single" w:color="BFBFBF" w:themeColor="background1" w:themeShade="BF" w:sz="4" w:space="0"/>
+              <w:top w:val="single" w:sz="4" w:space="0" w:color="BFBFBF" w:themeColor="background1" w:themeShade="BF"/>
+              <w:left w:val="single" w:sz="4" w:space="0" w:color="BFBFBF" w:themeColor="background1" w:themeShade="BF"/>
+              <w:bottom w:val="single" w:sz="4" w:space="0" w:color="BFBFBF" w:themeColor="background1" w:themeShade="BF"/>
+              <w:right w:val="single" w:sz="4" w:space="0" w:color="BFBFBF" w:themeColor="background1" w:themeShade="BF"/>
             </w:tcBorders>
             <w:shd w:val="clear" w:color="auto" w:fill="F2F2F2" w:themeFill="background1" w:themeFillShade="F2"/>
             <w:tcMar>
@@ -3506,6 +3420,7 @@
                 <w:szCs w:val="20"/>
               </w:rPr>
             </w:pPr>
+            <w:proofErr w:type="spellStart"/>
             <w:r>
               <w:rPr>
                 <w:sz w:val="20"/>
@@ -3513,16 +3428,17 @@
               </w:rPr>
               <w:t>vsanCongestionThresh</w:t>
             </w:r>
+            <w:proofErr w:type="spellEnd"/>
           </w:p>
         </w:tc>
         <w:tc>
           <w:tcPr>
             <w:tcW w:w="1100" w:type="dxa"/>
             <w:tcBorders>
-              <w:top w:val="single" w:color="BFBFBF" w:themeColor="background1" w:themeShade="BF" w:sz="4" w:space="0"/>
-              <w:left w:val="single" w:color="BFBFBF" w:themeColor="background1" w:themeShade="BF" w:sz="4" w:space="0"/>
-              <w:bottom w:val="single" w:color="BFBFBF" w:themeColor="background1" w:themeShade="BF" w:sz="4" w:space="0"/>
-              <w:right w:val="single" w:color="BFBFBF" w:themeColor="background1" w:themeShade="BF" w:sz="4" w:space="0"/>
+              <w:top w:val="single" w:sz="4" w:space="0" w:color="BFBFBF" w:themeColor="background1" w:themeShade="BF"/>
+              <w:left w:val="single" w:sz="4" w:space="0" w:color="BFBFBF" w:themeColor="background1" w:themeShade="BF"/>
+              <w:bottom w:val="single" w:sz="4" w:space="0" w:color="BFBFBF" w:themeColor="background1" w:themeShade="BF"/>
+              <w:right w:val="single" w:sz="4" w:space="0" w:color="BFBFBF" w:themeColor="background1" w:themeShade="BF"/>
             </w:tcBorders>
             <w:shd w:val="clear" w:color="auto" w:fill="F2F2F2" w:themeFill="background1" w:themeFillShade="F2"/>
             <w:tcMar>
@@ -3549,10 +3465,10 @@
           <w:tcPr>
             <w:tcW w:w="1100" w:type="dxa"/>
             <w:tcBorders>
-              <w:top w:val="single" w:color="BFBFBF" w:themeColor="background1" w:themeShade="BF" w:sz="4" w:space="0"/>
-              <w:left w:val="single" w:color="BFBFBF" w:themeColor="background1" w:themeShade="BF" w:sz="4" w:space="0"/>
-              <w:bottom w:val="single" w:color="BFBFBF" w:themeColor="background1" w:themeShade="BF" w:sz="4" w:space="0"/>
-              <w:right w:val="single" w:color="BFBFBF" w:themeColor="background1" w:themeShade="BF" w:sz="4" w:space="0"/>
+              <w:top w:val="single" w:sz="4" w:space="0" w:color="BFBFBF" w:themeColor="background1" w:themeShade="BF"/>
+              <w:left w:val="single" w:sz="4" w:space="0" w:color="BFBFBF" w:themeColor="background1" w:themeShade="BF"/>
+              <w:bottom w:val="single" w:sz="4" w:space="0" w:color="BFBFBF" w:themeColor="background1" w:themeShade="BF"/>
+              <w:right w:val="single" w:sz="4" w:space="0" w:color="BFBFBF" w:themeColor="background1" w:themeShade="BF"/>
             </w:tcBorders>
             <w:shd w:val="clear" w:color="auto" w:fill="F2F2F2" w:themeFill="background1" w:themeFillShade="F2"/>
             <w:tcMar>
@@ -3579,10 +3495,10 @@
           <w:tcPr>
             <w:tcW w:w="4760" w:type="dxa"/>
             <w:tcBorders>
-              <w:top w:val="single" w:color="BFBFBF" w:themeColor="background1" w:themeShade="BF" w:sz="4" w:space="0"/>
-              <w:left w:val="single" w:color="BFBFBF" w:themeColor="background1" w:themeShade="BF" w:sz="4" w:space="0"/>
-              <w:bottom w:val="single" w:color="BFBFBF" w:themeColor="background1" w:themeShade="BF" w:sz="4" w:space="0"/>
-              <w:right w:val="single" w:color="BFBFBF" w:themeColor="background1" w:themeShade="BF" w:sz="4" w:space="0"/>
+              <w:top w:val="single" w:sz="4" w:space="0" w:color="BFBFBF" w:themeColor="background1" w:themeShade="BF"/>
+              <w:left w:val="single" w:sz="4" w:space="0" w:color="BFBFBF" w:themeColor="background1" w:themeShade="BF"/>
+              <w:bottom w:val="single" w:sz="4" w:space="0" w:color="BFBFBF" w:themeColor="background1" w:themeShade="BF"/>
+              <w:right w:val="single" w:sz="4" w:space="0" w:color="BFBFBF" w:themeColor="background1" w:themeShade="BF"/>
             </w:tcBorders>
             <w:shd w:val="clear" w:color="auto" w:fill="F2F2F2" w:themeFill="background1" w:themeFillShade="F2"/>
             <w:tcMar>
@@ -3607,20 +3523,14 @@
         </w:tc>
       </w:tr>
       <w:tr>
-        <w:tblPrEx>
-          <w:tblCellMar>
-            <w:top w:w="0" w:type="dxa"/>
-            <w:bottom w:w="0" w:type="dxa"/>
-          </w:tblCellMar>
-        </w:tblPrEx>
         <w:tc>
           <w:tcPr>
             <w:tcW w:w="2400" w:type="dxa"/>
             <w:tcBorders>
-              <w:top w:val="single" w:color="BFBFBF" w:themeColor="background1" w:themeShade="BF" w:sz="4" w:space="0"/>
-              <w:left w:val="single" w:color="BFBFBF" w:themeColor="background1" w:themeShade="BF" w:sz="4" w:space="0"/>
-              <w:bottom w:val="single" w:color="BFBFBF" w:themeColor="background1" w:themeShade="BF" w:sz="4" w:space="0"/>
-              <w:right w:val="single" w:color="BFBFBF" w:themeColor="background1" w:themeShade="BF" w:sz="4" w:space="0"/>
+              <w:top w:val="single" w:sz="4" w:space="0" w:color="BFBFBF" w:themeColor="background1" w:themeShade="BF"/>
+              <w:left w:val="single" w:sz="4" w:space="0" w:color="BFBFBF" w:themeColor="background1" w:themeShade="BF"/>
+              <w:bottom w:val="single" w:sz="4" w:space="0" w:color="BFBFBF" w:themeColor="background1" w:themeShade="BF"/>
+              <w:right w:val="single" w:sz="4" w:space="0" w:color="BFBFBF" w:themeColor="background1" w:themeShade="BF"/>
             </w:tcBorders>
             <w:shd w:val="clear" w:color="auto" w:fill="FFFFFF" w:themeFill="background1"/>
             <w:tcMar>
@@ -3638,6 +3548,7 @@
                 <w:szCs w:val="20"/>
               </w:rPr>
             </w:pPr>
+            <w:proofErr w:type="spellStart"/>
             <w:r>
               <w:rPr>
                 <w:sz w:val="20"/>
@@ -3645,16 +3556,17 @@
               </w:rPr>
               <w:t>vsanResyncThresholdGB</w:t>
             </w:r>
+            <w:proofErr w:type="spellEnd"/>
           </w:p>
         </w:tc>
         <w:tc>
           <w:tcPr>
             <w:tcW w:w="1100" w:type="dxa"/>
             <w:tcBorders>
-              <w:top w:val="single" w:color="BFBFBF" w:themeColor="background1" w:themeShade="BF" w:sz="4" w:space="0"/>
-              <w:left w:val="single" w:color="BFBFBF" w:themeColor="background1" w:themeShade="BF" w:sz="4" w:space="0"/>
-              <w:bottom w:val="single" w:color="BFBFBF" w:themeColor="background1" w:themeShade="BF" w:sz="4" w:space="0"/>
-              <w:right w:val="single" w:color="BFBFBF" w:themeColor="background1" w:themeShade="BF" w:sz="4" w:space="0"/>
+              <w:top w:val="single" w:sz="4" w:space="0" w:color="BFBFBF" w:themeColor="background1" w:themeShade="BF"/>
+              <w:left w:val="single" w:sz="4" w:space="0" w:color="BFBFBF" w:themeColor="background1" w:themeShade="BF"/>
+              <w:bottom w:val="single" w:sz="4" w:space="0" w:color="BFBFBF" w:themeColor="background1" w:themeShade="BF"/>
+              <w:right w:val="single" w:sz="4" w:space="0" w:color="BFBFBF" w:themeColor="background1" w:themeShade="BF"/>
             </w:tcBorders>
             <w:shd w:val="clear" w:color="auto" w:fill="FFFFFF" w:themeFill="background1"/>
             <w:tcMar>
@@ -3681,10 +3593,10 @@
           <w:tcPr>
             <w:tcW w:w="1100" w:type="dxa"/>
             <w:tcBorders>
-              <w:top w:val="single" w:color="BFBFBF" w:themeColor="background1" w:themeShade="BF" w:sz="4" w:space="0"/>
-              <w:left w:val="single" w:color="BFBFBF" w:themeColor="background1" w:themeShade="BF" w:sz="4" w:space="0"/>
-              <w:bottom w:val="single" w:color="BFBFBF" w:themeColor="background1" w:themeShade="BF" w:sz="4" w:space="0"/>
-              <w:right w:val="single" w:color="BFBFBF" w:themeColor="background1" w:themeShade="BF" w:sz="4" w:space="0"/>
+              <w:top w:val="single" w:sz="4" w:space="0" w:color="BFBFBF" w:themeColor="background1" w:themeShade="BF"/>
+              <w:left w:val="single" w:sz="4" w:space="0" w:color="BFBFBF" w:themeColor="background1" w:themeShade="BF"/>
+              <w:bottom w:val="single" w:sz="4" w:space="0" w:color="BFBFBF" w:themeColor="background1" w:themeShade="BF"/>
+              <w:right w:val="single" w:sz="4" w:space="0" w:color="BFBFBF" w:themeColor="background1" w:themeShade="BF"/>
             </w:tcBorders>
             <w:shd w:val="clear" w:color="auto" w:fill="FFFFFF" w:themeFill="background1"/>
             <w:tcMar>
@@ -3711,10 +3623,10 @@
           <w:tcPr>
             <w:tcW w:w="4760" w:type="dxa"/>
             <w:tcBorders>
-              <w:top w:val="single" w:color="BFBFBF" w:themeColor="background1" w:themeShade="BF" w:sz="4" w:space="0"/>
-              <w:left w:val="single" w:color="BFBFBF" w:themeColor="background1" w:themeShade="BF" w:sz="4" w:space="0"/>
-              <w:bottom w:val="single" w:color="BFBFBF" w:themeColor="background1" w:themeShade="BF" w:sz="4" w:space="0"/>
-              <w:right w:val="single" w:color="BFBFBF" w:themeColor="background1" w:themeShade="BF" w:sz="4" w:space="0"/>
+              <w:top w:val="single" w:sz="4" w:space="0" w:color="BFBFBF" w:themeColor="background1" w:themeShade="BF"/>
+              <w:left w:val="single" w:sz="4" w:space="0" w:color="BFBFBF" w:themeColor="background1" w:themeShade="BF"/>
+              <w:bottom w:val="single" w:sz="4" w:space="0" w:color="BFBFBF" w:themeColor="background1" w:themeShade="BF"/>
+              <w:right w:val="single" w:sz="4" w:space="0" w:color="BFBFBF" w:themeColor="background1" w:themeShade="BF"/>
             </w:tcBorders>
             <w:shd w:val="clear" w:color="auto" w:fill="FFFFFF" w:themeFill="background1"/>
             <w:tcMar>
@@ -3739,20 +3651,14 @@
         </w:tc>
       </w:tr>
       <w:tr>
-        <w:tblPrEx>
-          <w:tblCellMar>
-            <w:top w:w="0" w:type="dxa"/>
-            <w:bottom w:w="0" w:type="dxa"/>
-          </w:tblCellMar>
-        </w:tblPrEx>
         <w:tc>
           <w:tcPr>
             <w:tcW w:w="2400" w:type="dxa"/>
             <w:tcBorders>
-              <w:top w:val="single" w:color="BFBFBF" w:themeColor="background1" w:themeShade="BF" w:sz="4" w:space="0"/>
-              <w:left w:val="single" w:color="BFBFBF" w:themeColor="background1" w:themeShade="BF" w:sz="4" w:space="0"/>
-              <w:bottom w:val="single" w:color="BFBFBF" w:themeColor="background1" w:themeShade="BF" w:sz="4" w:space="0"/>
-              <w:right w:val="single" w:color="BFBFBF" w:themeColor="background1" w:themeShade="BF" w:sz="4" w:space="0"/>
+              <w:top w:val="single" w:sz="4" w:space="0" w:color="BFBFBF" w:themeColor="background1" w:themeShade="BF"/>
+              <w:left w:val="single" w:sz="4" w:space="0" w:color="BFBFBF" w:themeColor="background1" w:themeShade="BF"/>
+              <w:bottom w:val="single" w:sz="4" w:space="0" w:color="BFBFBF" w:themeColor="background1" w:themeShade="BF"/>
+              <w:right w:val="single" w:sz="4" w:space="0" w:color="BFBFBF" w:themeColor="background1" w:themeShade="BF"/>
             </w:tcBorders>
             <w:shd w:val="clear" w:color="auto" w:fill="F2F2F2" w:themeFill="background1" w:themeFillShade="F2"/>
             <w:tcMar>
@@ -3770,6 +3676,7 @@
                 <w:szCs w:val="20"/>
               </w:rPr>
             </w:pPr>
+            <w:proofErr w:type="spellStart"/>
             <w:r>
               <w:rPr>
                 <w:sz w:val="20"/>
@@ -3777,16 +3684,17 @@
               </w:rPr>
               <w:t>maxParallelPerVcenter</w:t>
             </w:r>
+            <w:proofErr w:type="spellEnd"/>
           </w:p>
         </w:tc>
         <w:tc>
           <w:tcPr>
             <w:tcW w:w="1100" w:type="dxa"/>
             <w:tcBorders>
-              <w:top w:val="single" w:color="BFBFBF" w:themeColor="background1" w:themeShade="BF" w:sz="4" w:space="0"/>
-              <w:left w:val="single" w:color="BFBFBF" w:themeColor="background1" w:themeShade="BF" w:sz="4" w:space="0"/>
-              <w:bottom w:val="single" w:color="BFBFBF" w:themeColor="background1" w:themeShade="BF" w:sz="4" w:space="0"/>
-              <w:right w:val="single" w:color="BFBFBF" w:themeColor="background1" w:themeShade="BF" w:sz="4" w:space="0"/>
+              <w:top w:val="single" w:sz="4" w:space="0" w:color="BFBFBF" w:themeColor="background1" w:themeShade="BF"/>
+              <w:left w:val="single" w:sz="4" w:space="0" w:color="BFBFBF" w:themeColor="background1" w:themeShade="BF"/>
+              <w:bottom w:val="single" w:sz="4" w:space="0" w:color="BFBFBF" w:themeColor="background1" w:themeShade="BF"/>
+              <w:right w:val="single" w:sz="4" w:space="0" w:color="BFBFBF" w:themeColor="background1" w:themeShade="BF"/>
             </w:tcBorders>
             <w:shd w:val="clear" w:color="auto" w:fill="F2F2F2" w:themeFill="background1" w:themeFillShade="F2"/>
             <w:tcMar>
@@ -3813,10 +3721,10 @@
           <w:tcPr>
             <w:tcW w:w="1100" w:type="dxa"/>
             <w:tcBorders>
-              <w:top w:val="single" w:color="BFBFBF" w:themeColor="background1" w:themeShade="BF" w:sz="4" w:space="0"/>
-              <w:left w:val="single" w:color="BFBFBF" w:themeColor="background1" w:themeShade="BF" w:sz="4" w:space="0"/>
-              <w:bottom w:val="single" w:color="BFBFBF" w:themeColor="background1" w:themeShade="BF" w:sz="4" w:space="0"/>
-              <w:right w:val="single" w:color="BFBFBF" w:themeColor="background1" w:themeShade="BF" w:sz="4" w:space="0"/>
+              <w:top w:val="single" w:sz="4" w:space="0" w:color="BFBFBF" w:themeColor="background1" w:themeShade="BF"/>
+              <w:left w:val="single" w:sz="4" w:space="0" w:color="BFBFBF" w:themeColor="background1" w:themeShade="BF"/>
+              <w:bottom w:val="single" w:sz="4" w:space="0" w:color="BFBFBF" w:themeColor="background1" w:themeShade="BF"/>
+              <w:right w:val="single" w:sz="4" w:space="0" w:color="BFBFBF" w:themeColor="background1" w:themeShade="BF"/>
             </w:tcBorders>
             <w:shd w:val="clear" w:color="auto" w:fill="F2F2F2" w:themeFill="background1" w:themeFillShade="F2"/>
             <w:tcMar>
@@ -3843,10 +3751,10 @@
           <w:tcPr>
             <w:tcW w:w="4760" w:type="dxa"/>
             <w:tcBorders>
-              <w:top w:val="single" w:color="BFBFBF" w:themeColor="background1" w:themeShade="BF" w:sz="4" w:space="0"/>
-              <w:left w:val="single" w:color="BFBFBF" w:themeColor="background1" w:themeShade="BF" w:sz="4" w:space="0"/>
-              <w:bottom w:val="single" w:color="BFBFBF" w:themeColor="background1" w:themeShade="BF" w:sz="4" w:space="0"/>
-              <w:right w:val="single" w:color="BFBFBF" w:themeColor="background1" w:themeShade="BF" w:sz="4" w:space="0"/>
+              <w:top w:val="single" w:sz="4" w:space="0" w:color="BFBFBF" w:themeColor="background1" w:themeShade="BF"/>
+              <w:left w:val="single" w:sz="4" w:space="0" w:color="BFBFBF" w:themeColor="background1" w:themeShade="BF"/>
+              <w:bottom w:val="single" w:sz="4" w:space="0" w:color="BFBFBF" w:themeColor="background1" w:themeShade="BF"/>
+              <w:right w:val="single" w:sz="4" w:space="0" w:color="BFBFBF" w:themeColor="background1" w:themeShade="BF"/>
             </w:tcBorders>
             <w:shd w:val="clear" w:color="auto" w:fill="F2F2F2" w:themeFill="background1" w:themeFillShade="F2"/>
             <w:tcMar>
@@ -3871,20 +3779,14 @@
         </w:tc>
       </w:tr>
       <w:tr>
-        <w:tblPrEx>
-          <w:tblCellMar>
-            <w:top w:w="0" w:type="dxa"/>
-            <w:bottom w:w="0" w:type="dxa"/>
-          </w:tblCellMar>
-        </w:tblPrEx>
         <w:tc>
           <w:tcPr>
             <w:tcW w:w="2400" w:type="dxa"/>
             <w:tcBorders>
-              <w:top w:val="single" w:color="BFBFBF" w:themeColor="background1" w:themeShade="BF" w:sz="4" w:space="0"/>
-              <w:left w:val="single" w:color="BFBFBF" w:themeColor="background1" w:themeShade="BF" w:sz="4" w:space="0"/>
-              <w:bottom w:val="single" w:color="BFBFBF" w:themeColor="background1" w:themeShade="BF" w:sz="4" w:space="0"/>
-              <w:right w:val="single" w:color="BFBFBF" w:themeColor="background1" w:themeShade="BF" w:sz="4" w:space="0"/>
+              <w:top w:val="single" w:sz="4" w:space="0" w:color="BFBFBF" w:themeColor="background1" w:themeShade="BF"/>
+              <w:left w:val="single" w:sz="4" w:space="0" w:color="BFBFBF" w:themeColor="background1" w:themeShade="BF"/>
+              <w:bottom w:val="single" w:sz="4" w:space="0" w:color="BFBFBF" w:themeColor="background1" w:themeShade="BF"/>
+              <w:right w:val="single" w:sz="4" w:space="0" w:color="BFBFBF" w:themeColor="background1" w:themeShade="BF"/>
             </w:tcBorders>
             <w:shd w:val="clear" w:color="auto" w:fill="FFFFFF" w:themeFill="background1"/>
             <w:tcMar>
@@ -3902,6 +3804,7 @@
                 <w:szCs w:val="20"/>
               </w:rPr>
             </w:pPr>
+            <w:proofErr w:type="spellStart"/>
             <w:r>
               <w:rPr>
                 <w:sz w:val="20"/>
@@ -3909,16 +3812,17 @@
               </w:rPr>
               <w:t>governorPollIntervalSec</w:t>
             </w:r>
+            <w:proofErr w:type="spellEnd"/>
           </w:p>
         </w:tc>
         <w:tc>
           <w:tcPr>
             <w:tcW w:w="1100" w:type="dxa"/>
             <w:tcBorders>
-              <w:top w:val="single" w:color="BFBFBF" w:themeColor="background1" w:themeShade="BF" w:sz="4" w:space="0"/>
-              <w:left w:val="single" w:color="BFBFBF" w:themeColor="background1" w:themeShade="BF" w:sz="4" w:space="0"/>
-              <w:bottom w:val="single" w:color="BFBFBF" w:themeColor="background1" w:themeShade="BF" w:sz="4" w:space="0"/>
-              <w:right w:val="single" w:color="BFBFBF" w:themeColor="background1" w:themeShade="BF" w:sz="4" w:space="0"/>
+              <w:top w:val="single" w:sz="4" w:space="0" w:color="BFBFBF" w:themeColor="background1" w:themeShade="BF"/>
+              <w:left w:val="single" w:sz="4" w:space="0" w:color="BFBFBF" w:themeColor="background1" w:themeShade="BF"/>
+              <w:bottom w:val="single" w:sz="4" w:space="0" w:color="BFBFBF" w:themeColor="background1" w:themeShade="BF"/>
+              <w:right w:val="single" w:sz="4" w:space="0" w:color="BFBFBF" w:themeColor="background1" w:themeShade="BF"/>
             </w:tcBorders>
             <w:shd w:val="clear" w:color="auto" w:fill="FFFFFF" w:themeFill="background1"/>
             <w:tcMar>
@@ -3945,10 +3849,10 @@
           <w:tcPr>
             <w:tcW w:w="1100" w:type="dxa"/>
             <w:tcBorders>
-              <w:top w:val="single" w:color="BFBFBF" w:themeColor="background1" w:themeShade="BF" w:sz="4" w:space="0"/>
-              <w:left w:val="single" w:color="BFBFBF" w:themeColor="background1" w:themeShade="BF" w:sz="4" w:space="0"/>
-              <w:bottom w:val="single" w:color="BFBFBF" w:themeColor="background1" w:themeShade="BF" w:sz="4" w:space="0"/>
-              <w:right w:val="single" w:color="BFBFBF" w:themeColor="background1" w:themeShade="BF" w:sz="4" w:space="0"/>
+              <w:top w:val="single" w:sz="4" w:space="0" w:color="BFBFBF" w:themeColor="background1" w:themeShade="BF"/>
+              <w:left w:val="single" w:sz="4" w:space="0" w:color="BFBFBF" w:themeColor="background1" w:themeShade="BF"/>
+              <w:bottom w:val="single" w:sz="4" w:space="0" w:color="BFBFBF" w:themeColor="background1" w:themeShade="BF"/>
+              <w:right w:val="single" w:sz="4" w:space="0" w:color="BFBFBF" w:themeColor="background1" w:themeShade="BF"/>
             </w:tcBorders>
             <w:shd w:val="clear" w:color="auto" w:fill="FFFFFF" w:themeFill="background1"/>
             <w:tcMar>
@@ -3975,10 +3879,10 @@
           <w:tcPr>
             <w:tcW w:w="4760" w:type="dxa"/>
             <w:tcBorders>
-              <w:top w:val="single" w:color="BFBFBF" w:themeColor="background1" w:themeShade="BF" w:sz="4" w:space="0"/>
-              <w:left w:val="single" w:color="BFBFBF" w:themeColor="background1" w:themeShade="BF" w:sz="4" w:space="0"/>
-              <w:bottom w:val="single" w:color="BFBFBF" w:themeColor="background1" w:themeShade="BF" w:sz="4" w:space="0"/>
-              <w:right w:val="single" w:color="BFBFBF" w:themeColor="background1" w:themeShade="BF" w:sz="4" w:space="0"/>
+              <w:top w:val="single" w:sz="4" w:space="0" w:color="BFBFBF" w:themeColor="background1" w:themeShade="BF"/>
+              <w:left w:val="single" w:sz="4" w:space="0" w:color="BFBFBF" w:themeColor="background1" w:themeShade="BF"/>
+              <w:bottom w:val="single" w:sz="4" w:space="0" w:color="BFBFBF" w:themeColor="background1" w:themeShade="BF"/>
+              <w:right w:val="single" w:sz="4" w:space="0" w:color="BFBFBF" w:themeColor="background1" w:themeShade="BF"/>
             </w:tcBorders>
             <w:shd w:val="clear" w:color="auto" w:fill="FFFFFF" w:themeFill="background1"/>
             <w:tcMar>
@@ -3997,26 +3901,36 @@
                 <w:sz w:val="20"/>
                 <w:szCs w:val="20"/>
               </w:rPr>
-              <w:t>Re-check interval when the governor is on hold. Converted to ms by ST-01.</w:t>
+              <w:t xml:space="preserve">Re-check interval when the governor is on hold. Converted to </w:t>
+            </w:r>
+            <w:proofErr w:type="spellStart"/>
+            <w:r>
+              <w:rPr>
+                <w:sz w:val="20"/>
+                <w:szCs w:val="20"/>
+              </w:rPr>
+              <w:t>ms</w:t>
+            </w:r>
+            <w:proofErr w:type="spellEnd"/>
+            <w:r>
+              <w:rPr>
+                <w:sz w:val="20"/>
+                <w:szCs w:val="20"/>
+              </w:rPr>
+              <w:t xml:space="preserve"> by ST-01.</w:t>
             </w:r>
           </w:p>
         </w:tc>
       </w:tr>
       <w:tr>
-        <w:tblPrEx>
-          <w:tblCellMar>
-            <w:top w:w="0" w:type="dxa"/>
-            <w:bottom w:w="0" w:type="dxa"/>
-          </w:tblCellMar>
-        </w:tblPrEx>
         <w:tc>
           <w:tcPr>
             <w:tcW w:w="2400" w:type="dxa"/>
             <w:tcBorders>
-              <w:top w:val="single" w:color="BFBFBF" w:themeColor="background1" w:themeShade="BF" w:sz="4" w:space="0"/>
-              <w:left w:val="single" w:color="BFBFBF" w:themeColor="background1" w:themeShade="BF" w:sz="4" w:space="0"/>
-              <w:bottom w:val="single" w:color="BFBFBF" w:themeColor="background1" w:themeShade="BF" w:sz="4" w:space="0"/>
-              <w:right w:val="single" w:color="BFBFBF" w:themeColor="background1" w:themeShade="BF" w:sz="4" w:space="0"/>
+              <w:top w:val="single" w:sz="4" w:space="0" w:color="BFBFBF" w:themeColor="background1" w:themeShade="BF"/>
+              <w:left w:val="single" w:sz="4" w:space="0" w:color="BFBFBF" w:themeColor="background1" w:themeShade="BF"/>
+              <w:bottom w:val="single" w:sz="4" w:space="0" w:color="BFBFBF" w:themeColor="background1" w:themeShade="BF"/>
+              <w:right w:val="single" w:sz="4" w:space="0" w:color="BFBFBF" w:themeColor="background1" w:themeShade="BF"/>
             </w:tcBorders>
             <w:shd w:val="clear" w:color="auto" w:fill="F2F2F2" w:themeFill="background1" w:themeFillShade="F2"/>
             <w:tcMar>
@@ -4034,6 +3948,7 @@
                 <w:szCs w:val="20"/>
               </w:rPr>
             </w:pPr>
+            <w:proofErr w:type="spellStart"/>
             <w:r>
               <w:rPr>
                 <w:sz w:val="20"/>
@@ -4041,16 +3956,17 @@
               </w:rPr>
               <w:t>taskTimeoutSeconds</w:t>
             </w:r>
+            <w:proofErr w:type="spellEnd"/>
           </w:p>
         </w:tc>
         <w:tc>
           <w:tcPr>
             <w:tcW w:w="1100" w:type="dxa"/>
             <w:tcBorders>
-              <w:top w:val="single" w:color="BFBFBF" w:themeColor="background1" w:themeShade="BF" w:sz="4" w:space="0"/>
-              <w:left w:val="single" w:color="BFBFBF" w:themeColor="background1" w:themeShade="BF" w:sz="4" w:space="0"/>
-              <w:bottom w:val="single" w:color="BFBFBF" w:themeColor="background1" w:themeShade="BF" w:sz="4" w:space="0"/>
-              <w:right w:val="single" w:color="BFBFBF" w:themeColor="background1" w:themeShade="BF" w:sz="4" w:space="0"/>
+              <w:top w:val="single" w:sz="4" w:space="0" w:color="BFBFBF" w:themeColor="background1" w:themeShade="BF"/>
+              <w:left w:val="single" w:sz="4" w:space="0" w:color="BFBFBF" w:themeColor="background1" w:themeShade="BF"/>
+              <w:bottom w:val="single" w:sz="4" w:space="0" w:color="BFBFBF" w:themeColor="background1" w:themeShade="BF"/>
+              <w:right w:val="single" w:sz="4" w:space="0" w:color="BFBFBF" w:themeColor="background1" w:themeShade="BF"/>
             </w:tcBorders>
             <w:shd w:val="clear" w:color="auto" w:fill="F2F2F2" w:themeFill="background1" w:themeFillShade="F2"/>
             <w:tcMar>
@@ -4077,10 +3993,10 @@
           <w:tcPr>
             <w:tcW w:w="1100" w:type="dxa"/>
             <w:tcBorders>
-              <w:top w:val="single" w:color="BFBFBF" w:themeColor="background1" w:themeShade="BF" w:sz="4" w:space="0"/>
-              <w:left w:val="single" w:color="BFBFBF" w:themeColor="background1" w:themeShade="BF" w:sz="4" w:space="0"/>
-              <w:bottom w:val="single" w:color="BFBFBF" w:themeColor="background1" w:themeShade="BF" w:sz="4" w:space="0"/>
-              <w:right w:val="single" w:color="BFBFBF" w:themeColor="background1" w:themeShade="BF" w:sz="4" w:space="0"/>
+              <w:top w:val="single" w:sz="4" w:space="0" w:color="BFBFBF" w:themeColor="background1" w:themeShade="BF"/>
+              <w:left w:val="single" w:sz="4" w:space="0" w:color="BFBFBF" w:themeColor="background1" w:themeShade="BF"/>
+              <w:bottom w:val="single" w:sz="4" w:space="0" w:color="BFBFBF" w:themeColor="background1" w:themeShade="BF"/>
+              <w:right w:val="single" w:sz="4" w:space="0" w:color="BFBFBF" w:themeColor="background1" w:themeShade="BF"/>
             </w:tcBorders>
             <w:shd w:val="clear" w:color="auto" w:fill="F2F2F2" w:themeFill="background1" w:themeFillShade="F2"/>
             <w:tcMar>
@@ -4107,10 +4023,10 @@
           <w:tcPr>
             <w:tcW w:w="4760" w:type="dxa"/>
             <w:tcBorders>
-              <w:top w:val="single" w:color="BFBFBF" w:themeColor="background1" w:themeShade="BF" w:sz="4" w:space="0"/>
-              <w:left w:val="single" w:color="BFBFBF" w:themeColor="background1" w:themeShade="BF" w:sz="4" w:space="0"/>
-              <w:bottom w:val="single" w:color="BFBFBF" w:themeColor="background1" w:themeShade="BF" w:sz="4" w:space="0"/>
-              <w:right w:val="single" w:color="BFBFBF" w:themeColor="background1" w:themeShade="BF" w:sz="4" w:space="0"/>
+              <w:top w:val="single" w:sz="4" w:space="0" w:color="BFBFBF" w:themeColor="background1" w:themeShade="BF"/>
+              <w:left w:val="single" w:sz="4" w:space="0" w:color="BFBFBF" w:themeColor="background1" w:themeShade="BF"/>
+              <w:bottom w:val="single" w:sz="4" w:space="0" w:color="BFBFBF" w:themeColor="background1" w:themeShade="BF"/>
+              <w:right w:val="single" w:sz="4" w:space="0" w:color="BFBFBF" w:themeColor="background1" w:themeShade="BF"/>
             </w:tcBorders>
             <w:shd w:val="clear" w:color="auto" w:fill="F2F2F2" w:themeFill="background1" w:themeFillShade="F2"/>
             <w:tcMar>
@@ -4140,7 +4056,6 @@
         <w:spacing w:after="120"/>
       </w:pPr>
       <w:r>
-        <w:rPr/>
         <w:t xml:space="preserve"> </w:t>
       </w:r>
     </w:p>
@@ -4149,7 +4064,7 @@
         <w:pStyle w:val="heading20"/>
       </w:pPr>
       <w:r>
-        <w:rPr/>
+        <w:lastRenderedPageBreak/>
         <w:t>3.3 Workflow Inputs</w:t>
       </w:r>
     </w:p>
@@ -4158,20 +4073,20 @@
         <w:tblW w:w="0" w:type="auto"/>
         <w:tblInd w:w="-3" w:type="dxa"/>
         <w:tblBorders>
-          <w:top w:val="single" w:color="auto" w:sz="4"/>
-          <w:left w:val="single" w:color="auto" w:sz="4"/>
-          <w:bottom w:val="single" w:color="auto" w:sz="4"/>
-          <w:right w:val="single" w:color="auto" w:sz="4"/>
-          <w:insideH w:val="single" w:color="auto" w:sz="4"/>
-          <w:insideV w:val="single" w:color="auto" w:sz="4"/>
+          <w:top w:val="single" w:sz="4" w:space="0" w:color="auto"/>
+          <w:left w:val="single" w:sz="4" w:space="0" w:color="auto"/>
+          <w:bottom w:val="single" w:sz="4" w:space="0" w:color="auto"/>
+          <w:right w:val="single" w:sz="4" w:space="0" w:color="auto"/>
+          <w:insideH w:val="single" w:sz="4" w:space="0" w:color="auto"/>
+          <w:insideV w:val="single" w:sz="4" w:space="0" w:color="auto"/>
         </w:tblBorders>
         <w:tblLook w:val="0000" w:firstRow="0" w:lastRow="0" w:firstColumn="0" w:lastColumn="0" w:noHBand="0" w:noVBand="0"/>
       </w:tblPr>
       <w:tblGrid>
-        <w:gridCol w:w="2400"/>
+        <w:gridCol w:w="2399"/>
         <w:gridCol w:w="1100"/>
         <w:gridCol w:w="1100"/>
-        <w:gridCol w:w="4760"/>
+        <w:gridCol w:w="4754"/>
       </w:tblGrid>
       <w:tr>
         <w:trPr>
@@ -4181,10 +4096,10 @@
           <w:tcPr>
             <w:tcW w:w="2400" w:type="dxa"/>
             <w:tcBorders>
-              <w:top w:val="single" w:color="BFBFBF" w:themeColor="background1" w:themeShade="BF" w:sz="4"/>
-              <w:left w:val="single" w:color="BFBFBF" w:themeColor="background1" w:themeShade="BF" w:sz="4"/>
-              <w:bottom w:val="single" w:color="BFBFBF" w:themeColor="background1" w:themeShade="BF" w:sz="4"/>
-              <w:right w:val="single" w:color="BFBFBF" w:themeColor="background1" w:themeShade="BF" w:sz="4"/>
+              <w:top w:val="single" w:sz="4" w:space="0" w:color="BFBFBF" w:themeColor="background1" w:themeShade="BF"/>
+              <w:left w:val="single" w:sz="4" w:space="0" w:color="BFBFBF" w:themeColor="background1" w:themeShade="BF"/>
+              <w:bottom w:val="single" w:sz="4" w:space="0" w:color="BFBFBF" w:themeColor="background1" w:themeShade="BF"/>
+              <w:right w:val="single" w:sz="4" w:space="0" w:color="BFBFBF" w:themeColor="background1" w:themeShade="BF"/>
             </w:tcBorders>
             <w:shd w:val="clear" w:color="auto" w:fill="1F3864" w:themeFill="accent1" w:themeFillShade="80"/>
             <w:tcMar>
@@ -4197,9 +4112,9 @@
           <w:p>
             <w:r>
               <w:rPr>
-                <w:b w:val="1"/>
-                <w:bCs w:val="1"/>
-                <w:color w:val="FFFFFF" w:themeColor="background1" w:themeTint="FF" w:themeShade="FF"/>
+                <w:b/>
+                <w:bCs/>
+                <w:color w:val="FFFFFF" w:themeColor="background1"/>
               </w:rPr>
               <w:t>Input</w:t>
             </w:r>
@@ -4209,10 +4124,10 @@
           <w:tcPr>
             <w:tcW w:w="1100" w:type="dxa"/>
             <w:tcBorders>
-              <w:top w:val="single" w:color="BFBFBF" w:themeColor="background1" w:themeShade="BF" w:sz="4"/>
-              <w:left w:val="single" w:color="BFBFBF" w:themeColor="background1" w:themeShade="BF" w:sz="4"/>
-              <w:bottom w:val="single" w:color="BFBFBF" w:themeColor="background1" w:themeShade="BF" w:sz="4"/>
-              <w:right w:val="single" w:color="BFBFBF" w:themeColor="background1" w:themeShade="BF" w:sz="4"/>
+              <w:top w:val="single" w:sz="4" w:space="0" w:color="BFBFBF" w:themeColor="background1" w:themeShade="BF"/>
+              <w:left w:val="single" w:sz="4" w:space="0" w:color="BFBFBF" w:themeColor="background1" w:themeShade="BF"/>
+              <w:bottom w:val="single" w:sz="4" w:space="0" w:color="BFBFBF" w:themeColor="background1" w:themeShade="BF"/>
+              <w:right w:val="single" w:sz="4" w:space="0" w:color="BFBFBF" w:themeColor="background1" w:themeShade="BF"/>
             </w:tcBorders>
             <w:shd w:val="clear" w:color="auto" w:fill="1F3864" w:themeFill="accent1" w:themeFillShade="80"/>
             <w:tcMar>
@@ -4225,9 +4140,9 @@
           <w:p>
             <w:r>
               <w:rPr>
-                <w:b w:val="1"/>
-                <w:bCs w:val="1"/>
-                <w:color w:val="FFFFFF" w:themeColor="background1" w:themeTint="FF" w:themeShade="FF"/>
+                <w:b/>
+                <w:bCs/>
+                <w:color w:val="FFFFFF" w:themeColor="background1"/>
               </w:rPr>
               <w:t>Type</w:t>
             </w:r>
@@ -4237,10 +4152,10 @@
           <w:tcPr>
             <w:tcW w:w="1100" w:type="dxa"/>
             <w:tcBorders>
-              <w:top w:val="single" w:color="BFBFBF" w:themeColor="background1" w:themeShade="BF" w:sz="4"/>
-              <w:left w:val="single" w:color="BFBFBF" w:themeColor="background1" w:themeShade="BF" w:sz="4"/>
-              <w:bottom w:val="single" w:color="BFBFBF" w:themeColor="background1" w:themeShade="BF" w:sz="4"/>
-              <w:right w:val="single" w:color="BFBFBF" w:themeColor="background1" w:themeShade="BF" w:sz="4"/>
+              <w:top w:val="single" w:sz="4" w:space="0" w:color="BFBFBF" w:themeColor="background1" w:themeShade="BF"/>
+              <w:left w:val="single" w:sz="4" w:space="0" w:color="BFBFBF" w:themeColor="background1" w:themeShade="BF"/>
+              <w:bottom w:val="single" w:sz="4" w:space="0" w:color="BFBFBF" w:themeColor="background1" w:themeShade="BF"/>
+              <w:right w:val="single" w:sz="4" w:space="0" w:color="BFBFBF" w:themeColor="background1" w:themeShade="BF"/>
             </w:tcBorders>
             <w:shd w:val="clear" w:color="auto" w:fill="1F3864" w:themeFill="accent1" w:themeFillShade="80"/>
             <w:tcMar>
@@ -4253,9 +4168,9 @@
           <w:p>
             <w:r>
               <w:rPr>
-                <w:b w:val="1"/>
-                <w:bCs w:val="1"/>
-                <w:color w:val="FFFFFF" w:themeColor="background1" w:themeTint="FF" w:themeShade="FF"/>
+                <w:b/>
+                <w:bCs/>
+                <w:color w:val="FFFFFF" w:themeColor="background1"/>
               </w:rPr>
               <w:t>Default</w:t>
             </w:r>
@@ -4265,10 +4180,10 @@
           <w:tcPr>
             <w:tcW w:w="4760" w:type="dxa"/>
             <w:tcBorders>
-              <w:top w:val="single" w:color="BFBFBF" w:themeColor="background1" w:themeShade="BF" w:sz="4"/>
-              <w:left w:val="single" w:color="BFBFBF" w:themeColor="background1" w:themeShade="BF" w:sz="4"/>
-              <w:bottom w:val="single" w:color="BFBFBF" w:themeColor="background1" w:themeShade="BF" w:sz="4"/>
-              <w:right w:val="single" w:color="BFBFBF" w:themeColor="background1" w:themeShade="BF" w:sz="4"/>
+              <w:top w:val="single" w:sz="4" w:space="0" w:color="BFBFBF" w:themeColor="background1" w:themeShade="BF"/>
+              <w:left w:val="single" w:sz="4" w:space="0" w:color="BFBFBF" w:themeColor="background1" w:themeShade="BF"/>
+              <w:bottom w:val="single" w:sz="4" w:space="0" w:color="BFBFBF" w:themeColor="background1" w:themeShade="BF"/>
+              <w:right w:val="single" w:sz="4" w:space="0" w:color="BFBFBF" w:themeColor="background1" w:themeShade="BF"/>
             </w:tcBorders>
             <w:shd w:val="clear" w:color="auto" w:fill="1F3864" w:themeFill="accent1" w:themeFillShade="80"/>
             <w:tcMar>
@@ -4281,9 +4196,9 @@
           <w:p>
             <w:r>
               <w:rPr>
-                <w:b w:val="1"/>
-                <w:bCs w:val="1"/>
-                <w:color w:val="FFFFFF" w:themeColor="background1" w:themeTint="FF" w:themeShade="FF"/>
+                <w:b/>
+                <w:bCs/>
+                <w:color w:val="FFFFFF" w:themeColor="background1"/>
               </w:rPr>
               <w:t>Notes</w:t>
             </w:r>
@@ -4298,10 +4213,10 @@
           <w:tcPr>
             <w:tcW w:w="2400" w:type="dxa"/>
             <w:tcBorders>
-              <w:top w:val="single" w:color="BFBFBF" w:themeColor="background1" w:themeShade="BF" w:sz="4"/>
-              <w:left w:val="single" w:color="BFBFBF" w:themeColor="background1" w:themeShade="BF" w:sz="4"/>
-              <w:bottom w:val="single" w:color="BFBFBF" w:themeColor="background1" w:themeShade="BF" w:sz="4"/>
-              <w:right w:val="single" w:color="BFBFBF" w:themeColor="background1" w:themeShade="BF" w:sz="4"/>
+              <w:top w:val="single" w:sz="4" w:space="0" w:color="BFBFBF" w:themeColor="background1" w:themeShade="BF"/>
+              <w:left w:val="single" w:sz="4" w:space="0" w:color="BFBFBF" w:themeColor="background1" w:themeShade="BF"/>
+              <w:bottom w:val="single" w:sz="4" w:space="0" w:color="BFBFBF" w:themeColor="background1" w:themeShade="BF"/>
+              <w:right w:val="single" w:sz="4" w:space="0" w:color="BFBFBF" w:themeColor="background1" w:themeShade="BF"/>
             </w:tcBorders>
             <w:shd w:val="clear" w:color="auto" w:fill="F2F2F2" w:themeFill="background1" w:themeFillShade="F2"/>
             <w:tcMar>
@@ -4317,27 +4232,27 @@
               <w:rPr>
                 <w:sz w:val="20"/>
                 <w:szCs w:val="20"/>
-                <w:lang w:val="en-US"/>
-              </w:rPr>
-            </w:pPr>
-            <w:r>
-              <w:rPr>
-                <w:sz w:val="20"/>
-                <w:szCs w:val="20"/>
-                <w:lang w:val="en-US"/>
+              </w:rPr>
+            </w:pPr>
+            <w:proofErr w:type="spellStart"/>
+            <w:r>
+              <w:rPr>
+                <w:sz w:val="20"/>
+                <w:szCs w:val="20"/>
               </w:rPr>
               <w:t>nameMatchString</w:t>
             </w:r>
+            <w:proofErr w:type="spellEnd"/>
           </w:p>
         </w:tc>
         <w:tc>
           <w:tcPr>
             <w:tcW w:w="1100" w:type="dxa"/>
             <w:tcBorders>
-              <w:top w:val="single" w:color="BFBFBF" w:themeColor="background1" w:themeShade="BF" w:sz="4"/>
-              <w:left w:val="single" w:color="BFBFBF" w:themeColor="background1" w:themeShade="BF" w:sz="4"/>
-              <w:bottom w:val="single" w:color="BFBFBF" w:themeColor="background1" w:themeShade="BF" w:sz="4"/>
-              <w:right w:val="single" w:color="BFBFBF" w:themeColor="background1" w:themeShade="BF" w:sz="4"/>
+              <w:top w:val="single" w:sz="4" w:space="0" w:color="BFBFBF" w:themeColor="background1" w:themeShade="BF"/>
+              <w:left w:val="single" w:sz="4" w:space="0" w:color="BFBFBF" w:themeColor="background1" w:themeShade="BF"/>
+              <w:bottom w:val="single" w:sz="4" w:space="0" w:color="BFBFBF" w:themeColor="background1" w:themeShade="BF"/>
+              <w:right w:val="single" w:sz="4" w:space="0" w:color="BFBFBF" w:themeColor="background1" w:themeShade="BF"/>
             </w:tcBorders>
             <w:shd w:val="clear" w:color="auto" w:fill="F2F2F2" w:themeFill="background1" w:themeFillShade="F2"/>
             <w:tcMar>
@@ -4364,10 +4279,10 @@
           <w:tcPr>
             <w:tcW w:w="1100" w:type="dxa"/>
             <w:tcBorders>
-              <w:top w:val="single" w:color="BFBFBF" w:themeColor="background1" w:themeShade="BF" w:sz="4"/>
-              <w:left w:val="single" w:color="BFBFBF" w:themeColor="background1" w:themeShade="BF" w:sz="4"/>
-              <w:bottom w:val="single" w:color="BFBFBF" w:themeColor="background1" w:themeShade="BF" w:sz="4"/>
-              <w:right w:val="single" w:color="BFBFBF" w:themeColor="background1" w:themeShade="BF" w:sz="4"/>
+              <w:top w:val="single" w:sz="4" w:space="0" w:color="BFBFBF" w:themeColor="background1" w:themeShade="BF"/>
+              <w:left w:val="single" w:sz="4" w:space="0" w:color="BFBFBF" w:themeColor="background1" w:themeShade="BF"/>
+              <w:bottom w:val="single" w:sz="4" w:space="0" w:color="BFBFBF" w:themeColor="background1" w:themeShade="BF"/>
+              <w:right w:val="single" w:sz="4" w:space="0" w:color="BFBFBF" w:themeColor="background1" w:themeShade="BF"/>
             </w:tcBorders>
             <w:shd w:val="clear" w:color="auto" w:fill="F2F2F2" w:themeFill="background1" w:themeFillShade="F2"/>
             <w:tcMar>
@@ -4394,10 +4309,10 @@
           <w:tcPr>
             <w:tcW w:w="4760" w:type="dxa"/>
             <w:tcBorders>
-              <w:top w:val="single" w:color="BFBFBF" w:themeColor="background1" w:themeShade="BF" w:sz="4"/>
-              <w:left w:val="single" w:color="BFBFBF" w:themeColor="background1" w:themeShade="BF" w:sz="4"/>
-              <w:bottom w:val="single" w:color="BFBFBF" w:themeColor="background1" w:themeShade="BF" w:sz="4"/>
-              <w:right w:val="single" w:color="BFBFBF" w:themeColor="background1" w:themeShade="BF" w:sz="4"/>
+              <w:top w:val="single" w:sz="4" w:space="0" w:color="BFBFBF" w:themeColor="background1" w:themeShade="BF"/>
+              <w:left w:val="single" w:sz="4" w:space="0" w:color="BFBFBF" w:themeColor="background1" w:themeShade="BF"/>
+              <w:bottom w:val="single" w:sz="4" w:space="0" w:color="BFBFBF" w:themeColor="background1" w:themeShade="BF"/>
+              <w:right w:val="single" w:sz="4" w:space="0" w:color="BFBFBF" w:themeColor="background1" w:themeShade="BF"/>
             </w:tcBorders>
             <w:shd w:val="clear" w:color="auto" w:fill="F2F2F2" w:themeFill="background1" w:themeFillShade="F2"/>
             <w:tcMar>
@@ -4429,10 +4344,10 @@
           <w:tcPr>
             <w:tcW w:w="2400" w:type="dxa"/>
             <w:tcBorders>
-              <w:top w:val="single" w:color="BFBFBF" w:themeColor="background1" w:themeShade="BF" w:sz="4"/>
-              <w:left w:val="single" w:color="BFBFBF" w:themeColor="background1" w:themeShade="BF" w:sz="4"/>
-              <w:bottom w:val="single" w:color="BFBFBF" w:themeColor="background1" w:themeShade="BF" w:sz="4"/>
-              <w:right w:val="single" w:color="BFBFBF" w:themeColor="background1" w:themeShade="BF" w:sz="4"/>
+              <w:top w:val="single" w:sz="4" w:space="0" w:color="BFBFBF" w:themeColor="background1" w:themeShade="BF"/>
+              <w:left w:val="single" w:sz="4" w:space="0" w:color="BFBFBF" w:themeColor="background1" w:themeShade="BF"/>
+              <w:bottom w:val="single" w:sz="4" w:space="0" w:color="BFBFBF" w:themeColor="background1" w:themeShade="BF"/>
+              <w:right w:val="single" w:sz="4" w:space="0" w:color="BFBFBF" w:themeColor="background1" w:themeShade="BF"/>
             </w:tcBorders>
             <w:shd w:val="clear" w:color="auto" w:fill="F2F2F2" w:themeFill="background1" w:themeFillShade="F2"/>
             <w:tcMar>
@@ -4448,27 +4363,27 @@
               <w:rPr>
                 <w:sz w:val="20"/>
                 <w:szCs w:val="20"/>
-                <w:lang w:val="en-US"/>
-              </w:rPr>
-            </w:pPr>
-            <w:r>
-              <w:rPr>
-                <w:sz w:val="20"/>
-                <w:szCs w:val="20"/>
-                <w:lang w:val="en-US"/>
+              </w:rPr>
+            </w:pPr>
+            <w:proofErr w:type="spellStart"/>
+            <w:r>
+              <w:rPr>
+                <w:sz w:val="20"/>
+                <w:szCs w:val="20"/>
               </w:rPr>
               <w:t>dryRun</w:t>
             </w:r>
+            <w:proofErr w:type="spellEnd"/>
           </w:p>
         </w:tc>
         <w:tc>
           <w:tcPr>
             <w:tcW w:w="1100" w:type="dxa"/>
             <w:tcBorders>
-              <w:top w:val="single" w:color="BFBFBF" w:themeColor="background1" w:themeShade="BF" w:sz="4"/>
-              <w:left w:val="single" w:color="BFBFBF" w:themeColor="background1" w:themeShade="BF" w:sz="4"/>
-              <w:bottom w:val="single" w:color="BFBFBF" w:themeColor="background1" w:themeShade="BF" w:sz="4"/>
-              <w:right w:val="single" w:color="BFBFBF" w:themeColor="background1" w:themeShade="BF" w:sz="4"/>
+              <w:top w:val="single" w:sz="4" w:space="0" w:color="BFBFBF" w:themeColor="background1" w:themeShade="BF"/>
+              <w:left w:val="single" w:sz="4" w:space="0" w:color="BFBFBF" w:themeColor="background1" w:themeShade="BF"/>
+              <w:bottom w:val="single" w:sz="4" w:space="0" w:color="BFBFBF" w:themeColor="background1" w:themeShade="BF"/>
+              <w:right w:val="single" w:sz="4" w:space="0" w:color="BFBFBF" w:themeColor="background1" w:themeShade="BF"/>
             </w:tcBorders>
             <w:shd w:val="clear" w:color="auto" w:fill="F2F2F2" w:themeFill="background1" w:themeFillShade="F2"/>
             <w:tcMar>
@@ -4484,27 +4399,27 @@
               <w:rPr>
                 <w:sz w:val="20"/>
                 <w:szCs w:val="20"/>
-                <w:lang w:val="en-US"/>
-              </w:rPr>
-            </w:pPr>
-            <w:r>
-              <w:rPr>
-                <w:sz w:val="20"/>
-                <w:szCs w:val="20"/>
-                <w:lang w:val="en-US"/>
+              </w:rPr>
+            </w:pPr>
+            <w:proofErr w:type="spellStart"/>
+            <w:r>
+              <w:rPr>
+                <w:sz w:val="20"/>
+                <w:szCs w:val="20"/>
               </w:rPr>
               <w:t>boolean</w:t>
             </w:r>
+            <w:proofErr w:type="spellEnd"/>
           </w:p>
         </w:tc>
         <w:tc>
           <w:tcPr>
             <w:tcW w:w="1100" w:type="dxa"/>
             <w:tcBorders>
-              <w:top w:val="single" w:color="BFBFBF" w:themeColor="background1" w:themeShade="BF" w:sz="4"/>
-              <w:left w:val="single" w:color="BFBFBF" w:themeColor="background1" w:themeShade="BF" w:sz="4"/>
-              <w:bottom w:val="single" w:color="BFBFBF" w:themeColor="background1" w:themeShade="BF" w:sz="4"/>
-              <w:right w:val="single" w:color="BFBFBF" w:themeColor="background1" w:themeShade="BF" w:sz="4"/>
+              <w:top w:val="single" w:sz="4" w:space="0" w:color="BFBFBF" w:themeColor="background1" w:themeShade="BF"/>
+              <w:left w:val="single" w:sz="4" w:space="0" w:color="BFBFBF" w:themeColor="background1" w:themeShade="BF"/>
+              <w:bottom w:val="single" w:sz="4" w:space="0" w:color="BFBFBF" w:themeColor="background1" w:themeShade="BF"/>
+              <w:right w:val="single" w:sz="4" w:space="0" w:color="BFBFBF" w:themeColor="background1" w:themeShade="BF"/>
             </w:tcBorders>
             <w:shd w:val="clear" w:color="auto" w:fill="F2F2F2" w:themeFill="background1" w:themeFillShade="F2"/>
             <w:tcMar>
@@ -4531,10 +4446,10 @@
           <w:tcPr>
             <w:tcW w:w="4760" w:type="dxa"/>
             <w:tcBorders>
-              <w:top w:val="single" w:color="BFBFBF" w:themeColor="background1" w:themeShade="BF" w:sz="4"/>
-              <w:left w:val="single" w:color="BFBFBF" w:themeColor="background1" w:themeShade="BF" w:sz="4"/>
-              <w:bottom w:val="single" w:color="BFBFBF" w:themeColor="background1" w:themeShade="BF" w:sz="4"/>
-              <w:right w:val="single" w:color="BFBFBF" w:themeColor="background1" w:themeShade="BF" w:sz="4"/>
+              <w:top w:val="single" w:sz="4" w:space="0" w:color="BFBFBF" w:themeColor="background1" w:themeShade="BF"/>
+              <w:left w:val="single" w:sz="4" w:space="0" w:color="BFBFBF" w:themeColor="background1" w:themeShade="BF"/>
+              <w:bottom w:val="single" w:sz="4" w:space="0" w:color="BFBFBF" w:themeColor="background1" w:themeShade="BF"/>
+              <w:right w:val="single" w:sz="4" w:space="0" w:color="BFBFBF" w:themeColor="background1" w:themeShade="BF"/>
             </w:tcBorders>
             <w:shd w:val="clear" w:color="auto" w:fill="F2F2F2" w:themeFill="background1" w:themeFillShade="F2"/>
             <w:tcMar>
@@ -4588,14 +4503,30 @@
       <w:r>
         <w:t xml:space="preserve">Two scheduled runs must never execute concurrently — they would both try to consolidate the same chains and corrupt the calibration state. The mutex is implemented as the </w:t>
       </w:r>
+      <w:proofErr w:type="spellStart"/>
       <w:r>
         <w:rPr>
-          <w:rFonts w:ascii="Consolas" w:hAnsi="Consolas" w:eastAsia="Consolas" w:cs="Consolas"/>
+          <w:rFonts w:ascii="Consolas" w:eastAsia="Consolas" w:hAnsi="Consolas" w:cs="Consolas"/>
         </w:rPr>
         <w:t>runLock</w:t>
       </w:r>
-      <w:r>
-        <w:t xml:space="preserve"> attribute on the RuntimeState configuration element. Acquisition is a check-then-write performed by ST-02. Release is performed by ST-09 on the success path and by the Exception Handler on any non-MUTEX_ABORT exit.</w:t>
+      <w:proofErr w:type="spellEnd"/>
+      <w:r>
+        <w:t xml:space="preserve"> attribute on the </w:t>
+      </w:r>
+      <w:proofErr w:type="spellStart"/>
+      <w:r>
+        <w:t>RuntimeState</w:t>
+      </w:r>
+      <w:proofErr w:type="spellEnd"/>
+      <w:r>
+        <w:t xml:space="preserve"> configuration element. Acquisition is a check-then-write performed by ST-02. Release is performed by ST-0</w:t>
+      </w:r>
+      <w:r>
+        <w:t>8</w:t>
+      </w:r>
+      <w:r>
+        <w:t xml:space="preserve"> on the success path and by the Exception Handler on any non-MUTEX_ABORT exit.</w:t>
       </w:r>
     </w:p>
     <w:p>
@@ -4603,15 +4534,12 @@
         <w:spacing w:after="120"/>
       </w:pPr>
       <w:r>
-        <w:rPr/>
         <w:t xml:space="preserve">Configuration elements are global to the </w:t>
       </w:r>
       <w:r>
-        <w:rPr/>
         <w:t>VCF Orchestrator</w:t>
       </w:r>
       <w:r>
-        <w:rPr/>
         <w:t xml:space="preserve"> instance and persist across workflow restarts, so the lock survives appliance reboots.</w:t>
       </w:r>
     </w:p>
@@ -4633,16 +4561,7 @@
         <w:spacing w:after="120"/>
       </w:pPr>
       <w:r>
-        <w:rPr/>
-        <w:t xml:space="preserve">ST-06 implements adaptive dispatch within each vCenter. The </w:t>
-      </w:r>
-      <w:r>
-        <w:rPr/>
-        <w:t>behavior</w:t>
-      </w:r>
-      <w:r>
-        <w:rPr/>
-        <w:t xml:space="preserve"> is:</w:t>
+        <w:t>ST-06 implements adaptive dispatch within each vCenter. The behavior is:</w:t>
       </w:r>
     </w:p>
     <w:p>
@@ -4668,7 +4587,17 @@
         <w:spacing w:after="80"/>
       </w:pPr>
       <w:r>
-        <w:t>Start with currentConcurrency = 1.</w:t>
+        <w:t xml:space="preserve">Start with </w:t>
+      </w:r>
+      <w:proofErr w:type="spellStart"/>
+      <w:proofErr w:type="gramStart"/>
+      <w:r>
+        <w:t>currentConcurrency</w:t>
+      </w:r>
+      <w:proofErr w:type="spellEnd"/>
+      <w:proofErr w:type="gramEnd"/>
+      <w:r>
+        <w:t xml:space="preserve"> = 1.</w:t>
       </w:r>
     </w:p>
     <w:p>
@@ -4694,7 +4623,25 @@
         <w:spacing w:after="80"/>
       </w:pPr>
       <w:r>
-        <w:t>After each task completes, harvest its result and re-evaluate: if the next candidate’s projected impact (current latency + observed delta) stays within threshold, ramp currentConcurrency by 1, capped at maxParallel.</w:t>
+        <w:t xml:space="preserve">After each task completes, harvest its result and re-evaluate: if the next candidate’s projected impact (current latency + observed delta) stays within threshold, ramp </w:t>
+      </w:r>
+      <w:proofErr w:type="spellStart"/>
+      <w:proofErr w:type="gramStart"/>
+      <w:r>
+        <w:t>currentConcurrency</w:t>
+      </w:r>
+      <w:proofErr w:type="spellEnd"/>
+      <w:proofErr w:type="gramEnd"/>
+      <w:r>
+        <w:t xml:space="preserve"> by 1, capped at </w:t>
+      </w:r>
+      <w:proofErr w:type="spellStart"/>
+      <w:r>
+        <w:t>maxParallel</w:t>
+      </w:r>
+      <w:proofErr w:type="spellEnd"/>
+      <w:r>
+        <w:t>.</w:t>
       </w:r>
     </w:p>
     <w:p>
@@ -4707,7 +4654,17 @@
         <w:spacing w:after="80"/>
       </w:pPr>
       <w:r>
-        <w:t>If projected impact would breach threshold, hold currentConcurrency at its current level and wait for an active task to complete.</w:t>
+        <w:t xml:space="preserve">If projected impact would breach threshold, hold </w:t>
+      </w:r>
+      <w:proofErr w:type="spellStart"/>
+      <w:proofErr w:type="gramStart"/>
+      <w:r>
+        <w:t>currentConcurrency</w:t>
+      </w:r>
+      <w:proofErr w:type="spellEnd"/>
+      <w:proofErr w:type="gramEnd"/>
+      <w:r>
+        <w:t xml:space="preserve"> at its current level and wait for an active task to complete.</w:t>
       </w:r>
     </w:p>
     <w:p>
@@ -4720,7 +4677,15 @@
         <w:spacing w:after="80"/>
       </w:pPr>
       <w:r>
-        <w:t>Hard constraint: never dispatch a second task for a VM that is already in flight (per-VM serialisation, regardless of concurrency level).</w:t>
+        <w:t xml:space="preserve">Hard constraint: never dispatch a second task for a VM that is already in flight (per-VM </w:t>
+      </w:r>
+      <w:proofErr w:type="spellStart"/>
+      <w:r>
+        <w:t>serialisation</w:t>
+      </w:r>
+      <w:proofErr w:type="spellEnd"/>
+      <w:r>
+        <w:t>, regardless of concurrency level).</w:t>
       </w:r>
     </w:p>
     <w:p>
@@ -4736,11 +4701,23 @@
         <w:spacing w:after="120"/>
       </w:pPr>
       <w:r>
-        <w:t xml:space="preserve">If the governor denies dispatch and there are no other tasks running, ST-06 polls every governorPollIntervalSec (default 30s) up to a hard cap of 120 attempts (one hour by default). After the cap is exhausted the candidate is logged as </w:t>
+        <w:t xml:space="preserve">If the governor denies dispatch and there are no other tasks running, ST-06 polls every </w:t>
+      </w:r>
+      <w:proofErr w:type="spellStart"/>
+      <w:r>
+        <w:t>governorPollIntervalSec</w:t>
+      </w:r>
+      <w:proofErr w:type="spellEnd"/>
+      <w:r>
+        <w:t xml:space="preserve"> (default 30s) up to a hard cap of 120 attempts (one hour by default). After the </w:t>
+      </w:r>
+      <w:r>
+        <w:lastRenderedPageBreak/>
+        <w:t xml:space="preserve">cap is exhausted the candidate is logged as </w:t>
       </w:r>
       <w:r>
         <w:rPr>
-          <w:rFonts w:ascii="Consolas" w:hAnsi="Consolas" w:eastAsia="Consolas" w:cs="Consolas"/>
+          <w:rFonts w:ascii="Consolas" w:eastAsia="Consolas" w:hAnsi="Consolas" w:cs="Consolas"/>
         </w:rPr>
         <w:t>deferred</w:t>
       </w:r>
@@ -4761,7 +4738,15 @@
         <w:spacing w:after="120"/>
       </w:pPr>
       <w:r>
-        <w:t>The governor is the heart of the design. It exists because consolidation cost is unknown until it has actually happened on this datastore: a 10 MB snapshot can take milliseconds; a 500 GB snapshot on a busy NFS array can take minutes and saturate the wire. Static thresholds always either underuse the available headroom or breach it.</w:t>
+        <w:t xml:space="preserve">The governor is the heart of the design. It exists because consolidation cost is unknown until it has </w:t>
+      </w:r>
+      <w:proofErr w:type="gramStart"/>
+      <w:r>
+        <w:t>actually happened</w:t>
+      </w:r>
+      <w:proofErr w:type="gramEnd"/>
+      <w:r>
+        <w:t xml:space="preserve"> on this datastore: a 10 MB snapshot can take milliseconds; a 500 GB snapshot on a busy NFS array can take minutes and saturate the wire. Static thresholds always either underuse the available headroom or breach it.</w:t>
       </w:r>
     </w:p>
     <w:p>
@@ -4786,8 +4771,45 @@
         <w:shd w:val="clear" w:color="auto" w:fill="F2F2F2"/>
         <w:spacing w:before="0" w:after="0"/>
       </w:pPr>
-      <w:r>
-        <w:t>projected_latency = current_latency + max(0, post_last - pre_last)</w:t>
+      <w:proofErr w:type="spellStart"/>
+      <w:r>
+        <w:t>projected_latency</w:t>
+      </w:r>
+      <w:proofErr w:type="spellEnd"/>
+      <w:r>
+        <w:t xml:space="preserve"> = </w:t>
+      </w:r>
+      <w:proofErr w:type="spellStart"/>
+      <w:r>
+        <w:t>current_latency</w:t>
+      </w:r>
+      <w:proofErr w:type="spellEnd"/>
+      <w:r>
+        <w:t xml:space="preserve"> + </w:t>
+      </w:r>
+      <w:proofErr w:type="gramStart"/>
+      <w:r>
+        <w:t>max(</w:t>
+      </w:r>
+      <w:proofErr w:type="gramEnd"/>
+      <w:r>
+        <w:t xml:space="preserve">0, </w:t>
+      </w:r>
+      <w:proofErr w:type="spellStart"/>
+      <w:r>
+        <w:t>post_last</w:t>
+      </w:r>
+      <w:proofErr w:type="spellEnd"/>
+      <w:r>
+        <w:t xml:space="preserve"> - </w:t>
+      </w:r>
+      <w:proofErr w:type="spellStart"/>
+      <w:r>
+        <w:t>pre_last</w:t>
+      </w:r>
+      <w:proofErr w:type="spellEnd"/>
+      <w:r>
+        <w:t>)</w:t>
       </w:r>
     </w:p>
     <w:p>
@@ -4797,15 +4819,44 @@
         <w:spacing w:before="0" w:after="0"/>
       </w:pPr>
       <w:r>
-        <w:t>approve if projected_latency &lt;= latencyThresholdMs</w:t>
-      </w:r>
+        <w:t xml:space="preserve">approve if </w:t>
+      </w:r>
+      <w:proofErr w:type="spellStart"/>
+      <w:r>
+        <w:t>projected_latency</w:t>
+      </w:r>
+      <w:proofErr w:type="spellEnd"/>
+      <w:r>
+        <w:t xml:space="preserve"> &lt;= </w:t>
+      </w:r>
+      <w:proofErr w:type="spellStart"/>
+      <w:r>
+        <w:t>latencyThresholdMs</w:t>
+      </w:r>
+      <w:proofErr w:type="spellEnd"/>
     </w:p>
     <w:p>
       <w:pPr>
         <w:spacing w:after="120"/>
       </w:pPr>
       <w:r>
-        <w:t>For vSAN, the same rule is applied to congestion and (when available) resync queue depth, against vsanCongestionThresh and vsanResyncThresholdGB respectively.</w:t>
+        <w:t xml:space="preserve">For vSAN, the same rule is applied to congestion and (when available) resync queue depth, against </w:t>
+      </w:r>
+      <w:proofErr w:type="spellStart"/>
+      <w:r>
+        <w:t>vsanCongestionThresh</w:t>
+      </w:r>
+      <w:proofErr w:type="spellEnd"/>
+      <w:r>
+        <w:t xml:space="preserve"> and </w:t>
+      </w:r>
+      <w:proofErr w:type="spellStart"/>
+      <w:r>
+        <w:t>vsanResyncThresholdGB</w:t>
+      </w:r>
+      <w:proofErr w:type="spellEnd"/>
+      <w:r>
+        <w:t xml:space="preserve"> respectively.</w:t>
       </w:r>
     </w:p>
     <w:p>
@@ -4821,7 +4872,39 @@
         <w:spacing w:after="120"/>
       </w:pPr>
       <w:r>
-        <w:t>The first task on any datastore has no calibration data. The governor approves automatically in this case (logged as “First task on these datastores”) because denying every first task would create a chicken-and-egg deadlock. After the first task completes, _deleteSnapshot writes pre/post metric snapshots into datastoreStateJson, and the governor uses the observed delta on every subsequent task targeting that datastore.</w:t>
+        <w:t xml:space="preserve">The first task on any </w:t>
+      </w:r>
+      <w:proofErr w:type="gramStart"/>
+      <w:r>
+        <w:t>datastore</w:t>
+      </w:r>
+      <w:proofErr w:type="gramEnd"/>
+      <w:r>
+        <w:t xml:space="preserve"> has no calibration data. The governor approves automatically in this case (logged as “First task on these datastores”) because denying every first task would create a chicken-and-egg deadlock. After the first task </w:t>
+      </w:r>
+      <w:proofErr w:type="gramStart"/>
+      <w:r>
+        <w:t>completes</w:t>
+      </w:r>
+      <w:proofErr w:type="gramEnd"/>
+      <w:r>
+        <w:t>, _</w:t>
+      </w:r>
+      <w:proofErr w:type="spellStart"/>
+      <w:r>
+        <w:t>deleteSnapshot</w:t>
+      </w:r>
+      <w:proofErr w:type="spellEnd"/>
+      <w:r>
+        <w:t xml:space="preserve"> writes pre/post metric snapshots into </w:t>
+      </w:r>
+      <w:proofErr w:type="spellStart"/>
+      <w:r>
+        <w:t>datastoreStateJson</w:t>
+      </w:r>
+      <w:proofErr w:type="spellEnd"/>
+      <w:r>
+        <w:t>, and the governor uses the observed delta on every subsequent task targeting that datastore.</w:t>
       </w:r>
     </w:p>
     <w:p>
@@ -4837,7 +4920,15 @@
         <w:spacing w:after="120"/>
       </w:pPr>
       <w:r>
-        <w:t>ST-07 (powered-off lane) inherits datastoreStateJson from ST-06. This matters because shared datastores are common: a powered-off VM may live on the same vSAN cluster as a powered-on VM whose consolidation just completed. Inheriting the calibration means ST-07 does not start blind on those datastores.</w:t>
+        <w:t xml:space="preserve">ST-07 (powered-off lane) inherits </w:t>
+      </w:r>
+      <w:proofErr w:type="spellStart"/>
+      <w:r>
+        <w:t>datastoreStateJson</w:t>
+      </w:r>
+      <w:proofErr w:type="spellEnd"/>
+      <w:r>
+        <w:t xml:space="preserve"> from ST-06. This matters because shared datastores are common: a powered-off VM may live on the same vSAN cluster as a powered-on VM whose consolidation just completed. Inheriting the calibration means ST-07 does not start blind on those datastores.</w:t>
       </w:r>
     </w:p>
     <w:p>
@@ -4853,7 +4944,31 @@
         <w:spacing w:after="120"/>
       </w:pPr>
       <w:r>
-        <w:t>VMFS and NFS metrics are read via PerformanceManager.queryPerf with intervalId=20 (real-time, 20-second buckets), falling back to intervalId=300 (5-minute aggregated) if real-time is unavailable. The counters used are:</w:t>
+        <w:t xml:space="preserve">VMFS and NFS metrics are read via </w:t>
+      </w:r>
+      <w:proofErr w:type="spellStart"/>
+      <w:r>
+        <w:t>PerformanceManager.queryPerf</w:t>
+      </w:r>
+      <w:proofErr w:type="spellEnd"/>
+      <w:r>
+        <w:t xml:space="preserve"> with </w:t>
+      </w:r>
+      <w:proofErr w:type="spellStart"/>
+      <w:r>
+        <w:t>intervalId</w:t>
+      </w:r>
+      <w:proofErr w:type="spellEnd"/>
+      <w:r>
+        <w:t xml:space="preserve">=20 (real-time, 20-second buckets), falling back to </w:t>
+      </w:r>
+      <w:proofErr w:type="spellStart"/>
+      <w:r>
+        <w:t>intervalId</w:t>
+      </w:r>
+      <w:proofErr w:type="spellEnd"/>
+      <w:r>
+        <w:t>=300 (5-minute aggregated) if real-time is unavailable. The counters used are:</w:t>
       </w:r>
     </w:p>
     <w:p>
@@ -4865,8 +4980,26 @@
         </w:numPr>
         <w:spacing w:after="80"/>
       </w:pPr>
-      <w:r>
-        <w:t>datastore:totalReadLatency:average (→ readLatencyMs)</w:t>
+      <w:proofErr w:type="spellStart"/>
+      <w:proofErr w:type="gramStart"/>
+      <w:r>
+        <w:t>datastore:totalReadLatency</w:t>
+      </w:r>
+      <w:proofErr w:type="gramEnd"/>
+      <w:r>
+        <w:t>:average</w:t>
+      </w:r>
+      <w:proofErr w:type="spellEnd"/>
+      <w:r>
+        <w:t xml:space="preserve"> (→ </w:t>
+      </w:r>
+      <w:proofErr w:type="spellStart"/>
+      <w:r>
+        <w:t>readLatencyMs</w:t>
+      </w:r>
+      <w:proofErr w:type="spellEnd"/>
+      <w:r>
+        <w:t>)</w:t>
       </w:r>
     </w:p>
     <w:p>
@@ -4878,8 +5011,26 @@
         </w:numPr>
         <w:spacing w:after="80"/>
       </w:pPr>
-      <w:r>
-        <w:t>datastore:totalWriteLatency:average (→ writeLatencyMs)</w:t>
+      <w:proofErr w:type="spellStart"/>
+      <w:proofErr w:type="gramStart"/>
+      <w:r>
+        <w:t>datastore:totalWriteLatency</w:t>
+      </w:r>
+      <w:proofErr w:type="gramEnd"/>
+      <w:r>
+        <w:t>:average</w:t>
+      </w:r>
+      <w:proofErr w:type="spellEnd"/>
+      <w:r>
+        <w:t xml:space="preserve"> (→ </w:t>
+      </w:r>
+      <w:proofErr w:type="spellStart"/>
+      <w:r>
+        <w:t>writeLatencyMs</w:t>
+      </w:r>
+      <w:proofErr w:type="spellEnd"/>
+      <w:r>
+        <w:t>)</w:t>
       </w:r>
     </w:p>
     <w:p>
@@ -4891,8 +5042,26 @@
         </w:numPr>
         <w:spacing w:after="80"/>
       </w:pPr>
-      <w:r>
-        <w:t>datastore:numberReadAveraged:average (→ iopsRead)</w:t>
+      <w:proofErr w:type="spellStart"/>
+      <w:proofErr w:type="gramStart"/>
+      <w:r>
+        <w:t>datastore:numberReadAveraged</w:t>
+      </w:r>
+      <w:proofErr w:type="gramEnd"/>
+      <w:r>
+        <w:t>:average</w:t>
+      </w:r>
+      <w:proofErr w:type="spellEnd"/>
+      <w:r>
+        <w:t xml:space="preserve"> (→ </w:t>
+      </w:r>
+      <w:proofErr w:type="spellStart"/>
+      <w:r>
+        <w:t>iopsRead</w:t>
+      </w:r>
+      <w:proofErr w:type="spellEnd"/>
+      <w:r>
+        <w:t>)</w:t>
       </w:r>
     </w:p>
     <w:p>
@@ -4904,140 +5073,112 @@
         </w:numPr>
         <w:spacing w:after="80"/>
       </w:pPr>
-      <w:r>
-        <w:t>datastore:numberWriteAveraged:average (→ iopsWrite)</w:t>
+      <w:proofErr w:type="spellStart"/>
+      <w:proofErr w:type="gramStart"/>
+      <w:r>
+        <w:t>datastore:numberWriteAveraged</w:t>
+      </w:r>
+      <w:proofErr w:type="gramEnd"/>
+      <w:r>
+        <w:t>:average</w:t>
+      </w:r>
+      <w:proofErr w:type="spellEnd"/>
+      <w:r>
+        <w:t xml:space="preserve"> (→ </w:t>
+      </w:r>
+      <w:proofErr w:type="spellStart"/>
+      <w:r>
+        <w:t>iopsWrite</w:t>
+      </w:r>
+      <w:proofErr w:type="spellEnd"/>
+      <w:r>
+        <w:t>)</w:t>
       </w:r>
     </w:p>
     <w:p>
       <w:pPr>
         <w:spacing w:after="120"/>
+      </w:pPr>
+      <w:r>
+        <w:t xml:space="preserve">vSAN counters cannot be queried via </w:t>
+      </w:r>
+      <w:proofErr w:type="spellStart"/>
+      <w:r>
+        <w:t>queryPerf</w:t>
+      </w:r>
+      <w:proofErr w:type="spellEnd"/>
+      <w:r>
+        <w:t xml:space="preserve"> in vCenter 9. The action instead calls </w:t>
+      </w:r>
+      <w:proofErr w:type="spellStart"/>
+      <w:r>
         <w:rPr>
-          <w:lang w:val="en-US"/>
-        </w:rPr>
-      </w:pPr>
-      <w:r>
-        <w:rPr>
-          <w:lang w:val="en-US"/>
-        </w:rPr>
-        <w:t>vSAN</w:t>
-      </w:r>
-      <w:r>
-        <w:rPr>
-          <w:lang w:val="en-US"/>
-        </w:rPr>
-        <w:t xml:space="preserve"> counters cannot be queried via </w:t>
-      </w:r>
-      <w:r>
-        <w:rPr>
-          <w:lang w:val="en-US"/>
-        </w:rPr>
-        <w:t>queryPerf</w:t>
-      </w:r>
-      <w:r>
-        <w:rPr>
-          <w:lang w:val="en-US"/>
-        </w:rPr>
-        <w:t xml:space="preserve"> in vCenter 9. The action instead calls </w:t>
-      </w:r>
-      <w:r>
-        <w:rPr>
-          <w:rFonts w:ascii="Consolas" w:hAnsi="Consolas" w:eastAsia="Consolas" w:cs="Consolas"/>
-          <w:lang w:val="en-US"/>
+          <w:rFonts w:ascii="Consolas" w:eastAsia="Consolas" w:hAnsi="Consolas" w:cs="Consolas"/>
         </w:rPr>
         <w:t>HostVsanInternalSystem.queryVsanStatistics</w:t>
       </w:r>
+      <w:proofErr w:type="spellEnd"/>
       <w:r>
         <w:rPr>
-          <w:rFonts w:ascii="Consolas" w:hAnsi="Consolas" w:eastAsia="Consolas" w:cs="Consolas"/>
-          <w:lang w:val="en-US"/>
+          <w:rFonts w:ascii="Consolas" w:eastAsia="Consolas" w:hAnsi="Consolas" w:cs="Consolas"/>
         </w:rPr>
         <w:t>(["</w:t>
       </w:r>
+      <w:proofErr w:type="spellStart"/>
       <w:r>
         <w:rPr>
-          <w:rFonts w:ascii="Consolas" w:hAnsi="Consolas" w:eastAsia="Consolas" w:cs="Consolas"/>
-          <w:lang w:val="en-US"/>
+          <w:rFonts w:ascii="Consolas" w:eastAsia="Consolas" w:hAnsi="Consolas" w:cs="Consolas"/>
         </w:rPr>
         <w:t>dom</w:t>
       </w:r>
+      <w:proofErr w:type="spellEnd"/>
       <w:r>
         <w:rPr>
-          <w:rFonts w:ascii="Consolas" w:hAnsi="Consolas" w:eastAsia="Consolas" w:cs="Consolas"/>
-          <w:lang w:val="en-US"/>
+          <w:rFonts w:ascii="Consolas" w:eastAsia="Consolas" w:hAnsi="Consolas" w:cs="Consolas"/>
         </w:rPr>
         <w:t>"])</w:t>
       </w:r>
       <w:r>
-        <w:rPr>
-          <w:lang w:val="en-US"/>
-        </w:rPr>
-        <w:t xml:space="preserve"> on every host in the </w:t>
-      </w:r>
-      <w:r>
-        <w:rPr>
-          <w:lang w:val="en-US"/>
-        </w:rPr>
-        <w:t>vSAN</w:t>
-      </w:r>
-      <w:r>
-        <w:rPr>
-          <w:lang w:val="en-US"/>
-        </w:rPr>
-        <w:t xml:space="preserve"> cluster, parses </w:t>
-      </w:r>
-      <w:r>
-        <w:rPr>
-          <w:lang w:val="en-US"/>
-        </w:rPr>
-        <w:t>dom.owner.stats</w:t>
-      </w:r>
-      <w:r>
-        <w:rPr>
-          <w:lang w:val="en-US"/>
-        </w:rPr>
-        <w:t xml:space="preserve">, takes two snapshots two seconds apart, and computes deltas to derive a point-in-time rate. Latency is high-depth duration divided by high-depth count; congestion is the sum of </w:t>
-      </w:r>
-      <w:r>
-        <w:rPr>
-          <w:lang w:val="en-US"/>
-        </w:rPr>
+        <w:t xml:space="preserve"> on every host in the vSAN cluster, parses </w:t>
+      </w:r>
+      <w:proofErr w:type="spellStart"/>
+      <w:proofErr w:type="gramStart"/>
+      <w:r>
+        <w:t>dom.owner</w:t>
+      </w:r>
+      <w:proofErr w:type="gramEnd"/>
+      <w:r>
+        <w:t>.stats</w:t>
+      </w:r>
+      <w:proofErr w:type="spellEnd"/>
+      <w:r>
+        <w:t>, takes two snapshots two seconds apart, and computes deltas to derive a point-</w:t>
+      </w:r>
+      <w:r>
+        <w:lastRenderedPageBreak/>
+        <w:t xml:space="preserve">in-time rate. Latency is high-depth duration divided by high-depth count; congestion is the sum of </w:t>
+      </w:r>
+      <w:proofErr w:type="spellStart"/>
+      <w:r>
         <w:t>readCachedCongestionSum</w:t>
       </w:r>
-      <w:r>
-        <w:rPr>
-          <w:lang w:val="en-US"/>
-        </w:rPr>
+      <w:proofErr w:type="spellEnd"/>
+      <w:r>
         <w:t xml:space="preserve"> and </w:t>
       </w:r>
-      <w:r>
-        <w:rPr>
-          <w:lang w:val="en-US"/>
-        </w:rPr>
+      <w:proofErr w:type="spellStart"/>
+      <w:r>
         <w:t>proxyWriteCongestionSum</w:t>
       </w:r>
-      <w:r>
-        <w:rPr>
-          <w:lang w:val="en-US"/>
-        </w:rPr>
+      <w:proofErr w:type="spellEnd"/>
+      <w:r>
         <w:t xml:space="preserve"> delta, </w:t>
       </w:r>
       <w:r>
-        <w:rPr>
-          <w:lang w:val="en-US"/>
-        </w:rPr>
         <w:t>normalize</w:t>
       </w:r>
       <w:r>
-        <w:rPr>
-          <w:lang w:val="en-US"/>
-        </w:rPr>
-        <w:t>d</w:t>
-      </w:r>
-      <w:r>
-        <w:rPr>
-          <w:lang w:val="en-US"/>
-        </w:rPr>
-        <w:t xml:space="preserve"> by host count.</w:t>
+        <w:t>d by host count.</w:t>
       </w:r>
     </w:p>
     <w:tbl>
@@ -5045,12 +5186,12 @@
         <w:tblW w:w="9360" w:type="dxa"/>
         <w:tblInd w:w="-3" w:type="dxa"/>
         <w:tblBorders>
-          <w:top w:val="single" w:color="auto" w:sz="4" w:space="0"/>
-          <w:left w:val="single" w:color="auto" w:sz="4" w:space="0"/>
-          <w:bottom w:val="single" w:color="auto" w:sz="4" w:space="0"/>
-          <w:right w:val="single" w:color="auto" w:sz="4" w:space="0"/>
-          <w:insideH w:val="single" w:color="auto" w:sz="4" w:space="0"/>
-          <w:insideV w:val="single" w:color="auto" w:sz="4" w:space="0"/>
+          <w:top w:val="single" w:sz="4" w:space="0" w:color="auto"/>
+          <w:left w:val="single" w:sz="4" w:space="0" w:color="auto"/>
+          <w:bottom w:val="single" w:sz="4" w:space="0" w:color="auto"/>
+          <w:right w:val="single" w:sz="4" w:space="0" w:color="auto"/>
+          <w:insideH w:val="single" w:sz="4" w:space="0" w:color="auto"/>
+          <w:insideV w:val="single" w:sz="4" w:space="0" w:color="auto"/>
         </w:tblBorders>
         <w:tblCellMar>
           <w:left w:w="10" w:type="dxa"/>
@@ -5063,12 +5204,6 @@
         <w:gridCol w:w="9240"/>
       </w:tblGrid>
       <w:tr>
-        <w:tblPrEx>
-          <w:tblCellMar>
-            <w:top w:w="0" w:type="dxa"/>
-            <w:bottom w:w="0" w:type="dxa"/>
-          </w:tblCellMar>
-        </w:tblPrEx>
         <w:tc>
           <w:tcPr>
             <w:tcW w:w="120" w:type="dxa"/>
@@ -5112,7 +5247,15 @@
           </w:p>
           <w:p>
             <w:r>
-              <w:t>When there is no recent vSAN load, the high-depth counters do not increment between snapshots, so latency is reported as null (uncalibrated) rather than zero. The governor explicitly skips null fields rather than treating them as healthy. This is intentional: “no data” is not the same as “no load.”</w:t>
+              <w:t xml:space="preserve">When there is no recent vSAN load, the high-depth counters do not </w:t>
+            </w:r>
+            <w:proofErr w:type="gramStart"/>
+            <w:r>
+              <w:t>increment</w:t>
+            </w:r>
+            <w:proofErr w:type="gramEnd"/>
+            <w:r>
+              <w:t xml:space="preserve"> between snapshots, so latency is reported as null (uncalibrated) rather than zero. The governor explicitly skips null fields rather than treating them as healthy. This is intentional: “no data” is not the same as “no load.”</w:t>
             </w:r>
           </w:p>
         </w:tc>
@@ -5144,7 +5287,15 @@
         <w:spacing w:after="80"/>
       </w:pPr>
       <w:r>
-        <w:t>Group candidates by vmMoRef.</w:t>
+        <w:t xml:space="preserve">Group candidates by </w:t>
+      </w:r>
+      <w:proofErr w:type="spellStart"/>
+      <w:r>
+        <w:t>vmMoRef</w:t>
+      </w:r>
+      <w:proofErr w:type="spellEnd"/>
+      <w:r>
+        <w:t>.</w:t>
       </w:r>
     </w:p>
     <w:p>
@@ -5183,7 +5334,15 @@
         <w:spacing w:after="80"/>
       </w:pPr>
       <w:r>
-        <w:t>Within each “leaves” batch, sort by ageMinutes ascending (newest first) so the deepest snapshot in the chain is the first one removed.</w:t>
+        <w:t xml:space="preserve">Within each “leaves” batch, sort by </w:t>
+      </w:r>
+      <w:proofErr w:type="spellStart"/>
+      <w:r>
+        <w:t>ageMinutes</w:t>
+      </w:r>
+      <w:proofErr w:type="spellEnd"/>
+      <w:r>
+        <w:t xml:space="preserve"> ascending (newest first) so the deepest snapshot in the chain is the first one removed.</w:t>
       </w:r>
     </w:p>
     <w:p>
@@ -5204,7 +5363,23 @@
         <w:spacing w:after="120"/>
       </w:pPr>
       <w:r>
-        <w:t>After ordering, the result is split by power state into two lanes (onCandidatesJson and offCandidatesJson) for the dispatcher.</w:t>
+        <w:t>After ordering, the result is split by power state into two lanes (</w:t>
+      </w:r>
+      <w:proofErr w:type="spellStart"/>
+      <w:r>
+        <w:t>onCandidatesJson</w:t>
+      </w:r>
+      <w:proofErr w:type="spellEnd"/>
+      <w:r>
+        <w:t xml:space="preserve"> and </w:t>
+      </w:r>
+      <w:proofErr w:type="spellStart"/>
+      <w:r>
+        <w:t>offCandidatesJson</w:t>
+      </w:r>
+      <w:proofErr w:type="spellEnd"/>
+      <w:r>
+        <w:t>) for the dispatcher.</w:t>
       </w:r>
     </w:p>
     <w:p>
@@ -5220,7 +5395,31 @@
         <w:spacing w:after="120"/>
       </w:pPr>
       <w:r>
-        <w:t>_deleteSnapshot performs a sequence of safety checks before submitting the removeSnapshot_Task call. Any check that fails causes the candidate to be skipped (not failed) and logged with a skipReason:</w:t>
+        <w:t>_</w:t>
+      </w:r>
+      <w:proofErr w:type="spellStart"/>
+      <w:r>
+        <w:t>deleteSnapshot</w:t>
+      </w:r>
+      <w:proofErr w:type="spellEnd"/>
+      <w:r>
+        <w:t xml:space="preserve"> performs a sequence of safety checks before submitting the </w:t>
+      </w:r>
+      <w:proofErr w:type="spellStart"/>
+      <w:r>
+        <w:t>removeSnapshot_Task</w:t>
+      </w:r>
+      <w:proofErr w:type="spellEnd"/>
+      <w:r>
+        <w:t xml:space="preserve"> call. Any check that fails causes the candidate to be skipped (not failed) and logged with a </w:t>
+      </w:r>
+      <w:proofErr w:type="spellStart"/>
+      <w:r>
+        <w:t>skipReason</w:t>
+      </w:r>
+      <w:proofErr w:type="spellEnd"/>
+      <w:r>
+        <w:t>:</w:t>
       </w:r>
     </w:p>
     <w:tbl>
@@ -5228,12 +5427,12 @@
         <w:tblW w:w="9360" w:type="dxa"/>
         <w:tblInd w:w="-3" w:type="dxa"/>
         <w:tblBorders>
-          <w:top w:val="single" w:color="auto" w:sz="4" w:space="0"/>
-          <w:left w:val="single" w:color="auto" w:sz="4" w:space="0"/>
-          <w:bottom w:val="single" w:color="auto" w:sz="4" w:space="0"/>
-          <w:right w:val="single" w:color="auto" w:sz="4" w:space="0"/>
-          <w:insideH w:val="single" w:color="auto" w:sz="4" w:space="0"/>
-          <w:insideV w:val="single" w:color="auto" w:sz="4" w:space="0"/>
+          <w:top w:val="single" w:sz="4" w:space="0" w:color="auto"/>
+          <w:left w:val="single" w:sz="4" w:space="0" w:color="auto"/>
+          <w:bottom w:val="single" w:sz="4" w:space="0" w:color="auto"/>
+          <w:right w:val="single" w:sz="4" w:space="0" w:color="auto"/>
+          <w:insideH w:val="single" w:sz="4" w:space="0" w:color="auto"/>
+          <w:insideV w:val="single" w:sz="4" w:space="0" w:color="auto"/>
         </w:tblBorders>
         <w:tblCellMar>
           <w:left w:w="10" w:type="dxa"/>
@@ -5246,12 +5445,6 @@
         <w:gridCol w:w="6960"/>
       </w:tblGrid>
       <w:tr>
-        <w:tblPrEx>
-          <w:tblCellMar>
-            <w:top w:w="0" w:type="dxa"/>
-            <w:bottom w:w="0" w:type="dxa"/>
-          </w:tblCellMar>
-        </w:tblPrEx>
         <w:trPr>
           <w:tblHeader/>
         </w:trPr>
@@ -5259,10 +5452,10 @@
           <w:tcPr>
             <w:tcW w:w="2400" w:type="dxa"/>
             <w:tcBorders>
-              <w:top w:val="single" w:color="BFBFBF" w:themeColor="background1" w:themeShade="BF" w:sz="4" w:space="0"/>
-              <w:left w:val="single" w:color="BFBFBF" w:themeColor="background1" w:themeShade="BF" w:sz="4" w:space="0"/>
-              <w:bottom w:val="single" w:color="BFBFBF" w:themeColor="background1" w:themeShade="BF" w:sz="4" w:space="0"/>
-              <w:right w:val="single" w:color="BFBFBF" w:themeColor="background1" w:themeShade="BF" w:sz="4" w:space="0"/>
+              <w:top w:val="single" w:sz="4" w:space="0" w:color="BFBFBF" w:themeColor="background1" w:themeShade="BF"/>
+              <w:left w:val="single" w:sz="4" w:space="0" w:color="BFBFBF" w:themeColor="background1" w:themeShade="BF"/>
+              <w:bottom w:val="single" w:sz="4" w:space="0" w:color="BFBFBF" w:themeColor="background1" w:themeShade="BF"/>
+              <w:right w:val="single" w:sz="4" w:space="0" w:color="BFBFBF" w:themeColor="background1" w:themeShade="BF"/>
             </w:tcBorders>
             <w:shd w:val="clear" w:color="auto" w:fill="1F3864" w:themeFill="accent1" w:themeFillShade="80"/>
             <w:tcMar>
@@ -5287,10 +5480,10 @@
           <w:tcPr>
             <w:tcW w:w="6960" w:type="dxa"/>
             <w:tcBorders>
-              <w:top w:val="single" w:color="BFBFBF" w:themeColor="background1" w:themeShade="BF" w:sz="4" w:space="0"/>
-              <w:left w:val="single" w:color="BFBFBF" w:themeColor="background1" w:themeShade="BF" w:sz="4" w:space="0"/>
-              <w:bottom w:val="single" w:color="BFBFBF" w:themeColor="background1" w:themeShade="BF" w:sz="4" w:space="0"/>
-              <w:right w:val="single" w:color="BFBFBF" w:themeColor="background1" w:themeShade="BF" w:sz="4" w:space="0"/>
+              <w:top w:val="single" w:sz="4" w:space="0" w:color="BFBFBF" w:themeColor="background1" w:themeShade="BF"/>
+              <w:left w:val="single" w:sz="4" w:space="0" w:color="BFBFBF" w:themeColor="background1" w:themeShade="BF"/>
+              <w:bottom w:val="single" w:sz="4" w:space="0" w:color="BFBFBF" w:themeColor="background1" w:themeShade="BF"/>
+              <w:right w:val="single" w:sz="4" w:space="0" w:color="BFBFBF" w:themeColor="background1" w:themeShade="BF"/>
             </w:tcBorders>
             <w:shd w:val="clear" w:color="auto" w:fill="1F3864" w:themeFill="accent1" w:themeFillShade="80"/>
             <w:tcMar>
@@ -5313,20 +5506,14 @@
         </w:tc>
       </w:tr>
       <w:tr>
-        <w:tblPrEx>
-          <w:tblCellMar>
-            <w:top w:w="0" w:type="dxa"/>
-            <w:bottom w:w="0" w:type="dxa"/>
-          </w:tblCellMar>
-        </w:tblPrEx>
         <w:tc>
           <w:tcPr>
             <w:tcW w:w="2400" w:type="dxa"/>
             <w:tcBorders>
-              <w:top w:val="single" w:color="BFBFBF" w:themeColor="background1" w:themeShade="BF" w:sz="4" w:space="0"/>
-              <w:left w:val="single" w:color="BFBFBF" w:themeColor="background1" w:themeShade="BF" w:sz="4" w:space="0"/>
-              <w:bottom w:val="single" w:color="BFBFBF" w:themeColor="background1" w:themeShade="BF" w:sz="4" w:space="0"/>
-              <w:right w:val="single" w:color="BFBFBF" w:themeColor="background1" w:themeShade="BF" w:sz="4" w:space="0"/>
+              <w:top w:val="single" w:sz="4" w:space="0" w:color="BFBFBF" w:themeColor="background1" w:themeShade="BF"/>
+              <w:left w:val="single" w:sz="4" w:space="0" w:color="BFBFBF" w:themeColor="background1" w:themeShade="BF"/>
+              <w:bottom w:val="single" w:sz="4" w:space="0" w:color="BFBFBF" w:themeColor="background1" w:themeShade="BF"/>
+              <w:right w:val="single" w:sz="4" w:space="0" w:color="BFBFBF" w:themeColor="background1" w:themeShade="BF"/>
             </w:tcBorders>
             <w:shd w:val="clear" w:color="auto" w:fill="FFFFFF" w:themeFill="background1"/>
             <w:tcMar>
@@ -5353,10 +5540,10 @@
           <w:tcPr>
             <w:tcW w:w="6960" w:type="dxa"/>
             <w:tcBorders>
-              <w:top w:val="single" w:color="BFBFBF" w:themeColor="background1" w:themeShade="BF" w:sz="4" w:space="0"/>
-              <w:left w:val="single" w:color="BFBFBF" w:themeColor="background1" w:themeShade="BF" w:sz="4" w:space="0"/>
-              <w:bottom w:val="single" w:color="BFBFBF" w:themeColor="background1" w:themeShade="BF" w:sz="4" w:space="0"/>
-              <w:right w:val="single" w:color="BFBFBF" w:themeColor="background1" w:themeShade="BF" w:sz="4" w:space="0"/>
+              <w:top w:val="single" w:sz="4" w:space="0" w:color="BFBFBF" w:themeColor="background1" w:themeShade="BF"/>
+              <w:left w:val="single" w:sz="4" w:space="0" w:color="BFBFBF" w:themeColor="background1" w:themeShade="BF"/>
+              <w:bottom w:val="single" w:sz="4" w:space="0" w:color="BFBFBF" w:themeColor="background1" w:themeShade="BF"/>
+              <w:right w:val="single" w:sz="4" w:space="0" w:color="BFBFBF" w:themeColor="background1" w:themeShade="BF"/>
             </w:tcBorders>
             <w:shd w:val="clear" w:color="auto" w:fill="FFFFFF" w:themeFill="background1"/>
             <w:tcMar>
@@ -5372,30 +5559,28 @@
               <w:rPr>
                 <w:sz w:val="20"/>
                 <w:szCs w:val="20"/>
-                <w:lang w:val="en-US"/>
-              </w:rPr>
-            </w:pPr>
-            <w:r>
-              <w:rPr>
-                <w:sz w:val="20"/>
-                <w:szCs w:val="20"/>
-                <w:lang w:val="en-US"/>
+              </w:rPr>
+            </w:pPr>
+            <w:r>
+              <w:rPr>
+                <w:sz w:val="20"/>
+                <w:szCs w:val="20"/>
               </w:rPr>
               <w:t xml:space="preserve">Resolves the </w:t>
             </w:r>
-            <w:r>
-              <w:rPr>
-                <w:sz w:val="20"/>
-                <w:szCs w:val="20"/>
-                <w:lang w:val="en-US"/>
+            <w:proofErr w:type="spellStart"/>
+            <w:r>
+              <w:rPr>
+                <w:sz w:val="20"/>
+                <w:szCs w:val="20"/>
               </w:rPr>
               <w:t>vmMoRef</w:t>
             </w:r>
-            <w:r>
-              <w:rPr>
-                <w:sz w:val="20"/>
-                <w:szCs w:val="20"/>
-                <w:lang w:val="en-US"/>
+            <w:proofErr w:type="spellEnd"/>
+            <w:r>
+              <w:rPr>
+                <w:sz w:val="20"/>
+                <w:szCs w:val="20"/>
               </w:rPr>
               <w:t xml:space="preserve"> (which is vm.id from </w:t>
             </w:r>
@@ -5403,7 +5588,6 @@
               <w:rPr>
                 <w:sz w:val="20"/>
                 <w:szCs w:val="20"/>
-                <w:lang w:val="en-US"/>
               </w:rPr>
               <w:t>VCF Orchestrator</w:t>
             </w:r>
@@ -5411,44 +5595,21 @@
               <w:rPr>
                 <w:sz w:val="20"/>
                 <w:szCs w:val="20"/>
-                <w:lang w:val="en-US"/>
-              </w:rPr>
-              <w:t xml:space="preserve"> inventory) by traversing the same tree used during enumeration. If not found, the VM was </w:t>
-            </w:r>
-            <w:r>
-              <w:rPr>
-                <w:sz w:val="20"/>
-                <w:szCs w:val="20"/>
-                <w:lang w:val="en-US"/>
-              </w:rPr>
-              <w:t>deleted</w:t>
-            </w:r>
-            <w:r>
-              <w:rPr>
-                <w:sz w:val="20"/>
-                <w:szCs w:val="20"/>
-                <w:lang w:val="en-US"/>
-              </w:rPr>
-              <w:t xml:space="preserve"> or moved since the scan.</w:t>
+              </w:rPr>
+              <w:t xml:space="preserve"> inventory) by traversing the same tree used during enumeration. If not found, the VM was deleted or moved since the scan.</w:t>
             </w:r>
           </w:p>
         </w:tc>
       </w:tr>
       <w:tr>
-        <w:tblPrEx>
-          <w:tblCellMar>
-            <w:top w:w="0" w:type="dxa"/>
-            <w:bottom w:w="0" w:type="dxa"/>
-          </w:tblCellMar>
-        </w:tblPrEx>
         <w:tc>
           <w:tcPr>
             <w:tcW w:w="2400" w:type="dxa"/>
             <w:tcBorders>
-              <w:top w:val="single" w:color="BFBFBF" w:themeColor="background1" w:themeShade="BF" w:sz="4" w:space="0"/>
-              <w:left w:val="single" w:color="BFBFBF" w:themeColor="background1" w:themeShade="BF" w:sz="4" w:space="0"/>
-              <w:bottom w:val="single" w:color="BFBFBF" w:themeColor="background1" w:themeShade="BF" w:sz="4" w:space="0"/>
-              <w:right w:val="single" w:color="BFBFBF" w:themeColor="background1" w:themeShade="BF" w:sz="4" w:space="0"/>
+              <w:top w:val="single" w:sz="4" w:space="0" w:color="BFBFBF" w:themeColor="background1" w:themeShade="BF"/>
+              <w:left w:val="single" w:sz="4" w:space="0" w:color="BFBFBF" w:themeColor="background1" w:themeShade="BF"/>
+              <w:bottom w:val="single" w:sz="4" w:space="0" w:color="BFBFBF" w:themeColor="background1" w:themeShade="BF"/>
+              <w:right w:val="single" w:sz="4" w:space="0" w:color="BFBFBF" w:themeColor="background1" w:themeShade="BF"/>
             </w:tcBorders>
             <w:shd w:val="clear" w:color="auto" w:fill="F2F2F2" w:themeFill="background1" w:themeFillShade="F2"/>
             <w:tcMar>
@@ -5475,10 +5636,10 @@
           <w:tcPr>
             <w:tcW w:w="6960" w:type="dxa"/>
             <w:tcBorders>
-              <w:top w:val="single" w:color="BFBFBF" w:themeColor="background1" w:themeShade="BF" w:sz="4" w:space="0"/>
-              <w:left w:val="single" w:color="BFBFBF" w:themeColor="background1" w:themeShade="BF" w:sz="4" w:space="0"/>
-              <w:bottom w:val="single" w:color="BFBFBF" w:themeColor="background1" w:themeShade="BF" w:sz="4" w:space="0"/>
-              <w:right w:val="single" w:color="BFBFBF" w:themeColor="background1" w:themeShade="BF" w:sz="4" w:space="0"/>
+              <w:top w:val="single" w:sz="4" w:space="0" w:color="BFBFBF" w:themeColor="background1" w:themeShade="BF"/>
+              <w:left w:val="single" w:sz="4" w:space="0" w:color="BFBFBF" w:themeColor="background1" w:themeShade="BF"/>
+              <w:bottom w:val="single" w:sz="4" w:space="0" w:color="BFBFBF" w:themeColor="background1" w:themeShade="BF"/>
+              <w:right w:val="single" w:sz="4" w:space="0" w:color="BFBFBF" w:themeColor="background1" w:themeShade="BF"/>
             </w:tcBorders>
             <w:shd w:val="clear" w:color="auto" w:fill="F2F2F2" w:themeFill="background1" w:themeFillShade="F2"/>
             <w:tcMar>
@@ -5503,20 +5664,14 @@
         </w:tc>
       </w:tr>
       <w:tr>
-        <w:tblPrEx>
-          <w:tblCellMar>
-            <w:top w:w="0" w:type="dxa"/>
-            <w:bottom w:w="0" w:type="dxa"/>
-          </w:tblCellMar>
-        </w:tblPrEx>
         <w:tc>
           <w:tcPr>
             <w:tcW w:w="2400" w:type="dxa"/>
             <w:tcBorders>
-              <w:top w:val="single" w:color="BFBFBF" w:themeColor="background1" w:themeShade="BF" w:sz="4" w:space="0"/>
-              <w:left w:val="single" w:color="BFBFBF" w:themeColor="background1" w:themeShade="BF" w:sz="4" w:space="0"/>
-              <w:bottom w:val="single" w:color="BFBFBF" w:themeColor="background1" w:themeShade="BF" w:sz="4" w:space="0"/>
-              <w:right w:val="single" w:color="BFBFBF" w:themeColor="background1" w:themeShade="BF" w:sz="4" w:space="0"/>
+              <w:top w:val="single" w:sz="4" w:space="0" w:color="BFBFBF" w:themeColor="background1" w:themeShade="BF"/>
+              <w:left w:val="single" w:sz="4" w:space="0" w:color="BFBFBF" w:themeColor="background1" w:themeShade="BF"/>
+              <w:bottom w:val="single" w:sz="4" w:space="0" w:color="BFBFBF" w:themeColor="background1" w:themeShade="BF"/>
+              <w:right w:val="single" w:sz="4" w:space="0" w:color="BFBFBF" w:themeColor="background1" w:themeShade="BF"/>
             </w:tcBorders>
             <w:shd w:val="clear" w:color="auto" w:fill="FFFFFF" w:themeFill="background1"/>
             <w:tcMar>
@@ -5543,10 +5698,10 @@
           <w:tcPr>
             <w:tcW w:w="6960" w:type="dxa"/>
             <w:tcBorders>
-              <w:top w:val="single" w:color="BFBFBF" w:themeColor="background1" w:themeShade="BF" w:sz="4" w:space="0"/>
-              <w:left w:val="single" w:color="BFBFBF" w:themeColor="background1" w:themeShade="BF" w:sz="4" w:space="0"/>
-              <w:bottom w:val="single" w:color="BFBFBF" w:themeColor="background1" w:themeShade="BF" w:sz="4" w:space="0"/>
-              <w:right w:val="single" w:color="BFBFBF" w:themeColor="background1" w:themeShade="BF" w:sz="4" w:space="0"/>
+              <w:top w:val="single" w:sz="4" w:space="0" w:color="BFBFBF" w:themeColor="background1" w:themeShade="BF"/>
+              <w:left w:val="single" w:sz="4" w:space="0" w:color="BFBFBF" w:themeColor="background1" w:themeShade="BF"/>
+              <w:bottom w:val="single" w:sz="4" w:space="0" w:color="BFBFBF" w:themeColor="background1" w:themeShade="BF"/>
+              <w:right w:val="single" w:sz="4" w:space="0" w:color="BFBFBF" w:themeColor="background1" w:themeShade="BF"/>
             </w:tcBorders>
             <w:shd w:val="clear" w:color="auto" w:fill="FFFFFF" w:themeFill="background1"/>
             <w:tcMar>
@@ -5565,26 +5720,54 @@
                 <w:sz w:val="20"/>
                 <w:szCs w:val="20"/>
               </w:rPr>
-              <w:t>Checks vm.recentTask for any running task whose descriptionId contains snapshot, backup, clone, migrate, or relocate.</w:t>
+              <w:t xml:space="preserve">Checks </w:t>
+            </w:r>
+            <w:proofErr w:type="spellStart"/>
+            <w:proofErr w:type="gramStart"/>
+            <w:r>
+              <w:rPr>
+                <w:sz w:val="20"/>
+                <w:szCs w:val="20"/>
+              </w:rPr>
+              <w:t>vm.recentTask</w:t>
+            </w:r>
+            <w:proofErr w:type="spellEnd"/>
+            <w:proofErr w:type="gramEnd"/>
+            <w:r>
+              <w:rPr>
+                <w:sz w:val="20"/>
+                <w:szCs w:val="20"/>
+              </w:rPr>
+              <w:t xml:space="preserve"> for any running task whose </w:t>
+            </w:r>
+            <w:proofErr w:type="spellStart"/>
+            <w:r>
+              <w:rPr>
+                <w:sz w:val="20"/>
+                <w:szCs w:val="20"/>
+              </w:rPr>
+              <w:t>descriptionId</w:t>
+            </w:r>
+            <w:proofErr w:type="spellEnd"/>
+            <w:r>
+              <w:rPr>
+                <w:sz w:val="20"/>
+                <w:szCs w:val="20"/>
+              </w:rPr>
+              <w:t xml:space="preserve"> contains snapshot, backup, clone, migrate, or relocate.</w:t>
             </w:r>
           </w:p>
         </w:tc>
       </w:tr>
       <w:tr>
-        <w:tblPrEx>
-          <w:tblCellMar>
-            <w:top w:w="0" w:type="dxa"/>
-            <w:bottom w:w="0" w:type="dxa"/>
-          </w:tblCellMar>
-        </w:tblPrEx>
         <w:tc>
           <w:tcPr>
             <w:tcW w:w="2400" w:type="dxa"/>
             <w:tcBorders>
-              <w:top w:val="single" w:color="BFBFBF" w:themeColor="background1" w:themeShade="BF" w:sz="4" w:space="0"/>
-              <w:left w:val="single" w:color="BFBFBF" w:themeColor="background1" w:themeShade="BF" w:sz="4" w:space="0"/>
-              <w:bottom w:val="single" w:color="BFBFBF" w:themeColor="background1" w:themeShade="BF" w:sz="4" w:space="0"/>
-              <w:right w:val="single" w:color="BFBFBF" w:themeColor="background1" w:themeShade="BF" w:sz="4" w:space="0"/>
+              <w:top w:val="single" w:sz="4" w:space="0" w:color="BFBFBF" w:themeColor="background1" w:themeShade="BF"/>
+              <w:left w:val="single" w:sz="4" w:space="0" w:color="BFBFBF" w:themeColor="background1" w:themeShade="BF"/>
+              <w:bottom w:val="single" w:sz="4" w:space="0" w:color="BFBFBF" w:themeColor="background1" w:themeShade="BF"/>
+              <w:right w:val="single" w:sz="4" w:space="0" w:color="BFBFBF" w:themeColor="background1" w:themeShade="BF"/>
             </w:tcBorders>
             <w:shd w:val="clear" w:color="auto" w:fill="F2F2F2" w:themeFill="background1" w:themeFillShade="F2"/>
             <w:tcMar>
@@ -5603,6 +5786,7 @@
                 <w:sz w:val="20"/>
                 <w:szCs w:val="20"/>
               </w:rPr>
+              <w:lastRenderedPageBreak/>
               <w:t>Host is reachable</w:t>
             </w:r>
           </w:p>
@@ -5611,10 +5795,10 @@
           <w:tcPr>
             <w:tcW w:w="6960" w:type="dxa"/>
             <w:tcBorders>
-              <w:top w:val="single" w:color="BFBFBF" w:themeColor="background1" w:themeShade="BF" w:sz="4" w:space="0"/>
-              <w:left w:val="single" w:color="BFBFBF" w:themeColor="background1" w:themeShade="BF" w:sz="4" w:space="0"/>
-              <w:bottom w:val="single" w:color="BFBFBF" w:themeColor="background1" w:themeShade="BF" w:sz="4" w:space="0"/>
-              <w:right w:val="single" w:color="BFBFBF" w:themeColor="background1" w:themeShade="BF" w:sz="4" w:space="0"/>
+              <w:top w:val="single" w:sz="4" w:space="0" w:color="BFBFBF" w:themeColor="background1" w:themeShade="BF"/>
+              <w:left w:val="single" w:sz="4" w:space="0" w:color="BFBFBF" w:themeColor="background1" w:themeShade="BF"/>
+              <w:bottom w:val="single" w:sz="4" w:space="0" w:color="BFBFBF" w:themeColor="background1" w:themeShade="BF"/>
+              <w:right w:val="single" w:sz="4" w:space="0" w:color="BFBFBF" w:themeColor="background1" w:themeShade="BF"/>
             </w:tcBorders>
             <w:shd w:val="clear" w:color="auto" w:fill="F2F2F2" w:themeFill="background1" w:themeFillShade="F2"/>
             <w:tcMar>
@@ -5633,26 +5817,77 @@
                 <w:sz w:val="20"/>
                 <w:szCs w:val="20"/>
               </w:rPr>
-              <w:t>If vm.runtime.host.runtime.connectionState is disconnected or notResponding, the action skips to avoid data loss during a possible HA event.</w:t>
+              <w:t xml:space="preserve">If </w:t>
+            </w:r>
+            <w:proofErr w:type="spellStart"/>
+            <w:proofErr w:type="gramStart"/>
+            <w:r>
+              <w:rPr>
+                <w:sz w:val="20"/>
+                <w:szCs w:val="20"/>
+              </w:rPr>
+              <w:t>vm.runtime</w:t>
+            </w:r>
+            <w:proofErr w:type="gramEnd"/>
+            <w:r>
+              <w:rPr>
+                <w:sz w:val="20"/>
+                <w:szCs w:val="20"/>
+              </w:rPr>
+              <w:t>.</w:t>
+            </w:r>
+            <w:proofErr w:type="gramStart"/>
+            <w:r>
+              <w:rPr>
+                <w:sz w:val="20"/>
+                <w:szCs w:val="20"/>
+              </w:rPr>
+              <w:t>host.runtime</w:t>
+            </w:r>
+            <w:proofErr w:type="gramEnd"/>
+            <w:r>
+              <w:rPr>
+                <w:sz w:val="20"/>
+                <w:szCs w:val="20"/>
+              </w:rPr>
+              <w:t>.connectionState</w:t>
+            </w:r>
+            <w:proofErr w:type="spellEnd"/>
+            <w:r>
+              <w:rPr>
+                <w:sz w:val="20"/>
+                <w:szCs w:val="20"/>
+              </w:rPr>
+              <w:t xml:space="preserve"> is disconnected or </w:t>
+            </w:r>
+            <w:proofErr w:type="spellStart"/>
+            <w:r>
+              <w:rPr>
+                <w:sz w:val="20"/>
+                <w:szCs w:val="20"/>
+              </w:rPr>
+              <w:t>notResponding</w:t>
+            </w:r>
+            <w:proofErr w:type="spellEnd"/>
+            <w:r>
+              <w:rPr>
+                <w:sz w:val="20"/>
+                <w:szCs w:val="20"/>
+              </w:rPr>
+              <w:t>, the action skips to avoid data loss during a possible HA event.</w:t>
             </w:r>
           </w:p>
         </w:tc>
       </w:tr>
       <w:tr>
-        <w:tblPrEx>
-          <w:tblCellMar>
-            <w:top w:w="0" w:type="dxa"/>
-            <w:bottom w:w="0" w:type="dxa"/>
-          </w:tblCellMar>
-        </w:tblPrEx>
         <w:tc>
           <w:tcPr>
             <w:tcW w:w="2400" w:type="dxa"/>
             <w:tcBorders>
-              <w:top w:val="single" w:color="BFBFBF" w:themeColor="background1" w:themeShade="BF" w:sz="4" w:space="0"/>
-              <w:left w:val="single" w:color="BFBFBF" w:themeColor="background1" w:themeShade="BF" w:sz="4" w:space="0"/>
-              <w:bottom w:val="single" w:color="BFBFBF" w:themeColor="background1" w:themeShade="BF" w:sz="4" w:space="0"/>
-              <w:right w:val="single" w:color="BFBFBF" w:themeColor="background1" w:themeShade="BF" w:sz="4" w:space="0"/>
+              <w:top w:val="single" w:sz="4" w:space="0" w:color="BFBFBF" w:themeColor="background1" w:themeShade="BF"/>
+              <w:left w:val="single" w:sz="4" w:space="0" w:color="BFBFBF" w:themeColor="background1" w:themeShade="BF"/>
+              <w:bottom w:val="single" w:sz="4" w:space="0" w:color="BFBFBF" w:themeColor="background1" w:themeShade="BF"/>
+              <w:right w:val="single" w:sz="4" w:space="0" w:color="BFBFBF" w:themeColor="background1" w:themeShade="BF"/>
             </w:tcBorders>
             <w:shd w:val="clear" w:color="auto" w:fill="FFFFFF" w:themeFill="background1"/>
             <w:tcMar>
@@ -5679,10 +5914,10 @@
           <w:tcPr>
             <w:tcW w:w="6960" w:type="dxa"/>
             <w:tcBorders>
-              <w:top w:val="single" w:color="BFBFBF" w:themeColor="background1" w:themeShade="BF" w:sz="4" w:space="0"/>
-              <w:left w:val="single" w:color="BFBFBF" w:themeColor="background1" w:themeShade="BF" w:sz="4" w:space="0"/>
-              <w:bottom w:val="single" w:color="BFBFBF" w:themeColor="background1" w:themeShade="BF" w:sz="4" w:space="0"/>
-              <w:right w:val="single" w:color="BFBFBF" w:themeColor="background1" w:themeShade="BF" w:sz="4" w:space="0"/>
+              <w:top w:val="single" w:sz="4" w:space="0" w:color="BFBFBF" w:themeColor="background1" w:themeShade="BF"/>
+              <w:left w:val="single" w:sz="4" w:space="0" w:color="BFBFBF" w:themeColor="background1" w:themeShade="BF"/>
+              <w:bottom w:val="single" w:sz="4" w:space="0" w:color="BFBFBF" w:themeColor="background1" w:themeShade="BF"/>
+              <w:right w:val="single" w:sz="4" w:space="0" w:color="BFBFBF" w:themeColor="background1" w:themeShade="BF"/>
             </w:tcBorders>
             <w:shd w:val="clear" w:color="auto" w:fill="FFFFFF" w:themeFill="background1"/>
             <w:tcMar>
@@ -5701,7 +5936,87 @@
                 <w:sz w:val="20"/>
                 <w:szCs w:val="20"/>
               </w:rPr>
-              <w:t>Primary lookup by MoRef. If the MoRef is stale (vCenter sometimes reorganises chains during consolidation), falls back to matching on snapshot name and createTime within a 60-second tolerance.</w:t>
+              <w:t xml:space="preserve">Primary lookup by </w:t>
+            </w:r>
+            <w:proofErr w:type="spellStart"/>
+            <w:r>
+              <w:rPr>
+                <w:sz w:val="20"/>
+                <w:szCs w:val="20"/>
+              </w:rPr>
+              <w:t>MoRef</w:t>
+            </w:r>
+            <w:proofErr w:type="spellEnd"/>
+            <w:r>
+              <w:rPr>
+                <w:sz w:val="20"/>
+                <w:szCs w:val="20"/>
+              </w:rPr>
+              <w:t xml:space="preserve">. If the </w:t>
+            </w:r>
+            <w:proofErr w:type="spellStart"/>
+            <w:r>
+              <w:rPr>
+                <w:sz w:val="20"/>
+                <w:szCs w:val="20"/>
+              </w:rPr>
+              <w:t>MoRef</w:t>
+            </w:r>
+            <w:proofErr w:type="spellEnd"/>
+            <w:r>
+              <w:rPr>
+                <w:sz w:val="20"/>
+                <w:szCs w:val="20"/>
+              </w:rPr>
+              <w:t xml:space="preserve"> is stale (vCenter sometimes </w:t>
+            </w:r>
+            <w:proofErr w:type="spellStart"/>
+            <w:r>
+              <w:rPr>
+                <w:sz w:val="20"/>
+                <w:szCs w:val="20"/>
+              </w:rPr>
+              <w:t>reorganises</w:t>
+            </w:r>
+            <w:proofErr w:type="spellEnd"/>
+            <w:r>
+              <w:rPr>
+                <w:sz w:val="20"/>
+                <w:szCs w:val="20"/>
+              </w:rPr>
+              <w:t xml:space="preserve"> chains during consolidation), </w:t>
+            </w:r>
+            <w:proofErr w:type="gramStart"/>
+            <w:r>
+              <w:rPr>
+                <w:sz w:val="20"/>
+                <w:szCs w:val="20"/>
+              </w:rPr>
+              <w:t>falls</w:t>
+            </w:r>
+            <w:proofErr w:type="gramEnd"/>
+            <w:r>
+              <w:rPr>
+                <w:sz w:val="20"/>
+                <w:szCs w:val="20"/>
+              </w:rPr>
+              <w:t xml:space="preserve"> back to matching on snapshot name and </w:t>
+            </w:r>
+            <w:proofErr w:type="spellStart"/>
+            <w:r>
+              <w:rPr>
+                <w:sz w:val="20"/>
+                <w:szCs w:val="20"/>
+              </w:rPr>
+              <w:t>createTime</w:t>
+            </w:r>
+            <w:proofErr w:type="spellEnd"/>
+            <w:r>
+              <w:rPr>
+                <w:sz w:val="20"/>
+                <w:szCs w:val="20"/>
+              </w:rPr>
+              <w:t xml:space="preserve"> within a 60-second tolerance.</w:t>
             </w:r>
           </w:p>
         </w:tc>
@@ -5758,7 +6073,7 @@
       </w:r>
       <w:r>
         <w:rPr>
-          <w:rFonts w:ascii="Consolas" w:hAnsi="Consolas" w:eastAsia="Consolas" w:cs="Consolas"/>
+          <w:rFonts w:ascii="Consolas" w:eastAsia="Consolas" w:hAnsi="Consolas" w:cs="Consolas"/>
         </w:rPr>
         <w:t>[SNAPSHOT-CLEANUP]</w:t>
       </w:r>
@@ -5779,7 +6094,39 @@
         <w:spacing w:after="120"/>
       </w:pPr>
       <w:r>
-        <w:t>Every log entry written to the runLog accumulator carries the runId. The final result block (RESULT marker) prints the runId in its header, so any line in the log can be traced back to the originating run.</w:t>
+        <w:t xml:space="preserve">Every log entry written to the </w:t>
+      </w:r>
+      <w:proofErr w:type="spellStart"/>
+      <w:r>
+        <w:t>runLog</w:t>
+      </w:r>
+      <w:proofErr w:type="spellEnd"/>
+      <w:r>
+        <w:t xml:space="preserve"> accumulator carries the </w:t>
+      </w:r>
+      <w:proofErr w:type="spellStart"/>
+      <w:r>
+        <w:t>runId</w:t>
+      </w:r>
+      <w:proofErr w:type="spellEnd"/>
+      <w:r>
+        <w:t xml:space="preserve">. </w:t>
+      </w:r>
+      <w:proofErr w:type="gramStart"/>
+      <w:r>
+        <w:t>The final result</w:t>
+      </w:r>
+      <w:proofErr w:type="gramEnd"/>
+      <w:r>
+        <w:t xml:space="preserve"> block (RESULT marker) prints the </w:t>
+      </w:r>
+      <w:proofErr w:type="spellStart"/>
+      <w:r>
+        <w:t>runId</w:t>
+      </w:r>
+      <w:proofErr w:type="spellEnd"/>
+      <w:r>
+        <w:t xml:space="preserve"> in its header, so any line in the log can be traced back to the originating run.</w:t>
       </w:r>
     </w:p>
     <w:p>
@@ -5795,7 +6142,15 @@
         <w:spacing w:after="120"/>
       </w:pPr>
       <w:r>
-        <w:t>ST-09 writes runSummaryJson to a workflow output attribute. This is a machine-readable summary suitable for downstream automation:</w:t>
+        <w:t xml:space="preserve">ST-09 writes </w:t>
+      </w:r>
+      <w:proofErr w:type="spellStart"/>
+      <w:r>
+        <w:t>runSummaryJson</w:t>
+      </w:r>
+      <w:proofErr w:type="spellEnd"/>
+      <w:r>
+        <w:t xml:space="preserve"> to a workflow output attribute. This is a machine-readable summary suitable for downstream automation:</w:t>
       </w:r>
     </w:p>
     <w:p>
@@ -5815,7 +6170,15 @@
         <w:spacing w:before="0" w:after="0"/>
       </w:pPr>
       <w:r>
-        <w:t xml:space="preserve">  "runId": "SCR-2026-04-22T03-00-00",</w:t>
+        <w:t xml:space="preserve">  "</w:t>
+      </w:r>
+      <w:proofErr w:type="spellStart"/>
+      <w:r>
+        <w:t>runId</w:t>
+      </w:r>
+      <w:proofErr w:type="spellEnd"/>
+      <w:r>
+        <w:t>": "SCR-2026-04-22T03-00-00",</w:t>
       </w:r>
     </w:p>
     <w:p>
@@ -5825,7 +6188,15 @@
         <w:spacing w:before="0" w:after="0"/>
       </w:pPr>
       <w:r>
-        <w:t xml:space="preserve">  "completedAt": "2026-04-22T03:14:22.117Z",</w:t>
+        <w:t xml:space="preserve">  "</w:t>
+      </w:r>
+      <w:proofErr w:type="spellStart"/>
+      <w:r>
+        <w:t>completedAt</w:t>
+      </w:r>
+      <w:proofErr w:type="spellEnd"/>
+      <w:r>
+        <w:t>": "2026-04-22T03:14:22.117Z",</w:t>
       </w:r>
     </w:p>
     <w:p>
@@ -5845,7 +6216,15 @@
         <w:spacing w:before="0" w:after="0"/>
       </w:pPr>
       <w:r>
-        <w:t xml:space="preserve">  "dryRun": false,</w:t>
+        <w:t xml:space="preserve">  "</w:t>
+      </w:r>
+      <w:proofErr w:type="spellStart"/>
+      <w:r>
+        <w:t>dryRun</w:t>
+      </w:r>
+      <w:proofErr w:type="spellEnd"/>
+      <w:r>
+        <w:t>": false,</w:t>
       </w:r>
     </w:p>
     <w:p>
@@ -5855,7 +6234,15 @@
         <w:spacing w:before="0" w:after="0"/>
       </w:pPr>
       <w:r>
-        <w:t xml:space="preserve">  "lockReleased": true,</w:t>
+        <w:t xml:space="preserve">  "</w:t>
+      </w:r>
+      <w:proofErr w:type="spellStart"/>
+      <w:r>
+        <w:t>lockReleased</w:t>
+      </w:r>
+      <w:proofErr w:type="spellEnd"/>
+      <w:r>
+        <w:t>": true,</w:t>
       </w:r>
     </w:p>
     <w:p>
@@ -5865,8 +6252,13 @@
         <w:spacing w:before="0" w:after="0"/>
       </w:pPr>
       <w:r>
-        <w:t xml:space="preserve">  "filters": {</w:t>
-      </w:r>
+        <w:t xml:space="preserve">  "filters</w:t>
+      </w:r>
+      <w:proofErr w:type="gramStart"/>
+      <w:r>
+        <w:t>": {</w:t>
+      </w:r>
+      <w:proofErr w:type="gramEnd"/>
     </w:p>
     <w:p>
       <w:pPr>
@@ -5875,7 +6267,15 @@
         <w:spacing w:before="0" w:after="0"/>
       </w:pPr>
       <w:r>
-        <w:t xml:space="preserve">    "ageThresholdMinutes": 10080,</w:t>
+        <w:t xml:space="preserve">    "</w:t>
+      </w:r>
+      <w:proofErr w:type="spellStart"/>
+      <w:r>
+        <w:t>ageThresholdMinutes</w:t>
+      </w:r>
+      <w:proofErr w:type="spellEnd"/>
+      <w:r>
+        <w:t>": 10080,</w:t>
       </w:r>
     </w:p>
     <w:p>
@@ -5885,7 +6285,15 @@
         <w:spacing w:before="0" w:after="0"/>
       </w:pPr>
       <w:r>
-        <w:t xml:space="preserve">    "nameFilter": null,</w:t>
+        <w:t xml:space="preserve">    "</w:t>
+      </w:r>
+      <w:proofErr w:type="spellStart"/>
+      <w:r>
+        <w:t>nameFilter</w:t>
+      </w:r>
+      <w:proofErr w:type="spellEnd"/>
+      <w:r>
+        <w:t>": null,</w:t>
       </w:r>
     </w:p>
     <w:p>
@@ -5895,7 +6303,15 @@
         <w:spacing w:before="0" w:after="0"/>
       </w:pPr>
       <w:r>
-        <w:t xml:space="preserve">    "descIgnoreFilter": "BACKUP-DO-NOT-DELETE"</w:t>
+        <w:t xml:space="preserve">    "</w:t>
+      </w:r>
+      <w:proofErr w:type="spellStart"/>
+      <w:r>
+        <w:t>descIgnoreFilter</w:t>
+      </w:r>
+      <w:proofErr w:type="spellEnd"/>
+      <w:r>
+        <w:t>": "BACKUP-DO-NOT-DELETE"</w:t>
       </w:r>
     </w:p>
     <w:p>
@@ -5915,8 +6331,13 @@
         <w:spacing w:before="0" w:after="0"/>
       </w:pPr>
       <w:r>
-        <w:t xml:space="preserve">  "counts": {</w:t>
-      </w:r>
+        <w:t xml:space="preserve">  "counts</w:t>
+      </w:r>
+      <w:proofErr w:type="gramStart"/>
+      <w:r>
+        <w:t>": {</w:t>
+      </w:r>
+      <w:proofErr w:type="gramEnd"/>
     </w:p>
     <w:p>
       <w:pPr>
@@ -5925,7 +6346,15 @@
         <w:spacing w:before="0" w:after="0"/>
       </w:pPr>
       <w:r>
-        <w:t xml:space="preserve">    "deleted": 17, "dry_run": 0, "skipped": 2,</w:t>
+        <w:t xml:space="preserve">    "deleted": 17, "</w:t>
+      </w:r>
+      <w:proofErr w:type="spellStart"/>
+      <w:r>
+        <w:t>dry_run</w:t>
+      </w:r>
+      <w:proofErr w:type="spellEnd"/>
+      <w:r>
+        <w:t>": 0, "skipped": 2,</w:t>
       </w:r>
     </w:p>
     <w:p>
@@ -5935,7 +6364,15 @@
         <w:spacing w:before="0" w:after="0"/>
       </w:pPr>
       <w:r>
-        <w:t xml:space="preserve">    "deferred": 1, "errors": 0, "enumErrors": 0,</w:t>
+        <w:t xml:space="preserve">    "deferred": 1, "errors": 0, "</w:t>
+      </w:r>
+      <w:proofErr w:type="spellStart"/>
+      <w:r>
+        <w:t>enumErrors</w:t>
+      </w:r>
+      <w:proofErr w:type="spellEnd"/>
+      <w:r>
+        <w:t>": 0,</w:t>
       </w:r>
     </w:p>
     <w:p>
@@ -5965,7 +6402,15 @@
         <w:spacing w:before="0" w:after="0"/>
       </w:pPr>
       <w:r>
-        <w:t xml:space="preserve">  "vcenters": ["vc01.example.com", "vc02.example.com"],</w:t>
+        <w:t xml:space="preserve">  "</w:t>
+      </w:r>
+      <w:proofErr w:type="spellStart"/>
+      <w:r>
+        <w:t>vcenters</w:t>
+      </w:r>
+      <w:proofErr w:type="spellEnd"/>
+      <w:r>
+        <w:t>": ["vc01.example.com", "vc02.example.com"],</w:t>
       </w:r>
     </w:p>
     <w:p>
@@ -5975,7 +6420,15 @@
         <w:spacing w:before="0" w:after="0"/>
       </w:pPr>
       <w:r>
-        <w:t xml:space="preserve">  "datastoreCount": 14</w:t>
+        <w:t xml:space="preserve">  "</w:t>
+      </w:r>
+      <w:proofErr w:type="spellStart"/>
+      <w:r>
+        <w:t>datastoreCount</w:t>
+      </w:r>
+      <w:proofErr w:type="spellEnd"/>
+      <w:r>
+        <w:t>": 14</w:t>
       </w:r>
     </w:p>
     <w:p>
@@ -5993,6 +6446,7 @@
         <w:pStyle w:val="heading10"/>
       </w:pPr>
       <w:r>
+        <w:lastRenderedPageBreak/>
         <w:t>9. Known Issues and Technical Debt</w:t>
       </w:r>
     </w:p>
@@ -6001,12 +6455,12 @@
         <w:tblW w:w="9360" w:type="dxa"/>
         <w:tblInd w:w="-3" w:type="dxa"/>
         <w:tblBorders>
-          <w:top w:val="single" w:color="auto" w:sz="4" w:space="0"/>
-          <w:left w:val="single" w:color="auto" w:sz="4" w:space="0"/>
-          <w:bottom w:val="single" w:color="auto" w:sz="4" w:space="0"/>
-          <w:right w:val="single" w:color="auto" w:sz="4" w:space="0"/>
-          <w:insideH w:val="single" w:color="auto" w:sz="4" w:space="0"/>
-          <w:insideV w:val="single" w:color="auto" w:sz="4" w:space="0"/>
+          <w:top w:val="single" w:sz="4" w:space="0" w:color="auto"/>
+          <w:left w:val="single" w:sz="4" w:space="0" w:color="auto"/>
+          <w:bottom w:val="single" w:sz="4" w:space="0" w:color="auto"/>
+          <w:right w:val="single" w:sz="4" w:space="0" w:color="auto"/>
+          <w:insideH w:val="single" w:sz="4" w:space="0" w:color="auto"/>
+          <w:insideV w:val="single" w:sz="4" w:space="0" w:color="auto"/>
         </w:tblBorders>
         <w:tblCellMar>
           <w:left w:w="10" w:type="dxa"/>
@@ -6020,12 +6474,6 @@
         <w:gridCol w:w="6160"/>
       </w:tblGrid>
       <w:tr>
-        <w:tblPrEx>
-          <w:tblCellMar>
-            <w:top w:w="0" w:type="dxa"/>
-            <w:bottom w:w="0" w:type="dxa"/>
-          </w:tblCellMar>
-        </w:tblPrEx>
         <w:trPr>
           <w:tblHeader/>
         </w:trPr>
@@ -6033,10 +6481,10 @@
           <w:tcPr>
             <w:tcW w:w="800" w:type="dxa"/>
             <w:tcBorders>
-              <w:top w:val="single" w:color="BFBFBF" w:themeColor="background1" w:themeShade="BF" w:sz="4" w:space="0"/>
-              <w:left w:val="single" w:color="BFBFBF" w:themeColor="background1" w:themeShade="BF" w:sz="4" w:space="0"/>
-              <w:bottom w:val="single" w:color="BFBFBF" w:themeColor="background1" w:themeShade="BF" w:sz="4" w:space="0"/>
-              <w:right w:val="single" w:color="BFBFBF" w:themeColor="background1" w:themeShade="BF" w:sz="4" w:space="0"/>
+              <w:top w:val="single" w:sz="4" w:space="0" w:color="BFBFBF" w:themeColor="background1" w:themeShade="BF"/>
+              <w:left w:val="single" w:sz="4" w:space="0" w:color="BFBFBF" w:themeColor="background1" w:themeShade="BF"/>
+              <w:bottom w:val="single" w:sz="4" w:space="0" w:color="BFBFBF" w:themeColor="background1" w:themeShade="BF"/>
+              <w:right w:val="single" w:sz="4" w:space="0" w:color="BFBFBF" w:themeColor="background1" w:themeShade="BF"/>
             </w:tcBorders>
             <w:shd w:val="clear" w:color="auto" w:fill="1F3864" w:themeFill="accent1" w:themeFillShade="80"/>
             <w:tcMar>
@@ -6061,10 +6509,10 @@
           <w:tcPr>
             <w:tcW w:w="2400" w:type="dxa"/>
             <w:tcBorders>
-              <w:top w:val="single" w:color="BFBFBF" w:themeColor="background1" w:themeShade="BF" w:sz="4" w:space="0"/>
-              <w:left w:val="single" w:color="BFBFBF" w:themeColor="background1" w:themeShade="BF" w:sz="4" w:space="0"/>
-              <w:bottom w:val="single" w:color="BFBFBF" w:themeColor="background1" w:themeShade="BF" w:sz="4" w:space="0"/>
-              <w:right w:val="single" w:color="BFBFBF" w:themeColor="background1" w:themeShade="BF" w:sz="4" w:space="0"/>
+              <w:top w:val="single" w:sz="4" w:space="0" w:color="BFBFBF" w:themeColor="background1" w:themeShade="BF"/>
+              <w:left w:val="single" w:sz="4" w:space="0" w:color="BFBFBF" w:themeColor="background1" w:themeShade="BF"/>
+              <w:bottom w:val="single" w:sz="4" w:space="0" w:color="BFBFBF" w:themeColor="background1" w:themeShade="BF"/>
+              <w:right w:val="single" w:sz="4" w:space="0" w:color="BFBFBF" w:themeColor="background1" w:themeShade="BF"/>
             </w:tcBorders>
             <w:shd w:val="clear" w:color="auto" w:fill="1F3864" w:themeFill="accent1" w:themeFillShade="80"/>
             <w:tcMar>
@@ -6089,10 +6537,10 @@
           <w:tcPr>
             <w:tcW w:w="6160" w:type="dxa"/>
             <w:tcBorders>
-              <w:top w:val="single" w:color="BFBFBF" w:themeColor="background1" w:themeShade="BF" w:sz="4" w:space="0"/>
-              <w:left w:val="single" w:color="BFBFBF" w:themeColor="background1" w:themeShade="BF" w:sz="4" w:space="0"/>
-              <w:bottom w:val="single" w:color="BFBFBF" w:themeColor="background1" w:themeShade="BF" w:sz="4" w:space="0"/>
-              <w:right w:val="single" w:color="BFBFBF" w:themeColor="background1" w:themeShade="BF" w:sz="4" w:space="0"/>
+              <w:top w:val="single" w:sz="4" w:space="0" w:color="BFBFBF" w:themeColor="background1" w:themeShade="BF"/>
+              <w:left w:val="single" w:sz="4" w:space="0" w:color="BFBFBF" w:themeColor="background1" w:themeShade="BF"/>
+              <w:bottom w:val="single" w:sz="4" w:space="0" w:color="BFBFBF" w:themeColor="background1" w:themeShade="BF"/>
+              <w:right w:val="single" w:sz="4" w:space="0" w:color="BFBFBF" w:themeColor="background1" w:themeShade="BF"/>
             </w:tcBorders>
             <w:shd w:val="clear" w:color="auto" w:fill="1F3864" w:themeFill="accent1" w:themeFillShade="80"/>
             <w:tcMar>
@@ -6115,20 +6563,14 @@
         </w:tc>
       </w:tr>
       <w:tr>
-        <w:tblPrEx>
-          <w:tblCellMar>
-            <w:top w:w="0" w:type="dxa"/>
-            <w:bottom w:w="0" w:type="dxa"/>
-          </w:tblCellMar>
-        </w:tblPrEx>
         <w:tc>
           <w:tcPr>
             <w:tcW w:w="800" w:type="dxa"/>
             <w:tcBorders>
-              <w:top w:val="single" w:color="BFBFBF" w:themeColor="background1" w:themeShade="BF" w:sz="4" w:space="0"/>
-              <w:left w:val="single" w:color="BFBFBF" w:themeColor="background1" w:themeShade="BF" w:sz="4" w:space="0"/>
-              <w:bottom w:val="single" w:color="BFBFBF" w:themeColor="background1" w:themeShade="BF" w:sz="4" w:space="0"/>
-              <w:right w:val="single" w:color="BFBFBF" w:themeColor="background1" w:themeShade="BF" w:sz="4" w:space="0"/>
+              <w:top w:val="single" w:sz="4" w:space="0" w:color="BFBFBF" w:themeColor="background1" w:themeShade="BF"/>
+              <w:left w:val="single" w:sz="4" w:space="0" w:color="BFBFBF" w:themeColor="background1" w:themeShade="BF"/>
+              <w:bottom w:val="single" w:sz="4" w:space="0" w:color="BFBFBF" w:themeColor="background1" w:themeShade="BF"/>
+              <w:right w:val="single" w:sz="4" w:space="0" w:color="BFBFBF" w:themeColor="background1" w:themeShade="BF"/>
             </w:tcBorders>
             <w:shd w:val="clear" w:color="auto" w:fill="F2F2F2" w:themeFill="background1" w:themeFillShade="F2"/>
             <w:tcMar>
@@ -6166,10 +6608,10 @@
           <w:tcPr>
             <w:tcW w:w="2400" w:type="dxa"/>
             <w:tcBorders>
-              <w:top w:val="single" w:color="BFBFBF" w:themeColor="background1" w:themeShade="BF" w:sz="4" w:space="0"/>
-              <w:left w:val="single" w:color="BFBFBF" w:themeColor="background1" w:themeShade="BF" w:sz="4" w:space="0"/>
-              <w:bottom w:val="single" w:color="BFBFBF" w:themeColor="background1" w:themeShade="BF" w:sz="4" w:space="0"/>
-              <w:right w:val="single" w:color="BFBFBF" w:themeColor="background1" w:themeShade="BF" w:sz="4" w:space="0"/>
+              <w:top w:val="single" w:sz="4" w:space="0" w:color="BFBFBF" w:themeColor="background1" w:themeShade="BF"/>
+              <w:left w:val="single" w:sz="4" w:space="0" w:color="BFBFBF" w:themeColor="background1" w:themeShade="BF"/>
+              <w:bottom w:val="single" w:sz="4" w:space="0" w:color="BFBFBF" w:themeColor="background1" w:themeShade="BF"/>
+              <w:right w:val="single" w:sz="4" w:space="0" w:color="BFBFBF" w:themeColor="background1" w:themeShade="BF"/>
             </w:tcBorders>
             <w:shd w:val="clear" w:color="auto" w:fill="F2F2F2" w:themeFill="background1" w:themeFillShade="F2"/>
             <w:tcMar>
@@ -6183,12 +6625,21 @@
             <w:pPr>
               <w:spacing w:after="40"/>
             </w:pPr>
-            <w:r>
-              <w:rPr>
-                <w:sz w:val="20"/>
-                <w:szCs w:val="20"/>
-              </w:rPr>
-              <w:t>MoRef matching includes substring fallback</w:t>
+            <w:proofErr w:type="spellStart"/>
+            <w:r>
+              <w:rPr>
+                <w:sz w:val="20"/>
+                <w:szCs w:val="20"/>
+              </w:rPr>
+              <w:t>MoRef</w:t>
+            </w:r>
+            <w:proofErr w:type="spellEnd"/>
+            <w:r>
+              <w:rPr>
+                <w:sz w:val="20"/>
+                <w:szCs w:val="20"/>
+              </w:rPr>
+              <w:t xml:space="preserve"> matching includes substring fallback</w:t>
             </w:r>
           </w:p>
         </w:tc>
@@ -6196,10 +6647,10 @@
           <w:tcPr>
             <w:tcW w:w="6160" w:type="dxa"/>
             <w:tcBorders>
-              <w:top w:val="single" w:color="BFBFBF" w:themeColor="background1" w:themeShade="BF" w:sz="4" w:space="0"/>
-              <w:left w:val="single" w:color="BFBFBF" w:themeColor="background1" w:themeShade="BF" w:sz="4" w:space="0"/>
-              <w:bottom w:val="single" w:color="BFBFBF" w:themeColor="background1" w:themeShade="BF" w:sz="4" w:space="0"/>
-              <w:right w:val="single" w:color="BFBFBF" w:themeColor="background1" w:themeShade="BF" w:sz="4" w:space="0"/>
+              <w:top w:val="single" w:sz="4" w:space="0" w:color="BFBFBF" w:themeColor="background1" w:themeShade="BF"/>
+              <w:left w:val="single" w:sz="4" w:space="0" w:color="BFBFBF" w:themeColor="background1" w:themeShade="BF"/>
+              <w:bottom w:val="single" w:sz="4" w:space="0" w:color="BFBFBF" w:themeColor="background1" w:themeShade="BF"/>
+              <w:right w:val="single" w:sz="4" w:space="0" w:color="BFBFBF" w:themeColor="background1" w:themeShade="BF"/>
             </w:tcBorders>
             <w:shd w:val="clear" w:color="auto" w:fill="F2F2F2" w:themeFill="background1" w:themeFillShade="F2"/>
             <w:tcMar>
@@ -6215,22 +6666,21 @@
               <w:rPr>
                 <w:sz w:val="20"/>
                 <w:szCs w:val="20"/>
-                <w:lang w:val="en-US"/>
-              </w:rPr>
-            </w:pPr>
-            <w:r>
-              <w:rPr>
-                <w:sz w:val="20"/>
-                <w:szCs w:val="20"/>
-                <w:lang w:val="en-US"/>
+              </w:rPr>
+            </w:pPr>
+            <w:proofErr w:type="spellStart"/>
+            <w:r>
+              <w:rPr>
+                <w:sz w:val="20"/>
+                <w:szCs w:val="20"/>
               </w:rPr>
               <w:t>findSnapshot</w:t>
             </w:r>
-            <w:r>
-              <w:rPr>
-                <w:sz w:val="20"/>
-                <w:szCs w:val="20"/>
-                <w:lang w:val="en-US"/>
+            <w:proofErr w:type="spellEnd"/>
+            <w:r>
+              <w:rPr>
+                <w:sz w:val="20"/>
+                <w:szCs w:val="20"/>
               </w:rPr>
               <w:t xml:space="preserve"> in </w:t>
             </w:r>
@@ -6238,23 +6688,22 @@
               <w:rPr>
                 <w:sz w:val="20"/>
                 <w:szCs w:val="20"/>
-                <w:lang w:val="en-US"/>
               </w:rPr>
               <w:t>_</w:t>
             </w:r>
-            <w:r>
-              <w:rPr>
-                <w:sz w:val="20"/>
-                <w:szCs w:val="20"/>
-                <w:lang w:val="en-US"/>
+            <w:proofErr w:type="spellStart"/>
+            <w:r>
+              <w:rPr>
+                <w:sz w:val="20"/>
+                <w:szCs w:val="20"/>
               </w:rPr>
               <w:t>deleteSnapshot</w:t>
             </w:r>
-            <w:r>
-              <w:rPr>
-                <w:sz w:val="20"/>
-                <w:szCs w:val="20"/>
-                <w:lang w:val="en-US"/>
+            <w:proofErr w:type="spellEnd"/>
+            <w:r>
+              <w:rPr>
+                <w:sz w:val="20"/>
+                <w:szCs w:val="20"/>
               </w:rPr>
               <w:t xml:space="preserve"> action</w:t>
             </w:r>
@@ -6262,7 +6711,50 @@
               <w:rPr>
                 <w:sz w:val="20"/>
                 <w:szCs w:val="20"/>
-                <w:lang w:val="en-US"/>
+              </w:rPr>
+              <w:t xml:space="preserve"> attempts several </w:t>
+            </w:r>
+            <w:proofErr w:type="spellStart"/>
+            <w:r>
+              <w:rPr>
+                <w:sz w:val="20"/>
+                <w:szCs w:val="20"/>
+              </w:rPr>
+              <w:t>MoRef</w:t>
+            </w:r>
+            <w:proofErr w:type="spellEnd"/>
+            <w:r>
+              <w:rPr>
+                <w:sz w:val="20"/>
+                <w:szCs w:val="20"/>
+              </w:rPr>
+              <w:t xml:space="preserve"> coercions (string equality, then dash-suffix matching) to handle Polyglot seriali</w:t>
+            </w:r>
+            <w:r>
+              <w:rPr>
+                <w:sz w:val="20"/>
+                <w:szCs w:val="20"/>
+              </w:rPr>
+              <w:t xml:space="preserve">zation </w:t>
+            </w:r>
+            <w:r>
+              <w:rPr>
+                <w:sz w:val="20"/>
+                <w:szCs w:val="20"/>
+              </w:rPr>
+              <w:t xml:space="preserve">differences. This is a workaround for a </w:t>
+            </w:r>
+            <w:r>
+              <w:rPr>
+                <w:sz w:val="20"/>
+                <w:szCs w:val="20"/>
+              </w:rPr>
+              <w:t>VCF Orchestrator</w:t>
+            </w:r>
+            <w:r>
+              <w:rPr>
+                <w:sz w:val="20"/>
+                <w:szCs w:val="20"/>
               </w:rPr>
               <w:t xml:space="preserve"> </w:t>
             </w:r>
@@ -6270,95 +6762,29 @@
               <w:rPr>
                 <w:sz w:val="20"/>
                 <w:szCs w:val="20"/>
-                <w:lang w:val="en-US"/>
-              </w:rPr>
-              <w:t>attempts</w:t>
-            </w:r>
-            <w:r>
-              <w:rPr>
-                <w:sz w:val="20"/>
-                <w:szCs w:val="20"/>
-                <w:lang w:val="en-US"/>
-              </w:rPr>
-              <w:t xml:space="preserve"> several </w:t>
-            </w:r>
-            <w:r>
-              <w:rPr>
-                <w:sz w:val="20"/>
-                <w:szCs w:val="20"/>
-                <w:lang w:val="en-US"/>
-              </w:rPr>
-              <w:t>MoRef</w:t>
-            </w:r>
-            <w:r>
-              <w:rPr>
-                <w:sz w:val="20"/>
-                <w:szCs w:val="20"/>
-                <w:lang w:val="en-US"/>
-              </w:rPr>
-              <w:t xml:space="preserve"> coercions (string equality, then dash-suffix matching) to handle Polyglot seriali</w:t>
-            </w:r>
-            <w:r>
-              <w:rPr>
-                <w:sz w:val="20"/>
-                <w:szCs w:val="20"/>
-                <w:lang w:val="en-US"/>
-              </w:rPr>
-              <w:t xml:space="preserve">zation </w:t>
-            </w:r>
-            <w:r>
-              <w:rPr>
-                <w:sz w:val="20"/>
-                <w:szCs w:val="20"/>
-                <w:lang w:val="en-US"/>
-              </w:rPr>
-              <w:t xml:space="preserve">differences. This is a workaround for a </w:t>
-            </w:r>
-            <w:r>
-              <w:rPr>
-                <w:sz w:val="20"/>
-                <w:szCs w:val="20"/>
-                <w:lang w:val="en-US"/>
-              </w:rPr>
-              <w:t>VCF Orchestrator</w:t>
-            </w:r>
-            <w:r>
-              <w:rPr>
-                <w:sz w:val="20"/>
-                <w:szCs w:val="20"/>
-                <w:lang w:val="en-US"/>
+              </w:rPr>
+              <w:t>9.02</w:t>
+            </w:r>
+            <w:r>
+              <w:rPr>
+                <w:sz w:val="20"/>
+                <w:szCs w:val="20"/>
               </w:rPr>
               <w:t xml:space="preserve"> </w:t>
             </w:r>
-            <w:r>
-              <w:rPr>
-                <w:sz w:val="20"/>
-                <w:szCs w:val="20"/>
-                <w:lang w:val="en-US"/>
-              </w:rPr>
-              <w:t>9.02</w:t>
-            </w:r>
-            <w:r>
-              <w:rPr>
-                <w:sz w:val="20"/>
-                <w:szCs w:val="20"/>
-                <w:lang w:val="en-US"/>
-              </w:rPr>
-              <w:t xml:space="preserve"> </w:t>
-            </w:r>
-            <w:r>
-              <w:rPr>
-                <w:sz w:val="20"/>
-                <w:szCs w:val="20"/>
-                <w:lang w:val="en-US"/>
+            <w:proofErr w:type="spellStart"/>
+            <w:r>
+              <w:rPr>
+                <w:sz w:val="20"/>
+                <w:szCs w:val="20"/>
               </w:rPr>
               <w:t>behavioand</w:t>
             </w:r>
-            <w:r>
-              <w:rPr>
-                <w:sz w:val="20"/>
-                <w:szCs w:val="20"/>
-                <w:lang w:val="en-US"/>
+            <w:proofErr w:type="spellEnd"/>
+            <w:r>
+              <w:rPr>
+                <w:sz w:val="20"/>
+                <w:szCs w:val="20"/>
               </w:rPr>
               <w:t xml:space="preserve"> should be revisited if the runtime is upgraded.</w:t>
             </w:r>
@@ -6387,12 +6813,12 @@
         <w:tblW w:w="9360" w:type="dxa"/>
         <w:tblInd w:w="-3" w:type="dxa"/>
         <w:tblBorders>
-          <w:top w:val="single" w:color="auto" w:sz="4" w:space="0"/>
-          <w:left w:val="single" w:color="auto" w:sz="4" w:space="0"/>
-          <w:bottom w:val="single" w:color="auto" w:sz="4" w:space="0"/>
-          <w:right w:val="single" w:color="auto" w:sz="4" w:space="0"/>
-          <w:insideH w:val="single" w:color="auto" w:sz="4" w:space="0"/>
-          <w:insideV w:val="single" w:color="auto" w:sz="4" w:space="0"/>
+          <w:top w:val="single" w:sz="4" w:space="0" w:color="auto"/>
+          <w:left w:val="single" w:sz="4" w:space="0" w:color="auto"/>
+          <w:bottom w:val="single" w:sz="4" w:space="0" w:color="auto"/>
+          <w:right w:val="single" w:sz="4" w:space="0" w:color="auto"/>
+          <w:insideH w:val="single" w:sz="4" w:space="0" w:color="auto"/>
+          <w:insideV w:val="single" w:sz="4" w:space="0" w:color="auto"/>
         </w:tblBorders>
         <w:tblCellMar>
           <w:left w:w="10" w:type="dxa"/>
@@ -6402,16 +6828,10 @@
       </w:tblPr>
       <w:tblGrid>
         <w:gridCol w:w="2863"/>
-        <w:gridCol w:w="1416"/>
-        <w:gridCol w:w="5081"/>
+        <w:gridCol w:w="1415"/>
+        <w:gridCol w:w="5082"/>
       </w:tblGrid>
       <w:tr>
-        <w:tblPrEx>
-          <w:tblCellMar>
-            <w:top w:w="0" w:type="dxa"/>
-            <w:bottom w:w="0" w:type="dxa"/>
-          </w:tblCellMar>
-        </w:tblPrEx>
         <w:trPr>
           <w:tblHeader/>
         </w:trPr>
@@ -6419,10 +6839,10 @@
           <w:tcPr>
             <w:tcW w:w="2400" w:type="dxa"/>
             <w:tcBorders>
-              <w:top w:val="single" w:color="BFBFBF" w:themeColor="background1" w:themeShade="BF" w:sz="4" w:space="0"/>
-              <w:left w:val="single" w:color="BFBFBF" w:themeColor="background1" w:themeShade="BF" w:sz="4" w:space="0"/>
-              <w:bottom w:val="single" w:color="BFBFBF" w:themeColor="background1" w:themeShade="BF" w:sz="4" w:space="0"/>
-              <w:right w:val="single" w:color="BFBFBF" w:themeColor="background1" w:themeShade="BF" w:sz="4" w:space="0"/>
+              <w:top w:val="single" w:sz="4" w:space="0" w:color="BFBFBF" w:themeColor="background1" w:themeShade="BF"/>
+              <w:left w:val="single" w:sz="4" w:space="0" w:color="BFBFBF" w:themeColor="background1" w:themeShade="BF"/>
+              <w:bottom w:val="single" w:sz="4" w:space="0" w:color="BFBFBF" w:themeColor="background1" w:themeShade="BF"/>
+              <w:right w:val="single" w:sz="4" w:space="0" w:color="BFBFBF" w:themeColor="background1" w:themeShade="BF"/>
             </w:tcBorders>
             <w:shd w:val="clear" w:color="auto" w:fill="1F3864" w:themeFill="accent1" w:themeFillShade="80"/>
             <w:tcMar>
@@ -6447,10 +6867,10 @@
           <w:tcPr>
             <w:tcW w:w="1500" w:type="dxa"/>
             <w:tcBorders>
-              <w:top w:val="single" w:color="BFBFBF" w:themeColor="background1" w:themeShade="BF" w:sz="4" w:space="0"/>
-              <w:left w:val="single" w:color="BFBFBF" w:themeColor="background1" w:themeShade="BF" w:sz="4" w:space="0"/>
-              <w:bottom w:val="single" w:color="BFBFBF" w:themeColor="background1" w:themeShade="BF" w:sz="4" w:space="0"/>
-              <w:right w:val="single" w:color="BFBFBF" w:themeColor="background1" w:themeShade="BF" w:sz="4" w:space="0"/>
+              <w:top w:val="single" w:sz="4" w:space="0" w:color="BFBFBF" w:themeColor="background1" w:themeShade="BF"/>
+              <w:left w:val="single" w:sz="4" w:space="0" w:color="BFBFBF" w:themeColor="background1" w:themeShade="BF"/>
+              <w:bottom w:val="single" w:sz="4" w:space="0" w:color="BFBFBF" w:themeColor="background1" w:themeShade="BF"/>
+              <w:right w:val="single" w:sz="4" w:space="0" w:color="BFBFBF" w:themeColor="background1" w:themeShade="BF"/>
             </w:tcBorders>
             <w:shd w:val="clear" w:color="auto" w:fill="1F3864" w:themeFill="accent1" w:themeFillShade="80"/>
             <w:tcMar>
@@ -6475,10 +6895,10 @@
           <w:tcPr>
             <w:tcW w:w="5460" w:type="dxa"/>
             <w:tcBorders>
-              <w:top w:val="single" w:color="BFBFBF" w:themeColor="background1" w:themeShade="BF" w:sz="4" w:space="0"/>
-              <w:left w:val="single" w:color="BFBFBF" w:themeColor="background1" w:themeShade="BF" w:sz="4" w:space="0"/>
-              <w:bottom w:val="single" w:color="BFBFBF" w:themeColor="background1" w:themeShade="BF" w:sz="4" w:space="0"/>
-              <w:right w:val="single" w:color="BFBFBF" w:themeColor="background1" w:themeShade="BF" w:sz="4" w:space="0"/>
+              <w:top w:val="single" w:sz="4" w:space="0" w:color="BFBFBF" w:themeColor="background1" w:themeShade="BF"/>
+              <w:left w:val="single" w:sz="4" w:space="0" w:color="BFBFBF" w:themeColor="background1" w:themeShade="BF"/>
+              <w:bottom w:val="single" w:sz="4" w:space="0" w:color="BFBFBF" w:themeColor="background1" w:themeShade="BF"/>
+              <w:right w:val="single" w:sz="4" w:space="0" w:color="BFBFBF" w:themeColor="background1" w:themeShade="BF"/>
             </w:tcBorders>
             <w:shd w:val="clear" w:color="auto" w:fill="1F3864" w:themeFill="accent1" w:themeFillShade="80"/>
             <w:tcMar>
@@ -6501,20 +6921,14 @@
         </w:tc>
       </w:tr>
       <w:tr>
-        <w:tblPrEx>
-          <w:tblCellMar>
-            <w:top w:w="0" w:type="dxa"/>
-            <w:bottom w:w="0" w:type="dxa"/>
-          </w:tblCellMar>
-        </w:tblPrEx>
         <w:tc>
           <w:tcPr>
             <w:tcW w:w="2400" w:type="dxa"/>
             <w:tcBorders>
-              <w:top w:val="single" w:color="BFBFBF" w:themeColor="background1" w:themeShade="BF" w:sz="4" w:space="0"/>
-              <w:left w:val="single" w:color="BFBFBF" w:themeColor="background1" w:themeShade="BF" w:sz="4" w:space="0"/>
-              <w:bottom w:val="single" w:color="BFBFBF" w:themeColor="background1" w:themeShade="BF" w:sz="4" w:space="0"/>
-              <w:right w:val="single" w:color="BFBFBF" w:themeColor="background1" w:themeShade="BF" w:sz="4" w:space="0"/>
+              <w:top w:val="single" w:sz="4" w:space="0" w:color="BFBFBF" w:themeColor="background1" w:themeShade="BF"/>
+              <w:left w:val="single" w:sz="4" w:space="0" w:color="BFBFBF" w:themeColor="background1" w:themeShade="BF"/>
+              <w:bottom w:val="single" w:sz="4" w:space="0" w:color="BFBFBF" w:themeColor="background1" w:themeShade="BF"/>
+              <w:right w:val="single" w:sz="4" w:space="0" w:color="BFBFBF" w:themeColor="background1" w:themeShade="BF"/>
             </w:tcBorders>
             <w:shd w:val="clear" w:color="auto" w:fill="FFFFFF" w:themeFill="background1"/>
             <w:tcMar>
@@ -6541,10 +6955,10 @@
           <w:tcPr>
             <w:tcW w:w="1500" w:type="dxa"/>
             <w:tcBorders>
-              <w:top w:val="single" w:color="BFBFBF" w:themeColor="background1" w:themeShade="BF" w:sz="4" w:space="0"/>
-              <w:left w:val="single" w:color="BFBFBF" w:themeColor="background1" w:themeShade="BF" w:sz="4" w:space="0"/>
-              <w:bottom w:val="single" w:color="BFBFBF" w:themeColor="background1" w:themeShade="BF" w:sz="4" w:space="0"/>
-              <w:right w:val="single" w:color="BFBFBF" w:themeColor="background1" w:themeShade="BF" w:sz="4" w:space="0"/>
+              <w:top w:val="single" w:sz="4" w:space="0" w:color="BFBFBF" w:themeColor="background1" w:themeShade="BF"/>
+              <w:left w:val="single" w:sz="4" w:space="0" w:color="BFBFBF" w:themeColor="background1" w:themeShade="BF"/>
+              <w:bottom w:val="single" w:sz="4" w:space="0" w:color="BFBFBF" w:themeColor="background1" w:themeShade="BF"/>
+              <w:right w:val="single" w:sz="4" w:space="0" w:color="BFBFBF" w:themeColor="background1" w:themeShade="BF"/>
             </w:tcBorders>
             <w:shd w:val="clear" w:color="auto" w:fill="FFFFFF" w:themeFill="background1"/>
             <w:tcMar>
@@ -6563,7 +6977,7 @@
                 <w:sz w:val="20"/>
                 <w:szCs w:val="20"/>
               </w:rPr>
-              <w:t>ST-09</w:t>
+              <w:t>ST-08</w:t>
             </w:r>
           </w:p>
         </w:tc>
@@ -6571,10 +6985,10 @@
           <w:tcPr>
             <w:tcW w:w="5460" w:type="dxa"/>
             <w:tcBorders>
-              <w:top w:val="single" w:color="BFBFBF" w:themeColor="background1" w:themeShade="BF" w:sz="4" w:space="0"/>
-              <w:left w:val="single" w:color="BFBFBF" w:themeColor="background1" w:themeShade="BF" w:sz="4" w:space="0"/>
-              <w:bottom w:val="single" w:color="BFBFBF" w:themeColor="background1" w:themeShade="BF" w:sz="4" w:space="0"/>
-              <w:right w:val="single" w:color="BFBFBF" w:themeColor="background1" w:themeShade="BF" w:sz="4" w:space="0"/>
+              <w:top w:val="single" w:sz="4" w:space="0" w:color="BFBFBF" w:themeColor="background1" w:themeShade="BF"/>
+              <w:left w:val="single" w:sz="4" w:space="0" w:color="BFBFBF" w:themeColor="background1" w:themeShade="BF"/>
+              <w:bottom w:val="single" w:sz="4" w:space="0" w:color="BFBFBF" w:themeColor="background1" w:themeShade="BF"/>
+              <w:right w:val="single" w:sz="4" w:space="0" w:color="BFBFBF" w:themeColor="background1" w:themeShade="BF"/>
             </w:tcBorders>
             <w:shd w:val="clear" w:color="auto" w:fill="FFFFFF" w:themeFill="background1"/>
             <w:tcMar>
@@ -6599,20 +7013,14 @@
         </w:tc>
       </w:tr>
       <w:tr>
-        <w:tblPrEx>
-          <w:tblCellMar>
-            <w:top w:w="0" w:type="dxa"/>
-            <w:bottom w:w="0" w:type="dxa"/>
-          </w:tblCellMar>
-        </w:tblPrEx>
         <w:tc>
           <w:tcPr>
             <w:tcW w:w="2400" w:type="dxa"/>
             <w:tcBorders>
-              <w:top w:val="single" w:color="BFBFBF" w:themeColor="background1" w:themeShade="BF" w:sz="4" w:space="0"/>
-              <w:left w:val="single" w:color="BFBFBF" w:themeColor="background1" w:themeShade="BF" w:sz="4" w:space="0"/>
-              <w:bottom w:val="single" w:color="BFBFBF" w:themeColor="background1" w:themeShade="BF" w:sz="4" w:space="0"/>
-              <w:right w:val="single" w:color="BFBFBF" w:themeColor="background1" w:themeShade="BF" w:sz="4" w:space="0"/>
+              <w:top w:val="single" w:sz="4" w:space="0" w:color="BFBFBF" w:themeColor="background1" w:themeShade="BF"/>
+              <w:left w:val="single" w:sz="4" w:space="0" w:color="BFBFBF" w:themeColor="background1" w:themeShade="BF"/>
+              <w:bottom w:val="single" w:sz="4" w:space="0" w:color="BFBFBF" w:themeColor="background1" w:themeShade="BF"/>
+              <w:right w:val="single" w:sz="4" w:space="0" w:color="BFBFBF" w:themeColor="background1" w:themeShade="BF"/>
             </w:tcBorders>
             <w:shd w:val="clear" w:color="auto" w:fill="F2F2F2" w:themeFill="background1" w:themeFillShade="F2"/>
             <w:tcMar>
@@ -6639,10 +7047,10 @@
           <w:tcPr>
             <w:tcW w:w="1500" w:type="dxa"/>
             <w:tcBorders>
-              <w:top w:val="single" w:color="BFBFBF" w:themeColor="background1" w:themeShade="BF" w:sz="4" w:space="0"/>
-              <w:left w:val="single" w:color="BFBFBF" w:themeColor="background1" w:themeShade="BF" w:sz="4" w:space="0"/>
-              <w:bottom w:val="single" w:color="BFBFBF" w:themeColor="background1" w:themeShade="BF" w:sz="4" w:space="0"/>
-              <w:right w:val="single" w:color="BFBFBF" w:themeColor="background1" w:themeShade="BF" w:sz="4" w:space="0"/>
+              <w:top w:val="single" w:sz="4" w:space="0" w:color="BFBFBF" w:themeColor="background1" w:themeShade="BF"/>
+              <w:left w:val="single" w:sz="4" w:space="0" w:color="BFBFBF" w:themeColor="background1" w:themeShade="BF"/>
+              <w:bottom w:val="single" w:sz="4" w:space="0" w:color="BFBFBF" w:themeColor="background1" w:themeShade="BF"/>
+              <w:right w:val="single" w:sz="4" w:space="0" w:color="BFBFBF" w:themeColor="background1" w:themeShade="BF"/>
             </w:tcBorders>
             <w:shd w:val="clear" w:color="auto" w:fill="F2F2F2" w:themeFill="background1" w:themeFillShade="F2"/>
             <w:tcMar>
@@ -6661,7 +7069,7 @@
                 <w:sz w:val="20"/>
                 <w:szCs w:val="20"/>
               </w:rPr>
-              <w:t>ST-09</w:t>
+              <w:t>ST-08</w:t>
             </w:r>
           </w:p>
         </w:tc>
@@ -6669,10 +7077,10 @@
           <w:tcPr>
             <w:tcW w:w="5460" w:type="dxa"/>
             <w:tcBorders>
-              <w:top w:val="single" w:color="BFBFBF" w:themeColor="background1" w:themeShade="BF" w:sz="4" w:space="0"/>
-              <w:left w:val="single" w:color="BFBFBF" w:themeColor="background1" w:themeShade="BF" w:sz="4" w:space="0"/>
-              <w:bottom w:val="single" w:color="BFBFBF" w:themeColor="background1" w:themeShade="BF" w:sz="4" w:space="0"/>
-              <w:right w:val="single" w:color="BFBFBF" w:themeColor="background1" w:themeShade="BF" w:sz="4" w:space="0"/>
+              <w:top w:val="single" w:sz="4" w:space="0" w:color="BFBFBF" w:themeColor="background1" w:themeShade="BF"/>
+              <w:left w:val="single" w:sz="4" w:space="0" w:color="BFBFBF" w:themeColor="background1" w:themeShade="BF"/>
+              <w:bottom w:val="single" w:sz="4" w:space="0" w:color="BFBFBF" w:themeColor="background1" w:themeShade="BF"/>
+              <w:right w:val="single" w:sz="4" w:space="0" w:color="BFBFBF" w:themeColor="background1" w:themeShade="BF"/>
             </w:tcBorders>
             <w:shd w:val="clear" w:color="auto" w:fill="F2F2F2" w:themeFill="background1" w:themeFillShade="F2"/>
             <w:tcMar>
@@ -6697,20 +7105,14 @@
         </w:tc>
       </w:tr>
       <w:tr>
-        <w:tblPrEx>
-          <w:tblCellMar>
-            <w:top w:w="0" w:type="dxa"/>
-            <w:bottom w:w="0" w:type="dxa"/>
-          </w:tblCellMar>
-        </w:tblPrEx>
         <w:tc>
           <w:tcPr>
             <w:tcW w:w="2400" w:type="dxa"/>
             <w:tcBorders>
-              <w:top w:val="single" w:color="BFBFBF" w:themeColor="background1" w:themeShade="BF" w:sz="4" w:space="0"/>
-              <w:left w:val="single" w:color="BFBFBF" w:themeColor="background1" w:themeShade="BF" w:sz="4" w:space="0"/>
-              <w:bottom w:val="single" w:color="BFBFBF" w:themeColor="background1" w:themeShade="BF" w:sz="4" w:space="0"/>
-              <w:right w:val="single" w:color="BFBFBF" w:themeColor="background1" w:themeShade="BF" w:sz="4" w:space="0"/>
+              <w:top w:val="single" w:sz="4" w:space="0" w:color="BFBFBF" w:themeColor="background1" w:themeShade="BF"/>
+              <w:left w:val="single" w:sz="4" w:space="0" w:color="BFBFBF" w:themeColor="background1" w:themeShade="BF"/>
+              <w:bottom w:val="single" w:sz="4" w:space="0" w:color="BFBFBF" w:themeColor="background1" w:themeShade="BF"/>
+              <w:right w:val="single" w:sz="4" w:space="0" w:color="BFBFBF" w:themeColor="background1" w:themeShade="BF"/>
             </w:tcBorders>
             <w:shd w:val="clear" w:color="auto" w:fill="FFFFFF" w:themeFill="background1"/>
             <w:tcMar>
@@ -6737,10 +7139,10 @@
           <w:tcPr>
             <w:tcW w:w="1500" w:type="dxa"/>
             <w:tcBorders>
-              <w:top w:val="single" w:color="BFBFBF" w:themeColor="background1" w:themeShade="BF" w:sz="4" w:space="0"/>
-              <w:left w:val="single" w:color="BFBFBF" w:themeColor="background1" w:themeShade="BF" w:sz="4" w:space="0"/>
-              <w:bottom w:val="single" w:color="BFBFBF" w:themeColor="background1" w:themeShade="BF" w:sz="4" w:space="0"/>
-              <w:right w:val="single" w:color="BFBFBF" w:themeColor="background1" w:themeShade="BF" w:sz="4" w:space="0"/>
+              <w:top w:val="single" w:sz="4" w:space="0" w:color="BFBFBF" w:themeColor="background1" w:themeShade="BF"/>
+              <w:left w:val="single" w:sz="4" w:space="0" w:color="BFBFBF" w:themeColor="background1" w:themeShade="BF"/>
+              <w:bottom w:val="single" w:sz="4" w:space="0" w:color="BFBFBF" w:themeColor="background1" w:themeShade="BF"/>
+              <w:right w:val="single" w:sz="4" w:space="0" w:color="BFBFBF" w:themeColor="background1" w:themeShade="BF"/>
             </w:tcBorders>
             <w:shd w:val="clear" w:color="auto" w:fill="FFFFFF" w:themeFill="background1"/>
             <w:tcMar>
@@ -6759,7 +7161,7 @@
                 <w:sz w:val="20"/>
                 <w:szCs w:val="20"/>
               </w:rPr>
-              <w:t>ST-09</w:t>
+              <w:t>ST-08</w:t>
             </w:r>
           </w:p>
         </w:tc>
@@ -6767,10 +7169,10 @@
           <w:tcPr>
             <w:tcW w:w="5460" w:type="dxa"/>
             <w:tcBorders>
-              <w:top w:val="single" w:color="BFBFBF" w:themeColor="background1" w:themeShade="BF" w:sz="4" w:space="0"/>
-              <w:left w:val="single" w:color="BFBFBF" w:themeColor="background1" w:themeShade="BF" w:sz="4" w:space="0"/>
-              <w:bottom w:val="single" w:color="BFBFBF" w:themeColor="background1" w:themeShade="BF" w:sz="4" w:space="0"/>
-              <w:right w:val="single" w:color="BFBFBF" w:themeColor="background1" w:themeShade="BF" w:sz="4" w:space="0"/>
+              <w:top w:val="single" w:sz="4" w:space="0" w:color="BFBFBF" w:themeColor="background1" w:themeShade="BF"/>
+              <w:left w:val="single" w:sz="4" w:space="0" w:color="BFBFBF" w:themeColor="background1" w:themeShade="BF"/>
+              <w:bottom w:val="single" w:sz="4" w:space="0" w:color="BFBFBF" w:themeColor="background1" w:themeShade="BF"/>
+              <w:right w:val="single" w:sz="4" w:space="0" w:color="BFBFBF" w:themeColor="background1" w:themeShade="BF"/>
             </w:tcBorders>
             <w:shd w:val="clear" w:color="auto" w:fill="FFFFFF" w:themeFill="background1"/>
             <w:tcMar>
@@ -6795,20 +7197,14 @@
         </w:tc>
       </w:tr>
       <w:tr>
-        <w:tblPrEx>
-          <w:tblCellMar>
-            <w:top w:w="0" w:type="dxa"/>
-            <w:bottom w:w="0" w:type="dxa"/>
-          </w:tblCellMar>
-        </w:tblPrEx>
         <w:tc>
           <w:tcPr>
             <w:tcW w:w="2400" w:type="dxa"/>
             <w:tcBorders>
-              <w:top w:val="single" w:color="BFBFBF" w:themeColor="background1" w:themeShade="BF" w:sz="4" w:space="0"/>
-              <w:left w:val="single" w:color="BFBFBF" w:themeColor="background1" w:themeShade="BF" w:sz="4" w:space="0"/>
-              <w:bottom w:val="single" w:color="BFBFBF" w:themeColor="background1" w:themeShade="BF" w:sz="4" w:space="0"/>
-              <w:right w:val="single" w:color="BFBFBF" w:themeColor="background1" w:themeShade="BF" w:sz="4" w:space="0"/>
+              <w:top w:val="single" w:sz="4" w:space="0" w:color="BFBFBF" w:themeColor="background1" w:themeShade="BF"/>
+              <w:left w:val="single" w:sz="4" w:space="0" w:color="BFBFBF" w:themeColor="background1" w:themeShade="BF"/>
+              <w:bottom w:val="single" w:sz="4" w:space="0" w:color="BFBFBF" w:themeColor="background1" w:themeShade="BF"/>
+              <w:right w:val="single" w:sz="4" w:space="0" w:color="BFBFBF" w:themeColor="background1" w:themeShade="BF"/>
             </w:tcBorders>
             <w:shd w:val="clear" w:color="auto" w:fill="F2F2F2" w:themeFill="background1" w:themeFillShade="F2"/>
             <w:tcMar>
@@ -6835,10 +7231,10 @@
           <w:tcPr>
             <w:tcW w:w="1500" w:type="dxa"/>
             <w:tcBorders>
-              <w:top w:val="single" w:color="BFBFBF" w:themeColor="background1" w:themeShade="BF" w:sz="4" w:space="0"/>
-              <w:left w:val="single" w:color="BFBFBF" w:themeColor="background1" w:themeShade="BF" w:sz="4" w:space="0"/>
-              <w:bottom w:val="single" w:color="BFBFBF" w:themeColor="background1" w:themeShade="BF" w:sz="4" w:space="0"/>
-              <w:right w:val="single" w:color="BFBFBF" w:themeColor="background1" w:themeShade="BF" w:sz="4" w:space="0"/>
+              <w:top w:val="single" w:sz="4" w:space="0" w:color="BFBFBF" w:themeColor="background1" w:themeShade="BF"/>
+              <w:left w:val="single" w:sz="4" w:space="0" w:color="BFBFBF" w:themeColor="background1" w:themeShade="BF"/>
+              <w:bottom w:val="single" w:sz="4" w:space="0" w:color="BFBFBF" w:themeColor="background1" w:themeShade="BF"/>
+              <w:right w:val="single" w:sz="4" w:space="0" w:color="BFBFBF" w:themeColor="background1" w:themeShade="BF"/>
             </w:tcBorders>
             <w:shd w:val="clear" w:color="auto" w:fill="F2F2F2" w:themeFill="background1" w:themeFillShade="F2"/>
             <w:tcMar>
@@ -6857,7 +7253,7 @@
                 <w:sz w:val="20"/>
                 <w:szCs w:val="20"/>
               </w:rPr>
-              <w:t>ST-09</w:t>
+              <w:t>ST-08</w:t>
             </w:r>
           </w:p>
         </w:tc>
@@ -6865,10 +7261,10 @@
           <w:tcPr>
             <w:tcW w:w="5460" w:type="dxa"/>
             <w:tcBorders>
-              <w:top w:val="single" w:color="BFBFBF" w:themeColor="background1" w:themeShade="BF" w:sz="4" w:space="0"/>
-              <w:left w:val="single" w:color="BFBFBF" w:themeColor="background1" w:themeShade="BF" w:sz="4" w:space="0"/>
-              <w:bottom w:val="single" w:color="BFBFBF" w:themeColor="background1" w:themeShade="BF" w:sz="4" w:space="0"/>
-              <w:right w:val="single" w:color="BFBFBF" w:themeColor="background1" w:themeShade="BF" w:sz="4" w:space="0"/>
+              <w:top w:val="single" w:sz="4" w:space="0" w:color="BFBFBF" w:themeColor="background1" w:themeShade="BF"/>
+              <w:left w:val="single" w:sz="4" w:space="0" w:color="BFBFBF" w:themeColor="background1" w:themeShade="BF"/>
+              <w:bottom w:val="single" w:sz="4" w:space="0" w:color="BFBFBF" w:themeColor="background1" w:themeShade="BF"/>
+              <w:right w:val="single" w:sz="4" w:space="0" w:color="BFBFBF" w:themeColor="background1" w:themeShade="BF"/>
             </w:tcBorders>
             <w:shd w:val="clear" w:color="auto" w:fill="F2F2F2" w:themeFill="background1" w:themeFillShade="F2"/>
             <w:tcMar>
@@ -6893,20 +7289,14 @@
         </w:tc>
       </w:tr>
       <w:tr>
-        <w:tblPrEx>
-          <w:tblCellMar>
-            <w:top w:w="0" w:type="dxa"/>
-            <w:bottom w:w="0" w:type="dxa"/>
-          </w:tblCellMar>
-        </w:tblPrEx>
         <w:tc>
           <w:tcPr>
             <w:tcW w:w="2400" w:type="dxa"/>
             <w:tcBorders>
-              <w:top w:val="single" w:color="BFBFBF" w:themeColor="background1" w:themeShade="BF" w:sz="4" w:space="0"/>
-              <w:left w:val="single" w:color="BFBFBF" w:themeColor="background1" w:themeShade="BF" w:sz="4" w:space="0"/>
-              <w:bottom w:val="single" w:color="BFBFBF" w:themeColor="background1" w:themeShade="BF" w:sz="4" w:space="0"/>
-              <w:right w:val="single" w:color="BFBFBF" w:themeColor="background1" w:themeShade="BF" w:sz="4" w:space="0"/>
+              <w:top w:val="single" w:sz="4" w:space="0" w:color="BFBFBF" w:themeColor="background1" w:themeShade="BF"/>
+              <w:left w:val="single" w:sz="4" w:space="0" w:color="BFBFBF" w:themeColor="background1" w:themeShade="BF"/>
+              <w:bottom w:val="single" w:sz="4" w:space="0" w:color="BFBFBF" w:themeColor="background1" w:themeShade="BF"/>
+              <w:right w:val="single" w:sz="4" w:space="0" w:color="BFBFBF" w:themeColor="background1" w:themeShade="BF"/>
             </w:tcBorders>
             <w:shd w:val="clear" w:color="auto" w:fill="FFFFFF" w:themeFill="background1"/>
             <w:tcMar>
@@ -6933,10 +7323,10 @@
           <w:tcPr>
             <w:tcW w:w="1500" w:type="dxa"/>
             <w:tcBorders>
-              <w:top w:val="single" w:color="BFBFBF" w:themeColor="background1" w:themeShade="BF" w:sz="4" w:space="0"/>
-              <w:left w:val="single" w:color="BFBFBF" w:themeColor="background1" w:themeShade="BF" w:sz="4" w:space="0"/>
-              <w:bottom w:val="single" w:color="BFBFBF" w:themeColor="background1" w:themeShade="BF" w:sz="4" w:space="0"/>
-              <w:right w:val="single" w:color="BFBFBF" w:themeColor="background1" w:themeShade="BF" w:sz="4" w:space="0"/>
+              <w:top w:val="single" w:sz="4" w:space="0" w:color="BFBFBF" w:themeColor="background1" w:themeShade="BF"/>
+              <w:left w:val="single" w:sz="4" w:space="0" w:color="BFBFBF" w:themeColor="background1" w:themeShade="BF"/>
+              <w:bottom w:val="single" w:sz="4" w:space="0" w:color="BFBFBF" w:themeColor="background1" w:themeShade="BF"/>
+              <w:right w:val="single" w:sz="4" w:space="0" w:color="BFBFBF" w:themeColor="background1" w:themeShade="BF"/>
             </w:tcBorders>
             <w:shd w:val="clear" w:color="auto" w:fill="FFFFFF" w:themeFill="background1"/>
             <w:tcMar>
@@ -6963,10 +7353,10 @@
           <w:tcPr>
             <w:tcW w:w="5460" w:type="dxa"/>
             <w:tcBorders>
-              <w:top w:val="single" w:color="BFBFBF" w:themeColor="background1" w:themeShade="BF" w:sz="4" w:space="0"/>
-              <w:left w:val="single" w:color="BFBFBF" w:themeColor="background1" w:themeShade="BF" w:sz="4" w:space="0"/>
-              <w:bottom w:val="single" w:color="BFBFBF" w:themeColor="background1" w:themeShade="BF" w:sz="4" w:space="0"/>
-              <w:right w:val="single" w:color="BFBFBF" w:themeColor="background1" w:themeShade="BF" w:sz="4" w:space="0"/>
+              <w:top w:val="single" w:sz="4" w:space="0" w:color="BFBFBF" w:themeColor="background1" w:themeShade="BF"/>
+              <w:left w:val="single" w:sz="4" w:space="0" w:color="BFBFBF" w:themeColor="background1" w:themeShade="BF"/>
+              <w:bottom w:val="single" w:sz="4" w:space="0" w:color="BFBFBF" w:themeColor="background1" w:themeShade="BF"/>
+              <w:right w:val="single" w:sz="4" w:space="0" w:color="BFBFBF" w:themeColor="background1" w:themeShade="BF"/>
             </w:tcBorders>
             <w:shd w:val="clear" w:color="auto" w:fill="FFFFFF" w:themeFill="background1"/>
             <w:tcMar>
@@ -6985,26 +7375,36 @@
                 <w:sz w:val="20"/>
                 <w:szCs w:val="20"/>
               </w:rPr>
-              <w:t>No candidates found; lock released; clean exit via the false branch of the candidates Decision element.</w:t>
+              <w:t xml:space="preserve">No candidates found; lock released; clean exit via the false branch of the </w:t>
+            </w:r>
+            <w:proofErr w:type="gramStart"/>
+            <w:r>
+              <w:rPr>
+                <w:sz w:val="20"/>
+                <w:szCs w:val="20"/>
+              </w:rPr>
+              <w:t>candidates</w:t>
+            </w:r>
+            <w:proofErr w:type="gramEnd"/>
+            <w:r>
+              <w:rPr>
+                <w:sz w:val="20"/>
+                <w:szCs w:val="20"/>
+              </w:rPr>
+              <w:t xml:space="preserve"> Decision element.</w:t>
             </w:r>
           </w:p>
         </w:tc>
       </w:tr>
       <w:tr>
-        <w:tblPrEx>
-          <w:tblCellMar>
-            <w:top w:w="0" w:type="dxa"/>
-            <w:bottom w:w="0" w:type="dxa"/>
-          </w:tblCellMar>
-        </w:tblPrEx>
         <w:tc>
           <w:tcPr>
             <w:tcW w:w="2400" w:type="dxa"/>
             <w:tcBorders>
-              <w:top w:val="single" w:color="BFBFBF" w:themeColor="background1" w:themeShade="BF" w:sz="4" w:space="0"/>
-              <w:left w:val="single" w:color="BFBFBF" w:themeColor="background1" w:themeShade="BF" w:sz="4" w:space="0"/>
-              <w:bottom w:val="single" w:color="BFBFBF" w:themeColor="background1" w:themeShade="BF" w:sz="4" w:space="0"/>
-              <w:right w:val="single" w:color="BFBFBF" w:themeColor="background1" w:themeShade="BF" w:sz="4" w:space="0"/>
+              <w:top w:val="single" w:sz="4" w:space="0" w:color="BFBFBF" w:themeColor="background1" w:themeShade="BF"/>
+              <w:left w:val="single" w:sz="4" w:space="0" w:color="BFBFBF" w:themeColor="background1" w:themeShade="BF"/>
+              <w:bottom w:val="single" w:sz="4" w:space="0" w:color="BFBFBF" w:themeColor="background1" w:themeShade="BF"/>
+              <w:right w:val="single" w:sz="4" w:space="0" w:color="BFBFBF" w:themeColor="background1" w:themeShade="BF"/>
             </w:tcBorders>
             <w:shd w:val="clear" w:color="auto" w:fill="F2F2F2" w:themeFill="background1" w:themeFillShade="F2"/>
             <w:tcMar>
@@ -7031,10 +7431,10 @@
           <w:tcPr>
             <w:tcW w:w="1500" w:type="dxa"/>
             <w:tcBorders>
-              <w:top w:val="single" w:color="BFBFBF" w:themeColor="background1" w:themeShade="BF" w:sz="4" w:space="0"/>
-              <w:left w:val="single" w:color="BFBFBF" w:themeColor="background1" w:themeShade="BF" w:sz="4" w:space="0"/>
-              <w:bottom w:val="single" w:color="BFBFBF" w:themeColor="background1" w:themeShade="BF" w:sz="4" w:space="0"/>
-              <w:right w:val="single" w:color="BFBFBF" w:themeColor="background1" w:themeShade="BF" w:sz="4" w:space="0"/>
+              <w:top w:val="single" w:sz="4" w:space="0" w:color="BFBFBF" w:themeColor="background1" w:themeShade="BF"/>
+              <w:left w:val="single" w:sz="4" w:space="0" w:color="BFBFBF" w:themeColor="background1" w:themeShade="BF"/>
+              <w:bottom w:val="single" w:sz="4" w:space="0" w:color="BFBFBF" w:themeColor="background1" w:themeShade="BF"/>
+              <w:right w:val="single" w:sz="4" w:space="0" w:color="BFBFBF" w:themeColor="background1" w:themeShade="BF"/>
             </w:tcBorders>
             <w:shd w:val="clear" w:color="auto" w:fill="F2F2F2" w:themeFill="background1" w:themeFillShade="F2"/>
             <w:tcMar>
@@ -7061,10 +7461,10 @@
           <w:tcPr>
             <w:tcW w:w="5460" w:type="dxa"/>
             <w:tcBorders>
-              <w:top w:val="single" w:color="BFBFBF" w:themeColor="background1" w:themeShade="BF" w:sz="4" w:space="0"/>
-              <w:left w:val="single" w:color="BFBFBF" w:themeColor="background1" w:themeShade="BF" w:sz="4" w:space="0"/>
-              <w:bottom w:val="single" w:color="BFBFBF" w:themeColor="background1" w:themeShade="BF" w:sz="4" w:space="0"/>
-              <w:right w:val="single" w:color="BFBFBF" w:themeColor="background1" w:themeShade="BF" w:sz="4" w:space="0"/>
+              <w:top w:val="single" w:sz="4" w:space="0" w:color="BFBFBF" w:themeColor="background1" w:themeShade="BF"/>
+              <w:left w:val="single" w:sz="4" w:space="0" w:color="BFBFBF" w:themeColor="background1" w:themeShade="BF"/>
+              <w:bottom w:val="single" w:sz="4" w:space="0" w:color="BFBFBF" w:themeColor="background1" w:themeShade="BF"/>
+              <w:right w:val="single" w:sz="4" w:space="0" w:color="BFBFBF" w:themeColor="background1" w:themeShade="BF"/>
             </w:tcBorders>
             <w:shd w:val="clear" w:color="auto" w:fill="F2F2F2" w:themeFill="background1" w:themeFillShade="F2"/>
             <w:tcMar>
@@ -7089,20 +7489,14 @@
         </w:tc>
       </w:tr>
       <w:tr>
-        <w:tblPrEx>
-          <w:tblCellMar>
-            <w:top w:w="0" w:type="dxa"/>
-            <w:bottom w:w="0" w:type="dxa"/>
-          </w:tblCellMar>
-        </w:tblPrEx>
         <w:tc>
           <w:tcPr>
             <w:tcW w:w="2400" w:type="dxa"/>
             <w:tcBorders>
-              <w:top w:val="single" w:color="BFBFBF" w:themeColor="background1" w:themeShade="BF" w:sz="4" w:space="0"/>
-              <w:left w:val="single" w:color="BFBFBF" w:themeColor="background1" w:themeShade="BF" w:sz="4" w:space="0"/>
-              <w:bottom w:val="single" w:color="BFBFBF" w:themeColor="background1" w:themeShade="BF" w:sz="4" w:space="0"/>
-              <w:right w:val="single" w:color="BFBFBF" w:themeColor="background1" w:themeShade="BF" w:sz="4" w:space="0"/>
+              <w:top w:val="single" w:sz="4" w:space="0" w:color="BFBFBF" w:themeColor="background1" w:themeShade="BF"/>
+              <w:left w:val="single" w:sz="4" w:space="0" w:color="BFBFBF" w:themeColor="background1" w:themeShade="BF"/>
+              <w:bottom w:val="single" w:sz="4" w:space="0" w:color="BFBFBF" w:themeColor="background1" w:themeShade="BF"/>
+              <w:right w:val="single" w:sz="4" w:space="0" w:color="BFBFBF" w:themeColor="background1" w:themeShade="BF"/>
             </w:tcBorders>
             <w:shd w:val="clear" w:color="auto" w:fill="FFFFFF" w:themeFill="background1"/>
             <w:tcMar>
@@ -7129,10 +7523,10 @@
           <w:tcPr>
             <w:tcW w:w="1500" w:type="dxa"/>
             <w:tcBorders>
-              <w:top w:val="single" w:color="BFBFBF" w:themeColor="background1" w:themeShade="BF" w:sz="4" w:space="0"/>
-              <w:left w:val="single" w:color="BFBFBF" w:themeColor="background1" w:themeShade="BF" w:sz="4" w:space="0"/>
-              <w:bottom w:val="single" w:color="BFBFBF" w:themeColor="background1" w:themeShade="BF" w:sz="4" w:space="0"/>
-              <w:right w:val="single" w:color="BFBFBF" w:themeColor="background1" w:themeShade="BF" w:sz="4" w:space="0"/>
+              <w:top w:val="single" w:sz="4" w:space="0" w:color="BFBFBF" w:themeColor="background1" w:themeShade="BF"/>
+              <w:left w:val="single" w:sz="4" w:space="0" w:color="BFBFBF" w:themeColor="background1" w:themeShade="BF"/>
+              <w:bottom w:val="single" w:sz="4" w:space="0" w:color="BFBFBF" w:themeColor="background1" w:themeShade="BF"/>
+              <w:right w:val="single" w:sz="4" w:space="0" w:color="BFBFBF" w:themeColor="background1" w:themeShade="BF"/>
             </w:tcBorders>
             <w:shd w:val="clear" w:color="auto" w:fill="FFFFFF" w:themeFill="background1"/>
             <w:tcMar>
@@ -7159,10 +7553,10 @@
           <w:tcPr>
             <w:tcW w:w="5460" w:type="dxa"/>
             <w:tcBorders>
-              <w:top w:val="single" w:color="BFBFBF" w:themeColor="background1" w:themeShade="BF" w:sz="4" w:space="0"/>
-              <w:left w:val="single" w:color="BFBFBF" w:themeColor="background1" w:themeShade="BF" w:sz="4" w:space="0"/>
-              <w:bottom w:val="single" w:color="BFBFBF" w:themeColor="background1" w:themeShade="BF" w:sz="4" w:space="0"/>
-              <w:right w:val="single" w:color="BFBFBF" w:themeColor="background1" w:themeShade="BF" w:sz="4" w:space="0"/>
+              <w:top w:val="single" w:sz="4" w:space="0" w:color="BFBFBF" w:themeColor="background1" w:themeShade="BF"/>
+              <w:left w:val="single" w:sz="4" w:space="0" w:color="BFBFBF" w:themeColor="background1" w:themeShade="BF"/>
+              <w:bottom w:val="single" w:sz="4" w:space="0" w:color="BFBFBF" w:themeColor="background1" w:themeShade="BF"/>
+              <w:right w:val="single" w:sz="4" w:space="0" w:color="BFBFBF" w:themeColor="background1" w:themeShade="BF"/>
             </w:tcBorders>
             <w:shd w:val="clear" w:color="auto" w:fill="FFFFFF" w:themeFill="background1"/>
             <w:tcMar>
@@ -7187,20 +7581,14 @@
         </w:tc>
       </w:tr>
       <w:tr>
-        <w:tblPrEx>
-          <w:tblCellMar>
-            <w:top w:w="0" w:type="dxa"/>
-            <w:bottom w:w="0" w:type="dxa"/>
-          </w:tblCellMar>
-        </w:tblPrEx>
         <w:tc>
           <w:tcPr>
             <w:tcW w:w="2400" w:type="dxa"/>
             <w:tcBorders>
-              <w:top w:val="single" w:color="BFBFBF" w:themeColor="background1" w:themeShade="BF" w:sz="4" w:space="0"/>
-              <w:left w:val="single" w:color="BFBFBF" w:themeColor="background1" w:themeShade="BF" w:sz="4" w:space="0"/>
-              <w:bottom w:val="single" w:color="BFBFBF" w:themeColor="background1" w:themeShade="BF" w:sz="4" w:space="0"/>
-              <w:right w:val="single" w:color="BFBFBF" w:themeColor="background1" w:themeShade="BF" w:sz="4" w:space="0"/>
+              <w:top w:val="single" w:sz="4" w:space="0" w:color="BFBFBF" w:themeColor="background1" w:themeShade="BF"/>
+              <w:left w:val="single" w:sz="4" w:space="0" w:color="BFBFBF" w:themeColor="background1" w:themeShade="BF"/>
+              <w:bottom w:val="single" w:sz="4" w:space="0" w:color="BFBFBF" w:themeColor="background1" w:themeShade="BF"/>
+              <w:right w:val="single" w:sz="4" w:space="0" w:color="BFBFBF" w:themeColor="background1" w:themeShade="BF"/>
             </w:tcBorders>
             <w:shd w:val="clear" w:color="auto" w:fill="F2F2F2" w:themeFill="background1" w:themeFillShade="F2"/>
             <w:tcMar>
@@ -7227,10 +7615,10 @@
           <w:tcPr>
             <w:tcW w:w="1500" w:type="dxa"/>
             <w:tcBorders>
-              <w:top w:val="single" w:color="BFBFBF" w:themeColor="background1" w:themeShade="BF" w:sz="4" w:space="0"/>
-              <w:left w:val="single" w:color="BFBFBF" w:themeColor="background1" w:themeShade="BF" w:sz="4" w:space="0"/>
-              <w:bottom w:val="single" w:color="BFBFBF" w:themeColor="background1" w:themeShade="BF" w:sz="4" w:space="0"/>
-              <w:right w:val="single" w:color="BFBFBF" w:themeColor="background1" w:themeShade="BF" w:sz="4" w:space="0"/>
+              <w:top w:val="single" w:sz="4" w:space="0" w:color="BFBFBF" w:themeColor="background1" w:themeShade="BF"/>
+              <w:left w:val="single" w:sz="4" w:space="0" w:color="BFBFBF" w:themeColor="background1" w:themeShade="BF"/>
+              <w:bottom w:val="single" w:sz="4" w:space="0" w:color="BFBFBF" w:themeColor="background1" w:themeShade="BF"/>
+              <w:right w:val="single" w:sz="4" w:space="0" w:color="BFBFBF" w:themeColor="background1" w:themeShade="BF"/>
             </w:tcBorders>
             <w:shd w:val="clear" w:color="auto" w:fill="F2F2F2" w:themeFill="background1" w:themeFillShade="F2"/>
             <w:tcMar>
@@ -7257,10 +7645,10 @@
           <w:tcPr>
             <w:tcW w:w="5460" w:type="dxa"/>
             <w:tcBorders>
-              <w:top w:val="single" w:color="BFBFBF" w:themeColor="background1" w:themeShade="BF" w:sz="4" w:space="0"/>
-              <w:left w:val="single" w:color="BFBFBF" w:themeColor="background1" w:themeShade="BF" w:sz="4" w:space="0"/>
-              <w:bottom w:val="single" w:color="BFBFBF" w:themeColor="background1" w:themeShade="BF" w:sz="4" w:space="0"/>
-              <w:right w:val="single" w:color="BFBFBF" w:themeColor="background1" w:themeShade="BF" w:sz="4" w:space="0"/>
+              <w:top w:val="single" w:sz="4" w:space="0" w:color="BFBFBF" w:themeColor="background1" w:themeShade="BF"/>
+              <w:left w:val="single" w:sz="4" w:space="0" w:color="BFBFBF" w:themeColor="background1" w:themeShade="BF"/>
+              <w:bottom w:val="single" w:sz="4" w:space="0" w:color="BFBFBF" w:themeColor="background1" w:themeShade="BF"/>
+              <w:right w:val="single" w:sz="4" w:space="0" w:color="BFBFBF" w:themeColor="background1" w:themeShade="BF"/>
             </w:tcBorders>
             <w:shd w:val="clear" w:color="auto" w:fill="F2F2F2" w:themeFill="background1" w:themeFillShade="F2"/>
             <w:tcMar>
@@ -7340,80 +7728,51 @@
         <w:pStyle w:val="heading30"/>
       </w:pPr>
       <w:r>
+        <w:lastRenderedPageBreak/>
         <w:t>Polling vs. event-driven completion</w:t>
       </w:r>
     </w:p>
     <w:p>
       <w:pPr>
         <w:spacing w:after="120"/>
-        <w:rPr>
-          <w:lang w:val="en-US"/>
-        </w:rPr>
-      </w:pPr>
-      <w:r>
-        <w:rPr>
-          <w:lang w:val="en-US"/>
-        </w:rPr>
+      </w:pPr>
+      <w:r>
         <w:t>Both ST-06’s harvest loop and _</w:t>
       </w:r>
-      <w:r>
-        <w:rPr>
-          <w:lang w:val="en-US"/>
-        </w:rPr>
+      <w:proofErr w:type="spellStart"/>
+      <w:r>
         <w:t>deleteSnapshot’s</w:t>
       </w:r>
-      <w:r>
-        <w:rPr>
-          <w:lang w:val="en-US"/>
-        </w:rPr>
+      <w:proofErr w:type="spellEnd"/>
+      <w:r>
         <w:t xml:space="preserve"> task wait use polling. </w:t>
       </w:r>
       <w:r>
-        <w:rPr>
-          <w:lang w:val="en-US"/>
-        </w:rPr>
         <w:t>VCF Orchestrator</w:t>
       </w:r>
       <w:r>
-        <w:rPr>
-          <w:lang w:val="en-US"/>
-        </w:rPr>
         <w:t xml:space="preserve"> </w:t>
       </w:r>
       <w:r>
-        <w:rPr>
-          <w:lang w:val="en-US"/>
-        </w:rPr>
         <w:t>9.02</w:t>
       </w:r>
       <w:r>
-        <w:rPr>
-          <w:lang w:val="en-US"/>
-        </w:rPr>
         <w:t xml:space="preserve"> Polyglot does not expose a reliable </w:t>
       </w:r>
-      <w:r>
-        <w:rPr>
-          <w:lang w:val="en-US"/>
-        </w:rPr>
+      <w:proofErr w:type="spellStart"/>
+      <w:r>
         <w:t>VcTask.update</w:t>
       </w:r>
-      <w:r>
-        <w:rPr>
-          <w:lang w:val="en-US"/>
-        </w:rPr>
+      <w:proofErr w:type="spellEnd"/>
+      <w:r>
         <w:t xml:space="preserve">() or </w:t>
       </w:r>
-      <w:r>
-        <w:rPr>
-          <w:lang w:val="en-US"/>
-        </w:rPr>
+      <w:proofErr w:type="spellStart"/>
+      <w:r>
         <w:t>Server.getTask</w:t>
       </w:r>
-      <w:r>
-        <w:rPr>
-          <w:lang w:val="en-US"/>
-        </w:rPr>
+      <w:proofErr w:type="spellEnd"/>
+      <w:r>
         <w:t>() API. Polling delTask.info every 5 seconds (which re-fetches transparently in Polyglot) was chosen over a more elaborate event subscription, with confirmation via VM snapshot list as a backstop if delTask.info access fails.</w:t>
       </w:r>
     </w:p>
@@ -7430,7 +7789,15 @@
         <w:spacing w:after="120"/>
       </w:pPr>
       <w:r>
-        <w:t>When the governor times out a candidate is logged as deferred and skipped for this run, rather than retried with exponential backoff later in the same run. Reasons: keeps each run’s wall-clock bounded; surfaces persistent storage problems immediately rather than masking them; and the next scheduled run will retry naturally.</w:t>
+        <w:t xml:space="preserve">When the governor times out a candidate is logged as deferred and skipped for this run, rather than retried with exponential backoff later in the same run. Reasons: </w:t>
+      </w:r>
+      <w:proofErr w:type="gramStart"/>
+      <w:r>
+        <w:t>keeps</w:t>
+      </w:r>
+      <w:proofErr w:type="gramEnd"/>
+      <w:r>
+        <w:t xml:space="preserve"> each run’s wall-clock bounded; surfaces persistent storage problems immediately rather than masking them; and the next scheduled run will retry naturally.</w:t>
       </w:r>
     </w:p>
     <w:p>
@@ -7446,7 +7813,23 @@
         <w:spacing w:after="120"/>
       </w:pPr>
       <w:r>
-        <w:t>An earlier draft used a separate Thresholds configuration element. This was dropped in favour of workflow inputs with defaults on the Inputs tab so the entire policy is visible inside the workflow itself. It also lets schedules override defaults per environment without editing a global config element.</w:t>
+        <w:t xml:space="preserve">An earlier draft used a separate Thresholds configuration element. This was dropped in </w:t>
+      </w:r>
+      <w:proofErr w:type="spellStart"/>
+      <w:r>
+        <w:t>favour</w:t>
+      </w:r>
+      <w:proofErr w:type="spellEnd"/>
+      <w:r>
+        <w:t xml:space="preserve"> of workflow inputs with defaults on the Inputs </w:t>
+      </w:r>
+      <w:proofErr w:type="gramStart"/>
+      <w:r>
+        <w:t>tab</w:t>
+      </w:r>
+      <w:proofErr w:type="gramEnd"/>
+      <w:r>
+        <w:t xml:space="preserve"> so the entire policy is visible inside the workflow itself. It also lets schedules override defaults per environment without editing a global config element.</w:t>
       </w:r>
     </w:p>
     <w:p>
@@ -7478,39 +7861,15 @@
           <w:numId w:val="2"/>
         </w:numPr>
         <w:spacing w:after="80"/>
-        <w:rPr>
-          <w:lang w:val="en-US"/>
-        </w:rPr>
-      </w:pPr>
-      <w:r>
-        <w:rPr>
-          <w:lang w:val="en-US"/>
-        </w:rPr>
+      </w:pPr>
+      <w:r>
         <w:t>ST-08</w:t>
       </w:r>
       <w:r>
-        <w:rPr>
-          <w:lang w:val="en-US"/>
-        </w:rPr>
         <w:t>a</w:t>
       </w:r>
       <w:r>
-        <w:rPr>
-          <w:lang w:val="en-US"/>
-        </w:rPr>
-        <w:t xml:space="preserve">: optional capacity reclamation summary that diffs datastore free space against the </w:t>
-      </w:r>
-      <w:r>
-        <w:rPr>
-          <w:lang w:val="en-US"/>
-        </w:rPr>
-        <w:t>previous</w:t>
-      </w:r>
-      <w:r>
-        <w:rPr>
-          <w:lang w:val="en-US"/>
-        </w:rPr>
-        <w:t xml:space="preserve"> run.</w:t>
+        <w:t>: optional capacity reclamation summary that diffs datastore free space against the previous run.</w:t>
       </w:r>
     </w:p>
     <w:p>
@@ -7540,9 +7899,9 @@
       </w:r>
     </w:p>
     <w:sectPr>
-      <w:headerReference w:type="default" r:id="rId10"/>
-      <w:footerReference w:type="default" r:id="rId11"/>
-      <w:pgSz w:w="12240" w:h="15840" w:orient="portrait"/>
+      <w:headerReference w:type="default" r:id="rId11"/>
+      <w:footerReference w:type="default" r:id="rId12"/>
+      <w:pgSz w:w="12240" w:h="15840"/>
       <w:pgMar w:top="1440" w:right="1440" w:bottom="1440" w:left="1440" w:header="708" w:footer="708" w:gutter="0"/>
       <w:cols w:space="720"/>
       <w:docGrid w:linePitch="360"/>
@@ -7610,6 +7969,15 @@
     </w:r>
     <w:r>
       <w:rPr>
+        <w:noProof/>
+        <w:color w:val="595959"/>
+        <w:sz w:val="18"/>
+        <w:szCs w:val="18"/>
+      </w:rPr>
+      <w:t>1</w:t>
+    </w:r>
+    <w:r>
+      <w:rPr>
         <w:color w:val="595959"/>
         <w:sz w:val="18"/>
         <w:szCs w:val="18"/>
@@ -7650,6 +8018,15 @@
     </w:r>
     <w:r>
       <w:rPr>
+        <w:noProof/>
+        <w:color w:val="595959"/>
+        <w:sz w:val="18"/>
+        <w:szCs w:val="18"/>
+      </w:rPr>
+      <w:t>2</w:t>
+    </w:r>
+    <w:r>
+      <w:rPr>
         <w:color w:val="595959"/>
         <w:sz w:val="18"/>
         <w:szCs w:val="18"/>
@@ -7684,7 +8061,7 @@
   <w:p>
     <w:pPr>
       <w:pBdr>
-        <w:bottom w:val="single" w:color="2E75B6" w:sz="6" w:space="4"/>
+        <w:bottom w:val="single" w:sz="6" w:space="4" w:color="2E75B6"/>
       </w:pBdr>
       <w:tabs>
         <w:tab w:val="right" w:pos="9026"/>
@@ -7707,15 +8084,6 @@
         <w:szCs w:val="18"/>
       </w:rPr>
       <w:tab/>
-    </w:r>
-    <w:r>
-      <w:rPr>
-        <w:i/>
-        <w:iCs/>
-        <w:color w:val="595959"/>
-        <w:sz w:val="18"/>
-        <w:szCs w:val="18"/>
-      </w:rPr>
       <w:t>Adaptive Snapshot Cleanup</w:t>
     </w:r>
   </w:p>
@@ -7944,11 +8312,11 @@
 </file>
 
 <file path=word/styles.xml><?xml version="1.0" encoding="utf-8"?>
-<w:styles xmlns:wp14="http://schemas.microsoft.com/office/word/2010/wordprocessingDrawing" xmlns:mc="http://schemas.openxmlformats.org/markup-compatibility/2006" xmlns:r="http://schemas.openxmlformats.org/officeDocument/2006/relationships" xmlns:w="http://schemas.openxmlformats.org/wordprocessingml/2006/main" xmlns:w14="http://schemas.microsoft.com/office/word/2010/wordml" xmlns:w15="http://schemas.microsoft.com/office/word/2012/wordml" xmlns:w16cex="http://schemas.microsoft.com/office/word/2018/wordml/cex" xmlns:w16cid="http://schemas.microsoft.com/office/word/2016/wordml/cid" xmlns:w16="http://schemas.microsoft.com/office/word/2018/wordml" xmlns:w16du="http://schemas.microsoft.com/office/word/2023/wordml/word16du" xmlns:w16sdtdh="http://schemas.microsoft.com/office/word/2020/wordml/sdtdatahash" xmlns:w16sdtfl="http://schemas.microsoft.com/office/word/2024/wordml/sdtformatlock" xmlns:w16se="http://schemas.microsoft.com/office/word/2015/wordml/symex" mc:Ignorable="w14 w15 w16se w16cid w16 w16cex w16sdtdh w16sdtfl w16du wp14">
+<w:styles xmlns:mc="http://schemas.openxmlformats.org/markup-compatibility/2006" xmlns:r="http://schemas.openxmlformats.org/officeDocument/2006/relationships" xmlns:w="http://schemas.openxmlformats.org/wordprocessingml/2006/main" xmlns:w14="http://schemas.microsoft.com/office/word/2010/wordml" xmlns:w15="http://schemas.microsoft.com/office/word/2012/wordml" xmlns:w16cex="http://schemas.microsoft.com/office/word/2018/wordml/cex" xmlns:w16cid="http://schemas.microsoft.com/office/word/2016/wordml/cid" xmlns:w16="http://schemas.microsoft.com/office/word/2018/wordml" xmlns:w16du="http://schemas.microsoft.com/office/word/2023/wordml/word16du" xmlns:w16sdtdh="http://schemas.microsoft.com/office/word/2020/wordml/sdtdatahash" xmlns:w16sdtfl="http://schemas.microsoft.com/office/word/2024/wordml/sdtformatlock" xmlns:w16se="http://schemas.microsoft.com/office/word/2015/wordml/symex" mc:Ignorable="w14 w15 w16se w16cid w16 w16cex w16sdtdh w16sdtfl w16du">
   <w:docDefaults>
     <w:rPrDefault>
       <w:rPr>
-        <w:rFonts w:ascii="Calibri" w:hAnsi="Calibri" w:eastAsia="Calibri" w:cs="Calibri"/>
+        <w:rFonts w:ascii="Calibri" w:eastAsia="Calibri" w:hAnsi="Calibri" w:cs="Calibri"/>
         <w:sz w:val="22"/>
         <w:szCs w:val="22"/>
         <w:lang w:val="en-US" w:eastAsia="ja-JP" w:bidi="ar-SA"/>
@@ -7959,14 +8327,14 @@
   <w:latentStyles w:defLockedState="0" w:defUIPriority="99" w:defSemiHidden="0" w:defUnhideWhenUsed="0" w:defQFormat="0" w:count="376">
     <w:lsdException w:name="Normal" w:uiPriority="0" w:qFormat="1"/>
     <w:lsdException w:name="heading 1" w:uiPriority="9" w:qFormat="1"/>
-    <w:lsdException w:name="heading 2" w:uiPriority="9" w:semiHidden="1" w:unhideWhenUsed="1" w:qFormat="1"/>
-    <w:lsdException w:name="heading 3" w:uiPriority="9" w:semiHidden="1" w:unhideWhenUsed="1" w:qFormat="1"/>
-    <w:lsdException w:name="heading 4" w:uiPriority="9" w:semiHidden="1" w:unhideWhenUsed="1" w:qFormat="1"/>
-    <w:lsdException w:name="heading 5" w:uiPriority="9" w:semiHidden="1" w:unhideWhenUsed="1" w:qFormat="1"/>
-    <w:lsdException w:name="heading 6" w:uiPriority="9" w:semiHidden="1" w:unhideWhenUsed="1" w:qFormat="1"/>
-    <w:lsdException w:name="heading 7" w:uiPriority="9" w:semiHidden="1" w:unhideWhenUsed="1" w:qFormat="1"/>
-    <w:lsdException w:name="heading 8" w:uiPriority="9" w:semiHidden="1" w:unhideWhenUsed="1" w:qFormat="1"/>
-    <w:lsdException w:name="heading 9" w:uiPriority="9" w:semiHidden="1" w:unhideWhenUsed="1" w:qFormat="1"/>
+    <w:lsdException w:name="heading 2" w:semiHidden="1" w:uiPriority="9" w:unhideWhenUsed="1" w:qFormat="1"/>
+    <w:lsdException w:name="heading 3" w:semiHidden="1" w:uiPriority="9" w:unhideWhenUsed="1" w:qFormat="1"/>
+    <w:lsdException w:name="heading 4" w:semiHidden="1" w:uiPriority="9" w:unhideWhenUsed="1" w:qFormat="1"/>
+    <w:lsdException w:name="heading 5" w:semiHidden="1" w:uiPriority="9" w:unhideWhenUsed="1" w:qFormat="1"/>
+    <w:lsdException w:name="heading 6" w:semiHidden="1" w:uiPriority="9" w:unhideWhenUsed="1" w:qFormat="1"/>
+    <w:lsdException w:name="heading 7" w:semiHidden="1" w:uiPriority="9" w:unhideWhenUsed="1" w:qFormat="1"/>
+    <w:lsdException w:name="heading 8" w:semiHidden="1" w:uiPriority="9" w:unhideWhenUsed="1" w:qFormat="1"/>
+    <w:lsdException w:name="heading 9" w:semiHidden="1" w:uiPriority="9" w:unhideWhenUsed="1" w:qFormat="1"/>
     <w:lsdException w:name="index 1" w:semiHidden="1" w:unhideWhenUsed="1"/>
     <w:lsdException w:name="index 2" w:semiHidden="1" w:unhideWhenUsed="1"/>
     <w:lsdException w:name="index 3" w:semiHidden="1" w:unhideWhenUsed="1"/>
@@ -7976,22 +8344,22 @@
     <w:lsdException w:name="index 7" w:semiHidden="1" w:unhideWhenUsed="1"/>
     <w:lsdException w:name="index 8" w:semiHidden="1" w:unhideWhenUsed="1"/>
     <w:lsdException w:name="index 9" w:semiHidden="1" w:unhideWhenUsed="1"/>
-    <w:lsdException w:name="toc 1" w:uiPriority="39" w:semiHidden="1" w:unhideWhenUsed="1"/>
-    <w:lsdException w:name="toc 2" w:uiPriority="39" w:semiHidden="1" w:unhideWhenUsed="1"/>
-    <w:lsdException w:name="toc 3" w:uiPriority="39" w:semiHidden="1" w:unhideWhenUsed="1"/>
-    <w:lsdException w:name="toc 4" w:uiPriority="39" w:semiHidden="1" w:unhideWhenUsed="1"/>
-    <w:lsdException w:name="toc 5" w:uiPriority="39" w:semiHidden="1" w:unhideWhenUsed="1"/>
-    <w:lsdException w:name="toc 6" w:uiPriority="39" w:semiHidden="1" w:unhideWhenUsed="1"/>
-    <w:lsdException w:name="toc 7" w:uiPriority="39" w:semiHidden="1" w:unhideWhenUsed="1"/>
-    <w:lsdException w:name="toc 8" w:uiPriority="39" w:semiHidden="1" w:unhideWhenUsed="1"/>
-    <w:lsdException w:name="toc 9" w:uiPriority="39" w:semiHidden="1" w:unhideWhenUsed="1"/>
+    <w:lsdException w:name="toc 1" w:semiHidden="1" w:uiPriority="39" w:unhideWhenUsed="1"/>
+    <w:lsdException w:name="toc 2" w:semiHidden="1" w:uiPriority="39" w:unhideWhenUsed="1"/>
+    <w:lsdException w:name="toc 3" w:semiHidden="1" w:uiPriority="39" w:unhideWhenUsed="1"/>
+    <w:lsdException w:name="toc 4" w:semiHidden="1" w:uiPriority="39" w:unhideWhenUsed="1"/>
+    <w:lsdException w:name="toc 5" w:semiHidden="1" w:uiPriority="39" w:unhideWhenUsed="1"/>
+    <w:lsdException w:name="toc 6" w:semiHidden="1" w:uiPriority="39" w:unhideWhenUsed="1"/>
+    <w:lsdException w:name="toc 7" w:semiHidden="1" w:uiPriority="39" w:unhideWhenUsed="1"/>
+    <w:lsdException w:name="toc 8" w:semiHidden="1" w:uiPriority="39" w:unhideWhenUsed="1"/>
+    <w:lsdException w:name="toc 9" w:semiHidden="1" w:uiPriority="39" w:unhideWhenUsed="1"/>
     <w:lsdException w:name="Normal Indent" w:semiHidden="1" w:unhideWhenUsed="1"/>
     <w:lsdException w:name="footnote text" w:semiHidden="1" w:unhideWhenUsed="1"/>
     <w:lsdException w:name="annotation text" w:semiHidden="1" w:unhideWhenUsed="1"/>
     <w:lsdException w:name="header" w:semiHidden="1" w:unhideWhenUsed="1"/>
     <w:lsdException w:name="footer" w:semiHidden="1" w:unhideWhenUsed="1"/>
     <w:lsdException w:name="index heading" w:semiHidden="1" w:unhideWhenUsed="1"/>
-    <w:lsdException w:name="caption" w:uiPriority="35" w:semiHidden="1" w:unhideWhenUsed="1" w:qFormat="1"/>
+    <w:lsdException w:name="caption" w:semiHidden="1" w:uiPriority="35" w:unhideWhenUsed="1" w:qFormat="1"/>
     <w:lsdException w:name="table of figures" w:semiHidden="1" w:unhideWhenUsed="1"/>
     <w:lsdException w:name="envelope address" w:semiHidden="1" w:unhideWhenUsed="1"/>
     <w:lsdException w:name="envelope return" w:semiHidden="1" w:unhideWhenUsed="1"/>
@@ -8022,7 +8390,7 @@
     <w:lsdException w:name="Title" w:uiPriority="10" w:qFormat="1"/>
     <w:lsdException w:name="Closing" w:semiHidden="1" w:unhideWhenUsed="1"/>
     <w:lsdException w:name="Signature" w:semiHidden="1" w:unhideWhenUsed="1"/>
-    <w:lsdException w:name="Default Paragraph Font" w:uiPriority="1" w:semiHidden="1" w:unhideWhenUsed="1"/>
+    <w:lsdException w:name="Default Paragraph Font" w:semiHidden="1" w:uiPriority="1" w:unhideWhenUsed="1"/>
     <w:lsdException w:name="Body Text" w:semiHidden="1" w:unhideWhenUsed="1"/>
     <w:lsdException w:name="Body Text Indent" w:semiHidden="1" w:unhideWhenUsed="1"/>
     <w:lsdException w:name="List Continue" w:semiHidden="1" w:unhideWhenUsed="1"/>
@@ -8222,8 +8590,8 @@
     <w:lsdException w:name="Subtle Reference" w:uiPriority="31" w:qFormat="1"/>
     <w:lsdException w:name="Intense Reference" w:uiPriority="32" w:qFormat="1"/>
     <w:lsdException w:name="Book Title" w:uiPriority="33" w:qFormat="1"/>
-    <w:lsdException w:name="Bibliography" w:uiPriority="37" w:semiHidden="1" w:unhideWhenUsed="1"/>
-    <w:lsdException w:name="TOC Heading" w:uiPriority="39" w:semiHidden="1" w:unhideWhenUsed="1" w:qFormat="1"/>
+    <w:lsdException w:name="Bibliography" w:semiHidden="1" w:uiPriority="37" w:unhideWhenUsed="1"/>
+    <w:lsdException w:name="TOC Heading" w:semiHidden="1" w:uiPriority="39" w:unhideWhenUsed="1" w:qFormat="1"/>
     <w:lsdException w:name="Plain Table 1" w:uiPriority="41"/>
     <w:lsdException w:name="Plain Table 2" w:uiPriority="42"/>
     <w:lsdException w:name="Plain Table 3" w:uiPriority="43"/>
@@ -8334,9 +8702,10 @@
     <w:lsdException w:name="Unresolved Mention" w:semiHidden="1" w:unhideWhenUsed="1"/>
     <w:lsdException w:name="Smart Link" w:semiHidden="1" w:unhideWhenUsed="1"/>
   </w:latentStyles>
-  <w:style w:type="paragraph" w:styleId="Normal" w:default="1">
+  <w:style w:type="paragraph" w:default="1" w:styleId="Normal">
     <w:name w:val="Normal"/>
     <w:qFormat/>
+    <w:rsid w:val="008344EC"/>
   </w:style>
   <w:style w:type="paragraph" w:styleId="Heading1">
     <w:name w:val="heading 1"/>
@@ -8422,13 +8791,13 @@
       <w:color w:val="1F4D78"/>
     </w:rPr>
   </w:style>
-  <w:style w:type="character" w:styleId="DefaultParagraphFont" w:default="1">
+  <w:style w:type="character" w:default="1" w:styleId="DefaultParagraphFont">
     <w:name w:val="Default Paragraph Font"/>
     <w:uiPriority w:val="1"/>
     <w:semiHidden/>
     <w:unhideWhenUsed/>
   </w:style>
-  <w:style w:type="table" w:styleId="TableNormal" w:default="1">
+  <w:style w:type="table" w:default="1" w:styleId="TableNormal">
     <w:name w:val="Normal Table"/>
     <w:uiPriority w:val="99"/>
     <w:semiHidden/>
@@ -8443,7 +8812,7 @@
       </w:tblCellMar>
     </w:tblPr>
   </w:style>
-  <w:style w:type="numbering" w:styleId="NoList" w:default="1">
+  <w:style w:type="numbering" w:default="1" w:styleId="NoList">
     <w:name w:val="No List"/>
     <w:uiPriority w:val="99"/>
     <w:semiHidden/>
@@ -8458,7 +8827,7 @@
       <w:szCs w:val="56"/>
     </w:rPr>
   </w:style>
-  <w:style w:type="paragraph" w:styleId="Strong1" w:customStyle="1">
+  <w:style w:type="paragraph" w:customStyle="1" w:styleId="Strong1">
     <w:name w:val="Strong1"/>
     <w:qFormat/>
     <w:rPr>
@@ -8499,7 +8868,7 @@
       <w:szCs w:val="20"/>
     </w:rPr>
   </w:style>
-  <w:style w:type="character" w:styleId="FootnoteTextChar" w:customStyle="1">
+  <w:style w:type="character" w:customStyle="1" w:styleId="FootnoteTextChar">
     <w:name w:val="Footnote Text Char"/>
     <w:link w:val="FootnoteText"/>
     <w:uiPriority w:val="99"/>
@@ -8530,7 +8899,7 @@
       <w:szCs w:val="20"/>
     </w:rPr>
   </w:style>
-  <w:style w:type="character" w:styleId="EndnoteTextChar" w:customStyle="1">
+  <w:style w:type="character" w:customStyle="1" w:styleId="EndnoteTextChar">
     <w:name w:val="Endnote Text Char"/>
     <w:link w:val="EndnoteText"/>
     <w:uiPriority w:val="99"/>
@@ -8541,7 +8910,7 @@
       <w:szCs w:val="20"/>
     </w:rPr>
   </w:style>
-  <w:style w:type="paragraph" w:styleId="Title0" w:customStyle="1">
+  <w:style w:type="paragraph" w:customStyle="1" w:styleId="Title0">
     <w:name w:val="Title0"/>
     <w:qFormat/>
     <w:pPr>
@@ -8570,12 +8939,12 @@
       <w:szCs w:val="28"/>
     </w:rPr>
   </w:style>
-  <w:style w:type="paragraph" w:styleId="heading10" w:customStyle="1">
+  <w:style w:type="paragraph" w:customStyle="1" w:styleId="heading10">
     <w:name w:val="heading 10"/>
     <w:qFormat/>
     <w:pPr>
       <w:pBdr>
-        <w:bottom w:val="single" w:color="2E75B6" w:sz="8" w:space="4"/>
+        <w:bottom w:val="single" w:sz="8" w:space="4" w:color="2E75B6"/>
       </w:pBdr>
       <w:spacing w:before="360" w:after="180"/>
       <w:outlineLvl w:val="0"/>
@@ -8588,7 +8957,7 @@
       <w:szCs w:val="36"/>
     </w:rPr>
   </w:style>
-  <w:style w:type="paragraph" w:styleId="heading20" w:customStyle="1">
+  <w:style w:type="paragraph" w:customStyle="1" w:styleId="heading20">
     <w:name w:val="heading 20"/>
     <w:qFormat/>
     <w:pPr>
@@ -8603,7 +8972,7 @@
       <w:szCs w:val="28"/>
     </w:rPr>
   </w:style>
-  <w:style w:type="paragraph" w:styleId="heading30" w:customStyle="1">
+  <w:style w:type="paragraph" w:customStyle="1" w:styleId="heading30">
     <w:name w:val="heading 30"/>
     <w:qFormat/>
     <w:pPr>
@@ -8618,49 +8987,39 @@
       <w:szCs w:val="24"/>
     </w:rPr>
   </w:style>
-  <w:style w:type="paragraph" w:styleId="Code" w:customStyle="1">
+  <w:style w:type="paragraph" w:customStyle="1" w:styleId="Code">
     <w:name w:val="Code"/>
     <w:pPr>
       <w:spacing w:before="80" w:after="80"/>
     </w:pPr>
     <w:rPr>
-      <w:rFonts w:ascii="Consolas" w:hAnsi="Consolas" w:eastAsia="Consolas" w:cs="Consolas"/>
+      <w:rFonts w:ascii="Consolas" w:eastAsia="Consolas" w:hAnsi="Consolas" w:cs="Consolas"/>
       <w:color w:val="1F1F1F"/>
       <w:sz w:val="18"/>
       <w:szCs w:val="18"/>
     </w:rPr>
   </w:style>
-  <w:style xmlns:w="http://schemas.openxmlformats.org/wordprocessingml/2006/main" w:type="table" w:styleId="TableGrid">
-    <w:name xmlns:w="http://schemas.openxmlformats.org/wordprocessingml/2006/main" w:val="Table Grid"/>
-    <w:basedOn xmlns:w="http://schemas.openxmlformats.org/wordprocessingml/2006/main" w:val="TableNormal"/>
-    <w:uiPriority xmlns:w="http://schemas.openxmlformats.org/wordprocessingml/2006/main" w:val="59"/>
-    <w:rsid xmlns:w="http://schemas.openxmlformats.org/wordprocessingml/2006/main" w:val="00FB4123"/>
-    <w:pPr xmlns:w="http://schemas.openxmlformats.org/wordprocessingml/2006/main">
-      <w:spacing w:after="0" w:line="240" w:lineRule="auto"/>
-    </w:pPr>
-    <w:tblPr xmlns:w="http://schemas.openxmlformats.org/wordprocessingml/2006/main">
-      <w:tblInd w:w="0" w:type="dxa"/>
+  <w:style w:type="table" w:styleId="TableGrid">
+    <w:name w:val="Table Grid"/>
+    <w:basedOn w:val="TableNormal"/>
+    <w:uiPriority w:val="59"/>
+    <w:rsid w:val="00FB4123"/>
+    <w:tblPr>
       <w:tblBorders>
-        <w:top w:val="single" w:color="000000" w:themeColor="text1" w:sz="4" w:space="0"/>
-        <w:left w:val="single" w:color="000000" w:themeColor="text1" w:sz="4" w:space="0"/>
-        <w:bottom w:val="single" w:color="000000" w:themeColor="text1" w:sz="4" w:space="0"/>
-        <w:right w:val="single" w:color="000000" w:themeColor="text1" w:sz="4" w:space="0"/>
-        <w:insideH w:val="single" w:color="000000" w:themeColor="text1" w:sz="4" w:space="0"/>
-        <w:insideV w:val="single" w:color="000000" w:themeColor="text1" w:sz="4" w:space="0"/>
+        <w:top w:val="single" w:sz="4" w:space="0" w:color="000000" w:themeColor="text1"/>
+        <w:left w:val="single" w:sz="4" w:space="0" w:color="000000" w:themeColor="text1"/>
+        <w:bottom w:val="single" w:sz="4" w:space="0" w:color="000000" w:themeColor="text1"/>
+        <w:right w:val="single" w:sz="4" w:space="0" w:color="000000" w:themeColor="text1"/>
+        <w:insideH w:val="single" w:sz="4" w:space="0" w:color="000000" w:themeColor="text1"/>
+        <w:insideV w:val="single" w:sz="4" w:space="0" w:color="000000" w:themeColor="text1"/>
       </w:tblBorders>
-      <w:tblCellMar>
-        <w:top w:w="0" w:type="dxa"/>
-        <w:left w:w="108" w:type="dxa"/>
-        <w:bottom w:w="0" w:type="dxa"/>
-        <w:right w:w="108" w:type="dxa"/>
-      </w:tblCellMar>
     </w:tblPr>
   </w:style>
 </w:styles>
 </file>
 
 <file path=word/theme/theme1.xml><?xml version="1.0" encoding="utf-8"?>
-<a:theme xmlns:a="http://schemas.openxmlformats.org/drawingml/2006/main" xmlns:thm15="http://schemas.microsoft.com/office/thememl/2012/main" name="Office Theme">
+<a:theme xmlns:a="http://schemas.openxmlformats.org/drawingml/2006/main" name="Office Theme">
   <a:themeElements>
     <a:clrScheme name="Office">
       <a:dk1>
@@ -8955,18 +9314,18 @@
 </file>
 
 <file path=customXml/item1.xml><?xml version="1.0" encoding="utf-8"?>
-<p:properties xmlns:p="http://schemas.microsoft.com/office/2006/metadata/properties" xmlns:xsi="http://www.w3.org/2001/XMLSchema-instance" xmlns:pc="http://schemas.microsoft.com/office/infopath/2007/PartnerControls">
-  <documentManagement/>
-</p:properties>
-</file>
-
-<file path=customXml/item2.xml><?xml version="1.0" encoding="utf-8"?>
 <?mso-contentType ?>
 <FormTemplates xmlns="http://schemas.microsoft.com/sharepoint/v3/contenttype/forms">
   <Display>DocumentLibraryForm</Display>
   <Edit>DocumentLibraryForm</Edit>
   <New>DocumentLibraryForm</New>
 </FormTemplates>
+</file>
+
+<file path=customXml/item2.xml><?xml version="1.0" encoding="utf-8"?>
+<p:properties xmlns:p="http://schemas.microsoft.com/office/2006/metadata/properties" xmlns:xsi="http://www.w3.org/2001/XMLSchema-instance" xmlns:pc="http://schemas.microsoft.com/office/infopath/2007/PartnerControls">
+  <documentManagement/>
+</p:properties>
 </file>
 
 <file path=customXml/item3.xml><?xml version="1.0" encoding="utf-8"?>
@@ -9108,18 +9467,18 @@
 </file>
 
 <file path=customXml/itemProps1.xml><?xml version="1.0" encoding="utf-8"?>
-<ds:datastoreItem xmlns:ds="http://schemas.openxmlformats.org/officeDocument/2006/customXml" ds:itemID="{6524CB50-A16F-4308-B1BD-8A05F96E4374}">
+<ds:datastoreItem xmlns:ds="http://schemas.openxmlformats.org/officeDocument/2006/customXml" ds:itemID="{6EE07340-72C8-408A-A496-AC7882974724}">
   <ds:schemaRefs>
-    <ds:schemaRef ds:uri="http://schemas.microsoft.com/office/2006/metadata/properties"/>
-    <ds:schemaRef ds:uri="http://schemas.microsoft.com/office/infopath/2007/PartnerControls"/>
+    <ds:schemaRef ds:uri="http://schemas.microsoft.com/sharepoint/v3/contenttype/forms"/>
   </ds:schemaRefs>
 </ds:datastoreItem>
 </file>
 
 <file path=customXml/itemProps2.xml><?xml version="1.0" encoding="utf-8"?>
-<ds:datastoreItem xmlns:ds="http://schemas.openxmlformats.org/officeDocument/2006/customXml" ds:itemID="{6EE07340-72C8-408A-A496-AC7882974724}">
+<ds:datastoreItem xmlns:ds="http://schemas.openxmlformats.org/officeDocument/2006/customXml" ds:itemID="{6524CB50-A16F-4308-B1BD-8A05F96E4374}">
   <ds:schemaRefs>
-    <ds:schemaRef ds:uri="http://schemas.microsoft.com/sharepoint/v3/contenttype/forms"/>
+    <ds:schemaRef ds:uri="http://schemas.microsoft.com/office/2006/metadata/properties"/>
+    <ds:schemaRef ds:uri="http://schemas.microsoft.com/office/infopath/2007/PartnerControls"/>
   </ds:schemaRefs>
 </ds:datastoreItem>
 </file>

--- a/OrchestratorWorkflows/vCenter/vms/snapshots/Documentation/02_Design_Document.docx
+++ b/OrchestratorWorkflows/vCenter/vms/snapshots/Documentation/02_Design_Document.docx
@@ -77,31 +77,7 @@
           <w:sz w:val="20"/>
           <w:szCs w:val="20"/>
         </w:rPr>
-        <w:t xml:space="preserve">TECHNICAL </w:t>
-      </w:r>
-      <w:proofErr w:type="gramStart"/>
-      <w:r>
-        <w:rPr>
-          <w:rFonts w:ascii="Arial" w:eastAsia="Arial" w:hAnsi="Arial" w:cs="Arial"/>
-          <w:b/>
-          <w:bCs/>
-          <w:color w:val="5BA3E8"/>
-          <w:sz w:val="20"/>
-          <w:szCs w:val="20"/>
-        </w:rPr>
-        <w:t>ADVISORY  ·</w:t>
-      </w:r>
-      <w:proofErr w:type="gramEnd"/>
-      <w:r>
-        <w:rPr>
-          <w:rFonts w:ascii="Arial" w:eastAsia="Arial" w:hAnsi="Arial" w:cs="Arial"/>
-          <w:b/>
-          <w:bCs/>
-          <w:color w:val="5BA3E8"/>
-          <w:sz w:val="20"/>
-          <w:szCs w:val="20"/>
-        </w:rPr>
-        <w:t xml:space="preserve">  PRIVATE CLOUD OPERATIONS</w:t>
+        <w:t>TECHNICAL ADVISORY  ·  PRIVATE CLOUD OPERATIONS</w:t>
       </w:r>
     </w:p>
     <w:p>
@@ -241,38 +217,7 @@
           <w:sz w:val="18"/>
           <w:szCs w:val="18"/>
         </w:rPr>
-        <w:t>AUDIENCE</w:t>
-      </w:r>
-      <w:proofErr w:type="gramStart"/>
-      <w:r>
-        <w:rPr>
-          <w:rFonts w:ascii="Arial" w:eastAsia="Arial" w:hAnsi="Arial" w:cs="Arial"/>
-          <w:b/>
-          <w:bCs/>
-          <w:color w:val="707070"/>
-          <w:sz w:val="18"/>
-          <w:szCs w:val="18"/>
-        </w:rPr>
-        <w:t xml:space="preserve">:  </w:t>
-      </w:r>
-      <w:r>
-        <w:rPr>
-          <w:rFonts w:ascii="Arial" w:eastAsia="Arial" w:hAnsi="Arial" w:cs="Arial"/>
-          <w:color w:val="000000" w:themeColor="text1"/>
-          <w:sz w:val="18"/>
-          <w:szCs w:val="18"/>
-        </w:rPr>
-        <w:t>Department</w:t>
-      </w:r>
-      <w:proofErr w:type="gramEnd"/>
-      <w:r>
-        <w:rPr>
-          <w:rFonts w:ascii="Arial" w:eastAsia="Arial" w:hAnsi="Arial" w:cs="Arial"/>
-          <w:color w:val="000000" w:themeColor="text1"/>
-          <w:sz w:val="18"/>
-          <w:szCs w:val="18"/>
-        </w:rPr>
-        <w:t xml:space="preserve"> of State, DT/EI/IM/CVS, IT Leadership, Infrastructure Management</w:t>
+        <w:t>AUDIENCE:  &lt;customer&gt;, &lt;groups&gt;</w:t>
       </w:r>
     </w:p>
     <w:p>
@@ -294,13 +239,8 @@
       </w:pPr>
       <w:r>
         <w:lastRenderedPageBreak/>
-        <w:t xml:space="preserve">1. Goals and </w:t>
-      </w:r>
-      <w:proofErr w:type="gramStart"/>
-      <w:r>
-        <w:t>Non-Goals</w:t>
-      </w:r>
-      <w:proofErr w:type="gramEnd"/>
+        <w:t>1. Goals and Non-Goals</w:t>
+      </w:r>
     </w:p>
     <w:p>
       <w:pPr>
@@ -398,13 +338,8 @@
         <w:pStyle w:val="heading20"/>
       </w:pPr>
       <w:r>
-        <w:t xml:space="preserve">1.2 </w:t>
-      </w:r>
-      <w:proofErr w:type="gramStart"/>
-      <w:r>
-        <w:t>Non-Goals</w:t>
-      </w:r>
-      <w:proofErr w:type="gramEnd"/>
+        <w:t>1.2 Non-Goals</w:t>
+      </w:r>
     </w:p>
     <w:p>
       <w:pPr>
@@ -483,15 +418,7 @@
         <w:t>ST-08</w:t>
       </w:r>
       <w:r>
-        <w:t xml:space="preserve">) and one exception handler. Each scriptable task is a self-contained JavaScript program that reads workflow attributes, performs one logical step, and writes attributes for the next task to consume. Three of the steps </w:t>
-      </w:r>
-      <w:proofErr w:type="gramStart"/>
-      <w:r>
-        <w:t>delegate</w:t>
-      </w:r>
-      <w:proofErr w:type="gramEnd"/>
-      <w:r>
-        <w:t xml:space="preserve"> to </w:t>
+        <w:t xml:space="preserve">) and one exception handler. Each scriptable task is a self-contained JavaScript program that reads workflow attributes, performs one logical step, and writes attributes for the next task to consume. Three of the steps delegate to </w:t>
       </w:r>
       <w:r>
         <w:t>VCF Orchestrator</w:t>
@@ -736,23 +663,7 @@
                 <w:sz w:val="20"/>
                 <w:szCs w:val="20"/>
               </w:rPr>
-              <w:t xml:space="preserve"> human-readable input thresholds into internal units (bytes, </w:t>
-            </w:r>
-            <w:proofErr w:type="spellStart"/>
-            <w:r>
-              <w:rPr>
-                <w:sz w:val="20"/>
-                <w:szCs w:val="20"/>
-              </w:rPr>
-              <w:t>ms</w:t>
-            </w:r>
-            <w:proofErr w:type="spellEnd"/>
-            <w:r>
-              <w:rPr>
-                <w:sz w:val="20"/>
-                <w:szCs w:val="20"/>
-              </w:rPr>
-              <w:t xml:space="preserve">), </w:t>
+              <w:t xml:space="preserve"> human-readable input thresholds into internal units (bytes, ms), </w:t>
             </w:r>
             <w:r>
               <w:rPr>
@@ -766,23 +677,7 @@
                 <w:sz w:val="20"/>
                 <w:szCs w:val="20"/>
               </w:rPr>
-              <w:t xml:space="preserve"> the </w:t>
-            </w:r>
-            <w:proofErr w:type="spellStart"/>
-            <w:r>
-              <w:rPr>
-                <w:sz w:val="20"/>
-                <w:szCs w:val="20"/>
-              </w:rPr>
-              <w:t>runLog</w:t>
-            </w:r>
-            <w:proofErr w:type="spellEnd"/>
-            <w:r>
-              <w:rPr>
-                <w:sz w:val="20"/>
-                <w:szCs w:val="20"/>
-              </w:rPr>
-              <w:t xml:space="preserve"> accumulator.</w:t>
+              <w:t xml:space="preserve"> the runLog accumulator.</w:t>
             </w:r>
           </w:p>
         </w:tc>
@@ -874,71 +769,7 @@
                 <w:sz w:val="20"/>
                 <w:szCs w:val="20"/>
               </w:rPr>
-              <w:t xml:space="preserve">Read the </w:t>
-            </w:r>
-            <w:proofErr w:type="spellStart"/>
-            <w:r>
-              <w:rPr>
-                <w:sz w:val="20"/>
-                <w:szCs w:val="20"/>
-              </w:rPr>
-              <w:t>runLock</w:t>
-            </w:r>
-            <w:proofErr w:type="spellEnd"/>
-            <w:r>
-              <w:rPr>
-                <w:sz w:val="20"/>
-                <w:szCs w:val="20"/>
-              </w:rPr>
-              <w:t xml:space="preserve"> attribute from the </w:t>
-            </w:r>
-            <w:proofErr w:type="spellStart"/>
-            <w:r>
-              <w:rPr>
-                <w:sz w:val="20"/>
-                <w:szCs w:val="20"/>
-              </w:rPr>
-              <w:t>RuntimeState</w:t>
-            </w:r>
-            <w:proofErr w:type="spellEnd"/>
-            <w:r>
-              <w:rPr>
-                <w:sz w:val="20"/>
-                <w:szCs w:val="20"/>
-              </w:rPr>
-              <w:t xml:space="preserve"> configuration element. If non-empty, throw to route via the Exception Handler as MUTEX_ABORT. Otherwise write </w:t>
-            </w:r>
-            <w:proofErr w:type="spellStart"/>
-            <w:r>
-              <w:rPr>
-                <w:sz w:val="20"/>
-                <w:szCs w:val="20"/>
-              </w:rPr>
-              <w:t>runId</w:t>
-            </w:r>
-            <w:proofErr w:type="spellEnd"/>
-            <w:r>
-              <w:rPr>
-                <w:sz w:val="20"/>
-                <w:szCs w:val="20"/>
-              </w:rPr>
-              <w:t xml:space="preserve"> into </w:t>
-            </w:r>
-            <w:proofErr w:type="spellStart"/>
-            <w:r>
-              <w:rPr>
-                <w:sz w:val="20"/>
-                <w:szCs w:val="20"/>
-              </w:rPr>
-              <w:t>runLock</w:t>
-            </w:r>
-            <w:proofErr w:type="spellEnd"/>
-            <w:r>
-              <w:rPr>
-                <w:sz w:val="20"/>
-                <w:szCs w:val="20"/>
-              </w:rPr>
-              <w:t xml:space="preserve"> to claim it.</w:t>
+              <w:t>Read the runLock attribute from the RuntimeState configuration element. If non-empty, throw to route via the Exception Handler as MUTEX_ABORT. Otherwise write runId into runLock to claim it.</w:t>
             </w:r>
           </w:p>
         </w:tc>
@@ -1005,17 +836,8 @@
                 <w:sz w:val="20"/>
                 <w:szCs w:val="20"/>
               </w:rPr>
-              <w:t xml:space="preserve">Enumerate </w:t>
-            </w:r>
-            <w:proofErr w:type="spellStart"/>
-            <w:r>
-              <w:rPr>
-                <w:sz w:val="20"/>
-                <w:szCs w:val="20"/>
-              </w:rPr>
-              <w:t>vCenters</w:t>
-            </w:r>
-            <w:proofErr w:type="spellEnd"/>
+              <w:t>Enumerate vCenters</w:t>
+            </w:r>
           </w:p>
         </w:tc>
         <w:tc>
@@ -1044,55 +866,7 @@
                 <w:sz w:val="20"/>
                 <w:szCs w:val="20"/>
               </w:rPr>
-              <w:t xml:space="preserve">Iterate </w:t>
-            </w:r>
-            <w:proofErr w:type="spellStart"/>
-            <w:r>
-              <w:rPr>
-                <w:sz w:val="20"/>
-                <w:szCs w:val="20"/>
-              </w:rPr>
-              <w:t>VcPlugin.allSdkConnections</w:t>
-            </w:r>
-            <w:proofErr w:type="spellEnd"/>
-            <w:r>
-              <w:rPr>
-                <w:sz w:val="20"/>
-                <w:szCs w:val="20"/>
-              </w:rPr>
-              <w:t>; for each, call _</w:t>
-            </w:r>
-            <w:proofErr w:type="spellStart"/>
-            <w:r>
-              <w:rPr>
-                <w:sz w:val="20"/>
-                <w:szCs w:val="20"/>
-              </w:rPr>
-              <w:t>getSnapshotCandidates</w:t>
-            </w:r>
-            <w:proofErr w:type="spellEnd"/>
-            <w:r>
-              <w:rPr>
-                <w:sz w:val="20"/>
-                <w:szCs w:val="20"/>
-              </w:rPr>
-              <w:t xml:space="preserve"> and merge results into a single flat array. Per-vCenter failures are isolated as </w:t>
-            </w:r>
-            <w:proofErr w:type="spellStart"/>
-            <w:r>
-              <w:rPr>
-                <w:sz w:val="20"/>
-                <w:szCs w:val="20"/>
-              </w:rPr>
-              <w:t>enum_error</w:t>
-            </w:r>
-            <w:proofErr w:type="spellEnd"/>
-            <w:r>
-              <w:rPr>
-                <w:sz w:val="20"/>
-                <w:szCs w:val="20"/>
-              </w:rPr>
-              <w:t xml:space="preserve"> log entries; they do not abort the run.</w:t>
+              <w:t>Iterate VcPlugin.allSdkConnections; for each, call _getSnapshotCandidates and merge results into a single flat array. Per-vCenter failures are isolated as enum_error log entries; they do not abort the run.</w:t>
             </w:r>
           </w:p>
         </w:tc>
@@ -1184,23 +958,7 @@
                 <w:sz w:val="20"/>
                 <w:szCs w:val="20"/>
               </w:rPr>
-              <w:t xml:space="preserve">Early-exit gate. Sets </w:t>
-            </w:r>
-            <w:proofErr w:type="spellStart"/>
-            <w:r>
-              <w:rPr>
-                <w:sz w:val="20"/>
-                <w:szCs w:val="20"/>
-              </w:rPr>
-              <w:t>candidatesFound</w:t>
-            </w:r>
-            <w:proofErr w:type="spellEnd"/>
-            <w:r>
-              <w:rPr>
-                <w:sz w:val="20"/>
-                <w:szCs w:val="20"/>
-              </w:rPr>
-              <w:t>=true/false. A Decision element after this task routes false directly to ST-0</w:t>
+              <w:t>Early-exit gate. Sets candidatesFound=true/false. A Decision element after this task routes false directly to ST-0</w:t>
             </w:r>
             <w:r>
               <w:rPr>
@@ -1398,39 +1156,7 @@
                 <w:sz w:val="20"/>
                 <w:szCs w:val="20"/>
               </w:rPr>
-              <w:t xml:space="preserve">Adaptive dispatch: start with concurrency 1, ramp up to </w:t>
-            </w:r>
-            <w:proofErr w:type="spellStart"/>
-            <w:r>
-              <w:rPr>
-                <w:sz w:val="20"/>
-                <w:szCs w:val="20"/>
-              </w:rPr>
-              <w:t>maxParallel</w:t>
-            </w:r>
-            <w:proofErr w:type="spellEnd"/>
-            <w:r>
-              <w:rPr>
-                <w:sz w:val="20"/>
-                <w:szCs w:val="20"/>
-              </w:rPr>
-              <w:t xml:space="preserve"> as the governor approves. Hard constraint: at most one task per VM at a time. Captures pre/post metrics into </w:t>
-            </w:r>
-            <w:proofErr w:type="spellStart"/>
-            <w:r>
-              <w:rPr>
-                <w:sz w:val="20"/>
-                <w:szCs w:val="20"/>
-              </w:rPr>
-              <w:t>datastoreStateJson</w:t>
-            </w:r>
-            <w:proofErr w:type="spellEnd"/>
-            <w:r>
-              <w:rPr>
-                <w:sz w:val="20"/>
-                <w:szCs w:val="20"/>
-              </w:rPr>
-              <w:t xml:space="preserve"> for governor calibration.</w:t>
+              <w:t>Adaptive dispatch: start with concurrency 1, ramp up to maxParallel as the governor approves. Hard constraint: at most one task per VM at a time. Captures pre/post metrics into datastoreStateJson for governor calibration.</w:t>
             </w:r>
           </w:p>
         </w:tc>
@@ -1522,23 +1248,7 @@
                 <w:sz w:val="20"/>
                 <w:szCs w:val="20"/>
               </w:rPr>
-              <w:t xml:space="preserve">Sequential processing with no per-VM concurrency limit (no stun risk on powered-off VMs). Inherits </w:t>
-            </w:r>
-            <w:proofErr w:type="spellStart"/>
-            <w:r>
-              <w:rPr>
-                <w:sz w:val="20"/>
-                <w:szCs w:val="20"/>
-              </w:rPr>
-              <w:t>dsState</w:t>
-            </w:r>
-            <w:proofErr w:type="spellEnd"/>
-            <w:r>
-              <w:rPr>
-                <w:sz w:val="20"/>
-                <w:szCs w:val="20"/>
-              </w:rPr>
-              <w:t xml:space="preserve"> calibration from ST-06 so shared datastores do not start blind.</w:t>
+              <w:t>Sequential processing with no per-VM concurrency limit (no stun risk on powered-off VMs). Inherits dsState calibration from ST-06 so shared datastores do not start blind.</w:t>
             </w:r>
           </w:p>
         </w:tc>
@@ -1570,14 +1280,7 @@
                 <w:sz w:val="20"/>
                 <w:szCs w:val="20"/>
               </w:rPr>
-              <w:t>ST-0</w:t>
-            </w:r>
-            <w:r>
-              <w:rPr>
-                <w:sz w:val="20"/>
-                <w:szCs w:val="20"/>
-              </w:rPr>
-              <w:t>8</w:t>
+              <w:t>ST-08</w:t>
             </w:r>
           </w:p>
         </w:tc>
@@ -1607,17 +1310,8 @@
                 <w:sz w:val="20"/>
                 <w:szCs w:val="20"/>
               </w:rPr>
-              <w:t xml:space="preserve">Release Mutex &amp; </w:t>
-            </w:r>
-            <w:proofErr w:type="spellStart"/>
-            <w:r>
-              <w:rPr>
-                <w:sz w:val="20"/>
-                <w:szCs w:val="20"/>
-              </w:rPr>
-              <w:t>Finalise</w:t>
-            </w:r>
-            <w:proofErr w:type="spellEnd"/>
+              <w:t>Release Mutex &amp; Finalise</w:t>
+            </w:r>
           </w:p>
         </w:tc>
         <w:tc>
@@ -1650,39 +1344,7 @@
                 <w:sz w:val="20"/>
                 <w:szCs w:val="20"/>
               </w:rPr>
-              <w:t xml:space="preserve">Always-executes terminal task. Releases the lock, tallies </w:t>
-            </w:r>
-            <w:proofErr w:type="gramStart"/>
-            <w:r>
-              <w:rPr>
-                <w:sz w:val="20"/>
-                <w:szCs w:val="20"/>
-              </w:rPr>
-              <w:t>counts</w:t>
-            </w:r>
-            <w:proofErr w:type="gramEnd"/>
-            <w:r>
-              <w:rPr>
-                <w:sz w:val="20"/>
-                <w:szCs w:val="20"/>
-              </w:rPr>
-              <w:t xml:space="preserve">, emits the SNAPSHOT CLEANUP COMPLETE result block, writes the structured </w:t>
-            </w:r>
-            <w:proofErr w:type="spellStart"/>
-            <w:r>
-              <w:rPr>
-                <w:sz w:val="20"/>
-                <w:szCs w:val="20"/>
-              </w:rPr>
-              <w:t>runSummaryJson</w:t>
-            </w:r>
-            <w:proofErr w:type="spellEnd"/>
-            <w:r>
-              <w:rPr>
-                <w:sz w:val="20"/>
-                <w:szCs w:val="20"/>
-              </w:rPr>
-              <w:t xml:space="preserve"> output.</w:t>
+              <w:t>Always-executes terminal task. Releases the lock, tallies counts, emits the SNAPSHOT CLEANUP COMPLETE result block, writes the structured runSummaryJson output.</w:t>
             </w:r>
           </w:p>
         </w:tc>
@@ -1780,55 +1442,7 @@
                 <w:sz w:val="20"/>
                 <w:szCs w:val="20"/>
               </w:rPr>
-              <w:t xml:space="preserve">Connected to the error output of every scriptable task. </w:t>
-            </w:r>
-            <w:proofErr w:type="gramStart"/>
-            <w:r>
-              <w:rPr>
-                <w:sz w:val="20"/>
-                <w:szCs w:val="20"/>
-              </w:rPr>
-              <w:t>Classifies</w:t>
-            </w:r>
-            <w:proofErr w:type="gramEnd"/>
-            <w:r>
-              <w:rPr>
-                <w:sz w:val="20"/>
-                <w:szCs w:val="20"/>
-              </w:rPr>
-              <w:t xml:space="preserve"> </w:t>
-            </w:r>
-            <w:proofErr w:type="gramStart"/>
-            <w:r>
-              <w:rPr>
-                <w:sz w:val="20"/>
-                <w:szCs w:val="20"/>
-              </w:rPr>
-              <w:t>errors</w:t>
-            </w:r>
-            <w:proofErr w:type="gramEnd"/>
-            <w:r>
-              <w:rPr>
-                <w:sz w:val="20"/>
-                <w:szCs w:val="20"/>
-              </w:rPr>
-              <w:t xml:space="preserve"> as MUTEX_ABORT, CLEAN_EXIT, or ERROR. </w:t>
-            </w:r>
-            <w:proofErr w:type="gramStart"/>
-            <w:r>
-              <w:rPr>
-                <w:sz w:val="20"/>
-                <w:szCs w:val="20"/>
-              </w:rPr>
-              <w:t>Releases</w:t>
-            </w:r>
-            <w:proofErr w:type="gramEnd"/>
-            <w:r>
-              <w:rPr>
-                <w:sz w:val="20"/>
-                <w:szCs w:val="20"/>
-              </w:rPr>
-              <w:t xml:space="preserve"> the lock if it was held by this run; re-throws real errors so VCF Orchestrator marks the run failed.</w:t>
+              <w:t>Connected to the error output of every scriptable task. Classifies errors as MUTEX_ABORT, CLEAN_EXIT, or ERROR. Releases the lock if it was held by this run; re-throws real errors so VCF Orchestrator marks the run failed.</w:t>
             </w:r>
           </w:p>
         </w:tc>
@@ -1959,8 +1573,6 @@
                 <w:szCs w:val="20"/>
               </w:rPr>
             </w:pPr>
-            <w:proofErr w:type="spellStart"/>
-            <w:proofErr w:type="gramStart"/>
             <w:r>
               <w:rPr>
                 <w:sz w:val="20"/>
@@ -1968,8 +1580,6 @@
               </w:rPr>
               <w:t>com.broadcom.pso.vc.vm.snapshots</w:t>
             </w:r>
-            <w:proofErr w:type="spellEnd"/>
-            <w:proofErr w:type="gramEnd"/>
           </w:p>
         </w:tc>
         <w:tc>
@@ -2002,57 +1612,7 @@
                 <w:sz w:val="20"/>
                 <w:szCs w:val="20"/>
               </w:rPr>
-              <w:t>_</w:t>
-            </w:r>
-            <w:proofErr w:type="spellStart"/>
-            <w:r>
-              <w:rPr>
-                <w:sz w:val="20"/>
-                <w:szCs w:val="20"/>
-              </w:rPr>
-              <w:t>getSnapshotCandidates</w:t>
-            </w:r>
-            <w:proofErr w:type="spellEnd"/>
-            <w:r>
-              <w:rPr>
-                <w:sz w:val="20"/>
-                <w:szCs w:val="20"/>
-              </w:rPr>
-              <w:t>, _</w:t>
-            </w:r>
-            <w:proofErr w:type="spellStart"/>
-            <w:r>
-              <w:rPr>
-                <w:sz w:val="20"/>
-                <w:szCs w:val="20"/>
-              </w:rPr>
-              <w:t>deleteSnapshot</w:t>
-            </w:r>
-            <w:proofErr w:type="spellEnd"/>
-            <w:r>
-              <w:rPr>
-                <w:sz w:val="20"/>
-                <w:szCs w:val="20"/>
-              </w:rPr>
-              <w:t xml:space="preserve"> — VM and snapshot enumeration and deletion. Operate against </w:t>
-            </w:r>
-            <w:proofErr w:type="spellStart"/>
-            <w:proofErr w:type="gramStart"/>
-            <w:r>
-              <w:rPr>
-                <w:sz w:val="20"/>
-                <w:szCs w:val="20"/>
-              </w:rPr>
-              <w:t>VC:SdkConnection</w:t>
-            </w:r>
-            <w:proofErr w:type="spellEnd"/>
-            <w:proofErr w:type="gramEnd"/>
-            <w:r>
-              <w:rPr>
-                <w:sz w:val="20"/>
-                <w:szCs w:val="20"/>
-              </w:rPr>
-              <w:t xml:space="preserve"> objects through the </w:t>
+              <w:t xml:space="preserve">_getSnapshotCandidates, _deleteSnapshot — VM and snapshot enumeration and deletion. Operate against VC:SdkConnection objects through the </w:t>
             </w:r>
             <w:r>
               <w:rPr>
@@ -2066,23 +1626,7 @@
                 <w:sz w:val="20"/>
                 <w:szCs w:val="20"/>
               </w:rPr>
-              <w:t xml:space="preserve"> inventory tree (no REST, no </w:t>
-            </w:r>
-            <w:proofErr w:type="spellStart"/>
-            <w:r>
-              <w:rPr>
-                <w:sz w:val="20"/>
-                <w:szCs w:val="20"/>
-              </w:rPr>
-              <w:t>MoRef</w:t>
-            </w:r>
-            <w:proofErr w:type="spellEnd"/>
-            <w:r>
-              <w:rPr>
-                <w:sz w:val="20"/>
-                <w:szCs w:val="20"/>
-              </w:rPr>
-              <w:t xml:space="preserve"> construction).</w:t>
+              <w:t xml:space="preserve"> inventory tree (no REST, no MoRef construction).</w:t>
             </w:r>
           </w:p>
         </w:tc>
@@ -2113,8 +1657,6 @@
                 <w:szCs w:val="20"/>
               </w:rPr>
             </w:pPr>
-            <w:proofErr w:type="spellStart"/>
-            <w:proofErr w:type="gramStart"/>
             <w:r>
               <w:rPr>
                 <w:sz w:val="20"/>
@@ -2122,8 +1664,6 @@
               </w:rPr>
               <w:t>com.broadcom.pso.vc.storage</w:t>
             </w:r>
-            <w:proofErr w:type="spellEnd"/>
-            <w:proofErr w:type="gramEnd"/>
           </w:p>
         </w:tc>
         <w:tc>
@@ -2156,78 +1696,21 @@
                 <w:sz w:val="20"/>
                 <w:szCs w:val="20"/>
               </w:rPr>
+              <w:t xml:space="preserve">_getDatastoreMetrics, </w:t>
+            </w:r>
+            <w:r>
+              <w:rPr>
+                <w:sz w:val="20"/>
+                <w:szCs w:val="20"/>
+              </w:rPr>
               <w:t>_</w:t>
             </w:r>
-            <w:proofErr w:type="spellStart"/>
-            <w:r>
-              <w:rPr>
-                <w:sz w:val="20"/>
-                <w:szCs w:val="20"/>
-              </w:rPr>
-              <w:t>getDatastoreMetrics</w:t>
-            </w:r>
-            <w:proofErr w:type="spellEnd"/>
-            <w:r>
-              <w:rPr>
-                <w:sz w:val="20"/>
-                <w:szCs w:val="20"/>
-              </w:rPr>
-              <w:t xml:space="preserve">, </w:t>
-            </w:r>
-            <w:r>
-              <w:rPr>
-                <w:sz w:val="20"/>
-                <w:szCs w:val="20"/>
-              </w:rPr>
-              <w:t>_</w:t>
-            </w:r>
-            <w:proofErr w:type="spellStart"/>
-            <w:r>
-              <w:rPr>
-                <w:sz w:val="20"/>
-                <w:szCs w:val="20"/>
-              </w:rPr>
-              <w:t>adaptiveGovernorCheck</w:t>
-            </w:r>
-            <w:proofErr w:type="spellEnd"/>
-            <w:r>
-              <w:rPr>
-                <w:sz w:val="20"/>
-                <w:szCs w:val="20"/>
-              </w:rPr>
-              <w:t xml:space="preserve"> — datastore performance sampling (VMFS/NFS via </w:t>
-            </w:r>
-            <w:proofErr w:type="spellStart"/>
-            <w:r>
-              <w:rPr>
-                <w:sz w:val="20"/>
-                <w:szCs w:val="20"/>
-              </w:rPr>
-              <w:t>PerformanceManager.queryPerf</w:t>
-            </w:r>
-            <w:proofErr w:type="spellEnd"/>
-            <w:r>
-              <w:rPr>
-                <w:sz w:val="20"/>
-                <w:szCs w:val="20"/>
-              </w:rPr>
-              <w:t xml:space="preserve">, vSAN via </w:t>
-            </w:r>
-            <w:proofErr w:type="spellStart"/>
-            <w:r>
-              <w:rPr>
-                <w:sz w:val="20"/>
-                <w:szCs w:val="20"/>
-              </w:rPr>
-              <w:t>HostVsanInternalSystem.queryVsanStatistics</w:t>
-            </w:r>
-            <w:proofErr w:type="spellEnd"/>
-            <w:r>
-              <w:rPr>
-                <w:sz w:val="20"/>
-                <w:szCs w:val="20"/>
-              </w:rPr>
-              <w:t>) and the governor decision engine.</w:t>
+            <w:r>
+              <w:rPr>
+                <w:sz w:val="20"/>
+                <w:szCs w:val="20"/>
+              </w:rPr>
+              <w:t>adaptiveGovernorCheck — datastore performance sampling (VMFS/NFS via PerformanceManager.queryPerf, vSAN via HostVsanInternalSystem.queryVsanStatistics) and the governor decision engine.</w:t>
             </w:r>
           </w:p>
         </w:tc>
@@ -2263,18 +1746,15 @@
       <w:r>
         <w:t xml:space="preserve"> Configuration Element required by this solution, under category </w:t>
       </w:r>
-      <w:proofErr w:type="spellStart"/>
       <w:r>
         <w:rPr>
           <w:rFonts w:ascii="Consolas" w:eastAsia="Consolas" w:hAnsi="Consolas" w:cs="Consolas"/>
         </w:rPr>
         <w:t>SnapshotCleanup</w:t>
       </w:r>
-      <w:proofErr w:type="spellEnd"/>
       <w:r>
         <w:t xml:space="preserve">: </w:t>
       </w:r>
-      <w:proofErr w:type="spellStart"/>
       <w:r>
         <w:rPr>
           <w:rFonts w:ascii="Consolas" w:eastAsia="Consolas" w:hAnsi="Consolas" w:cs="Consolas"/>
@@ -2283,7 +1763,6 @@
         </w:rPr>
         <w:t>RuntimeState</w:t>
       </w:r>
-      <w:proofErr w:type="spellEnd"/>
       <w:r>
         <w:t xml:space="preserve">. All threshold and policy values are workflow input parameters, set as defaults on the workflow Inputs tab and overridable per schedule. There is no separate file-logging configuration; all audit output goes to the </w:t>
       </w:r>
@@ -2299,15 +1778,7 @@
         <w:pStyle w:val="heading20"/>
       </w:pPr>
       <w:r>
-        <w:t xml:space="preserve">3.1 </w:t>
-      </w:r>
-      <w:proofErr w:type="spellStart"/>
-      <w:r>
-        <w:t>RuntimeState</w:t>
-      </w:r>
-      <w:proofErr w:type="spellEnd"/>
-      <w:r>
-        <w:t xml:space="preserve"> attributes</w:t>
+        <w:t>3.1 RuntimeState attributes</w:t>
       </w:r>
     </w:p>
     <w:tbl>
@@ -2448,7 +1919,6 @@
                 <w:szCs w:val="20"/>
               </w:rPr>
             </w:pPr>
-            <w:proofErr w:type="spellStart"/>
             <w:r>
               <w:rPr>
                 <w:sz w:val="20"/>
@@ -2456,7 +1926,6 @@
               </w:rPr>
               <w:t>runLock</w:t>
             </w:r>
-            <w:proofErr w:type="spellEnd"/>
           </w:p>
         </w:tc>
         <w:tc>
@@ -2578,7 +2047,6 @@
                 <w:szCs w:val="20"/>
               </w:rPr>
             </w:pPr>
-            <w:proofErr w:type="spellStart"/>
             <w:r>
               <w:rPr>
                 <w:sz w:val="20"/>
@@ -2586,7 +2054,6 @@
               </w:rPr>
               <w:t>lastRunId</w:t>
             </w:r>
-            <w:proofErr w:type="spellEnd"/>
           </w:p>
         </w:tc>
         <w:tc>
@@ -2676,7 +2143,6 @@
                 <w:szCs w:val="20"/>
               </w:rPr>
             </w:pPr>
-            <w:proofErr w:type="spellStart"/>
             <w:r>
               <w:rPr>
                 <w:sz w:val="20"/>
@@ -2684,7 +2150,6 @@
               </w:rPr>
               <w:t>lastRunCompletedAt</w:t>
             </w:r>
-            <w:proofErr w:type="spellEnd"/>
           </w:p>
         </w:tc>
         <w:tc>
@@ -2774,7 +2239,6 @@
                 <w:szCs w:val="20"/>
               </w:rPr>
             </w:pPr>
-            <w:proofErr w:type="spellStart"/>
             <w:r>
               <w:rPr>
                 <w:sz w:val="20"/>
@@ -2782,7 +2246,6 @@
               </w:rPr>
               <w:t>lastRunOutcome</w:t>
             </w:r>
-            <w:proofErr w:type="spellEnd"/>
           </w:p>
         </w:tc>
         <w:tc>
@@ -3036,7 +2499,6 @@
                 <w:szCs w:val="20"/>
               </w:rPr>
             </w:pPr>
-            <w:proofErr w:type="spellStart"/>
             <w:r>
               <w:rPr>
                 <w:sz w:val="20"/>
@@ -3044,7 +2506,6 @@
               </w:rPr>
               <w:t>maxAgeMinutes</w:t>
             </w:r>
-            <w:proofErr w:type="spellEnd"/>
           </w:p>
         </w:tc>
         <w:tc>
@@ -3164,7 +2625,6 @@
                 <w:szCs w:val="20"/>
               </w:rPr>
             </w:pPr>
-            <w:proofErr w:type="spellStart"/>
             <w:r>
               <w:rPr>
                 <w:sz w:val="20"/>
@@ -3172,7 +2632,6 @@
               </w:rPr>
               <w:t>descIgnoreString</w:t>
             </w:r>
-            <w:proofErr w:type="spellEnd"/>
           </w:p>
         </w:tc>
         <w:tc>
@@ -3292,7 +2751,6 @@
                 <w:szCs w:val="20"/>
               </w:rPr>
             </w:pPr>
-            <w:proofErr w:type="spellStart"/>
             <w:r>
               <w:rPr>
                 <w:sz w:val="20"/>
@@ -3300,7 +2758,6 @@
               </w:rPr>
               <w:t>latencyThresholdMs</w:t>
             </w:r>
-            <w:proofErr w:type="spellEnd"/>
           </w:p>
         </w:tc>
         <w:tc>
@@ -3420,7 +2877,6 @@
                 <w:szCs w:val="20"/>
               </w:rPr>
             </w:pPr>
-            <w:proofErr w:type="spellStart"/>
             <w:r>
               <w:rPr>
                 <w:sz w:val="20"/>
@@ -3428,7 +2884,6 @@
               </w:rPr>
               <w:t>vsanCongestionThresh</w:t>
             </w:r>
-            <w:proofErr w:type="spellEnd"/>
           </w:p>
         </w:tc>
         <w:tc>
@@ -3548,7 +3003,6 @@
                 <w:szCs w:val="20"/>
               </w:rPr>
             </w:pPr>
-            <w:proofErr w:type="spellStart"/>
             <w:r>
               <w:rPr>
                 <w:sz w:val="20"/>
@@ -3556,7 +3010,6 @@
               </w:rPr>
               <w:t>vsanResyncThresholdGB</w:t>
             </w:r>
-            <w:proofErr w:type="spellEnd"/>
           </w:p>
         </w:tc>
         <w:tc>
@@ -3676,7 +3129,6 @@
                 <w:szCs w:val="20"/>
               </w:rPr>
             </w:pPr>
-            <w:proofErr w:type="spellStart"/>
             <w:r>
               <w:rPr>
                 <w:sz w:val="20"/>
@@ -3684,7 +3136,6 @@
               </w:rPr>
               <w:t>maxParallelPerVcenter</w:t>
             </w:r>
-            <w:proofErr w:type="spellEnd"/>
           </w:p>
         </w:tc>
         <w:tc>
@@ -3804,7 +3255,6 @@
                 <w:szCs w:val="20"/>
               </w:rPr>
             </w:pPr>
-            <w:proofErr w:type="spellStart"/>
             <w:r>
               <w:rPr>
                 <w:sz w:val="20"/>
@@ -3812,7 +3262,6 @@
               </w:rPr>
               <w:t>governorPollIntervalSec</w:t>
             </w:r>
-            <w:proofErr w:type="spellEnd"/>
           </w:p>
         </w:tc>
         <w:tc>
@@ -3901,23 +3350,7 @@
                 <w:sz w:val="20"/>
                 <w:szCs w:val="20"/>
               </w:rPr>
-              <w:t xml:space="preserve">Re-check interval when the governor is on hold. Converted to </w:t>
-            </w:r>
-            <w:proofErr w:type="spellStart"/>
-            <w:r>
-              <w:rPr>
-                <w:sz w:val="20"/>
-                <w:szCs w:val="20"/>
-              </w:rPr>
-              <w:t>ms</w:t>
-            </w:r>
-            <w:proofErr w:type="spellEnd"/>
-            <w:r>
-              <w:rPr>
-                <w:sz w:val="20"/>
-                <w:szCs w:val="20"/>
-              </w:rPr>
-              <w:t xml:space="preserve"> by ST-01.</w:t>
+              <w:t>Re-check interval when the governor is on hold. Converted to ms by ST-01.</w:t>
             </w:r>
           </w:p>
         </w:tc>
@@ -3948,7 +3381,6 @@
                 <w:szCs w:val="20"/>
               </w:rPr>
             </w:pPr>
-            <w:proofErr w:type="spellStart"/>
             <w:r>
               <w:rPr>
                 <w:sz w:val="20"/>
@@ -3956,7 +3388,6 @@
               </w:rPr>
               <w:t>taskTimeoutSeconds</w:t>
             </w:r>
-            <w:proofErr w:type="spellEnd"/>
           </w:p>
         </w:tc>
         <w:tc>
@@ -4234,7 +3665,6 @@
                 <w:szCs w:val="20"/>
               </w:rPr>
             </w:pPr>
-            <w:proofErr w:type="spellStart"/>
             <w:r>
               <w:rPr>
                 <w:sz w:val="20"/>
@@ -4242,7 +3672,6 @@
               </w:rPr>
               <w:t>nameMatchString</w:t>
             </w:r>
-            <w:proofErr w:type="spellEnd"/>
           </w:p>
         </w:tc>
         <w:tc>
@@ -4365,7 +3794,6 @@
                 <w:szCs w:val="20"/>
               </w:rPr>
             </w:pPr>
-            <w:proofErr w:type="spellStart"/>
             <w:r>
               <w:rPr>
                 <w:sz w:val="20"/>
@@ -4373,7 +3801,6 @@
               </w:rPr>
               <w:t>dryRun</w:t>
             </w:r>
-            <w:proofErr w:type="spellEnd"/>
           </w:p>
         </w:tc>
         <w:tc>
@@ -4401,7 +3828,6 @@
                 <w:szCs w:val="20"/>
               </w:rPr>
             </w:pPr>
-            <w:proofErr w:type="spellStart"/>
             <w:r>
               <w:rPr>
                 <w:sz w:val="20"/>
@@ -4409,7 +3835,6 @@
               </w:rPr>
               <w:t>boolean</w:t>
             </w:r>
-            <w:proofErr w:type="spellEnd"/>
           </w:p>
         </w:tc>
         <w:tc>
@@ -4503,24 +3928,14 @@
       <w:r>
         <w:t xml:space="preserve">Two scheduled runs must never execute concurrently — they would both try to consolidate the same chains and corrupt the calibration state. The mutex is implemented as the </w:t>
       </w:r>
-      <w:proofErr w:type="spellStart"/>
       <w:r>
         <w:rPr>
           <w:rFonts w:ascii="Consolas" w:eastAsia="Consolas" w:hAnsi="Consolas" w:cs="Consolas"/>
         </w:rPr>
         <w:t>runLock</w:t>
       </w:r>
-      <w:proofErr w:type="spellEnd"/>
-      <w:r>
-        <w:t xml:space="preserve"> attribute on the </w:t>
-      </w:r>
-      <w:proofErr w:type="spellStart"/>
-      <w:r>
-        <w:t>RuntimeState</w:t>
-      </w:r>
-      <w:proofErr w:type="spellEnd"/>
-      <w:r>
-        <w:t xml:space="preserve"> configuration element. Acquisition is a check-then-write performed by ST-02. Release is performed by ST-0</w:t>
+      <w:r>
+        <w:t xml:space="preserve"> attribute on the RuntimeState configuration element. Acquisition is a check-then-write performed by ST-02. Release is performed by ST-0</w:t>
       </w:r>
       <w:r>
         <w:t>8</w:t>
@@ -4587,17 +4002,7 @@
         <w:spacing w:after="80"/>
       </w:pPr>
       <w:r>
-        <w:t xml:space="preserve">Start with </w:t>
-      </w:r>
-      <w:proofErr w:type="spellStart"/>
-      <w:proofErr w:type="gramStart"/>
-      <w:r>
-        <w:t>currentConcurrency</w:t>
-      </w:r>
-      <w:proofErr w:type="spellEnd"/>
-      <w:proofErr w:type="gramEnd"/>
-      <w:r>
-        <w:t xml:space="preserve"> = 1.</w:t>
+        <w:t>Start with currentConcurrency = 1.</w:t>
       </w:r>
     </w:p>
     <w:p>
@@ -4623,25 +4028,7 @@
         <w:spacing w:after="80"/>
       </w:pPr>
       <w:r>
-        <w:t xml:space="preserve">After each task completes, harvest its result and re-evaluate: if the next candidate’s projected impact (current latency + observed delta) stays within threshold, ramp </w:t>
-      </w:r>
-      <w:proofErr w:type="spellStart"/>
-      <w:proofErr w:type="gramStart"/>
-      <w:r>
-        <w:t>currentConcurrency</w:t>
-      </w:r>
-      <w:proofErr w:type="spellEnd"/>
-      <w:proofErr w:type="gramEnd"/>
-      <w:r>
-        <w:t xml:space="preserve"> by 1, capped at </w:t>
-      </w:r>
-      <w:proofErr w:type="spellStart"/>
-      <w:r>
-        <w:t>maxParallel</w:t>
-      </w:r>
-      <w:proofErr w:type="spellEnd"/>
-      <w:r>
-        <w:t>.</w:t>
+        <w:t>After each task completes, harvest its result and re-evaluate: if the next candidate’s projected impact (current latency + observed delta) stays within threshold, ramp currentConcurrency by 1, capped at maxParallel.</w:t>
       </w:r>
     </w:p>
     <w:p>
@@ -4654,17 +4041,7 @@
         <w:spacing w:after="80"/>
       </w:pPr>
       <w:r>
-        <w:t xml:space="preserve">If projected impact would breach threshold, hold </w:t>
-      </w:r>
-      <w:proofErr w:type="spellStart"/>
-      <w:proofErr w:type="gramStart"/>
-      <w:r>
-        <w:t>currentConcurrency</w:t>
-      </w:r>
-      <w:proofErr w:type="spellEnd"/>
-      <w:proofErr w:type="gramEnd"/>
-      <w:r>
-        <w:t xml:space="preserve"> at its current level and wait for an active task to complete.</w:t>
+        <w:t>If projected impact would breach threshold, hold currentConcurrency at its current level and wait for an active task to complete.</w:t>
       </w:r>
     </w:p>
     <w:p>
@@ -4677,15 +4054,7 @@
         <w:spacing w:after="80"/>
       </w:pPr>
       <w:r>
-        <w:t xml:space="preserve">Hard constraint: never dispatch a second task for a VM that is already in flight (per-VM </w:t>
-      </w:r>
-      <w:proofErr w:type="spellStart"/>
-      <w:r>
-        <w:t>serialisation</w:t>
-      </w:r>
-      <w:proofErr w:type="spellEnd"/>
-      <w:r>
-        <w:t>, regardless of concurrency level).</w:t>
+        <w:t>Hard constraint: never dispatch a second task for a VM that is already in flight (per-VM serialisation, regardless of concurrency level).</w:t>
       </w:r>
     </w:p>
     <w:p>
@@ -4701,15 +4070,7 @@
         <w:spacing w:after="120"/>
       </w:pPr>
       <w:r>
-        <w:t xml:space="preserve">If the governor denies dispatch and there are no other tasks running, ST-06 polls every </w:t>
-      </w:r>
-      <w:proofErr w:type="spellStart"/>
-      <w:r>
-        <w:t>governorPollIntervalSec</w:t>
-      </w:r>
-      <w:proofErr w:type="spellEnd"/>
-      <w:r>
-        <w:t xml:space="preserve"> (default 30s) up to a hard cap of 120 attempts (one hour by default). After the </w:t>
+        <w:t xml:space="preserve">If the governor denies dispatch and there are no other tasks running, ST-06 polls every governorPollIntervalSec (default 30s) up to a hard cap of 120 attempts (one hour by default). After the </w:t>
       </w:r>
       <w:r>
         <w:lastRenderedPageBreak/>
@@ -4738,15 +4099,7 @@
         <w:spacing w:after="120"/>
       </w:pPr>
       <w:r>
-        <w:t xml:space="preserve">The governor is the heart of the design. It exists because consolidation cost is unknown until it has </w:t>
-      </w:r>
-      <w:proofErr w:type="gramStart"/>
-      <w:r>
-        <w:t>actually happened</w:t>
-      </w:r>
-      <w:proofErr w:type="gramEnd"/>
-      <w:r>
-        <w:t xml:space="preserve"> on this datastore: a 10 MB snapshot can take milliseconds; a 500 GB snapshot on a busy NFS array can take minutes and saturate the wire. Static thresholds always either underuse the available headroom or breach it.</w:t>
+        <w:t>The governor is the heart of the design. It exists because consolidation cost is unknown until it has actually happened on this datastore: a 10 MB snapshot can take milliseconds; a 500 GB snapshot on a busy NFS array can take minutes and saturate the wire. Static thresholds always either underuse the available headroom or breach it.</w:t>
       </w:r>
     </w:p>
     <w:p>
@@ -4771,45 +4124,8 @@
         <w:shd w:val="clear" w:color="auto" w:fill="F2F2F2"/>
         <w:spacing w:before="0" w:after="0"/>
       </w:pPr>
-      <w:proofErr w:type="spellStart"/>
-      <w:r>
-        <w:t>projected_latency</w:t>
-      </w:r>
-      <w:proofErr w:type="spellEnd"/>
-      <w:r>
-        <w:t xml:space="preserve"> = </w:t>
-      </w:r>
-      <w:proofErr w:type="spellStart"/>
-      <w:r>
-        <w:t>current_latency</w:t>
-      </w:r>
-      <w:proofErr w:type="spellEnd"/>
-      <w:r>
-        <w:t xml:space="preserve"> + </w:t>
-      </w:r>
-      <w:proofErr w:type="gramStart"/>
-      <w:r>
-        <w:t>max(</w:t>
-      </w:r>
-      <w:proofErr w:type="gramEnd"/>
-      <w:r>
-        <w:t xml:space="preserve">0, </w:t>
-      </w:r>
-      <w:proofErr w:type="spellStart"/>
-      <w:r>
-        <w:t>post_last</w:t>
-      </w:r>
-      <w:proofErr w:type="spellEnd"/>
-      <w:r>
-        <w:t xml:space="preserve"> - </w:t>
-      </w:r>
-      <w:proofErr w:type="spellStart"/>
-      <w:r>
-        <w:t>pre_last</w:t>
-      </w:r>
-      <w:proofErr w:type="spellEnd"/>
-      <w:r>
-        <w:t>)</w:t>
+      <w:r>
+        <w:t>projected_latency = current_latency + max(0, post_last - pre_last)</w:t>
       </w:r>
     </w:p>
     <w:p>
@@ -4819,44 +4135,15 @@
         <w:spacing w:before="0" w:after="0"/>
       </w:pPr>
       <w:r>
-        <w:t xml:space="preserve">approve if </w:t>
-      </w:r>
-      <w:proofErr w:type="spellStart"/>
-      <w:r>
-        <w:t>projected_latency</w:t>
-      </w:r>
-      <w:proofErr w:type="spellEnd"/>
-      <w:r>
-        <w:t xml:space="preserve"> &lt;= </w:t>
-      </w:r>
-      <w:proofErr w:type="spellStart"/>
-      <w:r>
-        <w:t>latencyThresholdMs</w:t>
-      </w:r>
-      <w:proofErr w:type="spellEnd"/>
+        <w:t>approve if projected_latency &lt;= latencyThresholdMs</w:t>
+      </w:r>
     </w:p>
     <w:p>
       <w:pPr>
         <w:spacing w:after="120"/>
       </w:pPr>
       <w:r>
-        <w:t xml:space="preserve">For vSAN, the same rule is applied to congestion and (when available) resync queue depth, against </w:t>
-      </w:r>
-      <w:proofErr w:type="spellStart"/>
-      <w:r>
-        <w:t>vsanCongestionThresh</w:t>
-      </w:r>
-      <w:proofErr w:type="spellEnd"/>
-      <w:r>
-        <w:t xml:space="preserve"> and </w:t>
-      </w:r>
-      <w:proofErr w:type="spellStart"/>
-      <w:r>
-        <w:t>vsanResyncThresholdGB</w:t>
-      </w:r>
-      <w:proofErr w:type="spellEnd"/>
-      <w:r>
-        <w:t xml:space="preserve"> respectively.</w:t>
+        <w:t>For vSAN, the same rule is applied to congestion and (when available) resync queue depth, against vsanCongestionThresh and vsanResyncThresholdGB respectively.</w:t>
       </w:r>
     </w:p>
     <w:p>
@@ -4872,39 +4159,7 @@
         <w:spacing w:after="120"/>
       </w:pPr>
       <w:r>
-        <w:t xml:space="preserve">The first task on any </w:t>
-      </w:r>
-      <w:proofErr w:type="gramStart"/>
-      <w:r>
-        <w:t>datastore</w:t>
-      </w:r>
-      <w:proofErr w:type="gramEnd"/>
-      <w:r>
-        <w:t xml:space="preserve"> has no calibration data. The governor approves automatically in this case (logged as “First task on these datastores”) because denying every first task would create a chicken-and-egg deadlock. After the first task </w:t>
-      </w:r>
-      <w:proofErr w:type="gramStart"/>
-      <w:r>
-        <w:t>completes</w:t>
-      </w:r>
-      <w:proofErr w:type="gramEnd"/>
-      <w:r>
-        <w:t>, _</w:t>
-      </w:r>
-      <w:proofErr w:type="spellStart"/>
-      <w:r>
-        <w:t>deleteSnapshot</w:t>
-      </w:r>
-      <w:proofErr w:type="spellEnd"/>
-      <w:r>
-        <w:t xml:space="preserve"> writes pre/post metric snapshots into </w:t>
-      </w:r>
-      <w:proofErr w:type="spellStart"/>
-      <w:r>
-        <w:t>datastoreStateJson</w:t>
-      </w:r>
-      <w:proofErr w:type="spellEnd"/>
-      <w:r>
-        <w:t>, and the governor uses the observed delta on every subsequent task targeting that datastore.</w:t>
+        <w:t>The first task on any datastore has no calibration data. The governor approves automatically in this case (logged as “First task on these datastores”) because denying every first task would create a chicken-and-egg deadlock. After the first task completes, _deleteSnapshot writes pre/post metric snapshots into datastoreStateJson, and the governor uses the observed delta on every subsequent task targeting that datastore.</w:t>
       </w:r>
     </w:p>
     <w:p>
@@ -4920,15 +4175,7 @@
         <w:spacing w:after="120"/>
       </w:pPr>
       <w:r>
-        <w:t xml:space="preserve">ST-07 (powered-off lane) inherits </w:t>
-      </w:r>
-      <w:proofErr w:type="spellStart"/>
-      <w:r>
-        <w:t>datastoreStateJson</w:t>
-      </w:r>
-      <w:proofErr w:type="spellEnd"/>
-      <w:r>
-        <w:t xml:space="preserve"> from ST-06. This matters because shared datastores are common: a powered-off VM may live on the same vSAN cluster as a powered-on VM whose consolidation just completed. Inheriting the calibration means ST-07 does not start blind on those datastores.</w:t>
+        <w:t>ST-07 (powered-off lane) inherits datastoreStateJson from ST-06. This matters because shared datastores are common: a powered-off VM may live on the same vSAN cluster as a powered-on VM whose consolidation just completed. Inheriting the calibration means ST-07 does not start blind on those datastores.</w:t>
       </w:r>
     </w:p>
     <w:p>
@@ -4944,31 +4191,7 @@
         <w:spacing w:after="120"/>
       </w:pPr>
       <w:r>
-        <w:t xml:space="preserve">VMFS and NFS metrics are read via </w:t>
-      </w:r>
-      <w:proofErr w:type="spellStart"/>
-      <w:r>
-        <w:t>PerformanceManager.queryPerf</w:t>
-      </w:r>
-      <w:proofErr w:type="spellEnd"/>
-      <w:r>
-        <w:t xml:space="preserve"> with </w:t>
-      </w:r>
-      <w:proofErr w:type="spellStart"/>
-      <w:r>
-        <w:t>intervalId</w:t>
-      </w:r>
-      <w:proofErr w:type="spellEnd"/>
-      <w:r>
-        <w:t xml:space="preserve">=20 (real-time, 20-second buckets), falling back to </w:t>
-      </w:r>
-      <w:proofErr w:type="spellStart"/>
-      <w:r>
-        <w:t>intervalId</w:t>
-      </w:r>
-      <w:proofErr w:type="spellEnd"/>
-      <w:r>
-        <w:t>=300 (5-minute aggregated) if real-time is unavailable. The counters used are:</w:t>
+        <w:t>VMFS and NFS metrics are read via PerformanceManager.queryPerf with intervalId=20 (real-time, 20-second buckets), falling back to intervalId=300 (5-minute aggregated) if real-time is unavailable. The counters used are:</w:t>
       </w:r>
     </w:p>
     <w:p>
@@ -4980,26 +4203,8 @@
         </w:numPr>
         <w:spacing w:after="80"/>
       </w:pPr>
-      <w:proofErr w:type="spellStart"/>
-      <w:proofErr w:type="gramStart"/>
-      <w:r>
-        <w:t>datastore:totalReadLatency</w:t>
-      </w:r>
-      <w:proofErr w:type="gramEnd"/>
-      <w:r>
-        <w:t>:average</w:t>
-      </w:r>
-      <w:proofErr w:type="spellEnd"/>
-      <w:r>
-        <w:t xml:space="preserve"> (→ </w:t>
-      </w:r>
-      <w:proofErr w:type="spellStart"/>
-      <w:r>
-        <w:t>readLatencyMs</w:t>
-      </w:r>
-      <w:proofErr w:type="spellEnd"/>
-      <w:r>
-        <w:t>)</w:t>
+      <w:r>
+        <w:t>datastore:totalReadLatency:average (→ readLatencyMs)</w:t>
       </w:r>
     </w:p>
     <w:p>
@@ -5011,26 +4216,8 @@
         </w:numPr>
         <w:spacing w:after="80"/>
       </w:pPr>
-      <w:proofErr w:type="spellStart"/>
-      <w:proofErr w:type="gramStart"/>
-      <w:r>
-        <w:t>datastore:totalWriteLatency</w:t>
-      </w:r>
-      <w:proofErr w:type="gramEnd"/>
-      <w:r>
-        <w:t>:average</w:t>
-      </w:r>
-      <w:proofErr w:type="spellEnd"/>
-      <w:r>
-        <w:t xml:space="preserve"> (→ </w:t>
-      </w:r>
-      <w:proofErr w:type="spellStart"/>
-      <w:r>
-        <w:t>writeLatencyMs</w:t>
-      </w:r>
-      <w:proofErr w:type="spellEnd"/>
-      <w:r>
-        <w:t>)</w:t>
+      <w:r>
+        <w:t>datastore:totalWriteLatency:average (→ writeLatencyMs)</w:t>
       </w:r>
     </w:p>
     <w:p>
@@ -5042,26 +4229,8 @@
         </w:numPr>
         <w:spacing w:after="80"/>
       </w:pPr>
-      <w:proofErr w:type="spellStart"/>
-      <w:proofErr w:type="gramStart"/>
-      <w:r>
-        <w:t>datastore:numberReadAveraged</w:t>
-      </w:r>
-      <w:proofErr w:type="gramEnd"/>
-      <w:r>
-        <w:t>:average</w:t>
-      </w:r>
-      <w:proofErr w:type="spellEnd"/>
-      <w:r>
-        <w:t xml:space="preserve"> (→ </w:t>
-      </w:r>
-      <w:proofErr w:type="spellStart"/>
-      <w:r>
-        <w:t>iopsRead</w:t>
-      </w:r>
-      <w:proofErr w:type="spellEnd"/>
-      <w:r>
-        <w:t>)</w:t>
+      <w:r>
+        <w:t>datastore:numberReadAveraged:average (→ iopsRead)</w:t>
       </w:r>
     </w:p>
     <w:p>
@@ -5073,26 +4242,8 @@
         </w:numPr>
         <w:spacing w:after="80"/>
       </w:pPr>
-      <w:proofErr w:type="spellStart"/>
-      <w:proofErr w:type="gramStart"/>
-      <w:r>
-        <w:t>datastore:numberWriteAveraged</w:t>
-      </w:r>
-      <w:proofErr w:type="gramEnd"/>
-      <w:r>
-        <w:t>:average</w:t>
-      </w:r>
-      <w:proofErr w:type="spellEnd"/>
-      <w:r>
-        <w:t xml:space="preserve"> (→ </w:t>
-      </w:r>
-      <w:proofErr w:type="spellStart"/>
-      <w:r>
-        <w:t>iopsWrite</w:t>
-      </w:r>
-      <w:proofErr w:type="spellEnd"/>
-      <w:r>
-        <w:t>)</w:t>
+      <w:r>
+        <w:t>datastore:numberWriteAveraged:average (→ iopsWrite)</w:t>
       </w:r>
     </w:p>
     <w:p>
@@ -5100,79 +4251,20 @@
         <w:spacing w:after="120"/>
       </w:pPr>
       <w:r>
-        <w:t xml:space="preserve">vSAN counters cannot be queried via </w:t>
-      </w:r>
-      <w:proofErr w:type="spellStart"/>
-      <w:r>
-        <w:t>queryPerf</w:t>
-      </w:r>
-      <w:proofErr w:type="spellEnd"/>
-      <w:r>
-        <w:t xml:space="preserve"> in vCenter 9. The action instead calls </w:t>
-      </w:r>
-      <w:proofErr w:type="spellStart"/>
+        <w:t xml:space="preserve">vSAN counters cannot be queried via queryPerf in vCenter 9. The action instead calls </w:t>
+      </w:r>
       <w:r>
         <w:rPr>
           <w:rFonts w:ascii="Consolas" w:eastAsia="Consolas" w:hAnsi="Consolas" w:cs="Consolas"/>
         </w:rPr>
-        <w:t>HostVsanInternalSystem.queryVsanStatistics</w:t>
-      </w:r>
-      <w:proofErr w:type="spellEnd"/>
-      <w:r>
-        <w:rPr>
-          <w:rFonts w:ascii="Consolas" w:eastAsia="Consolas" w:hAnsi="Consolas" w:cs="Consolas"/>
-        </w:rPr>
-        <w:t>(["</w:t>
-      </w:r>
-      <w:proofErr w:type="spellStart"/>
-      <w:r>
-        <w:rPr>
-          <w:rFonts w:ascii="Consolas" w:eastAsia="Consolas" w:hAnsi="Consolas" w:cs="Consolas"/>
-        </w:rPr>
-        <w:t>dom</w:t>
-      </w:r>
-      <w:proofErr w:type="spellEnd"/>
-      <w:r>
-        <w:rPr>
-          <w:rFonts w:ascii="Consolas" w:eastAsia="Consolas" w:hAnsi="Consolas" w:cs="Consolas"/>
-        </w:rPr>
-        <w:t>"])</w:t>
-      </w:r>
-      <w:r>
-        <w:t xml:space="preserve"> on every host in the vSAN cluster, parses </w:t>
-      </w:r>
-      <w:proofErr w:type="spellStart"/>
-      <w:proofErr w:type="gramStart"/>
-      <w:r>
-        <w:t>dom.owner</w:t>
-      </w:r>
-      <w:proofErr w:type="gramEnd"/>
-      <w:r>
-        <w:t>.stats</w:t>
-      </w:r>
-      <w:proofErr w:type="spellEnd"/>
-      <w:r>
-        <w:t>, takes two snapshots two seconds apart, and computes deltas to derive a point-</w:t>
+        <w:t>HostVsanInternalSystem.queryVsanStatistics(["dom"])</w:t>
+      </w:r>
+      <w:r>
+        <w:t xml:space="preserve"> on every host in the vSAN cluster, parses dom.owner.stats, takes two snapshots two seconds apart, and computes deltas to derive a point-</w:t>
       </w:r>
       <w:r>
         <w:lastRenderedPageBreak/>
-        <w:t xml:space="preserve">in-time rate. Latency is high-depth duration divided by high-depth count; congestion is the sum of </w:t>
-      </w:r>
-      <w:proofErr w:type="spellStart"/>
-      <w:r>
-        <w:t>readCachedCongestionSum</w:t>
-      </w:r>
-      <w:proofErr w:type="spellEnd"/>
-      <w:r>
-        <w:t xml:space="preserve"> and </w:t>
-      </w:r>
-      <w:proofErr w:type="spellStart"/>
-      <w:r>
-        <w:t>proxyWriteCongestionSum</w:t>
-      </w:r>
-      <w:proofErr w:type="spellEnd"/>
-      <w:r>
-        <w:t xml:space="preserve"> delta, </w:t>
+        <w:t xml:space="preserve">in-time rate. Latency is high-depth duration divided by high-depth count; congestion is the sum of readCachedCongestionSum and proxyWriteCongestionSum delta, </w:t>
       </w:r>
       <w:r>
         <w:t>normalize</w:t>
@@ -5247,15 +4339,7 @@
           </w:p>
           <w:p>
             <w:r>
-              <w:t xml:space="preserve">When there is no recent vSAN load, the high-depth counters do not </w:t>
-            </w:r>
-            <w:proofErr w:type="gramStart"/>
-            <w:r>
-              <w:t>increment</w:t>
-            </w:r>
-            <w:proofErr w:type="gramEnd"/>
-            <w:r>
-              <w:t xml:space="preserve"> between snapshots, so latency is reported as null (uncalibrated) rather than zero. The governor explicitly skips null fields rather than treating them as healthy. This is intentional: “no data” is not the same as “no load.”</w:t>
+              <w:t>When there is no recent vSAN load, the high-depth counters do not increment between snapshots, so latency is reported as null (uncalibrated) rather than zero. The governor explicitly skips null fields rather than treating them as healthy. This is intentional: “no data” is not the same as “no load.”</w:t>
             </w:r>
           </w:p>
         </w:tc>
@@ -5287,15 +4371,7 @@
         <w:spacing w:after="80"/>
       </w:pPr>
       <w:r>
-        <w:t xml:space="preserve">Group candidates by </w:t>
-      </w:r>
-      <w:proofErr w:type="spellStart"/>
-      <w:r>
-        <w:t>vmMoRef</w:t>
-      </w:r>
-      <w:proofErr w:type="spellEnd"/>
-      <w:r>
-        <w:t>.</w:t>
+        <w:t>Group candidates by vmMoRef.</w:t>
       </w:r>
     </w:p>
     <w:p>
@@ -5334,15 +4410,7 @@
         <w:spacing w:after="80"/>
       </w:pPr>
       <w:r>
-        <w:t xml:space="preserve">Within each “leaves” batch, sort by </w:t>
-      </w:r>
-      <w:proofErr w:type="spellStart"/>
-      <w:r>
-        <w:t>ageMinutes</w:t>
-      </w:r>
-      <w:proofErr w:type="spellEnd"/>
-      <w:r>
-        <w:t xml:space="preserve"> ascending (newest first) so the deepest snapshot in the chain is the first one removed.</w:t>
+        <w:t>Within each “leaves” batch, sort by ageMinutes ascending (newest first) so the deepest snapshot in the chain is the first one removed.</w:t>
       </w:r>
     </w:p>
     <w:p>
@@ -5363,23 +4431,7 @@
         <w:spacing w:after="120"/>
       </w:pPr>
       <w:r>
-        <w:t>After ordering, the result is split by power state into two lanes (</w:t>
-      </w:r>
-      <w:proofErr w:type="spellStart"/>
-      <w:r>
-        <w:t>onCandidatesJson</w:t>
-      </w:r>
-      <w:proofErr w:type="spellEnd"/>
-      <w:r>
-        <w:t xml:space="preserve"> and </w:t>
-      </w:r>
-      <w:proofErr w:type="spellStart"/>
-      <w:r>
-        <w:t>offCandidatesJson</w:t>
-      </w:r>
-      <w:proofErr w:type="spellEnd"/>
-      <w:r>
-        <w:t>) for the dispatcher.</w:t>
+        <w:t>After ordering, the result is split by power state into two lanes (onCandidatesJson and offCandidatesJson) for the dispatcher.</w:t>
       </w:r>
     </w:p>
     <w:p>
@@ -5395,31 +4447,7 @@
         <w:spacing w:after="120"/>
       </w:pPr>
       <w:r>
-        <w:t>_</w:t>
-      </w:r>
-      <w:proofErr w:type="spellStart"/>
-      <w:r>
-        <w:t>deleteSnapshot</w:t>
-      </w:r>
-      <w:proofErr w:type="spellEnd"/>
-      <w:r>
-        <w:t xml:space="preserve"> performs a sequence of safety checks before submitting the </w:t>
-      </w:r>
-      <w:proofErr w:type="spellStart"/>
-      <w:r>
-        <w:t>removeSnapshot_Task</w:t>
-      </w:r>
-      <w:proofErr w:type="spellEnd"/>
-      <w:r>
-        <w:t xml:space="preserve"> call. Any check that fails causes the candidate to be skipped (not failed) and logged with a </w:t>
-      </w:r>
-      <w:proofErr w:type="spellStart"/>
-      <w:r>
-        <w:t>skipReason</w:t>
-      </w:r>
-      <w:proofErr w:type="spellEnd"/>
-      <w:r>
-        <w:t>:</w:t>
+        <w:t>_deleteSnapshot performs a sequence of safety checks before submitting the removeSnapshot_Task call. Any check that fails causes the candidate to be skipped (not failed) and logged with a skipReason:</w:t>
       </w:r>
     </w:p>
     <w:tbl>
@@ -5566,23 +4594,7 @@
                 <w:sz w:val="20"/>
                 <w:szCs w:val="20"/>
               </w:rPr>
-              <w:t xml:space="preserve">Resolves the </w:t>
-            </w:r>
-            <w:proofErr w:type="spellStart"/>
-            <w:r>
-              <w:rPr>
-                <w:sz w:val="20"/>
-                <w:szCs w:val="20"/>
-              </w:rPr>
-              <w:t>vmMoRef</w:t>
-            </w:r>
-            <w:proofErr w:type="spellEnd"/>
-            <w:r>
-              <w:rPr>
-                <w:sz w:val="20"/>
-                <w:szCs w:val="20"/>
-              </w:rPr>
-              <w:t xml:space="preserve"> (which is vm.id from </w:t>
+              <w:t xml:space="preserve">Resolves the vmMoRef (which is vm.id from </w:t>
             </w:r>
             <w:r>
               <w:rPr>
@@ -5720,41 +4732,7 @@
                 <w:sz w:val="20"/>
                 <w:szCs w:val="20"/>
               </w:rPr>
-              <w:t xml:space="preserve">Checks </w:t>
-            </w:r>
-            <w:proofErr w:type="spellStart"/>
-            <w:proofErr w:type="gramStart"/>
-            <w:r>
-              <w:rPr>
-                <w:sz w:val="20"/>
-                <w:szCs w:val="20"/>
-              </w:rPr>
-              <w:t>vm.recentTask</w:t>
-            </w:r>
-            <w:proofErr w:type="spellEnd"/>
-            <w:proofErr w:type="gramEnd"/>
-            <w:r>
-              <w:rPr>
-                <w:sz w:val="20"/>
-                <w:szCs w:val="20"/>
-              </w:rPr>
-              <w:t xml:space="preserve"> for any running task whose </w:t>
-            </w:r>
-            <w:proofErr w:type="spellStart"/>
-            <w:r>
-              <w:rPr>
-                <w:sz w:val="20"/>
-                <w:szCs w:val="20"/>
-              </w:rPr>
-              <w:t>descriptionId</w:t>
-            </w:r>
-            <w:proofErr w:type="spellEnd"/>
-            <w:r>
-              <w:rPr>
-                <w:sz w:val="20"/>
-                <w:szCs w:val="20"/>
-              </w:rPr>
-              <w:t xml:space="preserve"> contains snapshot, backup, clone, migrate, or relocate.</w:t>
+              <w:t>Checks vm.recentTask for any running task whose descriptionId contains snapshot, backup, clone, migrate, or relocate.</w:t>
             </w:r>
           </w:p>
         </w:tc>
@@ -5817,64 +4795,7 @@
                 <w:sz w:val="20"/>
                 <w:szCs w:val="20"/>
               </w:rPr>
-              <w:t xml:space="preserve">If </w:t>
-            </w:r>
-            <w:proofErr w:type="spellStart"/>
-            <w:proofErr w:type="gramStart"/>
-            <w:r>
-              <w:rPr>
-                <w:sz w:val="20"/>
-                <w:szCs w:val="20"/>
-              </w:rPr>
-              <w:t>vm.runtime</w:t>
-            </w:r>
-            <w:proofErr w:type="gramEnd"/>
-            <w:r>
-              <w:rPr>
-                <w:sz w:val="20"/>
-                <w:szCs w:val="20"/>
-              </w:rPr>
-              <w:t>.</w:t>
-            </w:r>
-            <w:proofErr w:type="gramStart"/>
-            <w:r>
-              <w:rPr>
-                <w:sz w:val="20"/>
-                <w:szCs w:val="20"/>
-              </w:rPr>
-              <w:t>host.runtime</w:t>
-            </w:r>
-            <w:proofErr w:type="gramEnd"/>
-            <w:r>
-              <w:rPr>
-                <w:sz w:val="20"/>
-                <w:szCs w:val="20"/>
-              </w:rPr>
-              <w:t>.connectionState</w:t>
-            </w:r>
-            <w:proofErr w:type="spellEnd"/>
-            <w:r>
-              <w:rPr>
-                <w:sz w:val="20"/>
-                <w:szCs w:val="20"/>
-              </w:rPr>
-              <w:t xml:space="preserve"> is disconnected or </w:t>
-            </w:r>
-            <w:proofErr w:type="spellStart"/>
-            <w:r>
-              <w:rPr>
-                <w:sz w:val="20"/>
-                <w:szCs w:val="20"/>
-              </w:rPr>
-              <w:t>notResponding</w:t>
-            </w:r>
-            <w:proofErr w:type="spellEnd"/>
-            <w:r>
-              <w:rPr>
-                <w:sz w:val="20"/>
-                <w:szCs w:val="20"/>
-              </w:rPr>
-              <w:t>, the action skips to avoid data loss during a possible HA event.</w:t>
+              <w:t>If vm.runtime.host.runtime.connectionState is disconnected or notResponding, the action skips to avoid data loss during a possible HA event.</w:t>
             </w:r>
           </w:p>
         </w:tc>
@@ -5936,87 +4857,7 @@
                 <w:sz w:val="20"/>
                 <w:szCs w:val="20"/>
               </w:rPr>
-              <w:t xml:space="preserve">Primary lookup by </w:t>
-            </w:r>
-            <w:proofErr w:type="spellStart"/>
-            <w:r>
-              <w:rPr>
-                <w:sz w:val="20"/>
-                <w:szCs w:val="20"/>
-              </w:rPr>
-              <w:t>MoRef</w:t>
-            </w:r>
-            <w:proofErr w:type="spellEnd"/>
-            <w:r>
-              <w:rPr>
-                <w:sz w:val="20"/>
-                <w:szCs w:val="20"/>
-              </w:rPr>
-              <w:t xml:space="preserve">. If the </w:t>
-            </w:r>
-            <w:proofErr w:type="spellStart"/>
-            <w:r>
-              <w:rPr>
-                <w:sz w:val="20"/>
-                <w:szCs w:val="20"/>
-              </w:rPr>
-              <w:t>MoRef</w:t>
-            </w:r>
-            <w:proofErr w:type="spellEnd"/>
-            <w:r>
-              <w:rPr>
-                <w:sz w:val="20"/>
-                <w:szCs w:val="20"/>
-              </w:rPr>
-              <w:t xml:space="preserve"> is stale (vCenter sometimes </w:t>
-            </w:r>
-            <w:proofErr w:type="spellStart"/>
-            <w:r>
-              <w:rPr>
-                <w:sz w:val="20"/>
-                <w:szCs w:val="20"/>
-              </w:rPr>
-              <w:t>reorganises</w:t>
-            </w:r>
-            <w:proofErr w:type="spellEnd"/>
-            <w:r>
-              <w:rPr>
-                <w:sz w:val="20"/>
-                <w:szCs w:val="20"/>
-              </w:rPr>
-              <w:t xml:space="preserve"> chains during consolidation), </w:t>
-            </w:r>
-            <w:proofErr w:type="gramStart"/>
-            <w:r>
-              <w:rPr>
-                <w:sz w:val="20"/>
-                <w:szCs w:val="20"/>
-              </w:rPr>
-              <w:t>falls</w:t>
-            </w:r>
-            <w:proofErr w:type="gramEnd"/>
-            <w:r>
-              <w:rPr>
-                <w:sz w:val="20"/>
-                <w:szCs w:val="20"/>
-              </w:rPr>
-              <w:t xml:space="preserve"> back to matching on snapshot name and </w:t>
-            </w:r>
-            <w:proofErr w:type="spellStart"/>
-            <w:r>
-              <w:rPr>
-                <w:sz w:val="20"/>
-                <w:szCs w:val="20"/>
-              </w:rPr>
-              <w:t>createTime</w:t>
-            </w:r>
-            <w:proofErr w:type="spellEnd"/>
-            <w:r>
-              <w:rPr>
-                <w:sz w:val="20"/>
-                <w:szCs w:val="20"/>
-              </w:rPr>
-              <w:t xml:space="preserve"> within a 60-second tolerance.</w:t>
+              <w:t>Primary lookup by MoRef. If the MoRef is stale (vCenter sometimes reorganises chains during consolidation), falls back to matching on snapshot name and createTime within a 60-second tolerance.</w:t>
             </w:r>
           </w:p>
         </w:tc>
@@ -6094,39 +4935,7 @@
         <w:spacing w:after="120"/>
       </w:pPr>
       <w:r>
-        <w:t xml:space="preserve">Every log entry written to the </w:t>
-      </w:r>
-      <w:proofErr w:type="spellStart"/>
-      <w:r>
-        <w:t>runLog</w:t>
-      </w:r>
-      <w:proofErr w:type="spellEnd"/>
-      <w:r>
-        <w:t xml:space="preserve"> accumulator carries the </w:t>
-      </w:r>
-      <w:proofErr w:type="spellStart"/>
-      <w:r>
-        <w:t>runId</w:t>
-      </w:r>
-      <w:proofErr w:type="spellEnd"/>
-      <w:r>
-        <w:t xml:space="preserve">. </w:t>
-      </w:r>
-      <w:proofErr w:type="gramStart"/>
-      <w:r>
-        <w:t>The final result</w:t>
-      </w:r>
-      <w:proofErr w:type="gramEnd"/>
-      <w:r>
-        <w:t xml:space="preserve"> block (RESULT marker) prints the </w:t>
-      </w:r>
-      <w:proofErr w:type="spellStart"/>
-      <w:r>
-        <w:t>runId</w:t>
-      </w:r>
-      <w:proofErr w:type="spellEnd"/>
-      <w:r>
-        <w:t xml:space="preserve"> in its header, so any line in the log can be traced back to the originating run.</w:t>
+        <w:t>Every log entry written to the runLog accumulator carries the runId. The final result block (RESULT marker) prints the runId in its header, so any line in the log can be traced back to the originating run.</w:t>
       </w:r>
     </w:p>
     <w:p>
@@ -6142,15 +4951,13 @@
         <w:spacing w:after="120"/>
       </w:pPr>
       <w:r>
-        <w:t xml:space="preserve">ST-09 writes </w:t>
-      </w:r>
-      <w:proofErr w:type="spellStart"/>
-      <w:r>
-        <w:t>runSummaryJson</w:t>
-      </w:r>
-      <w:proofErr w:type="spellEnd"/>
-      <w:r>
-        <w:t xml:space="preserve"> to a workflow output attribute. This is a machine-readable summary suitable for downstream automation:</w:t>
+        <w:t>ST-0</w:t>
+      </w:r>
+      <w:r>
+        <w:t>8</w:t>
+      </w:r>
+      <w:r>
+        <w:t xml:space="preserve"> writes runSummaryJson to a workflow output attribute. This is a machine-readable summary suitable for downstream automation:</w:t>
       </w:r>
     </w:p>
     <w:p>
@@ -6170,15 +4977,7 @@
         <w:spacing w:before="0" w:after="0"/>
       </w:pPr>
       <w:r>
-        <w:t xml:space="preserve">  "</w:t>
-      </w:r>
-      <w:proofErr w:type="spellStart"/>
-      <w:r>
-        <w:t>runId</w:t>
-      </w:r>
-      <w:proofErr w:type="spellEnd"/>
-      <w:r>
-        <w:t>": "SCR-2026-04-22T03-00-00",</w:t>
+        <w:t xml:space="preserve">  "runId": "SCR-2026-04-22T03-00-00",</w:t>
       </w:r>
     </w:p>
     <w:p>
@@ -6188,15 +4987,7 @@
         <w:spacing w:before="0" w:after="0"/>
       </w:pPr>
       <w:r>
-        <w:t xml:space="preserve">  "</w:t>
-      </w:r>
-      <w:proofErr w:type="spellStart"/>
-      <w:r>
-        <w:t>completedAt</w:t>
-      </w:r>
-      <w:proofErr w:type="spellEnd"/>
-      <w:r>
-        <w:t>": "2026-04-22T03:14:22.117Z",</w:t>
+        <w:t xml:space="preserve">  "completedAt": "2026-04-22T03:14:22.117Z",</w:t>
       </w:r>
     </w:p>
     <w:p>
@@ -6216,15 +5007,7 @@
         <w:spacing w:before="0" w:after="0"/>
       </w:pPr>
       <w:r>
-        <w:t xml:space="preserve">  "</w:t>
-      </w:r>
-      <w:proofErr w:type="spellStart"/>
-      <w:r>
-        <w:t>dryRun</w:t>
-      </w:r>
-      <w:proofErr w:type="spellEnd"/>
-      <w:r>
-        <w:t>": false,</w:t>
+        <w:t xml:space="preserve">  "dryRun": false,</w:t>
       </w:r>
     </w:p>
     <w:p>
@@ -6234,15 +5017,7 @@
         <w:spacing w:before="0" w:after="0"/>
       </w:pPr>
       <w:r>
-        <w:t xml:space="preserve">  "</w:t>
-      </w:r>
-      <w:proofErr w:type="spellStart"/>
-      <w:r>
-        <w:t>lockReleased</w:t>
-      </w:r>
-      <w:proofErr w:type="spellEnd"/>
-      <w:r>
-        <w:t>": true,</w:t>
+        <w:t xml:space="preserve">  "lockReleased": true,</w:t>
       </w:r>
     </w:p>
     <w:p>
@@ -6252,13 +5027,8 @@
         <w:spacing w:before="0" w:after="0"/>
       </w:pPr>
       <w:r>
-        <w:t xml:space="preserve">  "filters</w:t>
-      </w:r>
-      <w:proofErr w:type="gramStart"/>
-      <w:r>
-        <w:t>": {</w:t>
-      </w:r>
-      <w:proofErr w:type="gramEnd"/>
+        <w:t xml:space="preserve">  "filters": {</w:t>
+      </w:r>
     </w:p>
     <w:p>
       <w:pPr>
@@ -6267,15 +5037,7 @@
         <w:spacing w:before="0" w:after="0"/>
       </w:pPr>
       <w:r>
-        <w:t xml:space="preserve">    "</w:t>
-      </w:r>
-      <w:proofErr w:type="spellStart"/>
-      <w:r>
-        <w:t>ageThresholdMinutes</w:t>
-      </w:r>
-      <w:proofErr w:type="spellEnd"/>
-      <w:r>
-        <w:t>": 10080,</w:t>
+        <w:t xml:space="preserve">    "ageThresholdMinutes": 10080,</w:t>
       </w:r>
     </w:p>
     <w:p>
@@ -6285,15 +5047,7 @@
         <w:spacing w:before="0" w:after="0"/>
       </w:pPr>
       <w:r>
-        <w:t xml:space="preserve">    "</w:t>
-      </w:r>
-      <w:proofErr w:type="spellStart"/>
-      <w:r>
-        <w:t>nameFilter</w:t>
-      </w:r>
-      <w:proofErr w:type="spellEnd"/>
-      <w:r>
-        <w:t>": null,</w:t>
+        <w:t xml:space="preserve">    "nameFilter": null,</w:t>
       </w:r>
     </w:p>
     <w:p>
@@ -6303,15 +5057,7 @@
         <w:spacing w:before="0" w:after="0"/>
       </w:pPr>
       <w:r>
-        <w:t xml:space="preserve">    "</w:t>
-      </w:r>
-      <w:proofErr w:type="spellStart"/>
-      <w:r>
-        <w:t>descIgnoreFilter</w:t>
-      </w:r>
-      <w:proofErr w:type="spellEnd"/>
-      <w:r>
-        <w:t>": "BACKUP-DO-NOT-DELETE"</w:t>
+        <w:t xml:space="preserve">    "descIgnoreFilter": "BACKUP-DO-NOT-DELETE"</w:t>
       </w:r>
     </w:p>
     <w:p>
@@ -6331,13 +5077,8 @@
         <w:spacing w:before="0" w:after="0"/>
       </w:pPr>
       <w:r>
-        <w:t xml:space="preserve">  "counts</w:t>
-      </w:r>
-      <w:proofErr w:type="gramStart"/>
-      <w:r>
-        <w:t>": {</w:t>
-      </w:r>
-      <w:proofErr w:type="gramEnd"/>
+        <w:t xml:space="preserve">  "counts": {</w:t>
+      </w:r>
     </w:p>
     <w:p>
       <w:pPr>
@@ -6346,15 +5087,7 @@
         <w:spacing w:before="0" w:after="0"/>
       </w:pPr>
       <w:r>
-        <w:t xml:space="preserve">    "deleted": 17, "</w:t>
-      </w:r>
-      <w:proofErr w:type="spellStart"/>
-      <w:r>
-        <w:t>dry_run</w:t>
-      </w:r>
-      <w:proofErr w:type="spellEnd"/>
-      <w:r>
-        <w:t>": 0, "skipped": 2,</w:t>
+        <w:t xml:space="preserve">    "deleted": 17, "dry_run": 0, "skipped": 2,</w:t>
       </w:r>
     </w:p>
     <w:p>
@@ -6364,15 +5097,7 @@
         <w:spacing w:before="0" w:after="0"/>
       </w:pPr>
       <w:r>
-        <w:t xml:space="preserve">    "deferred": 1, "errors": 0, "</w:t>
-      </w:r>
-      <w:proofErr w:type="spellStart"/>
-      <w:r>
-        <w:t>enumErrors</w:t>
-      </w:r>
-      <w:proofErr w:type="spellEnd"/>
-      <w:r>
-        <w:t>": 0,</w:t>
+        <w:t xml:space="preserve">    "deferred": 1, "errors": 0, "enumErrors": 0,</w:t>
       </w:r>
     </w:p>
     <w:p>
@@ -6402,15 +5127,7 @@
         <w:spacing w:before="0" w:after="0"/>
       </w:pPr>
       <w:r>
-        <w:t xml:space="preserve">  "</w:t>
-      </w:r>
-      <w:proofErr w:type="spellStart"/>
-      <w:r>
-        <w:t>vcenters</w:t>
-      </w:r>
-      <w:proofErr w:type="spellEnd"/>
-      <w:r>
-        <w:t>": ["vc01.example.com", "vc02.example.com"],</w:t>
+        <w:t xml:space="preserve">  "vcenters": ["vc01.example.com", "vc02.example.com"],</w:t>
       </w:r>
     </w:p>
     <w:p>
@@ -6420,15 +5137,7 @@
         <w:spacing w:before="0" w:after="0"/>
       </w:pPr>
       <w:r>
-        <w:t xml:space="preserve">  "</w:t>
-      </w:r>
-      <w:proofErr w:type="spellStart"/>
-      <w:r>
-        <w:t>datastoreCount</w:t>
-      </w:r>
-      <w:proofErr w:type="spellEnd"/>
-      <w:r>
-        <w:t>": 14</w:t>
+        <w:t xml:space="preserve">  "datastoreCount": 14</w:t>
       </w:r>
     </w:p>
     <w:p>
@@ -6625,21 +5334,12 @@
             <w:pPr>
               <w:spacing w:after="40"/>
             </w:pPr>
-            <w:proofErr w:type="spellStart"/>
-            <w:r>
-              <w:rPr>
-                <w:sz w:val="20"/>
-                <w:szCs w:val="20"/>
-              </w:rPr>
-              <w:t>MoRef</w:t>
-            </w:r>
-            <w:proofErr w:type="spellEnd"/>
-            <w:r>
-              <w:rPr>
-                <w:sz w:val="20"/>
-                <w:szCs w:val="20"/>
-              </w:rPr>
-              <w:t xml:space="preserve"> matching includes substring fallback</w:t>
+            <w:r>
+              <w:rPr>
+                <w:sz w:val="20"/>
+                <w:szCs w:val="20"/>
+              </w:rPr>
+              <w:t>MoRef matching includes substring fallback</w:t>
             </w:r>
           </w:p>
         </w:tc>
@@ -6668,21 +5368,12 @@
                 <w:szCs w:val="20"/>
               </w:rPr>
             </w:pPr>
-            <w:proofErr w:type="spellStart"/>
-            <w:r>
-              <w:rPr>
-                <w:sz w:val="20"/>
-                <w:szCs w:val="20"/>
-              </w:rPr>
-              <w:t>findSnapshot</w:t>
-            </w:r>
-            <w:proofErr w:type="spellEnd"/>
-            <w:r>
-              <w:rPr>
-                <w:sz w:val="20"/>
-                <w:szCs w:val="20"/>
-              </w:rPr>
-              <w:t xml:space="preserve"> in </w:t>
+            <w:r>
+              <w:rPr>
+                <w:sz w:val="20"/>
+                <w:szCs w:val="20"/>
+              </w:rPr>
+              <w:t xml:space="preserve">findSnapshot in </w:t>
             </w:r>
             <w:r>
               <w:rPr>
@@ -6691,7 +5382,6 @@
               </w:rPr>
               <w:t>_</w:t>
             </w:r>
-            <w:proofErr w:type="spellStart"/>
             <w:r>
               <w:rPr>
                 <w:sz w:val="20"/>
@@ -6699,7 +5389,6 @@
               </w:rPr>
               <w:t>deleteSnapshot</w:t>
             </w:r>
-            <w:proofErr w:type="spellEnd"/>
             <w:r>
               <w:rPr>
                 <w:sz w:val="20"/>
@@ -6712,23 +5401,7 @@
                 <w:sz w:val="20"/>
                 <w:szCs w:val="20"/>
               </w:rPr>
-              <w:t xml:space="preserve"> attempts several </w:t>
-            </w:r>
-            <w:proofErr w:type="spellStart"/>
-            <w:r>
-              <w:rPr>
-                <w:sz w:val="20"/>
-                <w:szCs w:val="20"/>
-              </w:rPr>
-              <w:t>MoRef</w:t>
-            </w:r>
-            <w:proofErr w:type="spellEnd"/>
-            <w:r>
-              <w:rPr>
-                <w:sz w:val="20"/>
-                <w:szCs w:val="20"/>
-              </w:rPr>
-              <w:t xml:space="preserve"> coercions (string equality, then dash-suffix matching) to handle Polyglot seriali</w:t>
+              <w:t xml:space="preserve"> attempts several MoRef coercions (string equality, then dash-suffix matching) to handle Polyglot seriali</w:t>
             </w:r>
             <w:r>
               <w:rPr>
@@ -6770,23 +5443,7 @@
                 <w:sz w:val="20"/>
                 <w:szCs w:val="20"/>
               </w:rPr>
-              <w:t xml:space="preserve"> </w:t>
-            </w:r>
-            <w:proofErr w:type="spellStart"/>
-            <w:r>
-              <w:rPr>
-                <w:sz w:val="20"/>
-                <w:szCs w:val="20"/>
-              </w:rPr>
-              <w:t>behavioand</w:t>
-            </w:r>
-            <w:proofErr w:type="spellEnd"/>
-            <w:r>
-              <w:rPr>
-                <w:sz w:val="20"/>
-                <w:szCs w:val="20"/>
-              </w:rPr>
-              <w:t xml:space="preserve"> should be revisited if the runtime is upgraded.</w:t>
+              <w:t xml:space="preserve"> behavioand should be revisited if the runtime is upgraded.</w:t>
             </w:r>
           </w:p>
         </w:tc>
@@ -7375,23 +6032,7 @@
                 <w:sz w:val="20"/>
                 <w:szCs w:val="20"/>
               </w:rPr>
-              <w:t xml:space="preserve">No candidates found; lock released; clean exit via the false branch of the </w:t>
-            </w:r>
-            <w:proofErr w:type="gramStart"/>
-            <w:r>
-              <w:rPr>
-                <w:sz w:val="20"/>
-                <w:szCs w:val="20"/>
-              </w:rPr>
-              <w:t>candidates</w:t>
-            </w:r>
-            <w:proofErr w:type="gramEnd"/>
-            <w:r>
-              <w:rPr>
-                <w:sz w:val="20"/>
-                <w:szCs w:val="20"/>
-              </w:rPr>
-              <w:t xml:space="preserve"> Decision element.</w:t>
+              <w:t>No candidates found; lock released; clean exit via the false branch of the candidates Decision element.</w:t>
             </w:r>
           </w:p>
         </w:tc>
@@ -7737,15 +6378,7 @@
         <w:spacing w:after="120"/>
       </w:pPr>
       <w:r>
-        <w:t>Both ST-06’s harvest loop and _</w:t>
-      </w:r>
-      <w:proofErr w:type="spellStart"/>
-      <w:r>
-        <w:t>deleteSnapshot’s</w:t>
-      </w:r>
-      <w:proofErr w:type="spellEnd"/>
-      <w:r>
-        <w:t xml:space="preserve"> task wait use polling. </w:t>
+        <w:t xml:space="preserve">Both ST-06’s harvest loop and _deleteSnapshot’s task wait use polling. </w:t>
       </w:r>
       <w:r>
         <w:t>VCF Orchestrator</w:t>
@@ -7757,23 +6390,7 @@
         <w:t>9.02</w:t>
       </w:r>
       <w:r>
-        <w:t xml:space="preserve"> Polyglot does not expose a reliable </w:t>
-      </w:r>
-      <w:proofErr w:type="spellStart"/>
-      <w:r>
-        <w:t>VcTask.update</w:t>
-      </w:r>
-      <w:proofErr w:type="spellEnd"/>
-      <w:r>
-        <w:t xml:space="preserve">() or </w:t>
-      </w:r>
-      <w:proofErr w:type="spellStart"/>
-      <w:r>
-        <w:t>Server.getTask</w:t>
-      </w:r>
-      <w:proofErr w:type="spellEnd"/>
-      <w:r>
-        <w:t>() API. Polling delTask.info every 5 seconds (which re-fetches transparently in Polyglot) was chosen over a more elaborate event subscription, with confirmation via VM snapshot list as a backstop if delTask.info access fails.</w:t>
+        <w:t xml:space="preserve"> Polyglot does not expose a reliable VcTask.update() or Server.getTask() API. Polling delTask.info every 5 seconds (which re-fetches transparently in Polyglot) was chosen over a more elaborate event subscription, with confirmation via VM snapshot list as a backstop if delTask.info access fails.</w:t>
       </w:r>
     </w:p>
     <w:p>
@@ -7789,15 +6406,7 @@
         <w:spacing w:after="120"/>
       </w:pPr>
       <w:r>
-        <w:t xml:space="preserve">When the governor times out a candidate is logged as deferred and skipped for this run, rather than retried with exponential backoff later in the same run. Reasons: </w:t>
-      </w:r>
-      <w:proofErr w:type="gramStart"/>
-      <w:r>
-        <w:t>keeps</w:t>
-      </w:r>
-      <w:proofErr w:type="gramEnd"/>
-      <w:r>
-        <w:t xml:space="preserve"> each run’s wall-clock bounded; surfaces persistent storage problems immediately rather than masking them; and the next scheduled run will retry naturally.</w:t>
+        <w:t>When the governor times out a candidate is logged as deferred and skipped for this run, rather than retried with exponential backoff later in the same run. Reasons: keeps each run’s wall-clock bounded; surfaces persistent storage problems immediately rather than masking them; and the next scheduled run will retry naturally.</w:t>
       </w:r>
     </w:p>
     <w:p>
@@ -7813,23 +6422,7 @@
         <w:spacing w:after="120"/>
       </w:pPr>
       <w:r>
-        <w:t xml:space="preserve">An earlier draft used a separate Thresholds configuration element. This was dropped in </w:t>
-      </w:r>
-      <w:proofErr w:type="spellStart"/>
-      <w:r>
-        <w:t>favour</w:t>
-      </w:r>
-      <w:proofErr w:type="spellEnd"/>
-      <w:r>
-        <w:t xml:space="preserve"> of workflow inputs with defaults on the Inputs </w:t>
-      </w:r>
-      <w:proofErr w:type="gramStart"/>
-      <w:r>
-        <w:t>tab</w:t>
-      </w:r>
-      <w:proofErr w:type="gramEnd"/>
-      <w:r>
-        <w:t xml:space="preserve"> so the entire policy is visible inside the workflow itself. It also lets schedules override defaults per environment without editing a global config element.</w:t>
+        <w:t>An earlier draft used a separate Thresholds configuration element. This was dropped in favour of workflow inputs with defaults on the Inputs tab so the entire policy is visible inside the workflow itself. It also lets schedules override defaults per environment without editing a global config element.</w:t>
       </w:r>
     </w:p>
     <w:p>
@@ -8794,7 +7387,6 @@
   <w:style w:type="character" w:default="1" w:styleId="DefaultParagraphFont">
     <w:name w:val="Default Paragraph Font"/>
     <w:uiPriority w:val="1"/>
-    <w:semiHidden/>
     <w:unhideWhenUsed/>
   </w:style>
   <w:style w:type="table" w:default="1" w:styleId="TableNormal">
@@ -9314,18 +7906,18 @@
 </file>
 
 <file path=customXml/item1.xml><?xml version="1.0" encoding="utf-8"?>
+<p:properties xmlns:p="http://schemas.microsoft.com/office/2006/metadata/properties" xmlns:xsi="http://www.w3.org/2001/XMLSchema-instance" xmlns:pc="http://schemas.microsoft.com/office/infopath/2007/PartnerControls">
+  <documentManagement/>
+</p:properties>
+</file>
+
+<file path=customXml/item2.xml><?xml version="1.0" encoding="utf-8"?>
 <?mso-contentType ?>
 <FormTemplates xmlns="http://schemas.microsoft.com/sharepoint/v3/contenttype/forms">
   <Display>DocumentLibraryForm</Display>
   <Edit>DocumentLibraryForm</Edit>
   <New>DocumentLibraryForm</New>
 </FormTemplates>
-</file>
-
-<file path=customXml/item2.xml><?xml version="1.0" encoding="utf-8"?>
-<p:properties xmlns:p="http://schemas.microsoft.com/office/2006/metadata/properties" xmlns:xsi="http://www.w3.org/2001/XMLSchema-instance" xmlns:pc="http://schemas.microsoft.com/office/infopath/2007/PartnerControls">
-  <documentManagement/>
-</p:properties>
 </file>
 
 <file path=customXml/item3.xml><?xml version="1.0" encoding="utf-8"?>
@@ -9467,18 +8059,18 @@
 </file>
 
 <file path=customXml/itemProps1.xml><?xml version="1.0" encoding="utf-8"?>
-<ds:datastoreItem xmlns:ds="http://schemas.openxmlformats.org/officeDocument/2006/customXml" ds:itemID="{6EE07340-72C8-408A-A496-AC7882974724}">
+<ds:datastoreItem xmlns:ds="http://schemas.openxmlformats.org/officeDocument/2006/customXml" ds:itemID="{6524CB50-A16F-4308-B1BD-8A05F96E4374}">
   <ds:schemaRefs>
-    <ds:schemaRef ds:uri="http://schemas.microsoft.com/sharepoint/v3/contenttype/forms"/>
+    <ds:schemaRef ds:uri="http://schemas.microsoft.com/office/2006/metadata/properties"/>
+    <ds:schemaRef ds:uri="http://schemas.microsoft.com/office/infopath/2007/PartnerControls"/>
   </ds:schemaRefs>
 </ds:datastoreItem>
 </file>
 
 <file path=customXml/itemProps2.xml><?xml version="1.0" encoding="utf-8"?>
-<ds:datastoreItem xmlns:ds="http://schemas.openxmlformats.org/officeDocument/2006/customXml" ds:itemID="{6524CB50-A16F-4308-B1BD-8A05F96E4374}">
+<ds:datastoreItem xmlns:ds="http://schemas.openxmlformats.org/officeDocument/2006/customXml" ds:itemID="{6EE07340-72C8-408A-A496-AC7882974724}">
   <ds:schemaRefs>
-    <ds:schemaRef ds:uri="http://schemas.microsoft.com/office/2006/metadata/properties"/>
-    <ds:schemaRef ds:uri="http://schemas.microsoft.com/office/infopath/2007/PartnerControls"/>
+    <ds:schemaRef ds:uri="http://schemas.microsoft.com/sharepoint/v3/contenttype/forms"/>
   </ds:schemaRefs>
 </ds:datastoreItem>
 </file>
